--- a/dac-ta-uiux-tong-hop.docx
+++ b/dac-ta-uiux-tong-hop.docx
@@ -169,7 +169,7 @@
                 <w:sz w:val="20"/>
                 <w:szCs w:val="20"/>
               </w:rPr>
-              <w:t xml:space="preserve">2.0 — Hợp nhất</w:t>
+              <w:t xml:space="preserve">2.5 — Hợp nhất</w:t>
             </w:r>
           </w:p>
         </w:tc>
@@ -11442,7 +11442,7 @@
                 <w:sz w:val="20"/>
                 <w:szCs w:val="20"/>
               </w:rPr>
-              <w:t xml:space="preserve">Lễ tân (Receptionist)</w:t>
+              <w:t xml:space="preserve">Lễ tân / Department Admin</w:t>
             </w:r>
           </w:p>
         </w:tc>
@@ -11471,7 +11471,7 @@
                 <w:sz w:val="20"/>
                 <w:szCs w:val="20"/>
               </w:rPr>
-              <w:t xml:space="preserve">Chỉ truy cập Lịch hẹn, Quản lý Bệnh nhân, Tổng quan. Các control tạo bác sĩ/chuyên khoa bị vô hiệu hoá (disabled state).</w:t>
+              <w:t xml:space="preserve">Chỉ truy cập Lịch hẹn, Quản lý Bệnh nhân, Tổng quan. Kể từ bản triển khai Phase 11–13 (mục 18), vai trò này được đổi tên thành “Department Admin” và MỞ RỘNG thêm quyền đăng Tin tức/Thông báo đấu thầu cho khoa/phòng của mình — xem ma trận quyền chi tiết đã cập nhật tại mục 18.2.</w:t>
             </w:r>
           </w:p>
         </w:tc>
@@ -11752,6 +11752,25 @@
           <w:szCs w:val="21"/>
         </w:rPr>
         <w:t xml:space="preserve">Quản lý Tin tức (CRUD)</w:t>
+      </w:r>
+    </w:p>
+    <w:p>
+      <w:pPr>
+        <w:pStyle w:val="ListParagraph"/>
+        <w:numPr>
+          <w:ilvl w:val="0"/>
+          <w:numId w:val="2"/>
+        </w:numPr>
+        <w:spacing w:after="90" w:line="290"/>
+      </w:pPr>
+      <w:r>
+        <w:rPr>
+          <w:rFonts w:ascii="Calibri" w:cs="Calibri" w:eastAsia="Calibri" w:hAnsi="Calibri"/>
+          <w:color w:val="22302A"/>
+          <w:sz w:val="21"/>
+          <w:szCs w:val="21"/>
+        </w:rPr>
+        <w:t xml:space="preserve">Quản lý Tổ chức — sơ đồ tổ chức/phòng ban hành chính (bổ sung Phase 12, xem mục 18.3; khác với “Quản lý Chuyên khoa” vốn chỉ liệt kê khoa lâm sàng phục vụ đặt khám).</w:t>
       </w:r>
     </w:p>
     <w:p>
@@ -12415,6 +12434,59 @@
         <w:t xml:space="preserve">luôn hiện hộp thoại xác nhận trước khi xoá vĩnh viễn, không xoá ngay sau 1 click.</w:t>
       </w:r>
     </w:p>
+    <w:tbl>
+      <w:tblPr>
+        <w:tblW w:type="pct" w:w="100%"/>
+        <w:tblBorders>
+          <w:top w:val="single" w:color="FFA265" w:sz="4"/>
+          <w:left w:val="single" w:color="FFA265" w:sz="4"/>
+          <w:bottom w:val="single" w:color="FFA265" w:sz="4"/>
+          <w:right w:val="single" w:color="FFA265" w:sz="4"/>
+          <w:insideH w:val="single" w:color="auto" w:sz="4"/>
+          <w:insideV w:val="single" w:color="auto" w:sz="4"/>
+        </w:tblBorders>
+      </w:tblPr>
+      <w:tblGrid>
+        <w:gridCol w:w="100"/>
+      </w:tblGrid>
+      <w:tr>
+        <w:tc>
+          <w:tcPr>
+            <w:shd w:fill="FFF3E8" w:val="clear"/>
+            <w:tcMar>
+              <w:top w:type="dxa" w:w="140"/>
+              <w:left w:type="dxa" w:w="180"/>
+              <w:bottom w:type="dxa" w:w="140"/>
+              <w:right w:type="dxa" w:w="180"/>
+            </w:tcMar>
+          </w:tcPr>
+          <w:p>
+            <w:r>
+              <w:rPr>
+                <w:rFonts w:ascii="Calibri" w:cs="Calibri" w:eastAsia="Calibri" w:hAnsi="Calibri"/>
+                <w:b/>
+                <w:bCs/>
+                <w:color w:val="FFA265"/>
+                <w:sz w:val="21"/>
+                <w:szCs w:val="21"/>
+              </w:rPr>
+              <w:t xml:space="preserve">★ </w:t>
+            </w:r>
+            <w:r>
+              <w:rPr>
+                <w:rFonts w:ascii="Calibri" w:cs="Calibri" w:eastAsia="Calibri" w:hAnsi="Calibri"/>
+                <w:i/>
+                <w:iCs/>
+                <w:color w:val="22302A"/>
+                <w:sz w:val="21"/>
+                <w:szCs w:val="21"/>
+              </w:rPr>
+              <w:t xml:space="preserve">Cập nhật Phase 13: màn hình Quản lý Tin tức đã được nâng cấp thêm tính năng đăng Thông báo đấu thầu/mua sắm trang thiết bị (checkbox, chọn phòng ban, ngày mở/đóng thầu, đính kèm file). Đặc tả chi tiết và các khuyến nghị bổ sung xem tại mục 18.4.</w:t>
+            </w:r>
+          </w:p>
+        </w:tc>
+      </w:tr>
+    </w:tbl>
     <w:p>
       <w:pPr>
         <w:pStyle w:val="Heading2"/>
@@ -12466,6 +12538,25 @@
           <w:szCs w:val="21"/>
         </w:rPr>
         <w:t xml:space="preserve">Định dạng: [Thời gian] | [Người dùng/Vai trò] | [Hành động thực hiện]. Ví dụ: “10/07/2026 09:15 | Lễ tân Hoa | Xác nhận Lịch hẹn #1042”; “10/07/2026 10:30 | Super Admin | Cập nhật lịch trực BS. Trần”.</w:t>
+      </w:r>
+    </w:p>
+    <w:p>
+      <w:pPr>
+        <w:pStyle w:val="ListParagraph"/>
+        <w:numPr>
+          <w:ilvl w:val="0"/>
+          <w:numId w:val="2"/>
+        </w:numPr>
+        <w:spacing w:after="90" w:line="290"/>
+      </w:pPr>
+      <w:r>
+        <w:rPr>
+          <w:rFonts w:ascii="Calibri" w:cs="Calibri" w:eastAsia="Calibri" w:hAnsi="Calibri"/>
+          <w:color w:val="22302A"/>
+          <w:sz w:val="21"/>
+          <w:szCs w:val="21"/>
+        </w:rPr>
+        <w:t xml:space="preserve">Bắt buộc ghi log cho thao tác đăng/sửa/xoá Thông báo đấu thầu và mọi lượt tải lên file đính kèm (ai đăng, phòng ban nào, thời điểm) — đây là loại thao tác nhạy cảm về minh bạch mua sắm công, cần truy vết đầy đủ theo yêu cầu ATTT cấp độ 3 (mục 14.4).</w:t>
       </w:r>
     </w:p>
     <w:p>
@@ -13594,6 +13685,124 @@
           </w:p>
         </w:tc>
       </w:tr>
+      <w:tr>
+        <w:tc>
+          <w:tcPr>
+            <w:tcW w:type="dxa" w:w="2805"/>
+            <w:tcMar>
+              <w:top w:type="dxa" w:w="100"/>
+              <w:left w:type="dxa" w:w="120"/>
+              <w:bottom w:type="dxa" w:w="100"/>
+              <w:right w:type="dxa" w:w="120"/>
+            </w:tcMar>
+            <w:vAlign w:val="center"/>
+          </w:tcPr>
+          <w:p>
+            <w:pPr>
+              <w:jc w:val="left"/>
+            </w:pPr>
+            <w:r>
+              <w:rPr>
+                <w:rFonts w:ascii="Calibri" w:cs="Calibri" w:eastAsia="Calibri" w:hAnsi="Calibri"/>
+                <w:b w:val="false"/>
+                <w:bCs w:val="false"/>
+                <w:color w:val="22302A"/>
+                <w:sz w:val="20"/>
+                <w:szCs w:val="20"/>
+              </w:rPr>
+              <w:t xml:space="preserve">Chưa có thông báo đấu thầu nào (bổ sung v2.5)</w:t>
+            </w:r>
+          </w:p>
+        </w:tc>
+        <w:tc>
+          <w:tcPr>
+            <w:tcW w:type="dxa" w:w="6545"/>
+            <w:tcMar>
+              <w:top w:type="dxa" w:w="100"/>
+              <w:left w:type="dxa" w:w="120"/>
+              <w:bottom w:type="dxa" w:w="100"/>
+              <w:right w:type="dxa" w:w="120"/>
+            </w:tcMar>
+            <w:vAlign w:val="center"/>
+          </w:tcPr>
+          <w:p>
+            <w:pPr>
+              <w:jc w:val="left"/>
+            </w:pPr>
+            <w:r>
+              <w:rPr>
+                <w:rFonts w:ascii="Calibri" w:cs="Calibri" w:eastAsia="Calibri" w:hAnsi="Calibri"/>
+                <w:b w:val="false"/>
+                <w:bCs w:val="false"/>
+                <w:color w:val="22302A"/>
+                <w:sz w:val="20"/>
+                <w:szCs w:val="20"/>
+              </w:rPr>
+              <w:t xml:space="preserve">Icon tài liệu ghim + “Hiện chưa có thông báo mời thầu/mua sắm nào đang mở. Vui lòng quay lại sau hoặc liên hệ phòng Vật tư – Trang thiết bị.”</w:t>
+            </w:r>
+          </w:p>
+        </w:tc>
+      </w:tr>
+      <w:tr>
+        <w:tc>
+          <w:tcPr>
+            <w:tcW w:type="dxa" w:w="2805"/>
+            <w:shd w:fill="F4F4F2" w:val="clear"/>
+            <w:tcMar>
+              <w:top w:type="dxa" w:w="100"/>
+              <w:left w:type="dxa" w:w="120"/>
+              <w:bottom w:type="dxa" w:w="100"/>
+              <w:right w:type="dxa" w:w="120"/>
+            </w:tcMar>
+            <w:vAlign w:val="center"/>
+          </w:tcPr>
+          <w:p>
+            <w:pPr>
+              <w:jc w:val="left"/>
+            </w:pPr>
+            <w:r>
+              <w:rPr>
+                <w:rFonts w:ascii="Calibri" w:cs="Calibri" w:eastAsia="Calibri" w:hAnsi="Calibri"/>
+                <w:b w:val="false"/>
+                <w:bCs w:val="false"/>
+                <w:color w:val="22302A"/>
+                <w:sz w:val="20"/>
+                <w:szCs w:val="20"/>
+              </w:rPr>
+              <w:t xml:space="preserve">Sơ đồ tổ chức chưa được cập nhật (bổ sung v2.5)</w:t>
+            </w:r>
+          </w:p>
+        </w:tc>
+        <w:tc>
+          <w:tcPr>
+            <w:tcW w:type="dxa" w:w="6545"/>
+            <w:shd w:fill="F4F4F2" w:val="clear"/>
+            <w:tcMar>
+              <w:top w:type="dxa" w:w="100"/>
+              <w:left w:type="dxa" w:w="120"/>
+              <w:bottom w:type="dxa" w:w="100"/>
+              <w:right w:type="dxa" w:w="120"/>
+            </w:tcMar>
+            <w:vAlign w:val="center"/>
+          </w:tcPr>
+          <w:p>
+            <w:pPr>
+              <w:jc w:val="left"/>
+            </w:pPr>
+            <w:r>
+              <w:rPr>
+                <w:rFonts w:ascii="Calibri" w:cs="Calibri" w:eastAsia="Calibri" w:hAnsi="Calibri"/>
+                <w:b w:val="false"/>
+                <w:bCs w:val="false"/>
+                <w:color w:val="22302A"/>
+                <w:sz w:val="20"/>
+                <w:szCs w:val="20"/>
+              </w:rPr>
+              <w:t xml:space="preserve">Hiển thị khối mời gọi thân thiện thay vì khung trống, kèm nút liên hệ phòng Tổ chức – Hành chính.</w:t>
+            </w:r>
+          </w:p>
+        </w:tc>
+      </w:tr>
     </w:tbl>
     <w:p>
       <w:r>
@@ -15047,6 +15256,36 @@
           <w:szCs w:val="21"/>
         </w:rPr>
         <w:t xml:space="preserve">mọi form phía người dùng (đặt khám, tra cứu bệnh sử, liên hệ — mục 8.5) phải validate &amp; sanitize dữ liệu đầu vào ở tầng server (không chỉ validate phía client như mục 13.5) để chống SQL Injection, XSS, File Upload độc hại.</w:t>
+      </w:r>
+    </w:p>
+    <w:p>
+      <w:pPr>
+        <w:pStyle w:val="ListParagraph"/>
+        <w:numPr>
+          <w:ilvl w:val="0"/>
+          <w:numId w:val="2"/>
+        </w:numPr>
+        <w:spacing w:after="90" w:line="290"/>
+      </w:pPr>
+      <w:r>
+        <w:rPr>
+          <w:rFonts w:ascii="Calibri" w:cs="Calibri" w:eastAsia="Calibri" w:hAnsi="Calibri"/>
+          <w:b/>
+          <w:bCs/>
+          <w:color w:val="22302A"/>
+          <w:sz w:val="21"/>
+          <w:szCs w:val="21"/>
+        </w:rPr>
+        <w:t xml:space="preserve">Bảo mật upload file (bổ sung v2.5 — tính năng đính kèm hồ sơ đấu thầu, mục 18.4): </w:t>
+      </w:r>
+      <w:r>
+        <w:rPr>
+          <w:rFonts w:ascii="Calibri" w:cs="Calibri" w:eastAsia="Calibri" w:hAnsi="Calibri"/>
+          <w:color w:val="22302A"/>
+          <w:sz w:val="21"/>
+          <w:szCs w:val="21"/>
+        </w:rPr>
+        <w:t xml:space="preserve">kiểm tra MIME type thực tế của file ở server (không chỉ dựa vào đuôi mở rộng), chặn định dạng thực thi (.exe/.php/.js/.sh...) dù người dùng đổi tên đuôi file; quét virus/malware trước khi lưu; đặt lại tên file ngẫu nhiên khi lưu trữ (tránh path traversal/ghi đè); lưu file ngoài vùng có thể thực thi mã của web server.</w:t>
       </w:r>
     </w:p>
     <w:p>
@@ -20643,6 +20882,1077 @@
           <w:szCs w:val="21"/>
         </w:rPr>
         <w:t xml:space="preserve">Khi chuyển từ lớp lưu trữ demo (React Context + localStorage, mục 9.8) sang backend thật: giữ nguyên shape dữ liệu phía frontend (tên field tiếng Anh, camelCase) và ánh xạ 1-1 sang các bảng ở mục 15.2–15.5 qua tầng API, để giảm thiểu việc phải viết lại toàn bộ component Admin đã dựng theo đặc tả mục 9.</w:t>
+      </w:r>
+    </w:p>
+    <w:p>
+      <w:pPr>
+        <w:pStyle w:val="Heading2"/>
+        <w:spacing w:after="140" w:before="320"/>
+      </w:pPr>
+      <w:r>
+        <w:rPr>
+          <w:rFonts w:ascii="Calibri" w:cs="Calibri" w:eastAsia="Calibri" w:hAnsi="Calibri"/>
+          <w:b/>
+          <w:bCs/>
+          <w:color w:val="164B36"/>
+        </w:rPr>
+        <w:t xml:space="preserve">15.9. Cập nhật lược đồ — Tính năng Đấu thầu &amp; Tổ chức (bổ sung v2.5, xem mục 18)</w:t>
+      </w:r>
+    </w:p>
+    <w:p>
+      <w:pPr>
+        <w:spacing w:after="140" w:line="300"/>
+      </w:pPr>
+      <w:r>
+        <w:rPr>
+          <w:rFonts w:ascii="Calibri" w:cs="Calibri" w:eastAsia="Calibri" w:hAnsi="Calibri"/>
+          <w:color w:val="22302A"/>
+          <w:sz w:val="21"/>
+          <w:szCs w:val="21"/>
+        </w:rPr>
+        <w:t xml:space="preserve">Mở rộng bảng news và bổ sung 2 điểm dữ liệu mới để phản ánh đúng phần đã triển khai ở Phase 11–13 (mục 18).</w:t>
+      </w:r>
+    </w:p>
+    <w:tbl>
+      <w:tblPr>
+        <w:tblW w:type="dxa" w:w="9350"/>
+        <w:tblBorders>
+          <w:top w:val="single" w:color="auto" w:sz="4"/>
+          <w:left w:val="single" w:color="auto" w:sz="4"/>
+          <w:bottom w:val="single" w:color="auto" w:sz="4"/>
+          <w:right w:val="single" w:color="auto" w:sz="4"/>
+          <w:insideH w:val="single" w:color="auto" w:sz="4"/>
+          <w:insideV w:val="single" w:color="auto" w:sz="4"/>
+        </w:tblBorders>
+      </w:tblPr>
+      <w:tblGrid>
+        <w:gridCol w:w="2431"/>
+        <w:gridCol w:w="2431"/>
+        <w:gridCol w:w="4488"/>
+      </w:tblGrid>
+      <w:tr>
+        <w:trPr>
+          <w:tblHeader/>
+        </w:trPr>
+        <w:tc>
+          <w:tcPr>
+            <w:tcW w:type="dxa" w:w="2431"/>
+            <w:shd w:fill="164B36" w:val="clear"/>
+            <w:tcMar>
+              <w:top w:type="dxa" w:w="100"/>
+              <w:left w:type="dxa" w:w="120"/>
+              <w:bottom w:type="dxa" w:w="100"/>
+              <w:right w:type="dxa" w:w="120"/>
+            </w:tcMar>
+            <w:vAlign w:val="center"/>
+          </w:tcPr>
+          <w:p>
+            <w:pPr>
+              <w:jc w:val="left"/>
+            </w:pPr>
+            <w:r>
+              <w:rPr>
+                <w:rFonts w:ascii="Calibri" w:cs="Calibri" w:eastAsia="Calibri" w:hAnsi="Calibri"/>
+                <w:b/>
+                <w:bCs/>
+                <w:color w:val="FFFFFF"/>
+                <w:sz w:val="19"/>
+                <w:szCs w:val="19"/>
+              </w:rPr>
+              <w:t xml:space="preserve">Trường mới trên bảng news</w:t>
+            </w:r>
+          </w:p>
+        </w:tc>
+        <w:tc>
+          <w:tcPr>
+            <w:tcW w:type="dxa" w:w="2431"/>
+            <w:shd w:fill="164B36" w:val="clear"/>
+            <w:tcMar>
+              <w:top w:type="dxa" w:w="100"/>
+              <w:left w:type="dxa" w:w="120"/>
+              <w:bottom w:type="dxa" w:w="100"/>
+              <w:right w:type="dxa" w:w="120"/>
+            </w:tcMar>
+            <w:vAlign w:val="center"/>
+          </w:tcPr>
+          <w:p>
+            <w:pPr>
+              <w:jc w:val="left"/>
+            </w:pPr>
+            <w:r>
+              <w:rPr>
+                <w:rFonts w:ascii="Calibri" w:cs="Calibri" w:eastAsia="Calibri" w:hAnsi="Calibri"/>
+                <w:b/>
+                <w:bCs/>
+                <w:color w:val="FFFFFF"/>
+                <w:sz w:val="19"/>
+                <w:szCs w:val="19"/>
+              </w:rPr>
+              <w:t xml:space="preserve">Kiểu dữ liệu</w:t>
+            </w:r>
+          </w:p>
+        </w:tc>
+        <w:tc>
+          <w:tcPr>
+            <w:tcW w:type="dxa" w:w="4488"/>
+            <w:shd w:fill="164B36" w:val="clear"/>
+            <w:tcMar>
+              <w:top w:type="dxa" w:w="100"/>
+              <w:left w:type="dxa" w:w="120"/>
+              <w:bottom w:type="dxa" w:w="100"/>
+              <w:right w:type="dxa" w:w="120"/>
+            </w:tcMar>
+            <w:vAlign w:val="center"/>
+          </w:tcPr>
+          <w:p>
+            <w:pPr>
+              <w:jc w:val="left"/>
+            </w:pPr>
+            <w:r>
+              <w:rPr>
+                <w:rFonts w:ascii="Calibri" w:cs="Calibri" w:eastAsia="Calibri" w:hAnsi="Calibri"/>
+                <w:b/>
+                <w:bCs/>
+                <w:color w:val="FFFFFF"/>
+                <w:sz w:val="19"/>
+                <w:szCs w:val="19"/>
+              </w:rPr>
+              <w:t xml:space="preserve">Ghi chú</w:t>
+            </w:r>
+          </w:p>
+        </w:tc>
+      </w:tr>
+      <w:tr>
+        <w:tc>
+          <w:tcPr>
+            <w:tcW w:type="dxa" w:w="2431"/>
+            <w:tcMar>
+              <w:top w:type="dxa" w:w="100"/>
+              <w:left w:type="dxa" w:w="120"/>
+              <w:bottom w:type="dxa" w:w="100"/>
+              <w:right w:type="dxa" w:w="120"/>
+            </w:tcMar>
+            <w:vAlign w:val="center"/>
+          </w:tcPr>
+          <w:p>
+            <w:pPr>
+              <w:jc w:val="left"/>
+            </w:pPr>
+            <w:r>
+              <w:rPr>
+                <w:rFonts w:ascii="Calibri" w:cs="Calibri" w:eastAsia="Calibri" w:hAnsi="Calibri"/>
+                <w:b w:val="false"/>
+                <w:bCs w:val="false"/>
+                <w:color w:val="22302A"/>
+                <w:sz w:val="20"/>
+                <w:szCs w:val="20"/>
+              </w:rPr>
+              <w:t xml:space="preserve">is_tender</w:t>
+            </w:r>
+          </w:p>
+        </w:tc>
+        <w:tc>
+          <w:tcPr>
+            <w:tcW w:type="dxa" w:w="2431"/>
+            <w:tcMar>
+              <w:top w:type="dxa" w:w="100"/>
+              <w:left w:type="dxa" w:w="120"/>
+              <w:bottom w:type="dxa" w:w="100"/>
+              <w:right w:type="dxa" w:w="120"/>
+            </w:tcMar>
+            <w:vAlign w:val="center"/>
+          </w:tcPr>
+          <w:p>
+            <w:pPr>
+              <w:jc w:val="left"/>
+            </w:pPr>
+            <w:r>
+              <w:rPr>
+                <w:rFonts w:ascii="Calibri" w:cs="Calibri" w:eastAsia="Calibri" w:hAnsi="Calibri"/>
+                <w:b w:val="false"/>
+                <w:bCs w:val="false"/>
+                <w:color w:val="22302A"/>
+                <w:sz w:val="20"/>
+                <w:szCs w:val="20"/>
+              </w:rPr>
+              <w:t xml:space="preserve">BOOLEAN</w:t>
+            </w:r>
+          </w:p>
+        </w:tc>
+        <w:tc>
+          <w:tcPr>
+            <w:tcW w:type="dxa" w:w="4488"/>
+            <w:tcMar>
+              <w:top w:type="dxa" w:w="100"/>
+              <w:left w:type="dxa" w:w="120"/>
+              <w:bottom w:type="dxa" w:w="100"/>
+              <w:right w:type="dxa" w:w="120"/>
+            </w:tcMar>
+            <w:vAlign w:val="center"/>
+          </w:tcPr>
+          <w:p>
+            <w:pPr>
+              <w:jc w:val="left"/>
+            </w:pPr>
+            <w:r>
+              <w:rPr>
+                <w:rFonts w:ascii="Calibri" w:cs="Calibri" w:eastAsia="Calibri" w:hAnsi="Calibri"/>
+                <w:b w:val="false"/>
+                <w:bCs w:val="false"/>
+                <w:color w:val="22302A"/>
+                <w:sz w:val="20"/>
+                <w:szCs w:val="20"/>
+              </w:rPr>
+              <w:t xml:space="preserve">Đánh dấu bài là thông báo đấu thầu.</w:t>
+            </w:r>
+          </w:p>
+        </w:tc>
+      </w:tr>
+      <w:tr>
+        <w:tc>
+          <w:tcPr>
+            <w:tcW w:type="dxa" w:w="2431"/>
+            <w:shd w:fill="F4F4F2" w:val="clear"/>
+            <w:tcMar>
+              <w:top w:type="dxa" w:w="100"/>
+              <w:left w:type="dxa" w:w="120"/>
+              <w:bottom w:type="dxa" w:w="100"/>
+              <w:right w:type="dxa" w:w="120"/>
+            </w:tcMar>
+            <w:vAlign w:val="center"/>
+          </w:tcPr>
+          <w:p>
+            <w:pPr>
+              <w:jc w:val="left"/>
+            </w:pPr>
+            <w:r>
+              <w:rPr>
+                <w:rFonts w:ascii="Calibri" w:cs="Calibri" w:eastAsia="Calibri" w:hAnsi="Calibri"/>
+                <w:b w:val="false"/>
+                <w:bCs w:val="false"/>
+                <w:color w:val="22302A"/>
+                <w:sz w:val="20"/>
+                <w:szCs w:val="20"/>
+              </w:rPr>
+              <w:t xml:space="preserve">tender_number</w:t>
+            </w:r>
+          </w:p>
+        </w:tc>
+        <w:tc>
+          <w:tcPr>
+            <w:tcW w:type="dxa" w:w="2431"/>
+            <w:shd w:fill="F4F4F2" w:val="clear"/>
+            <w:tcMar>
+              <w:top w:type="dxa" w:w="100"/>
+              <w:left w:type="dxa" w:w="120"/>
+              <w:bottom w:type="dxa" w:w="100"/>
+              <w:right w:type="dxa" w:w="120"/>
+            </w:tcMar>
+            <w:vAlign w:val="center"/>
+          </w:tcPr>
+          <w:p>
+            <w:pPr>
+              <w:jc w:val="left"/>
+            </w:pPr>
+            <w:r>
+              <w:rPr>
+                <w:rFonts w:ascii="Calibri" w:cs="Calibri" w:eastAsia="Calibri" w:hAnsi="Calibri"/>
+                <w:b w:val="false"/>
+                <w:bCs w:val="false"/>
+                <w:color w:val="22302A"/>
+                <w:sz w:val="20"/>
+                <w:szCs w:val="20"/>
+              </w:rPr>
+              <w:t xml:space="preserve">VARCHAR(50) NULL</w:t>
+            </w:r>
+          </w:p>
+        </w:tc>
+        <w:tc>
+          <w:tcPr>
+            <w:tcW w:type="dxa" w:w="4488"/>
+            <w:shd w:fill="F4F4F2" w:val="clear"/>
+            <w:tcMar>
+              <w:top w:type="dxa" w:w="100"/>
+              <w:left w:type="dxa" w:w="120"/>
+              <w:bottom w:type="dxa" w:w="100"/>
+              <w:right w:type="dxa" w:w="120"/>
+            </w:tcMar>
+            <w:vAlign w:val="center"/>
+          </w:tcPr>
+          <w:p>
+            <w:pPr>
+              <w:jc w:val="left"/>
+            </w:pPr>
+            <w:r>
+              <w:rPr>
+                <w:rFonts w:ascii="Calibri" w:cs="Calibri" w:eastAsia="Calibri" w:hAnsi="Calibri"/>
+                <w:b w:val="false"/>
+                <w:bCs w:val="false"/>
+                <w:color w:val="22302A"/>
+                <w:sz w:val="20"/>
+                <w:szCs w:val="20"/>
+              </w:rPr>
+              <w:t xml:space="preserve">Khuyến nghị bổ sung: mã số kế hoạch lựa chọn nhà thầu (KHLCNT) để đối chiếu với Hệ thống mạng đấu thầu quốc gia.</w:t>
+            </w:r>
+          </w:p>
+        </w:tc>
+      </w:tr>
+      <w:tr>
+        <w:tc>
+          <w:tcPr>
+            <w:tcW w:type="dxa" w:w="2431"/>
+            <w:tcMar>
+              <w:top w:type="dxa" w:w="100"/>
+              <w:left w:type="dxa" w:w="120"/>
+              <w:bottom w:type="dxa" w:w="100"/>
+              <w:right w:type="dxa" w:w="120"/>
+            </w:tcMar>
+            <w:vAlign w:val="center"/>
+          </w:tcPr>
+          <w:p>
+            <w:pPr>
+              <w:jc w:val="left"/>
+            </w:pPr>
+            <w:r>
+              <w:rPr>
+                <w:rFonts w:ascii="Calibri" w:cs="Calibri" w:eastAsia="Calibri" w:hAnsi="Calibri"/>
+                <w:b w:val="false"/>
+                <w:bCs w:val="false"/>
+                <w:color w:val="22302A"/>
+                <w:sz w:val="20"/>
+                <w:szCs w:val="20"/>
+              </w:rPr>
+              <w:t xml:space="preserve">tender_start_at / tender_end_at</w:t>
+            </w:r>
+          </w:p>
+        </w:tc>
+        <w:tc>
+          <w:tcPr>
+            <w:tcW w:type="dxa" w:w="2431"/>
+            <w:tcMar>
+              <w:top w:type="dxa" w:w="100"/>
+              <w:left w:type="dxa" w:w="120"/>
+              <w:bottom w:type="dxa" w:w="100"/>
+              <w:right w:type="dxa" w:w="120"/>
+            </w:tcMar>
+            <w:vAlign w:val="center"/>
+          </w:tcPr>
+          <w:p>
+            <w:pPr>
+              <w:jc w:val="left"/>
+            </w:pPr>
+            <w:r>
+              <w:rPr>
+                <w:rFonts w:ascii="Calibri" w:cs="Calibri" w:eastAsia="Calibri" w:hAnsi="Calibri"/>
+                <w:b w:val="false"/>
+                <w:bCs w:val="false"/>
+                <w:color w:val="22302A"/>
+                <w:sz w:val="20"/>
+                <w:szCs w:val="20"/>
+              </w:rPr>
+              <w:t xml:space="preserve">TIMESTAMP</w:t>
+            </w:r>
+          </w:p>
+        </w:tc>
+        <w:tc>
+          <w:tcPr>
+            <w:tcW w:type="dxa" w:w="4488"/>
+            <w:tcMar>
+              <w:top w:type="dxa" w:w="100"/>
+              <w:left w:type="dxa" w:w="120"/>
+              <w:bottom w:type="dxa" w:w="100"/>
+              <w:right w:type="dxa" w:w="120"/>
+            </w:tcMar>
+            <w:vAlign w:val="center"/>
+          </w:tcPr>
+          <w:p>
+            <w:pPr>
+              <w:jc w:val="left"/>
+            </w:pPr>
+            <w:r>
+              <w:rPr>
+                <w:rFonts w:ascii="Calibri" w:cs="Calibri" w:eastAsia="Calibri" w:hAnsi="Calibri"/>
+                <w:b w:val="false"/>
+                <w:bCs w:val="false"/>
+                <w:color w:val="22302A"/>
+                <w:sz w:val="20"/>
+                <w:szCs w:val="20"/>
+              </w:rPr>
+              <w:t xml:space="preserve">Thời điểm mở/khoá thầu — dùng để tính trạng thái hiển thị tự động (xem mục 18.4).</w:t>
+            </w:r>
+          </w:p>
+        </w:tc>
+      </w:tr>
+      <w:tr>
+        <w:tc>
+          <w:tcPr>
+            <w:tcW w:type="dxa" w:w="2431"/>
+            <w:shd w:fill="F4F4F2" w:val="clear"/>
+            <w:tcMar>
+              <w:top w:type="dxa" w:w="100"/>
+              <w:left w:type="dxa" w:w="120"/>
+              <w:bottom w:type="dxa" w:w="100"/>
+              <w:right w:type="dxa" w:w="120"/>
+            </w:tcMar>
+            <w:vAlign w:val="center"/>
+          </w:tcPr>
+          <w:p>
+            <w:pPr>
+              <w:jc w:val="left"/>
+            </w:pPr>
+            <w:r>
+              <w:rPr>
+                <w:rFonts w:ascii="Calibri" w:cs="Calibri" w:eastAsia="Calibri" w:hAnsi="Calibri"/>
+                <w:b w:val="false"/>
+                <w:bCs w:val="false"/>
+                <w:color w:val="22302A"/>
+                <w:sz w:val="20"/>
+                <w:szCs w:val="20"/>
+              </w:rPr>
+              <w:t xml:space="preserve">tender_status</w:t>
+            </w:r>
+          </w:p>
+        </w:tc>
+        <w:tc>
+          <w:tcPr>
+            <w:tcW w:type="dxa" w:w="2431"/>
+            <w:shd w:fill="F4F4F2" w:val="clear"/>
+            <w:tcMar>
+              <w:top w:type="dxa" w:w="100"/>
+              <w:left w:type="dxa" w:w="120"/>
+              <w:bottom w:type="dxa" w:w="100"/>
+              <w:right w:type="dxa" w:w="120"/>
+            </w:tcMar>
+            <w:vAlign w:val="center"/>
+          </w:tcPr>
+          <w:p>
+            <w:pPr>
+              <w:jc w:val="left"/>
+            </w:pPr>
+            <w:r>
+              <w:rPr>
+                <w:rFonts w:ascii="Calibri" w:cs="Calibri" w:eastAsia="Calibri" w:hAnsi="Calibri"/>
+                <w:b w:val="false"/>
+                <w:bCs w:val="false"/>
+                <w:color w:val="22302A"/>
+                <w:sz w:val="20"/>
+                <w:szCs w:val="20"/>
+              </w:rPr>
+              <w:t xml:space="preserve">ENUM (khuyến nghị bổ sung)</w:t>
+            </w:r>
+          </w:p>
+        </w:tc>
+        <w:tc>
+          <w:tcPr>
+            <w:tcW w:type="dxa" w:w="4488"/>
+            <w:shd w:fill="F4F4F2" w:val="clear"/>
+            <w:tcMar>
+              <w:top w:type="dxa" w:w="100"/>
+              <w:left w:type="dxa" w:w="120"/>
+              <w:bottom w:type="dxa" w:w="100"/>
+              <w:right w:type="dxa" w:w="120"/>
+            </w:tcMar>
+            <w:vAlign w:val="center"/>
+          </w:tcPr>
+          <w:p>
+            <w:pPr>
+              <w:jc w:val="left"/>
+            </w:pPr>
+            <w:r>
+              <w:rPr>
+                <w:rFonts w:ascii="Calibri" w:cs="Calibri" w:eastAsia="Calibri" w:hAnsi="Calibri"/>
+                <w:b w:val="false"/>
+                <w:bCs w:val="false"/>
+                <w:color w:val="22302A"/>
+                <w:sz w:val="20"/>
+                <w:szCs w:val="20"/>
+              </w:rPr>
+              <w:t xml:space="preserve">sắp_mở / đang_nhận_hồ_sơ / đã_đóng / đã_huỷ — tính toán tự động từ tender_start_at/tender_end_at, không nên để admin tự chọn tay để tránh sai lệch.</w:t>
+            </w:r>
+          </w:p>
+        </w:tc>
+      </w:tr>
+      <w:tr>
+        <w:tc>
+          <w:tcPr>
+            <w:tcW w:type="dxa" w:w="2431"/>
+            <w:tcMar>
+              <w:top w:type="dxa" w:w="100"/>
+              <w:left w:type="dxa" w:w="120"/>
+              <w:bottom w:type="dxa" w:w="100"/>
+              <w:right w:type="dxa" w:w="120"/>
+            </w:tcMar>
+            <w:vAlign w:val="center"/>
+          </w:tcPr>
+          <w:p>
+            <w:pPr>
+              <w:jc w:val="left"/>
+            </w:pPr>
+            <w:r>
+              <w:rPr>
+                <w:rFonts w:ascii="Calibri" w:cs="Calibri" w:eastAsia="Calibri" w:hAnsi="Calibri"/>
+                <w:b w:val="false"/>
+                <w:bCs w:val="false"/>
+                <w:color w:val="22302A"/>
+                <w:sz w:val="20"/>
+                <w:szCs w:val="20"/>
+              </w:rPr>
+              <w:t xml:space="preserve">tender_department_id</w:t>
+            </w:r>
+          </w:p>
+        </w:tc>
+        <w:tc>
+          <w:tcPr>
+            <w:tcW w:type="dxa" w:w="2431"/>
+            <w:tcMar>
+              <w:top w:type="dxa" w:w="100"/>
+              <w:left w:type="dxa" w:w="120"/>
+              <w:bottom w:type="dxa" w:w="100"/>
+              <w:right w:type="dxa" w:w="120"/>
+            </w:tcMar>
+            <w:vAlign w:val="center"/>
+          </w:tcPr>
+          <w:p>
+            <w:pPr>
+              <w:jc w:val="left"/>
+            </w:pPr>
+            <w:r>
+              <w:rPr>
+                <w:rFonts w:ascii="Calibri" w:cs="Calibri" w:eastAsia="Calibri" w:hAnsi="Calibri"/>
+                <w:b w:val="false"/>
+                <w:bCs w:val="false"/>
+                <w:color w:val="22302A"/>
+                <w:sz w:val="20"/>
+                <w:szCs w:val="20"/>
+              </w:rPr>
+              <w:t xml:space="preserve">UUID (FK → departments/organization_units.id)</w:t>
+            </w:r>
+          </w:p>
+        </w:tc>
+        <w:tc>
+          <w:tcPr>
+            <w:tcW w:type="dxa" w:w="4488"/>
+            <w:tcMar>
+              <w:top w:type="dxa" w:w="100"/>
+              <w:left w:type="dxa" w:w="120"/>
+              <w:bottom w:type="dxa" w:w="100"/>
+              <w:right w:type="dxa" w:w="120"/>
+            </w:tcMar>
+            <w:vAlign w:val="center"/>
+          </w:tcPr>
+          <w:p>
+            <w:pPr>
+              <w:jc w:val="left"/>
+            </w:pPr>
+            <w:r>
+              <w:rPr>
+                <w:rFonts w:ascii="Calibri" w:cs="Calibri" w:eastAsia="Calibri" w:hAnsi="Calibri"/>
+                <w:b w:val="false"/>
+                <w:bCs w:val="false"/>
+                <w:color w:val="22302A"/>
+                <w:sz w:val="20"/>
+                <w:szCs w:val="20"/>
+              </w:rPr>
+              <w:t xml:space="preserve">Phòng ban quản lý gói thầu — dùng để giới hạn quyền sửa/xoá theo Department Admin (mục 9.1/18.2).</w:t>
+            </w:r>
+          </w:p>
+        </w:tc>
+      </w:tr>
+      <w:tr>
+        <w:tc>
+          <w:tcPr>
+            <w:tcW w:type="dxa" w:w="2431"/>
+            <w:shd w:fill="F4F4F2" w:val="clear"/>
+            <w:tcMar>
+              <w:top w:type="dxa" w:w="100"/>
+              <w:left w:type="dxa" w:w="120"/>
+              <w:bottom w:type="dxa" w:w="100"/>
+              <w:right w:type="dxa" w:w="120"/>
+            </w:tcMar>
+            <w:vAlign w:val="center"/>
+          </w:tcPr>
+          <w:p>
+            <w:pPr>
+              <w:jc w:val="left"/>
+            </w:pPr>
+            <w:r>
+              <w:rPr>
+                <w:rFonts w:ascii="Calibri" w:cs="Calibri" w:eastAsia="Calibri" w:hAnsi="Calibri"/>
+                <w:b w:val="false"/>
+                <w:bCs w:val="false"/>
+                <w:color w:val="22302A"/>
+                <w:sz w:val="20"/>
+                <w:szCs w:val="20"/>
+              </w:rPr>
+              <w:t xml:space="preserve">tender_method</w:t>
+            </w:r>
+          </w:p>
+        </w:tc>
+        <w:tc>
+          <w:tcPr>
+            <w:tcW w:type="dxa" w:w="2431"/>
+            <w:shd w:fill="F4F4F2" w:val="clear"/>
+            <w:tcMar>
+              <w:top w:type="dxa" w:w="100"/>
+              <w:left w:type="dxa" w:w="120"/>
+              <w:bottom w:type="dxa" w:w="100"/>
+              <w:right w:type="dxa" w:w="120"/>
+            </w:tcMar>
+            <w:vAlign w:val="center"/>
+          </w:tcPr>
+          <w:p>
+            <w:pPr>
+              <w:jc w:val="left"/>
+            </w:pPr>
+            <w:r>
+              <w:rPr>
+                <w:rFonts w:ascii="Calibri" w:cs="Calibri" w:eastAsia="Calibri" w:hAnsi="Calibri"/>
+                <w:b w:val="false"/>
+                <w:bCs w:val="false"/>
+                <w:color w:val="22302A"/>
+                <w:sz w:val="20"/>
+                <w:szCs w:val="20"/>
+              </w:rPr>
+              <w:t xml:space="preserve">ENUM</w:t>
+            </w:r>
+          </w:p>
+        </w:tc>
+        <w:tc>
+          <w:tcPr>
+            <w:tcW w:type="dxa" w:w="4488"/>
+            <w:shd w:fill="F4F4F2" w:val="clear"/>
+            <w:tcMar>
+              <w:top w:type="dxa" w:w="100"/>
+              <w:left w:type="dxa" w:w="120"/>
+              <w:bottom w:type="dxa" w:w="100"/>
+              <w:right w:type="dxa" w:w="120"/>
+            </w:tcMar>
+            <w:vAlign w:val="center"/>
+          </w:tcPr>
+          <w:p>
+            <w:pPr>
+              <w:jc w:val="left"/>
+            </w:pPr>
+            <w:r>
+              <w:rPr>
+                <w:rFonts w:ascii="Calibri" w:cs="Calibri" w:eastAsia="Calibri" w:hAnsi="Calibri"/>
+                <w:b w:val="false"/>
+                <w:bCs w:val="false"/>
+                <w:color w:val="22302A"/>
+                <w:sz w:val="20"/>
+                <w:szCs w:val="20"/>
+              </w:rPr>
+              <w:t xml:space="preserve">Hình thức lựa chọn nhà thầu (khuyến nghị theo Luật Đấu thầu 2023): đấu_thầu_rộng_rãi / đấu_thầu_hạn_chế / chào_hàng_cạnh_tranh / chỉ_định_thầu / mua_sắm_trực_tiếp.</w:t>
+            </w:r>
+          </w:p>
+        </w:tc>
+      </w:tr>
+      <w:tr>
+        <w:tc>
+          <w:tcPr>
+            <w:tcW w:type="dxa" w:w="2431"/>
+            <w:tcMar>
+              <w:top w:type="dxa" w:w="100"/>
+              <w:left w:type="dxa" w:w="120"/>
+              <w:bottom w:type="dxa" w:w="100"/>
+              <w:right w:type="dxa" w:w="120"/>
+            </w:tcMar>
+            <w:vAlign w:val="center"/>
+          </w:tcPr>
+          <w:p>
+            <w:pPr>
+              <w:jc w:val="left"/>
+            </w:pPr>
+            <w:r>
+              <w:rPr>
+                <w:rFonts w:ascii="Calibri" w:cs="Calibri" w:eastAsia="Calibri" w:hAnsi="Calibri"/>
+                <w:b w:val="false"/>
+                <w:bCs w:val="false"/>
+                <w:color w:val="22302A"/>
+                <w:sz w:val="20"/>
+                <w:szCs w:val="20"/>
+              </w:rPr>
+              <w:t xml:space="preserve">tender_estimate_value</w:t>
+            </w:r>
+          </w:p>
+        </w:tc>
+        <w:tc>
+          <w:tcPr>
+            <w:tcW w:type="dxa" w:w="2431"/>
+            <w:tcMar>
+              <w:top w:type="dxa" w:w="100"/>
+              <w:left w:type="dxa" w:w="120"/>
+              <w:bottom w:type="dxa" w:w="100"/>
+              <w:right w:type="dxa" w:w="120"/>
+            </w:tcMar>
+            <w:vAlign w:val="center"/>
+          </w:tcPr>
+          <w:p>
+            <w:pPr>
+              <w:jc w:val="left"/>
+            </w:pPr>
+            <w:r>
+              <w:rPr>
+                <w:rFonts w:ascii="Calibri" w:cs="Calibri" w:eastAsia="Calibri" w:hAnsi="Calibri"/>
+                <w:b w:val="false"/>
+                <w:bCs w:val="false"/>
+                <w:color w:val="22302A"/>
+                <w:sz w:val="20"/>
+                <w:szCs w:val="20"/>
+              </w:rPr>
+              <w:t xml:space="preserve">DECIMAL</w:t>
+            </w:r>
+          </w:p>
+        </w:tc>
+        <w:tc>
+          <w:tcPr>
+            <w:tcW w:type="dxa" w:w="4488"/>
+            <w:tcMar>
+              <w:top w:type="dxa" w:w="100"/>
+              <w:left w:type="dxa" w:w="120"/>
+              <w:bottom w:type="dxa" w:w="100"/>
+              <w:right w:type="dxa" w:w="120"/>
+            </w:tcMar>
+            <w:vAlign w:val="center"/>
+          </w:tcPr>
+          <w:p>
+            <w:pPr>
+              <w:jc w:val="left"/>
+            </w:pPr>
+            <w:r>
+              <w:rPr>
+                <w:rFonts w:ascii="Calibri" w:cs="Calibri" w:eastAsia="Calibri" w:hAnsi="Calibri"/>
+                <w:b w:val="false"/>
+                <w:bCs w:val="false"/>
+                <w:color w:val="22302A"/>
+                <w:sz w:val="20"/>
+                <w:szCs w:val="20"/>
+              </w:rPr>
+              <w:t xml:space="preserve">Giá gói thầu dự toán.</w:t>
+            </w:r>
+          </w:p>
+        </w:tc>
+      </w:tr>
+      <w:tr>
+        <w:tc>
+          <w:tcPr>
+            <w:tcW w:type="dxa" w:w="2431"/>
+            <w:shd w:fill="F4F4F2" w:val="clear"/>
+            <w:tcMar>
+              <w:top w:type="dxa" w:w="100"/>
+              <w:left w:type="dxa" w:w="120"/>
+              <w:bottom w:type="dxa" w:w="100"/>
+              <w:right w:type="dxa" w:w="120"/>
+            </w:tcMar>
+            <w:vAlign w:val="center"/>
+          </w:tcPr>
+          <w:p>
+            <w:pPr>
+              <w:jc w:val="left"/>
+            </w:pPr>
+            <w:r>
+              <w:rPr>
+                <w:rFonts w:ascii="Calibri" w:cs="Calibri" w:eastAsia="Calibri" w:hAnsi="Calibri"/>
+                <w:b w:val="false"/>
+                <w:bCs w:val="false"/>
+                <w:color w:val="22302A"/>
+                <w:sz w:val="20"/>
+                <w:szCs w:val="20"/>
+              </w:rPr>
+              <w:t xml:space="preserve">tender_received_location</w:t>
+            </w:r>
+          </w:p>
+        </w:tc>
+        <w:tc>
+          <w:tcPr>
+            <w:tcW w:type="dxa" w:w="2431"/>
+            <w:shd w:fill="F4F4F2" w:val="clear"/>
+            <w:tcMar>
+              <w:top w:type="dxa" w:w="100"/>
+              <w:left w:type="dxa" w:w="120"/>
+              <w:bottom w:type="dxa" w:w="100"/>
+              <w:right w:type="dxa" w:w="120"/>
+            </w:tcMar>
+            <w:vAlign w:val="center"/>
+          </w:tcPr>
+          <w:p>
+            <w:pPr>
+              <w:jc w:val="left"/>
+            </w:pPr>
+            <w:r>
+              <w:rPr>
+                <w:rFonts w:ascii="Calibri" w:cs="Calibri" w:eastAsia="Calibri" w:hAnsi="Calibri"/>
+                <w:b w:val="false"/>
+                <w:bCs w:val="false"/>
+                <w:color w:val="22302A"/>
+                <w:sz w:val="20"/>
+                <w:szCs w:val="20"/>
+              </w:rPr>
+              <w:t xml:space="preserve">VARCHAR(255)</w:t>
+            </w:r>
+          </w:p>
+        </w:tc>
+        <w:tc>
+          <w:tcPr>
+            <w:tcW w:type="dxa" w:w="4488"/>
+            <w:shd w:fill="F4F4F2" w:val="clear"/>
+            <w:tcMar>
+              <w:top w:type="dxa" w:w="100"/>
+              <w:left w:type="dxa" w:w="120"/>
+              <w:bottom w:type="dxa" w:w="100"/>
+              <w:right w:type="dxa" w:w="120"/>
+            </w:tcMar>
+            <w:vAlign w:val="center"/>
+          </w:tcPr>
+          <w:p>
+            <w:pPr>
+              <w:jc w:val="left"/>
+            </w:pPr>
+            <w:r>
+              <w:rPr>
+                <w:rFonts w:ascii="Calibri" w:cs="Calibri" w:eastAsia="Calibri" w:hAnsi="Calibri"/>
+                <w:b w:val="false"/>
+                <w:bCs w:val="false"/>
+                <w:color w:val="22302A"/>
+                <w:sz w:val="20"/>
+                <w:szCs w:val="20"/>
+              </w:rPr>
+              <w:t xml:space="preserve">Địa điểm nhận hồ sơ.</w:t>
+            </w:r>
+          </w:p>
+        </w:tc>
+      </w:tr>
+      <w:tr>
+        <w:tc>
+          <w:tcPr>
+            <w:tcW w:type="dxa" w:w="2431"/>
+            <w:tcMar>
+              <w:top w:type="dxa" w:w="100"/>
+              <w:left w:type="dxa" w:w="120"/>
+              <w:bottom w:type="dxa" w:w="100"/>
+              <w:right w:type="dxa" w:w="120"/>
+            </w:tcMar>
+            <w:vAlign w:val="center"/>
+          </w:tcPr>
+          <w:p>
+            <w:pPr>
+              <w:jc w:val="left"/>
+            </w:pPr>
+            <w:r>
+              <w:rPr>
+                <w:rFonts w:ascii="Calibri" w:cs="Calibri" w:eastAsia="Calibri" w:hAnsi="Calibri"/>
+                <w:b w:val="false"/>
+                <w:bCs w:val="false"/>
+                <w:color w:val="22302A"/>
+                <w:sz w:val="20"/>
+                <w:szCs w:val="20"/>
+              </w:rPr>
+              <w:t xml:space="preserve">tender_contact_name / tender_contact_phone</w:t>
+            </w:r>
+          </w:p>
+        </w:tc>
+        <w:tc>
+          <w:tcPr>
+            <w:tcW w:type="dxa" w:w="2431"/>
+            <w:tcMar>
+              <w:top w:type="dxa" w:w="100"/>
+              <w:left w:type="dxa" w:w="120"/>
+              <w:bottom w:type="dxa" w:w="100"/>
+              <w:right w:type="dxa" w:w="120"/>
+            </w:tcMar>
+            <w:vAlign w:val="center"/>
+          </w:tcPr>
+          <w:p>
+            <w:pPr>
+              <w:jc w:val="left"/>
+            </w:pPr>
+            <w:r>
+              <w:rPr>
+                <w:rFonts w:ascii="Calibri" w:cs="Calibri" w:eastAsia="Calibri" w:hAnsi="Calibri"/>
+                <w:b w:val="false"/>
+                <w:bCs w:val="false"/>
+                <w:color w:val="22302A"/>
+                <w:sz w:val="20"/>
+                <w:szCs w:val="20"/>
+              </w:rPr>
+              <w:t xml:space="preserve">VARCHAR</w:t>
+            </w:r>
+          </w:p>
+        </w:tc>
+        <w:tc>
+          <w:tcPr>
+            <w:tcW w:type="dxa" w:w="4488"/>
+            <w:tcMar>
+              <w:top w:type="dxa" w:w="100"/>
+              <w:left w:type="dxa" w:w="120"/>
+              <w:bottom w:type="dxa" w:w="100"/>
+              <w:right w:type="dxa" w:w="120"/>
+            </w:tcMar>
+            <w:vAlign w:val="center"/>
+          </w:tcPr>
+          <w:p>
+            <w:pPr>
+              <w:jc w:val="left"/>
+            </w:pPr>
+            <w:r>
+              <w:rPr>
+                <w:rFonts w:ascii="Calibri" w:cs="Calibri" w:eastAsia="Calibri" w:hAnsi="Calibri"/>
+                <w:b w:val="false"/>
+                <w:bCs w:val="false"/>
+                <w:color w:val="22302A"/>
+                <w:sz w:val="20"/>
+                <w:szCs w:val="20"/>
+              </w:rPr>
+              <w:t xml:space="preserve">Đầu mối liên hệ.</w:t>
+            </w:r>
+          </w:p>
+        </w:tc>
+      </w:tr>
+      <w:tr>
+        <w:tc>
+          <w:tcPr>
+            <w:tcW w:type="dxa" w:w="2431"/>
+            <w:shd w:fill="F4F4F2" w:val="clear"/>
+            <w:tcMar>
+              <w:top w:type="dxa" w:w="100"/>
+              <w:left w:type="dxa" w:w="120"/>
+              <w:bottom w:type="dxa" w:w="100"/>
+              <w:right w:type="dxa" w:w="120"/>
+            </w:tcMar>
+            <w:vAlign w:val="center"/>
+          </w:tcPr>
+          <w:p>
+            <w:pPr>
+              <w:jc w:val="left"/>
+            </w:pPr>
+            <w:r>
+              <w:rPr>
+                <w:rFonts w:ascii="Calibri" w:cs="Calibri" w:eastAsia="Calibri" w:hAnsi="Calibri"/>
+                <w:b w:val="false"/>
+                <w:bCs w:val="false"/>
+                <w:color w:val="22302A"/>
+                <w:sz w:val="20"/>
+                <w:szCs w:val="20"/>
+              </w:rPr>
+              <w:t xml:space="preserve">tender_download_count</w:t>
+            </w:r>
+          </w:p>
+        </w:tc>
+        <w:tc>
+          <w:tcPr>
+            <w:tcW w:type="dxa" w:w="2431"/>
+            <w:shd w:fill="F4F4F2" w:val="clear"/>
+            <w:tcMar>
+              <w:top w:type="dxa" w:w="100"/>
+              <w:left w:type="dxa" w:w="120"/>
+              <w:bottom w:type="dxa" w:w="100"/>
+              <w:right w:type="dxa" w:w="120"/>
+            </w:tcMar>
+            <w:vAlign w:val="center"/>
+          </w:tcPr>
+          <w:p>
+            <w:pPr>
+              <w:jc w:val="left"/>
+            </w:pPr>
+            <w:r>
+              <w:rPr>
+                <w:rFonts w:ascii="Calibri" w:cs="Calibri" w:eastAsia="Calibri" w:hAnsi="Calibri"/>
+                <w:b w:val="false"/>
+                <w:bCs w:val="false"/>
+                <w:color w:val="22302A"/>
+                <w:sz w:val="20"/>
+                <w:szCs w:val="20"/>
+              </w:rPr>
+              <w:t xml:space="preserve">INTEGER DEFAULT 0</w:t>
+            </w:r>
+          </w:p>
+        </w:tc>
+        <w:tc>
+          <w:tcPr>
+            <w:tcW w:type="dxa" w:w="4488"/>
+            <w:shd w:fill="F4F4F2" w:val="clear"/>
+            <w:tcMar>
+              <w:top w:type="dxa" w:w="100"/>
+              <w:left w:type="dxa" w:w="120"/>
+              <w:bottom w:type="dxa" w:w="100"/>
+              <w:right w:type="dxa" w:w="120"/>
+            </w:tcMar>
+            <w:vAlign w:val="center"/>
+          </w:tcPr>
+          <w:p>
+            <w:pPr>
+              <w:jc w:val="left"/>
+            </w:pPr>
+            <w:r>
+              <w:rPr>
+                <w:rFonts w:ascii="Calibri" w:cs="Calibri" w:eastAsia="Calibri" w:hAnsi="Calibri"/>
+                <w:b w:val="false"/>
+                <w:bCs w:val="false"/>
+                <w:color w:val="22302A"/>
+                <w:sz w:val="20"/>
+                <w:szCs w:val="20"/>
+              </w:rPr>
+              <w:t xml:space="preserve">Đếm lượt tải file đính kèm — chỉ tăng dần, không cho sửa tay.</w:t>
+            </w:r>
+          </w:p>
+        </w:tc>
+      </w:tr>
+    </w:tbl>
+    <w:p>
+      <w:pPr>
+        <w:pStyle w:val="ListParagraph"/>
+        <w:numPr>
+          <w:ilvl w:val="0"/>
+          <w:numId w:val="2"/>
+        </w:numPr>
+        <w:spacing w:after="90" w:line="290"/>
+      </w:pPr>
+      <w:r>
+        <w:rPr>
+          <w:rFonts w:ascii="Calibri" w:cs="Calibri" w:eastAsia="Calibri" w:hAnsi="Calibri"/>
+          <w:color w:val="22302A"/>
+          <w:sz w:val="21"/>
+          <w:szCs w:val="21"/>
+        </w:rPr>
+        <w:t xml:space="preserve">Bảng file đính kèm nên tách riêng thành tender_files (id, news_id FK, file_name, file_size, mime_type, storage_path, uploaded_by FK → admin_users.id, created_at) thay vì lưu 1 object đơn lẻ trong cột JSON của news — cho phép mở rộng nhiều file/gói thầu sau này (HSMT thực tế thường gồm nhiều tài liệu: hồ sơ mời thầu, bản vẽ, dự toán...) mà không phải đổi schema.</w:t>
+      </w:r>
+    </w:p>
+    <w:p>
+      <w:pPr>
+        <w:pStyle w:val="ListParagraph"/>
+        <w:numPr>
+          <w:ilvl w:val="0"/>
+          <w:numId w:val="2"/>
+        </w:numPr>
+        <w:spacing w:after="90" w:line="290"/>
+      </w:pPr>
+      <w:r>
+        <w:rPr>
+          <w:rFonts w:ascii="Calibri" w:cs="Calibri" w:eastAsia="Calibri" w:hAnsi="Calibri"/>
+          <w:color w:val="22302A"/>
+          <w:sz w:val="21"/>
+          <w:szCs w:val="21"/>
+        </w:rPr>
+        <w:t xml:space="preserve">Bảng mới organization_units (id, name, parent_id tự tham chiếu để dựng cây sơ đồ tổ chức, type ENUM phòng_ban_hành_chính/khoa_lâm_sàng, description, sort_order) — dùng riêng cho “Quản lý Tổ chức” (mục 9.2/18.3), tách bạch với bảng specialties vốn chỉ phục vụ hiển thị chuyên khoa lâm sàng cho bệnh nhân đặt khám.</w:t>
+      </w:r>
+    </w:p>
+    <w:p>
+      <w:pPr>
+        <w:pStyle w:val="ListParagraph"/>
+        <w:numPr>
+          <w:ilvl w:val="0"/>
+          <w:numId w:val="2"/>
+        </w:numPr>
+        <w:spacing w:after="90" w:line="290"/>
+      </w:pPr>
+      <w:r>
+        <w:rPr>
+          <w:rFonts w:ascii="Calibri" w:cs="Calibri" w:eastAsia="Calibri" w:hAnsi="Calibri"/>
+          <w:color w:val="22302A"/>
+          <w:sz w:val="21"/>
+          <w:szCs w:val="21"/>
+        </w:rPr>
+        <w:t xml:space="preserve">Bảng admin_users bổ sung cột department_id (UUID, FK → organization_units.id, nullable) để gán Department Admin vào đúng phòng ban, làm căn cứ lọc quyền xem/sửa Thông báo đấu thầu theo mục 9.1/18.2.</w:t>
       </w:r>
     </w:p>
     <w:p>
@@ -23313,6 +24623,92 @@
           </w:p>
         </w:tc>
       </w:tr>
+      <w:tr>
+        <w:tc>
+          <w:tcPr>
+            <w:tcW w:type="dxa" w:w="1683"/>
+            <w:tcMar>
+              <w:top w:type="dxa" w:w="100"/>
+              <w:left w:type="dxa" w:w="120"/>
+              <w:bottom w:type="dxa" w:w="100"/>
+              <w:right w:type="dxa" w:w="120"/>
+            </w:tcMar>
+            <w:vAlign w:val="center"/>
+          </w:tcPr>
+          <w:p>
+            <w:pPr>
+              <w:jc w:val="left"/>
+            </w:pPr>
+            <w:r>
+              <w:rPr>
+                <w:rFonts w:ascii="Calibri" w:cs="Calibri" w:eastAsia="Calibri" w:hAnsi="Calibri"/>
+                <w:b w:val="false"/>
+                <w:bCs w:val="false"/>
+                <w:color w:val="22302A"/>
+                <w:sz w:val="20"/>
+                <w:szCs w:val="20"/>
+              </w:rPr>
+              <w:t xml:space="preserve">2.5</w:t>
+            </w:r>
+          </w:p>
+        </w:tc>
+        <w:tc>
+          <w:tcPr>
+            <w:tcW w:type="dxa" w:w="1683"/>
+            <w:tcMar>
+              <w:top w:type="dxa" w:w="100"/>
+              <w:left w:type="dxa" w:w="120"/>
+              <w:bottom w:type="dxa" w:w="100"/>
+              <w:right w:type="dxa" w:w="120"/>
+            </w:tcMar>
+            <w:vAlign w:val="center"/>
+          </w:tcPr>
+          <w:p>
+            <w:pPr>
+              <w:jc w:val="left"/>
+            </w:pPr>
+            <w:r>
+              <w:rPr>
+                <w:rFonts w:ascii="Calibri" w:cs="Calibri" w:eastAsia="Calibri" w:hAnsi="Calibri"/>
+                <w:b w:val="false"/>
+                <w:bCs w:val="false"/>
+                <w:color w:val="22302A"/>
+                <w:sz w:val="20"/>
+                <w:szCs w:val="20"/>
+              </w:rPr>
+              <w:t xml:space="preserve">07/2026</w:t>
+            </w:r>
+          </w:p>
+        </w:tc>
+        <w:tc>
+          <w:tcPr>
+            <w:tcW w:type="dxa" w:w="5984"/>
+            <w:tcMar>
+              <w:top w:type="dxa" w:w="100"/>
+              <w:left w:type="dxa" w:w="120"/>
+              <w:bottom w:type="dxa" w:w="100"/>
+              <w:right w:type="dxa" w:w="120"/>
+            </w:tcMar>
+            <w:vAlign w:val="center"/>
+          </w:tcPr>
+          <w:p>
+            <w:pPr>
+              <w:jc w:val="left"/>
+            </w:pPr>
+            <w:r>
+              <w:rPr>
+                <w:rFonts w:ascii="Calibri" w:cs="Calibri" w:eastAsia="Calibri" w:hAnsi="Calibri"/>
+                <w:b w:val="false"/>
+                <w:bCs w:val="false"/>
+                <w:color w:val="22302A"/>
+                <w:sz w:val="20"/>
+                <w:szCs w:val="20"/>
+              </w:rPr>
+              <w:t xml:space="preserve">Ghi nhận triển khai thực tế Phase 11–13 (RBAC, 9 tab Admin, tính năng Đấu thầu trong Tin tức) vào mục 18 mới; cập nhật đồng bộ RBAC (9.1), điều hướng Admin (9.2), CRUD Tin tức (9.6), Nhật ký hoạt động (9.7), Trạng thái trống (12), An toàn thông tin — bảo mật file upload (14.4), và lược đồ CSDL — bảng news mở rộng, organization_units, admin_users.department_id (15.9).</w:t>
+            </w:r>
+          </w:p>
+        </w:tc>
+      </w:tr>
     </w:tbl>
     <w:p>
       <w:pPr>
@@ -23384,6 +24780,4149 @@
           <w:szCs w:val="21"/>
         </w:rPr>
         <w:t xml:space="preserve">Ảnh chụp menu chính thức của site (Giới thiệu, Chuyên khoa, Dịch vụ, Dành cho bệnh nhân, Tin tức) — nguồn đối chiếu nội dung thật cho Phụ lục 17.2 và bảng ánh xạ mục 8.9.</w:t>
+      </w:r>
+    </w:p>
+    <w:p>
+      <w:r>
+        <w:br w:type="page"/>
+      </w:r>
+    </w:p>
+    <w:p>
+      <w:pPr>
+        <w:pStyle w:val="Heading1"/>
+        <w:pBdr>
+          <w:bottom w:val="single" w:color="2FA968" w:sz="10" w:space="6"/>
+        </w:pBdr>
+        <w:spacing w:after="200" w:before="480"/>
+      </w:pPr>
+      <w:r>
+        <w:rPr>
+          <w:rFonts w:ascii="Calibri" w:cs="Calibri" w:eastAsia="Calibri" w:hAnsi="Calibri"/>
+          <w:b/>
+          <w:bCs/>
+          <w:color w:val="164B36"/>
+        </w:rPr>
+        <w:t xml:space="preserve">18. Ghi nhận triển khai Phase 11–13 &amp; Khuyến nghị cải thiện (Admin Dashboard)</w:t>
+      </w:r>
+    </w:p>
+    <w:p>
+      <w:pPr>
+        <w:spacing w:after="140" w:line="300"/>
+      </w:pPr>
+      <w:r>
+        <w:rPr>
+          <w:rFonts w:ascii="Calibri" w:cs="Calibri" w:eastAsia="Calibri" w:hAnsi="Calibri"/>
+          <w:color w:val="22302A"/>
+          <w:sz w:val="21"/>
+          <w:szCs w:val="21"/>
+        </w:rPr>
+        <w:t xml:space="preserve">Mục này ghi nhận phần Admin Dashboard đã được đội phát triển hiện thực hoá trên mã nguồn thực tế (Phase 11–13, commit 8f2a512, 19 file thay đổi), đối chiếu lại với đặc tả gốc (mục 9), và đưa ra khuyến nghị cải thiện trước khi đưa vào môi trường chính thức. Các mục 9.1, 9.2, 9.6, 9.7, 12, 14.4 và 15.9 đã được cập nhật trực tiếp để phản ánh thay đổi; mục này là bản ghi chi tiết đầy đủ kèm khuyến nghị.</w:t>
+      </w:r>
+    </w:p>
+    <w:p>
+      <w:pPr>
+        <w:pStyle w:val="Heading2"/>
+        <w:spacing w:after="140" w:before="320"/>
+      </w:pPr>
+      <w:r>
+        <w:rPr>
+          <w:rFonts w:ascii="Calibri" w:cs="Calibri" w:eastAsia="Calibri" w:hAnsi="Calibri"/>
+          <w:b/>
+          <w:bCs/>
+          <w:color w:val="164B36"/>
+        </w:rPr>
+        <w:t xml:space="preserve">18.1. Tổng quan triển khai</w:t>
+      </w:r>
+    </w:p>
+    <w:tbl>
+      <w:tblPr>
+        <w:tblW w:type="dxa" w:w="9350"/>
+        <w:tblBorders>
+          <w:top w:val="single" w:color="auto" w:sz="4"/>
+          <w:left w:val="single" w:color="auto" w:sz="4"/>
+          <w:bottom w:val="single" w:color="auto" w:sz="4"/>
+          <w:right w:val="single" w:color="auto" w:sz="4"/>
+          <w:insideH w:val="single" w:color="auto" w:sz="4"/>
+          <w:insideV w:val="single" w:color="auto" w:sz="4"/>
+        </w:tblBorders>
+      </w:tblPr>
+      <w:tblGrid>
+        <w:gridCol w:w="1870"/>
+        <w:gridCol w:w="2057"/>
+        <w:gridCol w:w="5423"/>
+      </w:tblGrid>
+      <w:tr>
+        <w:trPr>
+          <w:tblHeader/>
+        </w:trPr>
+        <w:tc>
+          <w:tcPr>
+            <w:tcW w:type="dxa" w:w="1870"/>
+            <w:shd w:fill="164B36" w:val="clear"/>
+            <w:tcMar>
+              <w:top w:type="dxa" w:w="100"/>
+              <w:left w:type="dxa" w:w="120"/>
+              <w:bottom w:type="dxa" w:w="100"/>
+              <w:right w:type="dxa" w:w="120"/>
+            </w:tcMar>
+            <w:vAlign w:val="center"/>
+          </w:tcPr>
+          <w:p>
+            <w:pPr>
+              <w:jc w:val="left"/>
+            </w:pPr>
+            <w:r>
+              <w:rPr>
+                <w:rFonts w:ascii="Calibri" w:cs="Calibri" w:eastAsia="Calibri" w:hAnsi="Calibri"/>
+                <w:b/>
+                <w:bCs/>
+                <w:color w:val="FFFFFF"/>
+                <w:sz w:val="19"/>
+                <w:szCs w:val="19"/>
+              </w:rPr>
+              <w:t xml:space="preserve">Phase</w:t>
+            </w:r>
+          </w:p>
+        </w:tc>
+        <w:tc>
+          <w:tcPr>
+            <w:tcW w:type="dxa" w:w="2057"/>
+            <w:shd w:fill="164B36" w:val="clear"/>
+            <w:tcMar>
+              <w:top w:type="dxa" w:w="100"/>
+              <w:left w:type="dxa" w:w="120"/>
+              <w:bottom w:type="dxa" w:w="100"/>
+              <w:right w:type="dxa" w:w="120"/>
+            </w:tcMar>
+            <w:vAlign w:val="center"/>
+          </w:tcPr>
+          <w:p>
+            <w:pPr>
+              <w:jc w:val="left"/>
+            </w:pPr>
+            <w:r>
+              <w:rPr>
+                <w:rFonts w:ascii="Calibri" w:cs="Calibri" w:eastAsia="Calibri" w:hAnsi="Calibri"/>
+                <w:b/>
+                <w:bCs/>
+                <w:color w:val="FFFFFF"/>
+                <w:sz w:val="19"/>
+                <w:szCs w:val="19"/>
+              </w:rPr>
+              <w:t xml:space="preserve">Ngày</w:t>
+            </w:r>
+          </w:p>
+        </w:tc>
+        <w:tc>
+          <w:tcPr>
+            <w:tcW w:type="dxa" w:w="5423"/>
+            <w:shd w:fill="164B36" w:val="clear"/>
+            <w:tcMar>
+              <w:top w:type="dxa" w:w="100"/>
+              <w:left w:type="dxa" w:w="120"/>
+              <w:bottom w:type="dxa" w:w="100"/>
+              <w:right w:type="dxa" w:w="120"/>
+            </w:tcMar>
+            <w:vAlign w:val="center"/>
+          </w:tcPr>
+          <w:p>
+            <w:pPr>
+              <w:jc w:val="left"/>
+            </w:pPr>
+            <w:r>
+              <w:rPr>
+                <w:rFonts w:ascii="Calibri" w:cs="Calibri" w:eastAsia="Calibri" w:hAnsi="Calibri"/>
+                <w:b/>
+                <w:bCs/>
+                <w:color w:val="FFFFFF"/>
+                <w:sz w:val="19"/>
+                <w:szCs w:val="19"/>
+              </w:rPr>
+              <w:t xml:space="preserve">Mô tả</w:t>
+            </w:r>
+          </w:p>
+        </w:tc>
+      </w:tr>
+      <w:tr>
+        <w:tc>
+          <w:tcPr>
+            <w:tcW w:type="dxa" w:w="1870"/>
+            <w:tcMar>
+              <w:top w:type="dxa" w:w="100"/>
+              <w:left w:type="dxa" w:w="120"/>
+              <w:bottom w:type="dxa" w:w="100"/>
+              <w:right w:type="dxa" w:w="120"/>
+            </w:tcMar>
+            <w:vAlign w:val="center"/>
+          </w:tcPr>
+          <w:p>
+            <w:pPr>
+              <w:jc w:val="left"/>
+            </w:pPr>
+            <w:r>
+              <w:rPr>
+                <w:rFonts w:ascii="Calibri" w:cs="Calibri" w:eastAsia="Calibri" w:hAnsi="Calibri"/>
+                <w:b w:val="false"/>
+                <w:bCs w:val="false"/>
+                <w:color w:val="22302A"/>
+                <w:sz w:val="20"/>
+                <w:szCs w:val="20"/>
+              </w:rPr>
+              <w:t xml:space="preserve">Phase 11</w:t>
+            </w:r>
+          </w:p>
+        </w:tc>
+        <w:tc>
+          <w:tcPr>
+            <w:tcW w:type="dxa" w:w="2057"/>
+            <w:tcMar>
+              <w:top w:type="dxa" w:w="100"/>
+              <w:left w:type="dxa" w:w="120"/>
+              <w:bottom w:type="dxa" w:w="100"/>
+              <w:right w:type="dxa" w:w="120"/>
+            </w:tcMar>
+            <w:vAlign w:val="center"/>
+          </w:tcPr>
+          <w:p>
+            <w:pPr>
+              <w:jc w:val="left"/>
+            </w:pPr>
+            <w:r>
+              <w:rPr>
+                <w:rFonts w:ascii="Calibri" w:cs="Calibri" w:eastAsia="Calibri" w:hAnsi="Calibri"/>
+                <w:b w:val="false"/>
+                <w:bCs w:val="false"/>
+                <w:color w:val="22302A"/>
+                <w:sz w:val="20"/>
+                <w:szCs w:val="20"/>
+              </w:rPr>
+              <w:t xml:space="preserve">19/07/2026</w:t>
+            </w:r>
+          </w:p>
+        </w:tc>
+        <w:tc>
+          <w:tcPr>
+            <w:tcW w:type="dxa" w:w="5423"/>
+            <w:tcMar>
+              <w:top w:type="dxa" w:w="100"/>
+              <w:left w:type="dxa" w:w="120"/>
+              <w:bottom w:type="dxa" w:w="100"/>
+              <w:right w:type="dxa" w:w="120"/>
+            </w:tcMar>
+            <w:vAlign w:val="center"/>
+          </w:tcPr>
+          <w:p>
+            <w:pPr>
+              <w:jc w:val="left"/>
+            </w:pPr>
+            <w:r>
+              <w:rPr>
+                <w:rFonts w:ascii="Calibri" w:cs="Calibri" w:eastAsia="Calibri" w:hAnsi="Calibri"/>
+                <w:b w:val="false"/>
+                <w:bCs w:val="false"/>
+                <w:color w:val="22302A"/>
+                <w:sz w:val="20"/>
+                <w:szCs w:val="20"/>
+              </w:rPr>
+              <w:t xml:space="preserve">Tạo AdminContext (quản lý đăng nhập &amp; RBAC), AdminLogin, AdminSidebar, AdminHeader.</w:t>
+            </w:r>
+          </w:p>
+        </w:tc>
+      </w:tr>
+      <w:tr>
+        <w:tc>
+          <w:tcPr>
+            <w:tcW w:type="dxa" w:w="1870"/>
+            <w:shd w:fill="F4F4F2" w:val="clear"/>
+            <w:tcMar>
+              <w:top w:type="dxa" w:w="100"/>
+              <w:left w:type="dxa" w:w="120"/>
+              <w:bottom w:type="dxa" w:w="100"/>
+              <w:right w:type="dxa" w:w="120"/>
+            </w:tcMar>
+            <w:vAlign w:val="center"/>
+          </w:tcPr>
+          <w:p>
+            <w:pPr>
+              <w:jc w:val="left"/>
+            </w:pPr>
+            <w:r>
+              <w:rPr>
+                <w:rFonts w:ascii="Calibri" w:cs="Calibri" w:eastAsia="Calibri" w:hAnsi="Calibri"/>
+                <w:b w:val="false"/>
+                <w:bCs w:val="false"/>
+                <w:color w:val="22302A"/>
+                <w:sz w:val="20"/>
+                <w:szCs w:val="20"/>
+              </w:rPr>
+              <w:t xml:space="preserve">Phase 12</w:t>
+            </w:r>
+          </w:p>
+        </w:tc>
+        <w:tc>
+          <w:tcPr>
+            <w:tcW w:type="dxa" w:w="2057"/>
+            <w:shd w:fill="F4F4F2" w:val="clear"/>
+            <w:tcMar>
+              <w:top w:type="dxa" w:w="100"/>
+              <w:left w:type="dxa" w:w="120"/>
+              <w:bottom w:type="dxa" w:w="100"/>
+              <w:right w:type="dxa" w:w="120"/>
+            </w:tcMar>
+            <w:vAlign w:val="center"/>
+          </w:tcPr>
+          <w:p>
+            <w:pPr>
+              <w:jc w:val="left"/>
+            </w:pPr>
+            <w:r>
+              <w:rPr>
+                <w:rFonts w:ascii="Calibri" w:cs="Calibri" w:eastAsia="Calibri" w:hAnsi="Calibri"/>
+                <w:b w:val="false"/>
+                <w:bCs w:val="false"/>
+                <w:color w:val="22302A"/>
+                <w:sz w:val="20"/>
+                <w:szCs w:val="20"/>
+              </w:rPr>
+              <w:t xml:space="preserve">19/07/2026</w:t>
+            </w:r>
+          </w:p>
+        </w:tc>
+        <w:tc>
+          <w:tcPr>
+            <w:tcW w:type="dxa" w:w="5423"/>
+            <w:shd w:fill="F4F4F2" w:val="clear"/>
+            <w:tcMar>
+              <w:top w:type="dxa" w:w="100"/>
+              <w:left w:type="dxa" w:w="120"/>
+              <w:bottom w:type="dxa" w:w="100"/>
+              <w:right w:type="dxa" w:w="120"/>
+            </w:tcMar>
+            <w:vAlign w:val="center"/>
+          </w:tcPr>
+          <w:p>
+            <w:pPr>
+              <w:jc w:val="left"/>
+            </w:pPr>
+            <w:r>
+              <w:rPr>
+                <w:rFonts w:ascii="Calibri" w:cs="Calibri" w:eastAsia="Calibri" w:hAnsi="Calibri"/>
+                <w:b w:val="false"/>
+                <w:bCs w:val="false"/>
+                <w:color w:val="22302A"/>
+                <w:sz w:val="20"/>
+                <w:szCs w:val="20"/>
+              </w:rPr>
+              <w:t xml:space="preserve">Tách màn hình Admin thành 9 tab component độc lập (bảng chi tiết mục 18.3).</w:t>
+            </w:r>
+          </w:p>
+        </w:tc>
+      </w:tr>
+      <w:tr>
+        <w:tc>
+          <w:tcPr>
+            <w:tcW w:type="dxa" w:w="1870"/>
+            <w:tcMar>
+              <w:top w:type="dxa" w:w="100"/>
+              <w:left w:type="dxa" w:w="120"/>
+              <w:bottom w:type="dxa" w:w="100"/>
+              <w:right w:type="dxa" w:w="120"/>
+            </w:tcMar>
+            <w:vAlign w:val="center"/>
+          </w:tcPr>
+          <w:p>
+            <w:pPr>
+              <w:jc w:val="left"/>
+            </w:pPr>
+            <w:r>
+              <w:rPr>
+                <w:rFonts w:ascii="Calibri" w:cs="Calibri" w:eastAsia="Calibri" w:hAnsi="Calibri"/>
+                <w:b w:val="false"/>
+                <w:bCs w:val="false"/>
+                <w:color w:val="22302A"/>
+                <w:sz w:val="20"/>
+                <w:szCs w:val="20"/>
+              </w:rPr>
+              <w:t xml:space="preserve">Phase 13</w:t>
+            </w:r>
+          </w:p>
+        </w:tc>
+        <w:tc>
+          <w:tcPr>
+            <w:tcW w:type="dxa" w:w="2057"/>
+            <w:tcMar>
+              <w:top w:type="dxa" w:w="100"/>
+              <w:left w:type="dxa" w:w="120"/>
+              <w:bottom w:type="dxa" w:w="100"/>
+              <w:right w:type="dxa" w:w="120"/>
+            </w:tcMar>
+            <w:vAlign w:val="center"/>
+          </w:tcPr>
+          <w:p>
+            <w:pPr>
+              <w:jc w:val="left"/>
+            </w:pPr>
+            <w:r>
+              <w:rPr>
+                <w:rFonts w:ascii="Calibri" w:cs="Calibri" w:eastAsia="Calibri" w:hAnsi="Calibri"/>
+                <w:b w:val="false"/>
+                <w:bCs w:val="false"/>
+                <w:color w:val="22302A"/>
+                <w:sz w:val="20"/>
+                <w:szCs w:val="20"/>
+              </w:rPr>
+              <w:t xml:space="preserve">19/07/2026</w:t>
+            </w:r>
+          </w:p>
+        </w:tc>
+        <w:tc>
+          <w:tcPr>
+            <w:tcW w:type="dxa" w:w="5423"/>
+            <w:tcMar>
+              <w:top w:type="dxa" w:w="100"/>
+              <w:left w:type="dxa" w:w="120"/>
+              <w:bottom w:type="dxa" w:w="100"/>
+              <w:right w:type="dxa" w:w="120"/>
+            </w:tcMar>
+            <w:vAlign w:val="center"/>
+          </w:tcPr>
+          <w:p>
+            <w:pPr>
+              <w:jc w:val="left"/>
+            </w:pPr>
+            <w:r>
+              <w:rPr>
+                <w:rFonts w:ascii="Calibri" w:cs="Calibri" w:eastAsia="Calibri" w:hAnsi="Calibri"/>
+                <w:b w:val="false"/>
+                <w:bCs w:val="false"/>
+                <w:color w:val="22302A"/>
+                <w:sz w:val="20"/>
+                <w:szCs w:val="20"/>
+              </w:rPr>
+              <w:t xml:space="preserve">Nâng cấp Quản lý Tin tức với tính năng Thông báo đấu thầu (bảng chi tiết mục 18.4).</w:t>
+            </w:r>
+          </w:p>
+        </w:tc>
+      </w:tr>
+    </w:tbl>
+    <w:p>
+      <w:pPr>
+        <w:pStyle w:val="Heading2"/>
+        <w:spacing w:after="140" w:before="320"/>
+      </w:pPr>
+      <w:r>
+        <w:rPr>
+          <w:rFonts w:ascii="Calibri" w:cs="Calibri" w:eastAsia="Calibri" w:hAnsi="Calibri"/>
+          <w:b/>
+          <w:bCs/>
+          <w:color w:val="164B36"/>
+        </w:rPr>
+        <w:t xml:space="preserve">18.2. RBAC — Ma trận quyền cập nhật (mở rộng mục 9.1)</w:t>
+      </w:r>
+    </w:p>
+    <w:p>
+      <w:pPr>
+        <w:spacing w:after="140" w:line="300"/>
+      </w:pPr>
+      <w:r>
+        <w:rPr>
+          <w:rFonts w:ascii="Calibri" w:cs="Calibri" w:eastAsia="Calibri" w:hAnsi="Calibri"/>
+          <w:color w:val="22302A"/>
+          <w:sz w:val="21"/>
+          <w:szCs w:val="21"/>
+        </w:rPr>
+        <w:t xml:space="preserve">Bản triển khai giữ 3 vai trò nhưng đổi tên “Lễ tân (Receptionist)” thành “Department Admin” và mở rộng phạm vi quyền. Đây KHÔNG đơn thuần là đổi tên — phạm vi trách nhiệm đã khác với đặc tả gốc, cần chính thức hoá lại ma trận quyền theo module:</w:t>
+      </w:r>
+    </w:p>
+    <w:tbl>
+      <w:tblPr>
+        <w:tblW w:type="dxa" w:w="9350"/>
+        <w:tblBorders>
+          <w:top w:val="single" w:color="auto" w:sz="4"/>
+          <w:left w:val="single" w:color="auto" w:sz="4"/>
+          <w:bottom w:val="single" w:color="auto" w:sz="4"/>
+          <w:right w:val="single" w:color="auto" w:sz="4"/>
+          <w:insideH w:val="single" w:color="auto" w:sz="4"/>
+          <w:insideV w:val="single" w:color="auto" w:sz="4"/>
+        </w:tblBorders>
+      </w:tblPr>
+      <w:tblGrid>
+        <w:gridCol w:w="2057"/>
+        <w:gridCol w:w="1870"/>
+        <w:gridCol w:w="3740"/>
+        <w:gridCol w:w="1683"/>
+      </w:tblGrid>
+      <w:tr>
+        <w:trPr>
+          <w:tblHeader/>
+        </w:trPr>
+        <w:tc>
+          <w:tcPr>
+            <w:tcW w:type="dxa" w:w="2057"/>
+            <w:shd w:fill="164B36" w:val="clear"/>
+            <w:tcMar>
+              <w:top w:type="dxa" w:w="100"/>
+              <w:left w:type="dxa" w:w="120"/>
+              <w:bottom w:type="dxa" w:w="100"/>
+              <w:right w:type="dxa" w:w="120"/>
+            </w:tcMar>
+            <w:vAlign w:val="center"/>
+          </w:tcPr>
+          <w:p>
+            <w:pPr>
+              <w:jc w:val="left"/>
+            </w:pPr>
+            <w:r>
+              <w:rPr>
+                <w:rFonts w:ascii="Calibri" w:cs="Calibri" w:eastAsia="Calibri" w:hAnsi="Calibri"/>
+                <w:b/>
+                <w:bCs/>
+                <w:color w:val="FFFFFF"/>
+                <w:sz w:val="19"/>
+                <w:szCs w:val="19"/>
+              </w:rPr>
+              <w:t xml:space="preserve">Module</w:t>
+            </w:r>
+          </w:p>
+        </w:tc>
+        <w:tc>
+          <w:tcPr>
+            <w:tcW w:type="dxa" w:w="1870"/>
+            <w:shd w:fill="164B36" w:val="clear"/>
+            <w:tcMar>
+              <w:top w:type="dxa" w:w="100"/>
+              <w:left w:type="dxa" w:w="120"/>
+              <w:bottom w:type="dxa" w:w="100"/>
+              <w:right w:type="dxa" w:w="120"/>
+            </w:tcMar>
+            <w:vAlign w:val="center"/>
+          </w:tcPr>
+          <w:p>
+            <w:pPr>
+              <w:jc w:val="left"/>
+            </w:pPr>
+            <w:r>
+              <w:rPr>
+                <w:rFonts w:ascii="Calibri" w:cs="Calibri" w:eastAsia="Calibri" w:hAnsi="Calibri"/>
+                <w:b/>
+                <w:bCs/>
+                <w:color w:val="FFFFFF"/>
+                <w:sz w:val="19"/>
+                <w:szCs w:val="19"/>
+              </w:rPr>
+              <w:t xml:space="preserve">Super Admin</w:t>
+            </w:r>
+          </w:p>
+        </w:tc>
+        <w:tc>
+          <w:tcPr>
+            <w:tcW w:type="dxa" w:w="3740"/>
+            <w:shd w:fill="164B36" w:val="clear"/>
+            <w:tcMar>
+              <w:top w:type="dxa" w:w="100"/>
+              <w:left w:type="dxa" w:w="120"/>
+              <w:bottom w:type="dxa" w:w="100"/>
+              <w:right w:type="dxa" w:w="120"/>
+            </w:tcMar>
+            <w:vAlign w:val="center"/>
+          </w:tcPr>
+          <w:p>
+            <w:pPr>
+              <w:jc w:val="left"/>
+            </w:pPr>
+            <w:r>
+              <w:rPr>
+                <w:rFonts w:ascii="Calibri" w:cs="Calibri" w:eastAsia="Calibri" w:hAnsi="Calibri"/>
+                <w:b/>
+                <w:bCs/>
+                <w:color w:val="FFFFFF"/>
+                <w:sz w:val="19"/>
+                <w:szCs w:val="19"/>
+              </w:rPr>
+              <w:t xml:space="preserve">Department Admin</w:t>
+            </w:r>
+          </w:p>
+        </w:tc>
+        <w:tc>
+          <w:tcPr>
+            <w:tcW w:type="dxa" w:w="1683"/>
+            <w:shd w:fill="164B36" w:val="clear"/>
+            <w:tcMar>
+              <w:top w:type="dxa" w:w="100"/>
+              <w:left w:type="dxa" w:w="120"/>
+              <w:bottom w:type="dxa" w:w="100"/>
+              <w:right w:type="dxa" w:w="120"/>
+            </w:tcMar>
+            <w:vAlign w:val="center"/>
+          </w:tcPr>
+          <w:p>
+            <w:pPr>
+              <w:jc w:val="left"/>
+            </w:pPr>
+            <w:r>
+              <w:rPr>
+                <w:rFonts w:ascii="Calibri" w:cs="Calibri" w:eastAsia="Calibri" w:hAnsi="Calibri"/>
+                <w:b/>
+                <w:bCs/>
+                <w:color w:val="FFFFFF"/>
+                <w:sz w:val="19"/>
+                <w:szCs w:val="19"/>
+              </w:rPr>
+              <w:t xml:space="preserve">Bác sĩ</w:t>
+            </w:r>
+          </w:p>
+        </w:tc>
+      </w:tr>
+      <w:tr>
+        <w:tc>
+          <w:tcPr>
+            <w:tcW w:type="dxa" w:w="2057"/>
+            <w:tcMar>
+              <w:top w:type="dxa" w:w="100"/>
+              <w:left w:type="dxa" w:w="120"/>
+              <w:bottom w:type="dxa" w:w="100"/>
+              <w:right w:type="dxa" w:w="120"/>
+            </w:tcMar>
+            <w:vAlign w:val="center"/>
+          </w:tcPr>
+          <w:p>
+            <w:pPr>
+              <w:jc w:val="left"/>
+            </w:pPr>
+            <w:r>
+              <w:rPr>
+                <w:rFonts w:ascii="Calibri" w:cs="Calibri" w:eastAsia="Calibri" w:hAnsi="Calibri"/>
+                <w:b w:val="false"/>
+                <w:bCs w:val="false"/>
+                <w:color w:val="22302A"/>
+                <w:sz w:val="20"/>
+                <w:szCs w:val="20"/>
+              </w:rPr>
+              <w:t xml:space="preserve">Tổng quan</w:t>
+            </w:r>
+          </w:p>
+        </w:tc>
+        <w:tc>
+          <w:tcPr>
+            <w:tcW w:type="dxa" w:w="1870"/>
+            <w:tcMar>
+              <w:top w:type="dxa" w:w="100"/>
+              <w:left w:type="dxa" w:w="120"/>
+              <w:bottom w:type="dxa" w:w="100"/>
+              <w:right w:type="dxa" w:w="120"/>
+            </w:tcMar>
+            <w:vAlign w:val="center"/>
+          </w:tcPr>
+          <w:p>
+            <w:pPr>
+              <w:jc w:val="left"/>
+            </w:pPr>
+            <w:r>
+              <w:rPr>
+                <w:rFonts w:ascii="Calibri" w:cs="Calibri" w:eastAsia="Calibri" w:hAnsi="Calibri"/>
+                <w:b w:val="false"/>
+                <w:bCs w:val="false"/>
+                <w:color w:val="22302A"/>
+                <w:sz w:val="20"/>
+                <w:szCs w:val="20"/>
+              </w:rPr>
+              <w:t xml:space="preserve">Đầy đủ</w:t>
+            </w:r>
+          </w:p>
+        </w:tc>
+        <w:tc>
+          <w:tcPr>
+            <w:tcW w:type="dxa" w:w="3740"/>
+            <w:tcMar>
+              <w:top w:type="dxa" w:w="100"/>
+              <w:left w:type="dxa" w:w="120"/>
+              <w:bottom w:type="dxa" w:w="100"/>
+              <w:right w:type="dxa" w:w="120"/>
+            </w:tcMar>
+            <w:vAlign w:val="center"/>
+          </w:tcPr>
+          <w:p>
+            <w:pPr>
+              <w:jc w:val="left"/>
+            </w:pPr>
+            <w:r>
+              <w:rPr>
+                <w:rFonts w:ascii="Calibri" w:cs="Calibri" w:eastAsia="Calibri" w:hAnsi="Calibri"/>
+                <w:b w:val="false"/>
+                <w:bCs w:val="false"/>
+                <w:color w:val="22302A"/>
+                <w:sz w:val="20"/>
+                <w:szCs w:val="20"/>
+              </w:rPr>
+              <w:t xml:space="preserve">Đầy đủ</w:t>
+            </w:r>
+          </w:p>
+        </w:tc>
+        <w:tc>
+          <w:tcPr>
+            <w:tcW w:type="dxa" w:w="1683"/>
+            <w:tcMar>
+              <w:top w:type="dxa" w:w="100"/>
+              <w:left w:type="dxa" w:w="120"/>
+              <w:bottom w:type="dxa" w:w="100"/>
+              <w:right w:type="dxa" w:w="120"/>
+            </w:tcMar>
+            <w:vAlign w:val="center"/>
+          </w:tcPr>
+          <w:p>
+            <w:pPr>
+              <w:jc w:val="left"/>
+            </w:pPr>
+            <w:r>
+              <w:rPr>
+                <w:rFonts w:ascii="Calibri" w:cs="Calibri" w:eastAsia="Calibri" w:hAnsi="Calibri"/>
+                <w:b w:val="false"/>
+                <w:bCs w:val="false"/>
+                <w:color w:val="22302A"/>
+                <w:sz w:val="20"/>
+                <w:szCs w:val="20"/>
+              </w:rPr>
+              <w:t xml:space="preserve">Không</w:t>
+            </w:r>
+          </w:p>
+        </w:tc>
+      </w:tr>
+      <w:tr>
+        <w:tc>
+          <w:tcPr>
+            <w:tcW w:type="dxa" w:w="2057"/>
+            <w:shd w:fill="F4F4F2" w:val="clear"/>
+            <w:tcMar>
+              <w:top w:type="dxa" w:w="100"/>
+              <w:left w:type="dxa" w:w="120"/>
+              <w:bottom w:type="dxa" w:w="100"/>
+              <w:right w:type="dxa" w:w="120"/>
+            </w:tcMar>
+            <w:vAlign w:val="center"/>
+          </w:tcPr>
+          <w:p>
+            <w:pPr>
+              <w:jc w:val="left"/>
+            </w:pPr>
+            <w:r>
+              <w:rPr>
+                <w:rFonts w:ascii="Calibri" w:cs="Calibri" w:eastAsia="Calibri" w:hAnsi="Calibri"/>
+                <w:b w:val="false"/>
+                <w:bCs w:val="false"/>
+                <w:color w:val="22302A"/>
+                <w:sz w:val="20"/>
+                <w:szCs w:val="20"/>
+              </w:rPr>
+              <w:t xml:space="preserve">Lịch hẹn</w:t>
+            </w:r>
+          </w:p>
+        </w:tc>
+        <w:tc>
+          <w:tcPr>
+            <w:tcW w:type="dxa" w:w="1870"/>
+            <w:shd w:fill="F4F4F2" w:val="clear"/>
+            <w:tcMar>
+              <w:top w:type="dxa" w:w="100"/>
+              <w:left w:type="dxa" w:w="120"/>
+              <w:bottom w:type="dxa" w:w="100"/>
+              <w:right w:type="dxa" w:w="120"/>
+            </w:tcMar>
+            <w:vAlign w:val="center"/>
+          </w:tcPr>
+          <w:p>
+            <w:pPr>
+              <w:jc w:val="left"/>
+            </w:pPr>
+            <w:r>
+              <w:rPr>
+                <w:rFonts w:ascii="Calibri" w:cs="Calibri" w:eastAsia="Calibri" w:hAnsi="Calibri"/>
+                <w:b w:val="false"/>
+                <w:bCs w:val="false"/>
+                <w:color w:val="22302A"/>
+                <w:sz w:val="20"/>
+                <w:szCs w:val="20"/>
+              </w:rPr>
+              <w:t xml:space="preserve">Đầy đủ</w:t>
+            </w:r>
+          </w:p>
+        </w:tc>
+        <w:tc>
+          <w:tcPr>
+            <w:tcW w:type="dxa" w:w="3740"/>
+            <w:shd w:fill="F4F4F2" w:val="clear"/>
+            <w:tcMar>
+              <w:top w:type="dxa" w:w="100"/>
+              <w:left w:type="dxa" w:w="120"/>
+              <w:bottom w:type="dxa" w:w="100"/>
+              <w:right w:type="dxa" w:w="120"/>
+            </w:tcMar>
+            <w:vAlign w:val="center"/>
+          </w:tcPr>
+          <w:p>
+            <w:pPr>
+              <w:jc w:val="left"/>
+            </w:pPr>
+            <w:r>
+              <w:rPr>
+                <w:rFonts w:ascii="Calibri" w:cs="Calibri" w:eastAsia="Calibri" w:hAnsi="Calibri"/>
+                <w:b w:val="false"/>
+                <w:bCs w:val="false"/>
+                <w:color w:val="22302A"/>
+                <w:sz w:val="20"/>
+                <w:szCs w:val="20"/>
+              </w:rPr>
+              <w:t xml:space="preserve">Đầy đủ</w:t>
+            </w:r>
+          </w:p>
+        </w:tc>
+        <w:tc>
+          <w:tcPr>
+            <w:tcW w:type="dxa" w:w="1683"/>
+            <w:shd w:fill="F4F4F2" w:val="clear"/>
+            <w:tcMar>
+              <w:top w:type="dxa" w:w="100"/>
+              <w:left w:type="dxa" w:w="120"/>
+              <w:bottom w:type="dxa" w:w="100"/>
+              <w:right w:type="dxa" w:w="120"/>
+            </w:tcMar>
+            <w:vAlign w:val="center"/>
+          </w:tcPr>
+          <w:p>
+            <w:pPr>
+              <w:jc w:val="left"/>
+            </w:pPr>
+            <w:r>
+              <w:rPr>
+                <w:rFonts w:ascii="Calibri" w:cs="Calibri" w:eastAsia="Calibri" w:hAnsi="Calibri"/>
+                <w:b w:val="false"/>
+                <w:bCs w:val="false"/>
+                <w:color w:val="22302A"/>
+                <w:sz w:val="20"/>
+                <w:szCs w:val="20"/>
+              </w:rPr>
+              <w:t xml:space="preserve">Chỉ xem lịch hẹn của mình</w:t>
+            </w:r>
+          </w:p>
+        </w:tc>
+      </w:tr>
+      <w:tr>
+        <w:tc>
+          <w:tcPr>
+            <w:tcW w:type="dxa" w:w="2057"/>
+            <w:tcMar>
+              <w:top w:type="dxa" w:w="100"/>
+              <w:left w:type="dxa" w:w="120"/>
+              <w:bottom w:type="dxa" w:w="100"/>
+              <w:right w:type="dxa" w:w="120"/>
+            </w:tcMar>
+            <w:vAlign w:val="center"/>
+          </w:tcPr>
+          <w:p>
+            <w:pPr>
+              <w:jc w:val="left"/>
+            </w:pPr>
+            <w:r>
+              <w:rPr>
+                <w:rFonts w:ascii="Calibri" w:cs="Calibri" w:eastAsia="Calibri" w:hAnsi="Calibri"/>
+                <w:b w:val="false"/>
+                <w:bCs w:val="false"/>
+                <w:color w:val="22302A"/>
+                <w:sz w:val="20"/>
+                <w:szCs w:val="20"/>
+              </w:rPr>
+              <w:t xml:space="preserve">Bệnh nhân</w:t>
+            </w:r>
+          </w:p>
+        </w:tc>
+        <w:tc>
+          <w:tcPr>
+            <w:tcW w:type="dxa" w:w="1870"/>
+            <w:tcMar>
+              <w:top w:type="dxa" w:w="100"/>
+              <w:left w:type="dxa" w:w="120"/>
+              <w:bottom w:type="dxa" w:w="100"/>
+              <w:right w:type="dxa" w:w="120"/>
+            </w:tcMar>
+            <w:vAlign w:val="center"/>
+          </w:tcPr>
+          <w:p>
+            <w:pPr>
+              <w:jc w:val="left"/>
+            </w:pPr>
+            <w:r>
+              <w:rPr>
+                <w:rFonts w:ascii="Calibri" w:cs="Calibri" w:eastAsia="Calibri" w:hAnsi="Calibri"/>
+                <w:b w:val="false"/>
+                <w:bCs w:val="false"/>
+                <w:color w:val="22302A"/>
+                <w:sz w:val="20"/>
+                <w:szCs w:val="20"/>
+              </w:rPr>
+              <w:t xml:space="preserve">Đầy đủ</w:t>
+            </w:r>
+          </w:p>
+        </w:tc>
+        <w:tc>
+          <w:tcPr>
+            <w:tcW w:type="dxa" w:w="3740"/>
+            <w:tcMar>
+              <w:top w:type="dxa" w:w="100"/>
+              <w:left w:type="dxa" w:w="120"/>
+              <w:bottom w:type="dxa" w:w="100"/>
+              <w:right w:type="dxa" w:w="120"/>
+            </w:tcMar>
+            <w:vAlign w:val="center"/>
+          </w:tcPr>
+          <w:p>
+            <w:pPr>
+              <w:jc w:val="left"/>
+            </w:pPr>
+            <w:r>
+              <w:rPr>
+                <w:rFonts w:ascii="Calibri" w:cs="Calibri" w:eastAsia="Calibri" w:hAnsi="Calibri"/>
+                <w:b w:val="false"/>
+                <w:bCs w:val="false"/>
+                <w:color w:val="22302A"/>
+                <w:sz w:val="20"/>
+                <w:szCs w:val="20"/>
+              </w:rPr>
+              <w:t xml:space="preserve">Đầy đủ</w:t>
+            </w:r>
+          </w:p>
+        </w:tc>
+        <w:tc>
+          <w:tcPr>
+            <w:tcW w:type="dxa" w:w="1683"/>
+            <w:tcMar>
+              <w:top w:type="dxa" w:w="100"/>
+              <w:left w:type="dxa" w:w="120"/>
+              <w:bottom w:type="dxa" w:w="100"/>
+              <w:right w:type="dxa" w:w="120"/>
+            </w:tcMar>
+            <w:vAlign w:val="center"/>
+          </w:tcPr>
+          <w:p>
+            <w:pPr>
+              <w:jc w:val="left"/>
+            </w:pPr>
+            <w:r>
+              <w:rPr>
+                <w:rFonts w:ascii="Calibri" w:cs="Calibri" w:eastAsia="Calibri" w:hAnsi="Calibri"/>
+                <w:b w:val="false"/>
+                <w:bCs w:val="false"/>
+                <w:color w:val="22302A"/>
+                <w:sz w:val="20"/>
+                <w:szCs w:val="20"/>
+              </w:rPr>
+              <w:t xml:space="preserve">Chỉ bệnh nhân của mình</w:t>
+            </w:r>
+          </w:p>
+        </w:tc>
+      </w:tr>
+      <w:tr>
+        <w:tc>
+          <w:tcPr>
+            <w:tcW w:type="dxa" w:w="2057"/>
+            <w:shd w:fill="F4F4F2" w:val="clear"/>
+            <w:tcMar>
+              <w:top w:type="dxa" w:w="100"/>
+              <w:left w:type="dxa" w:w="120"/>
+              <w:bottom w:type="dxa" w:w="100"/>
+              <w:right w:type="dxa" w:w="120"/>
+            </w:tcMar>
+            <w:vAlign w:val="center"/>
+          </w:tcPr>
+          <w:p>
+            <w:pPr>
+              <w:jc w:val="left"/>
+            </w:pPr>
+            <w:r>
+              <w:rPr>
+                <w:rFonts w:ascii="Calibri" w:cs="Calibri" w:eastAsia="Calibri" w:hAnsi="Calibri"/>
+                <w:b w:val="false"/>
+                <w:bCs w:val="false"/>
+                <w:color w:val="22302A"/>
+                <w:sz w:val="20"/>
+                <w:szCs w:val="20"/>
+              </w:rPr>
+              <w:t xml:space="preserve">Lịch trực</w:t>
+            </w:r>
+          </w:p>
+        </w:tc>
+        <w:tc>
+          <w:tcPr>
+            <w:tcW w:type="dxa" w:w="1870"/>
+            <w:shd w:fill="F4F4F2" w:val="clear"/>
+            <w:tcMar>
+              <w:top w:type="dxa" w:w="100"/>
+              <w:left w:type="dxa" w:w="120"/>
+              <w:bottom w:type="dxa" w:w="100"/>
+              <w:right w:type="dxa" w:w="120"/>
+            </w:tcMar>
+            <w:vAlign w:val="center"/>
+          </w:tcPr>
+          <w:p>
+            <w:pPr>
+              <w:jc w:val="left"/>
+            </w:pPr>
+            <w:r>
+              <w:rPr>
+                <w:rFonts w:ascii="Calibri" w:cs="Calibri" w:eastAsia="Calibri" w:hAnsi="Calibri"/>
+                <w:b w:val="false"/>
+                <w:bCs w:val="false"/>
+                <w:color w:val="22302A"/>
+                <w:sz w:val="20"/>
+                <w:szCs w:val="20"/>
+              </w:rPr>
+              <w:t xml:space="preserve">Đầy đủ</w:t>
+            </w:r>
+          </w:p>
+        </w:tc>
+        <w:tc>
+          <w:tcPr>
+            <w:tcW w:type="dxa" w:w="3740"/>
+            <w:shd w:fill="F4F4F2" w:val="clear"/>
+            <w:tcMar>
+              <w:top w:type="dxa" w:w="100"/>
+              <w:left w:type="dxa" w:w="120"/>
+              <w:bottom w:type="dxa" w:w="100"/>
+              <w:right w:type="dxa" w:w="120"/>
+            </w:tcMar>
+            <w:vAlign w:val="center"/>
+          </w:tcPr>
+          <w:p>
+            <w:pPr>
+              <w:jc w:val="left"/>
+            </w:pPr>
+            <w:r>
+              <w:rPr>
+                <w:rFonts w:ascii="Calibri" w:cs="Calibri" w:eastAsia="Calibri" w:hAnsi="Calibri"/>
+                <w:b w:val="false"/>
+                <w:bCs w:val="false"/>
+                <w:color w:val="22302A"/>
+                <w:sz w:val="20"/>
+                <w:szCs w:val="20"/>
+              </w:rPr>
+              <w:t xml:space="preserve">Xem</w:t>
+            </w:r>
+          </w:p>
+        </w:tc>
+        <w:tc>
+          <w:tcPr>
+            <w:tcW w:type="dxa" w:w="1683"/>
+            <w:shd w:fill="F4F4F2" w:val="clear"/>
+            <w:tcMar>
+              <w:top w:type="dxa" w:w="100"/>
+              <w:left w:type="dxa" w:w="120"/>
+              <w:bottom w:type="dxa" w:w="100"/>
+              <w:right w:type="dxa" w:w="120"/>
+            </w:tcMar>
+            <w:vAlign w:val="center"/>
+          </w:tcPr>
+          <w:p>
+            <w:pPr>
+              <w:jc w:val="left"/>
+            </w:pPr>
+            <w:r>
+              <w:rPr>
+                <w:rFonts w:ascii="Calibri" w:cs="Calibri" w:eastAsia="Calibri" w:hAnsi="Calibri"/>
+                <w:b w:val="false"/>
+                <w:bCs w:val="false"/>
+                <w:color w:val="22302A"/>
+                <w:sz w:val="20"/>
+                <w:szCs w:val="20"/>
+              </w:rPr>
+              <w:t xml:space="preserve">Chỉ sửa ca của mình</w:t>
+            </w:r>
+          </w:p>
+        </w:tc>
+      </w:tr>
+      <w:tr>
+        <w:tc>
+          <w:tcPr>
+            <w:tcW w:type="dxa" w:w="2057"/>
+            <w:tcMar>
+              <w:top w:type="dxa" w:w="100"/>
+              <w:left w:type="dxa" w:w="120"/>
+              <w:bottom w:type="dxa" w:w="100"/>
+              <w:right w:type="dxa" w:w="120"/>
+            </w:tcMar>
+            <w:vAlign w:val="center"/>
+          </w:tcPr>
+          <w:p>
+            <w:pPr>
+              <w:jc w:val="left"/>
+            </w:pPr>
+            <w:r>
+              <w:rPr>
+                <w:rFonts w:ascii="Calibri" w:cs="Calibri" w:eastAsia="Calibri" w:hAnsi="Calibri"/>
+                <w:b w:val="false"/>
+                <w:bCs w:val="false"/>
+                <w:color w:val="22302A"/>
+                <w:sz w:val="20"/>
+                <w:szCs w:val="20"/>
+              </w:rPr>
+              <w:t xml:space="preserve">Chuyên khoa / Bác sĩ (CRUD)</w:t>
+            </w:r>
+          </w:p>
+        </w:tc>
+        <w:tc>
+          <w:tcPr>
+            <w:tcW w:type="dxa" w:w="1870"/>
+            <w:tcMar>
+              <w:top w:type="dxa" w:w="100"/>
+              <w:left w:type="dxa" w:w="120"/>
+              <w:bottom w:type="dxa" w:w="100"/>
+              <w:right w:type="dxa" w:w="120"/>
+            </w:tcMar>
+            <w:vAlign w:val="center"/>
+          </w:tcPr>
+          <w:p>
+            <w:pPr>
+              <w:jc w:val="left"/>
+            </w:pPr>
+            <w:r>
+              <w:rPr>
+                <w:rFonts w:ascii="Calibri" w:cs="Calibri" w:eastAsia="Calibri" w:hAnsi="Calibri"/>
+                <w:b w:val="false"/>
+                <w:bCs w:val="false"/>
+                <w:color w:val="22302A"/>
+                <w:sz w:val="20"/>
+                <w:szCs w:val="20"/>
+              </w:rPr>
+              <w:t xml:space="preserve">Đầy đủ</w:t>
+            </w:r>
+          </w:p>
+        </w:tc>
+        <w:tc>
+          <w:tcPr>
+            <w:tcW w:type="dxa" w:w="3740"/>
+            <w:tcMar>
+              <w:top w:type="dxa" w:w="100"/>
+              <w:left w:type="dxa" w:w="120"/>
+              <w:bottom w:type="dxa" w:w="100"/>
+              <w:right w:type="dxa" w:w="120"/>
+            </w:tcMar>
+            <w:vAlign w:val="center"/>
+          </w:tcPr>
+          <w:p>
+            <w:pPr>
+              <w:jc w:val="left"/>
+            </w:pPr>
+            <w:r>
+              <w:rPr>
+                <w:rFonts w:ascii="Calibri" w:cs="Calibri" w:eastAsia="Calibri" w:hAnsi="Calibri"/>
+                <w:b w:val="false"/>
+                <w:bCs w:val="false"/>
+                <w:color w:val="22302A"/>
+                <w:sz w:val="20"/>
+                <w:szCs w:val="20"/>
+              </w:rPr>
+              <w:t xml:space="preserve">Không</w:t>
+            </w:r>
+          </w:p>
+        </w:tc>
+        <w:tc>
+          <w:tcPr>
+            <w:tcW w:type="dxa" w:w="1683"/>
+            <w:tcMar>
+              <w:top w:type="dxa" w:w="100"/>
+              <w:left w:type="dxa" w:w="120"/>
+              <w:bottom w:type="dxa" w:w="100"/>
+              <w:right w:type="dxa" w:w="120"/>
+            </w:tcMar>
+            <w:vAlign w:val="center"/>
+          </w:tcPr>
+          <w:p>
+            <w:pPr>
+              <w:jc w:val="left"/>
+            </w:pPr>
+            <w:r>
+              <w:rPr>
+                <w:rFonts w:ascii="Calibri" w:cs="Calibri" w:eastAsia="Calibri" w:hAnsi="Calibri"/>
+                <w:b w:val="false"/>
+                <w:bCs w:val="false"/>
+                <w:color w:val="22302A"/>
+                <w:sz w:val="20"/>
+                <w:szCs w:val="20"/>
+              </w:rPr>
+              <w:t xml:space="preserve">Không</w:t>
+            </w:r>
+          </w:p>
+        </w:tc>
+      </w:tr>
+      <w:tr>
+        <w:tc>
+          <w:tcPr>
+            <w:tcW w:type="dxa" w:w="2057"/>
+            <w:shd w:fill="F4F4F2" w:val="clear"/>
+            <w:tcMar>
+              <w:top w:type="dxa" w:w="100"/>
+              <w:left w:type="dxa" w:w="120"/>
+              <w:bottom w:type="dxa" w:w="100"/>
+              <w:right w:type="dxa" w:w="120"/>
+            </w:tcMar>
+            <w:vAlign w:val="center"/>
+          </w:tcPr>
+          <w:p>
+            <w:pPr>
+              <w:jc w:val="left"/>
+            </w:pPr>
+            <w:r>
+              <w:rPr>
+                <w:rFonts w:ascii="Calibri" w:cs="Calibri" w:eastAsia="Calibri" w:hAnsi="Calibri"/>
+                <w:b w:val="false"/>
+                <w:bCs w:val="false"/>
+                <w:color w:val="22302A"/>
+                <w:sz w:val="20"/>
+                <w:szCs w:val="20"/>
+              </w:rPr>
+              <w:t xml:space="preserve">Tin tức (CRUD)</w:t>
+            </w:r>
+          </w:p>
+        </w:tc>
+        <w:tc>
+          <w:tcPr>
+            <w:tcW w:type="dxa" w:w="1870"/>
+            <w:shd w:fill="F4F4F2" w:val="clear"/>
+            <w:tcMar>
+              <w:top w:type="dxa" w:w="100"/>
+              <w:left w:type="dxa" w:w="120"/>
+              <w:bottom w:type="dxa" w:w="100"/>
+              <w:right w:type="dxa" w:w="120"/>
+            </w:tcMar>
+            <w:vAlign w:val="center"/>
+          </w:tcPr>
+          <w:p>
+            <w:pPr>
+              <w:jc w:val="left"/>
+            </w:pPr>
+            <w:r>
+              <w:rPr>
+                <w:rFonts w:ascii="Calibri" w:cs="Calibri" w:eastAsia="Calibri" w:hAnsi="Calibri"/>
+                <w:b w:val="false"/>
+                <w:bCs w:val="false"/>
+                <w:color w:val="22302A"/>
+                <w:sz w:val="20"/>
+                <w:szCs w:val="20"/>
+              </w:rPr>
+              <w:t xml:space="preserve">Đầy đủ</w:t>
+            </w:r>
+          </w:p>
+        </w:tc>
+        <w:tc>
+          <w:tcPr>
+            <w:tcW w:type="dxa" w:w="3740"/>
+            <w:shd w:fill="F4F4F2" w:val="clear"/>
+            <w:tcMar>
+              <w:top w:type="dxa" w:w="100"/>
+              <w:left w:type="dxa" w:w="120"/>
+              <w:bottom w:type="dxa" w:w="100"/>
+              <w:right w:type="dxa" w:w="120"/>
+            </w:tcMar>
+            <w:vAlign w:val="center"/>
+          </w:tcPr>
+          <w:p>
+            <w:pPr>
+              <w:jc w:val="left"/>
+            </w:pPr>
+            <w:r>
+              <w:rPr>
+                <w:rFonts w:ascii="Calibri" w:cs="Calibri" w:eastAsia="Calibri" w:hAnsi="Calibri"/>
+                <w:b w:val="false"/>
+                <w:bCs w:val="false"/>
+                <w:color w:val="22302A"/>
+                <w:sz w:val="20"/>
+                <w:szCs w:val="20"/>
+              </w:rPr>
+              <w:t xml:space="preserve">Chỉ bài thuộc phòng ban mình (mới, v2.5)</w:t>
+            </w:r>
+          </w:p>
+        </w:tc>
+        <w:tc>
+          <w:tcPr>
+            <w:tcW w:type="dxa" w:w="1683"/>
+            <w:shd w:fill="F4F4F2" w:val="clear"/>
+            <w:tcMar>
+              <w:top w:type="dxa" w:w="100"/>
+              <w:left w:type="dxa" w:w="120"/>
+              <w:bottom w:type="dxa" w:w="100"/>
+              <w:right w:type="dxa" w:w="120"/>
+            </w:tcMar>
+            <w:vAlign w:val="center"/>
+          </w:tcPr>
+          <w:p>
+            <w:pPr>
+              <w:jc w:val="left"/>
+            </w:pPr>
+            <w:r>
+              <w:rPr>
+                <w:rFonts w:ascii="Calibri" w:cs="Calibri" w:eastAsia="Calibri" w:hAnsi="Calibri"/>
+                <w:b w:val="false"/>
+                <w:bCs w:val="false"/>
+                <w:color w:val="22302A"/>
+                <w:sz w:val="20"/>
+                <w:szCs w:val="20"/>
+              </w:rPr>
+              <w:t xml:space="preserve">Không</w:t>
+            </w:r>
+          </w:p>
+        </w:tc>
+      </w:tr>
+      <w:tr>
+        <w:tc>
+          <w:tcPr>
+            <w:tcW w:type="dxa" w:w="2057"/>
+            <w:tcMar>
+              <w:top w:type="dxa" w:w="100"/>
+              <w:left w:type="dxa" w:w="120"/>
+              <w:bottom w:type="dxa" w:w="100"/>
+              <w:right w:type="dxa" w:w="120"/>
+            </w:tcMar>
+            <w:vAlign w:val="center"/>
+          </w:tcPr>
+          <w:p>
+            <w:pPr>
+              <w:jc w:val="left"/>
+            </w:pPr>
+            <w:r>
+              <w:rPr>
+                <w:rFonts w:ascii="Calibri" w:cs="Calibri" w:eastAsia="Calibri" w:hAnsi="Calibri"/>
+                <w:b w:val="false"/>
+                <w:bCs w:val="false"/>
+                <w:color w:val="22302A"/>
+                <w:sz w:val="20"/>
+                <w:szCs w:val="20"/>
+              </w:rPr>
+              <w:t xml:space="preserve">Tổ chức (CRUD)</w:t>
+            </w:r>
+          </w:p>
+        </w:tc>
+        <w:tc>
+          <w:tcPr>
+            <w:tcW w:type="dxa" w:w="1870"/>
+            <w:tcMar>
+              <w:top w:type="dxa" w:w="100"/>
+              <w:left w:type="dxa" w:w="120"/>
+              <w:bottom w:type="dxa" w:w="100"/>
+              <w:right w:type="dxa" w:w="120"/>
+            </w:tcMar>
+            <w:vAlign w:val="center"/>
+          </w:tcPr>
+          <w:p>
+            <w:pPr>
+              <w:jc w:val="left"/>
+            </w:pPr>
+            <w:r>
+              <w:rPr>
+                <w:rFonts w:ascii="Calibri" w:cs="Calibri" w:eastAsia="Calibri" w:hAnsi="Calibri"/>
+                <w:b w:val="false"/>
+                <w:bCs w:val="false"/>
+                <w:color w:val="22302A"/>
+                <w:sz w:val="20"/>
+                <w:szCs w:val="20"/>
+              </w:rPr>
+              <w:t xml:space="preserve">Đầy đủ</w:t>
+            </w:r>
+          </w:p>
+        </w:tc>
+        <w:tc>
+          <w:tcPr>
+            <w:tcW w:type="dxa" w:w="3740"/>
+            <w:tcMar>
+              <w:top w:type="dxa" w:w="100"/>
+              <w:left w:type="dxa" w:w="120"/>
+              <w:bottom w:type="dxa" w:w="100"/>
+              <w:right w:type="dxa" w:w="120"/>
+            </w:tcMar>
+            <w:vAlign w:val="center"/>
+          </w:tcPr>
+          <w:p>
+            <w:pPr>
+              <w:jc w:val="left"/>
+            </w:pPr>
+            <w:r>
+              <w:rPr>
+                <w:rFonts w:ascii="Calibri" w:cs="Calibri" w:eastAsia="Calibri" w:hAnsi="Calibri"/>
+                <w:b w:val="false"/>
+                <w:bCs w:val="false"/>
+                <w:color w:val="22302A"/>
+                <w:sz w:val="20"/>
+                <w:szCs w:val="20"/>
+              </w:rPr>
+              <w:t xml:space="preserve">Xem</w:t>
+            </w:r>
+          </w:p>
+        </w:tc>
+        <w:tc>
+          <w:tcPr>
+            <w:tcW w:type="dxa" w:w="1683"/>
+            <w:tcMar>
+              <w:top w:type="dxa" w:w="100"/>
+              <w:left w:type="dxa" w:w="120"/>
+              <w:bottom w:type="dxa" w:w="100"/>
+              <w:right w:type="dxa" w:w="120"/>
+            </w:tcMar>
+            <w:vAlign w:val="center"/>
+          </w:tcPr>
+          <w:p>
+            <w:pPr>
+              <w:jc w:val="left"/>
+            </w:pPr>
+            <w:r>
+              <w:rPr>
+                <w:rFonts w:ascii="Calibri" w:cs="Calibri" w:eastAsia="Calibri" w:hAnsi="Calibri"/>
+                <w:b w:val="false"/>
+                <w:bCs w:val="false"/>
+                <w:color w:val="22302A"/>
+                <w:sz w:val="20"/>
+                <w:szCs w:val="20"/>
+              </w:rPr>
+              <w:t xml:space="preserve">Không</w:t>
+            </w:r>
+          </w:p>
+        </w:tc>
+      </w:tr>
+      <w:tr>
+        <w:tc>
+          <w:tcPr>
+            <w:tcW w:type="dxa" w:w="2057"/>
+            <w:shd w:fill="F4F4F2" w:val="clear"/>
+            <w:tcMar>
+              <w:top w:type="dxa" w:w="100"/>
+              <w:left w:type="dxa" w:w="120"/>
+              <w:bottom w:type="dxa" w:w="100"/>
+              <w:right w:type="dxa" w:w="120"/>
+            </w:tcMar>
+            <w:vAlign w:val="center"/>
+          </w:tcPr>
+          <w:p>
+            <w:pPr>
+              <w:jc w:val="left"/>
+            </w:pPr>
+            <w:r>
+              <w:rPr>
+                <w:rFonts w:ascii="Calibri" w:cs="Calibri" w:eastAsia="Calibri" w:hAnsi="Calibri"/>
+                <w:b w:val="false"/>
+                <w:bCs w:val="false"/>
+                <w:color w:val="22302A"/>
+                <w:sz w:val="20"/>
+                <w:szCs w:val="20"/>
+              </w:rPr>
+              <w:t xml:space="preserve">Nhật ký hoạt động</w:t>
+            </w:r>
+          </w:p>
+        </w:tc>
+        <w:tc>
+          <w:tcPr>
+            <w:tcW w:type="dxa" w:w="1870"/>
+            <w:shd w:fill="F4F4F2" w:val="clear"/>
+            <w:tcMar>
+              <w:top w:type="dxa" w:w="100"/>
+              <w:left w:type="dxa" w:w="120"/>
+              <w:bottom w:type="dxa" w:w="100"/>
+              <w:right w:type="dxa" w:w="120"/>
+            </w:tcMar>
+            <w:vAlign w:val="center"/>
+          </w:tcPr>
+          <w:p>
+            <w:pPr>
+              <w:jc w:val="left"/>
+            </w:pPr>
+            <w:r>
+              <w:rPr>
+                <w:rFonts w:ascii="Calibri" w:cs="Calibri" w:eastAsia="Calibri" w:hAnsi="Calibri"/>
+                <w:b w:val="false"/>
+                <w:bCs w:val="false"/>
+                <w:color w:val="22302A"/>
+                <w:sz w:val="20"/>
+                <w:szCs w:val="20"/>
+              </w:rPr>
+              <w:t xml:space="preserve">Đầy đủ</w:t>
+            </w:r>
+          </w:p>
+        </w:tc>
+        <w:tc>
+          <w:tcPr>
+            <w:tcW w:type="dxa" w:w="3740"/>
+            <w:shd w:fill="F4F4F2" w:val="clear"/>
+            <w:tcMar>
+              <w:top w:type="dxa" w:w="100"/>
+              <w:left w:type="dxa" w:w="120"/>
+              <w:bottom w:type="dxa" w:w="100"/>
+              <w:right w:type="dxa" w:w="120"/>
+            </w:tcMar>
+            <w:vAlign w:val="center"/>
+          </w:tcPr>
+          <w:p>
+            <w:pPr>
+              <w:jc w:val="left"/>
+            </w:pPr>
+            <w:r>
+              <w:rPr>
+                <w:rFonts w:ascii="Calibri" w:cs="Calibri" w:eastAsia="Calibri" w:hAnsi="Calibri"/>
+                <w:b w:val="false"/>
+                <w:bCs w:val="false"/>
+                <w:color w:val="22302A"/>
+                <w:sz w:val="20"/>
+                <w:szCs w:val="20"/>
+              </w:rPr>
+              <w:t xml:space="preserve">Không</w:t>
+            </w:r>
+          </w:p>
+        </w:tc>
+        <w:tc>
+          <w:tcPr>
+            <w:tcW w:type="dxa" w:w="1683"/>
+            <w:shd w:fill="F4F4F2" w:val="clear"/>
+            <w:tcMar>
+              <w:top w:type="dxa" w:w="100"/>
+              <w:left w:type="dxa" w:w="120"/>
+              <w:bottom w:type="dxa" w:w="100"/>
+              <w:right w:type="dxa" w:w="120"/>
+            </w:tcMar>
+            <w:vAlign w:val="center"/>
+          </w:tcPr>
+          <w:p>
+            <w:pPr>
+              <w:jc w:val="left"/>
+            </w:pPr>
+            <w:r>
+              <w:rPr>
+                <w:rFonts w:ascii="Calibri" w:cs="Calibri" w:eastAsia="Calibri" w:hAnsi="Calibri"/>
+                <w:b w:val="false"/>
+                <w:bCs w:val="false"/>
+                <w:color w:val="22302A"/>
+                <w:sz w:val="20"/>
+                <w:szCs w:val="20"/>
+              </w:rPr>
+              <w:t xml:space="preserve">Không</w:t>
+            </w:r>
+          </w:p>
+        </w:tc>
+      </w:tr>
+    </w:tbl>
+    <w:tbl>
+      <w:tblPr>
+        <w:tblW w:type="pct" w:w="100%"/>
+        <w:tblBorders>
+          <w:top w:val="single" w:color="FFA265" w:sz="4"/>
+          <w:left w:val="single" w:color="FFA265" w:sz="4"/>
+          <w:bottom w:val="single" w:color="FFA265" w:sz="4"/>
+          <w:right w:val="single" w:color="FFA265" w:sz="4"/>
+          <w:insideH w:val="single" w:color="auto" w:sz="4"/>
+          <w:insideV w:val="single" w:color="auto" w:sz="4"/>
+        </w:tblBorders>
+      </w:tblPr>
+      <w:tblGrid>
+        <w:gridCol w:w="100"/>
+      </w:tblGrid>
+      <w:tr>
+        <w:tc>
+          <w:tcPr>
+            <w:shd w:fill="FFF3E8" w:val="clear"/>
+            <w:tcMar>
+              <w:top w:type="dxa" w:w="140"/>
+              <w:left w:type="dxa" w:w="180"/>
+              <w:bottom w:type="dxa" w:w="140"/>
+              <w:right w:type="dxa" w:w="180"/>
+            </w:tcMar>
+          </w:tcPr>
+          <w:p>
+            <w:r>
+              <w:rPr>
+                <w:rFonts w:ascii="Calibri" w:cs="Calibri" w:eastAsia="Calibri" w:hAnsi="Calibri"/>
+                <w:b/>
+                <w:bCs/>
+                <w:color w:val="FFA265"/>
+                <w:sz w:val="21"/>
+                <w:szCs w:val="21"/>
+              </w:rPr>
+              <w:t xml:space="preserve">★ </w:t>
+            </w:r>
+            <w:r>
+              <w:rPr>
+                <w:rFonts w:ascii="Calibri" w:cs="Calibri" w:eastAsia="Calibri" w:hAnsi="Calibri"/>
+                <w:i/>
+                <w:iCs/>
+                <w:color w:val="22302A"/>
+                <w:sz w:val="21"/>
+                <w:szCs w:val="21"/>
+              </w:rPr>
+              <w:t xml:space="preserve">Khuyến nghị: văn bản này nên được đội dự án xác nhận lại với bệnh viện — việc mở rộng quyền đăng Tin tức/Đấu thầu cho Department Admin có phù hợp với quy chế nội bộ về thẩm quyền công bố thông tin mua sắm công hay không, vì đây là thông tin có tính pháp lý (khác với tin tức thông thường).</w:t>
+            </w:r>
+          </w:p>
+        </w:tc>
+      </w:tr>
+    </w:tbl>
+    <w:p>
+      <w:pPr>
+        <w:pStyle w:val="Heading2"/>
+        <w:spacing w:after="140" w:before="320"/>
+      </w:pPr>
+      <w:r>
+        <w:rPr>
+          <w:rFonts w:ascii="Calibri" w:cs="Calibri" w:eastAsia="Calibri" w:hAnsi="Calibri"/>
+          <w:b/>
+          <w:bCs/>
+          <w:color w:val="164B36"/>
+        </w:rPr>
+        <w:t xml:space="preserve">18.3. Kiến trúc 9 Tab Admin (mở rộng mục 9.2)</w:t>
+      </w:r>
+    </w:p>
+    <w:tbl>
+      <w:tblPr>
+        <w:tblW w:type="dxa" w:w="9350"/>
+        <w:tblBorders>
+          <w:top w:val="single" w:color="auto" w:sz="4"/>
+          <w:left w:val="single" w:color="auto" w:sz="4"/>
+          <w:bottom w:val="single" w:color="auto" w:sz="4"/>
+          <w:right w:val="single" w:color="auto" w:sz="4"/>
+          <w:insideH w:val="single" w:color="auto" w:sz="4"/>
+          <w:insideV w:val="single" w:color="auto" w:sz="4"/>
+        </w:tblBorders>
+      </w:tblPr>
+      <w:tblGrid>
+        <w:gridCol w:w="1496"/>
+        <w:gridCol w:w="2057"/>
+        <w:gridCol w:w="5797"/>
+      </w:tblGrid>
+      <w:tr>
+        <w:trPr>
+          <w:tblHeader/>
+        </w:trPr>
+        <w:tc>
+          <w:tcPr>
+            <w:tcW w:type="dxa" w:w="1496"/>
+            <w:shd w:fill="164B36" w:val="clear"/>
+            <w:tcMar>
+              <w:top w:type="dxa" w:w="100"/>
+              <w:left w:type="dxa" w:w="120"/>
+              <w:bottom w:type="dxa" w:w="100"/>
+              <w:right w:type="dxa" w:w="120"/>
+            </w:tcMar>
+            <w:vAlign w:val="center"/>
+          </w:tcPr>
+          <w:p>
+            <w:pPr>
+              <w:jc w:val="left"/>
+            </w:pPr>
+            <w:r>
+              <w:rPr>
+                <w:rFonts w:ascii="Calibri" w:cs="Calibri" w:eastAsia="Calibri" w:hAnsi="Calibri"/>
+                <w:b/>
+                <w:bCs/>
+                <w:color w:val="FFFFFF"/>
+                <w:sz w:val="19"/>
+                <w:szCs w:val="19"/>
+              </w:rPr>
+              <w:t xml:space="preserve">Tab</w:t>
+            </w:r>
+          </w:p>
+        </w:tc>
+        <w:tc>
+          <w:tcPr>
+            <w:tcW w:type="dxa" w:w="2057"/>
+            <w:shd w:fill="164B36" w:val="clear"/>
+            <w:tcMar>
+              <w:top w:type="dxa" w:w="100"/>
+              <w:left w:type="dxa" w:w="120"/>
+              <w:bottom w:type="dxa" w:w="100"/>
+              <w:right w:type="dxa" w:w="120"/>
+            </w:tcMar>
+            <w:vAlign w:val="center"/>
+          </w:tcPr>
+          <w:p>
+            <w:pPr>
+              <w:jc w:val="left"/>
+            </w:pPr>
+            <w:r>
+              <w:rPr>
+                <w:rFonts w:ascii="Calibri" w:cs="Calibri" w:eastAsia="Calibri" w:hAnsi="Calibri"/>
+                <w:b/>
+                <w:bCs/>
+                <w:color w:val="FFFFFF"/>
+                <w:sz w:val="19"/>
+                <w:szCs w:val="19"/>
+              </w:rPr>
+              <w:t xml:space="preserve">File</w:t>
+            </w:r>
+          </w:p>
+        </w:tc>
+        <w:tc>
+          <w:tcPr>
+            <w:tcW w:type="dxa" w:w="5797"/>
+            <w:shd w:fill="164B36" w:val="clear"/>
+            <w:tcMar>
+              <w:top w:type="dxa" w:w="100"/>
+              <w:left w:type="dxa" w:w="120"/>
+              <w:bottom w:type="dxa" w:w="100"/>
+              <w:right w:type="dxa" w:w="120"/>
+            </w:tcMar>
+            <w:vAlign w:val="center"/>
+          </w:tcPr>
+          <w:p>
+            <w:pPr>
+              <w:jc w:val="left"/>
+            </w:pPr>
+            <w:r>
+              <w:rPr>
+                <w:rFonts w:ascii="Calibri" w:cs="Calibri" w:eastAsia="Calibri" w:hAnsi="Calibri"/>
+                <w:b/>
+                <w:bCs/>
+                <w:color w:val="FFFFFF"/>
+                <w:sz w:val="19"/>
+                <w:szCs w:val="19"/>
+              </w:rPr>
+              <w:t xml:space="preserve">Mô tả</w:t>
+            </w:r>
+          </w:p>
+        </w:tc>
+      </w:tr>
+      <w:tr>
+        <w:tc>
+          <w:tcPr>
+            <w:tcW w:type="dxa" w:w="1496"/>
+            <w:tcMar>
+              <w:top w:type="dxa" w:w="100"/>
+              <w:left w:type="dxa" w:w="120"/>
+              <w:bottom w:type="dxa" w:w="100"/>
+              <w:right w:type="dxa" w:w="120"/>
+            </w:tcMar>
+            <w:vAlign w:val="center"/>
+          </w:tcPr>
+          <w:p>
+            <w:pPr>
+              <w:jc w:val="left"/>
+            </w:pPr>
+            <w:r>
+              <w:rPr>
+                <w:rFonts w:ascii="Calibri" w:cs="Calibri" w:eastAsia="Calibri" w:hAnsi="Calibri"/>
+                <w:b w:val="false"/>
+                <w:bCs w:val="false"/>
+                <w:color w:val="22302A"/>
+                <w:sz w:val="20"/>
+                <w:szCs w:val="20"/>
+              </w:rPr>
+              <w:t xml:space="preserve">Tổng quan</w:t>
+            </w:r>
+          </w:p>
+        </w:tc>
+        <w:tc>
+          <w:tcPr>
+            <w:tcW w:type="dxa" w:w="2057"/>
+            <w:tcMar>
+              <w:top w:type="dxa" w:w="100"/>
+              <w:left w:type="dxa" w:w="120"/>
+              <w:bottom w:type="dxa" w:w="100"/>
+              <w:right w:type="dxa" w:w="120"/>
+            </w:tcMar>
+            <w:vAlign w:val="center"/>
+          </w:tcPr>
+          <w:p>
+            <w:pPr>
+              <w:jc w:val="left"/>
+            </w:pPr>
+            <w:r>
+              <w:rPr>
+                <w:rFonts w:ascii="Calibri" w:cs="Calibri" w:eastAsia="Calibri" w:hAnsi="Calibri"/>
+                <w:b w:val="false"/>
+                <w:bCs w:val="false"/>
+                <w:color w:val="22302A"/>
+                <w:sz w:val="20"/>
+                <w:szCs w:val="20"/>
+              </w:rPr>
+              <w:t xml:space="preserve">OverviewTab.tsx</w:t>
+            </w:r>
+          </w:p>
+        </w:tc>
+        <w:tc>
+          <w:tcPr>
+            <w:tcW w:type="dxa" w:w="5797"/>
+            <w:tcMar>
+              <w:top w:type="dxa" w:w="100"/>
+              <w:left w:type="dxa" w:w="120"/>
+              <w:bottom w:type="dxa" w:w="100"/>
+              <w:right w:type="dxa" w:w="120"/>
+            </w:tcMar>
+            <w:vAlign w:val="center"/>
+          </w:tcPr>
+          <w:p>
+            <w:pPr>
+              <w:jc w:val="left"/>
+            </w:pPr>
+            <w:r>
+              <w:rPr>
+                <w:rFonts w:ascii="Calibri" w:cs="Calibri" w:eastAsia="Calibri" w:hAnsi="Calibri"/>
+                <w:b w:val="false"/>
+                <w:bCs w:val="false"/>
+                <w:color w:val="22302A"/>
+                <w:sz w:val="20"/>
+                <w:szCs w:val="20"/>
+              </w:rPr>
+              <w:t xml:space="preserve">4 thẻ chỉ số + 5 lịch hẹn gần nhất.</w:t>
+            </w:r>
+          </w:p>
+        </w:tc>
+      </w:tr>
+      <w:tr>
+        <w:tc>
+          <w:tcPr>
+            <w:tcW w:type="dxa" w:w="1496"/>
+            <w:shd w:fill="F4F4F2" w:val="clear"/>
+            <w:tcMar>
+              <w:top w:type="dxa" w:w="100"/>
+              <w:left w:type="dxa" w:w="120"/>
+              <w:bottom w:type="dxa" w:w="100"/>
+              <w:right w:type="dxa" w:w="120"/>
+            </w:tcMar>
+            <w:vAlign w:val="center"/>
+          </w:tcPr>
+          <w:p>
+            <w:pPr>
+              <w:jc w:val="left"/>
+            </w:pPr>
+            <w:r>
+              <w:rPr>
+                <w:rFonts w:ascii="Calibri" w:cs="Calibri" w:eastAsia="Calibri" w:hAnsi="Calibri"/>
+                <w:b w:val="false"/>
+                <w:bCs w:val="false"/>
+                <w:color w:val="22302A"/>
+                <w:sz w:val="20"/>
+                <w:szCs w:val="20"/>
+              </w:rPr>
+              <w:t xml:space="preserve">Lịch hẹn</w:t>
+            </w:r>
+          </w:p>
+        </w:tc>
+        <w:tc>
+          <w:tcPr>
+            <w:tcW w:type="dxa" w:w="2057"/>
+            <w:shd w:fill="F4F4F2" w:val="clear"/>
+            <w:tcMar>
+              <w:top w:type="dxa" w:w="100"/>
+              <w:left w:type="dxa" w:w="120"/>
+              <w:bottom w:type="dxa" w:w="100"/>
+              <w:right w:type="dxa" w:w="120"/>
+            </w:tcMar>
+            <w:vAlign w:val="center"/>
+          </w:tcPr>
+          <w:p>
+            <w:pPr>
+              <w:jc w:val="left"/>
+            </w:pPr>
+            <w:r>
+              <w:rPr>
+                <w:rFonts w:ascii="Calibri" w:cs="Calibri" w:eastAsia="Calibri" w:hAnsi="Calibri"/>
+                <w:b w:val="false"/>
+                <w:bCs w:val="false"/>
+                <w:color w:val="22302A"/>
+                <w:sz w:val="20"/>
+                <w:szCs w:val="20"/>
+              </w:rPr>
+              <w:t xml:space="preserve">BookingsTab.tsx</w:t>
+            </w:r>
+          </w:p>
+        </w:tc>
+        <w:tc>
+          <w:tcPr>
+            <w:tcW w:type="dxa" w:w="5797"/>
+            <w:shd w:fill="F4F4F2" w:val="clear"/>
+            <w:tcMar>
+              <w:top w:type="dxa" w:w="100"/>
+              <w:left w:type="dxa" w:w="120"/>
+              <w:bottom w:type="dxa" w:w="100"/>
+              <w:right w:type="dxa" w:w="120"/>
+            </w:tcMar>
+            <w:vAlign w:val="center"/>
+          </w:tcPr>
+          <w:p>
+            <w:pPr>
+              <w:jc w:val="left"/>
+            </w:pPr>
+            <w:r>
+              <w:rPr>
+                <w:rFonts w:ascii="Calibri" w:cs="Calibri" w:eastAsia="Calibri" w:hAnsi="Calibri"/>
+                <w:b w:val="false"/>
+                <w:bCs w:val="false"/>
+                <w:color w:val="22302A"/>
+                <w:sz w:val="20"/>
+                <w:szCs w:val="20"/>
+              </w:rPr>
+              <w:t xml:space="preserve">Tìm kiếm, lọc, xác nhận/huỷ, xuất Excel, in PDF.</w:t>
+            </w:r>
+          </w:p>
+        </w:tc>
+      </w:tr>
+      <w:tr>
+        <w:tc>
+          <w:tcPr>
+            <w:tcW w:type="dxa" w:w="1496"/>
+            <w:tcMar>
+              <w:top w:type="dxa" w:w="100"/>
+              <w:left w:type="dxa" w:w="120"/>
+              <w:bottom w:type="dxa" w:w="100"/>
+              <w:right w:type="dxa" w:w="120"/>
+            </w:tcMar>
+            <w:vAlign w:val="center"/>
+          </w:tcPr>
+          <w:p>
+            <w:pPr>
+              <w:jc w:val="left"/>
+            </w:pPr>
+            <w:r>
+              <w:rPr>
+                <w:rFonts w:ascii="Calibri" w:cs="Calibri" w:eastAsia="Calibri" w:hAnsi="Calibri"/>
+                <w:b w:val="false"/>
+                <w:bCs w:val="false"/>
+                <w:color w:val="22302A"/>
+                <w:sz w:val="20"/>
+                <w:szCs w:val="20"/>
+              </w:rPr>
+              <w:t xml:space="preserve">Bệnh nhân</w:t>
+            </w:r>
+          </w:p>
+        </w:tc>
+        <w:tc>
+          <w:tcPr>
+            <w:tcW w:type="dxa" w:w="2057"/>
+            <w:tcMar>
+              <w:top w:type="dxa" w:w="100"/>
+              <w:left w:type="dxa" w:w="120"/>
+              <w:bottom w:type="dxa" w:w="100"/>
+              <w:right w:type="dxa" w:w="120"/>
+            </w:tcMar>
+            <w:vAlign w:val="center"/>
+          </w:tcPr>
+          <w:p>
+            <w:pPr>
+              <w:jc w:val="left"/>
+            </w:pPr>
+            <w:r>
+              <w:rPr>
+                <w:rFonts w:ascii="Calibri" w:cs="Calibri" w:eastAsia="Calibri" w:hAnsi="Calibri"/>
+                <w:b w:val="false"/>
+                <w:bCs w:val="false"/>
+                <w:color w:val="22302A"/>
+                <w:sz w:val="20"/>
+                <w:szCs w:val="20"/>
+              </w:rPr>
+              <w:t xml:space="preserve">PatientsTab.tsx</w:t>
+            </w:r>
+          </w:p>
+        </w:tc>
+        <w:tc>
+          <w:tcPr>
+            <w:tcW w:type="dxa" w:w="5797"/>
+            <w:tcMar>
+              <w:top w:type="dxa" w:w="100"/>
+              <w:left w:type="dxa" w:w="120"/>
+              <w:bottom w:type="dxa" w:w="100"/>
+              <w:right w:type="dxa" w:w="120"/>
+            </w:tcMar>
+            <w:vAlign w:val="center"/>
+          </w:tcPr>
+          <w:p>
+            <w:pPr>
+              <w:jc w:val="left"/>
+            </w:pPr>
+            <w:r>
+              <w:rPr>
+                <w:rFonts w:ascii="Calibri" w:cs="Calibri" w:eastAsia="Calibri" w:hAnsi="Calibri"/>
+                <w:b w:val="false"/>
+                <w:bCs w:val="false"/>
+                <w:color w:val="22302A"/>
+                <w:sz w:val="20"/>
+                <w:szCs w:val="20"/>
+              </w:rPr>
+              <w:t xml:space="preserve">Danh bạ bệnh nhân, tìm kiếm.</w:t>
+            </w:r>
+          </w:p>
+        </w:tc>
+      </w:tr>
+      <w:tr>
+        <w:tc>
+          <w:tcPr>
+            <w:tcW w:type="dxa" w:w="1496"/>
+            <w:shd w:fill="F4F4F2" w:val="clear"/>
+            <w:tcMar>
+              <w:top w:type="dxa" w:w="100"/>
+              <w:left w:type="dxa" w:w="120"/>
+              <w:bottom w:type="dxa" w:w="100"/>
+              <w:right w:type="dxa" w:w="120"/>
+            </w:tcMar>
+            <w:vAlign w:val="center"/>
+          </w:tcPr>
+          <w:p>
+            <w:pPr>
+              <w:jc w:val="left"/>
+            </w:pPr>
+            <w:r>
+              <w:rPr>
+                <w:rFonts w:ascii="Calibri" w:cs="Calibri" w:eastAsia="Calibri" w:hAnsi="Calibri"/>
+                <w:b w:val="false"/>
+                <w:bCs w:val="false"/>
+                <w:color w:val="22302A"/>
+                <w:sz w:val="20"/>
+                <w:szCs w:val="20"/>
+              </w:rPr>
+              <w:t xml:space="preserve">Lịch trực</w:t>
+            </w:r>
+          </w:p>
+        </w:tc>
+        <w:tc>
+          <w:tcPr>
+            <w:tcW w:type="dxa" w:w="2057"/>
+            <w:shd w:fill="F4F4F2" w:val="clear"/>
+            <w:tcMar>
+              <w:top w:type="dxa" w:w="100"/>
+              <w:left w:type="dxa" w:w="120"/>
+              <w:bottom w:type="dxa" w:w="100"/>
+              <w:right w:type="dxa" w:w="120"/>
+            </w:tcMar>
+            <w:vAlign w:val="center"/>
+          </w:tcPr>
+          <w:p>
+            <w:pPr>
+              <w:jc w:val="left"/>
+            </w:pPr>
+            <w:r>
+              <w:rPr>
+                <w:rFonts w:ascii="Calibri" w:cs="Calibri" w:eastAsia="Calibri" w:hAnsi="Calibri"/>
+                <w:b w:val="false"/>
+                <w:bCs w:val="false"/>
+                <w:color w:val="22302A"/>
+                <w:sz w:val="20"/>
+                <w:szCs w:val="20"/>
+              </w:rPr>
+              <w:t xml:space="preserve">ShiftsTab.tsx</w:t>
+            </w:r>
+          </w:p>
+        </w:tc>
+        <w:tc>
+          <w:tcPr>
+            <w:tcW w:type="dxa" w:w="5797"/>
+            <w:shd w:fill="F4F4F2" w:val="clear"/>
+            <w:tcMar>
+              <w:top w:type="dxa" w:w="100"/>
+              <w:left w:type="dxa" w:w="120"/>
+              <w:bottom w:type="dxa" w:w="100"/>
+              <w:right w:type="dxa" w:w="120"/>
+            </w:tcMar>
+            <w:vAlign w:val="center"/>
+          </w:tcPr>
+          <w:p>
+            <w:pPr>
+              <w:jc w:val="left"/>
+            </w:pPr>
+            <w:r>
+              <w:rPr>
+                <w:rFonts w:ascii="Calibri" w:cs="Calibri" w:eastAsia="Calibri" w:hAnsi="Calibri"/>
+                <w:b w:val="false"/>
+                <w:bCs w:val="false"/>
+                <w:color w:val="22302A"/>
+                <w:sz w:val="20"/>
+                <w:szCs w:val="20"/>
+              </w:rPr>
+              <w:t xml:space="preserve">Ma trận phân ca 7 ngày × Sáng/Chiều/Nghỉ.</w:t>
+            </w:r>
+          </w:p>
+        </w:tc>
+      </w:tr>
+      <w:tr>
+        <w:tc>
+          <w:tcPr>
+            <w:tcW w:type="dxa" w:w="1496"/>
+            <w:tcMar>
+              <w:top w:type="dxa" w:w="100"/>
+              <w:left w:type="dxa" w:w="120"/>
+              <w:bottom w:type="dxa" w:w="100"/>
+              <w:right w:type="dxa" w:w="120"/>
+            </w:tcMar>
+            <w:vAlign w:val="center"/>
+          </w:tcPr>
+          <w:p>
+            <w:pPr>
+              <w:jc w:val="left"/>
+            </w:pPr>
+            <w:r>
+              <w:rPr>
+                <w:rFonts w:ascii="Calibri" w:cs="Calibri" w:eastAsia="Calibri" w:hAnsi="Calibri"/>
+                <w:b w:val="false"/>
+                <w:bCs w:val="false"/>
+                <w:color w:val="22302A"/>
+                <w:sz w:val="20"/>
+                <w:szCs w:val="20"/>
+              </w:rPr>
+              <w:t xml:space="preserve">Chuyên khoa</w:t>
+            </w:r>
+          </w:p>
+        </w:tc>
+        <w:tc>
+          <w:tcPr>
+            <w:tcW w:type="dxa" w:w="2057"/>
+            <w:tcMar>
+              <w:top w:type="dxa" w:w="100"/>
+              <w:left w:type="dxa" w:w="120"/>
+              <w:bottom w:type="dxa" w:w="100"/>
+              <w:right w:type="dxa" w:w="120"/>
+            </w:tcMar>
+            <w:vAlign w:val="center"/>
+          </w:tcPr>
+          <w:p>
+            <w:pPr>
+              <w:jc w:val="left"/>
+            </w:pPr>
+            <w:r>
+              <w:rPr>
+                <w:rFonts w:ascii="Calibri" w:cs="Calibri" w:eastAsia="Calibri" w:hAnsi="Calibri"/>
+                <w:b w:val="false"/>
+                <w:bCs w:val="false"/>
+                <w:color w:val="22302A"/>
+                <w:sz w:val="20"/>
+                <w:szCs w:val="20"/>
+              </w:rPr>
+              <w:t xml:space="preserve">SpecialtiesTab.tsx</w:t>
+            </w:r>
+          </w:p>
+        </w:tc>
+        <w:tc>
+          <w:tcPr>
+            <w:tcW w:type="dxa" w:w="5797"/>
+            <w:tcMar>
+              <w:top w:type="dxa" w:w="100"/>
+              <w:left w:type="dxa" w:w="120"/>
+              <w:bottom w:type="dxa" w:w="100"/>
+              <w:right w:type="dxa" w:w="120"/>
+            </w:tcMar>
+            <w:vAlign w:val="center"/>
+          </w:tcPr>
+          <w:p>
+            <w:pPr>
+              <w:jc w:val="left"/>
+            </w:pPr>
+            <w:r>
+              <w:rPr>
+                <w:rFonts w:ascii="Calibri" w:cs="Calibri" w:eastAsia="Calibri" w:hAnsi="Calibri"/>
+                <w:b w:val="false"/>
+                <w:bCs w:val="false"/>
+                <w:color w:val="22302A"/>
+                <w:sz w:val="20"/>
+                <w:szCs w:val="20"/>
+              </w:rPr>
+              <w:t xml:space="preserve">CRUD chuyên khoa lâm sàng, dùng bảng specialties (mục 15.2).</w:t>
+            </w:r>
+          </w:p>
+        </w:tc>
+      </w:tr>
+      <w:tr>
+        <w:tc>
+          <w:tcPr>
+            <w:tcW w:type="dxa" w:w="1496"/>
+            <w:shd w:fill="F4F4F2" w:val="clear"/>
+            <w:tcMar>
+              <w:top w:type="dxa" w:w="100"/>
+              <w:left w:type="dxa" w:w="120"/>
+              <w:bottom w:type="dxa" w:w="100"/>
+              <w:right w:type="dxa" w:w="120"/>
+            </w:tcMar>
+            <w:vAlign w:val="center"/>
+          </w:tcPr>
+          <w:p>
+            <w:pPr>
+              <w:jc w:val="left"/>
+            </w:pPr>
+            <w:r>
+              <w:rPr>
+                <w:rFonts w:ascii="Calibri" w:cs="Calibri" w:eastAsia="Calibri" w:hAnsi="Calibri"/>
+                <w:b w:val="false"/>
+                <w:bCs w:val="false"/>
+                <w:color w:val="22302A"/>
+                <w:sz w:val="20"/>
+                <w:szCs w:val="20"/>
+              </w:rPr>
+              <w:t xml:space="preserve">Bác sĩ</w:t>
+            </w:r>
+          </w:p>
+        </w:tc>
+        <w:tc>
+          <w:tcPr>
+            <w:tcW w:type="dxa" w:w="2057"/>
+            <w:shd w:fill="F4F4F2" w:val="clear"/>
+            <w:tcMar>
+              <w:top w:type="dxa" w:w="100"/>
+              <w:left w:type="dxa" w:w="120"/>
+              <w:bottom w:type="dxa" w:w="100"/>
+              <w:right w:type="dxa" w:w="120"/>
+            </w:tcMar>
+            <w:vAlign w:val="center"/>
+          </w:tcPr>
+          <w:p>
+            <w:pPr>
+              <w:jc w:val="left"/>
+            </w:pPr>
+            <w:r>
+              <w:rPr>
+                <w:rFonts w:ascii="Calibri" w:cs="Calibri" w:eastAsia="Calibri" w:hAnsi="Calibri"/>
+                <w:b w:val="false"/>
+                <w:bCs w:val="false"/>
+                <w:color w:val="22302A"/>
+                <w:sz w:val="20"/>
+                <w:szCs w:val="20"/>
+              </w:rPr>
+              <w:t xml:space="preserve">DoctorsTab.tsx</w:t>
+            </w:r>
+          </w:p>
+        </w:tc>
+        <w:tc>
+          <w:tcPr>
+            <w:tcW w:type="dxa" w:w="5797"/>
+            <w:shd w:fill="F4F4F2" w:val="clear"/>
+            <w:tcMar>
+              <w:top w:type="dxa" w:w="100"/>
+              <w:left w:type="dxa" w:w="120"/>
+              <w:bottom w:type="dxa" w:w="100"/>
+              <w:right w:type="dxa" w:w="120"/>
+            </w:tcMar>
+            <w:vAlign w:val="center"/>
+          </w:tcPr>
+          <w:p>
+            <w:pPr>
+              <w:jc w:val="left"/>
+            </w:pPr>
+            <w:r>
+              <w:rPr>
+                <w:rFonts w:ascii="Calibri" w:cs="Calibri" w:eastAsia="Calibri" w:hAnsi="Calibri"/>
+                <w:b w:val="false"/>
+                <w:bCs w:val="false"/>
+                <w:color w:val="22302A"/>
+                <w:sz w:val="20"/>
+                <w:szCs w:val="20"/>
+              </w:rPr>
+              <w:t xml:space="preserve">CRUD hồ sơ bác sĩ.</w:t>
+            </w:r>
+          </w:p>
+        </w:tc>
+      </w:tr>
+      <w:tr>
+        <w:tc>
+          <w:tcPr>
+            <w:tcW w:type="dxa" w:w="1496"/>
+            <w:tcMar>
+              <w:top w:type="dxa" w:w="100"/>
+              <w:left w:type="dxa" w:w="120"/>
+              <w:bottom w:type="dxa" w:w="100"/>
+              <w:right w:type="dxa" w:w="120"/>
+            </w:tcMar>
+            <w:vAlign w:val="center"/>
+          </w:tcPr>
+          <w:p>
+            <w:pPr>
+              <w:jc w:val="left"/>
+            </w:pPr>
+            <w:r>
+              <w:rPr>
+                <w:rFonts w:ascii="Calibri" w:cs="Calibri" w:eastAsia="Calibri" w:hAnsi="Calibri"/>
+                <w:b w:val="false"/>
+                <w:bCs w:val="false"/>
+                <w:color w:val="22302A"/>
+                <w:sz w:val="20"/>
+                <w:szCs w:val="20"/>
+              </w:rPr>
+              <w:t xml:space="preserve">Tin tức</w:t>
+            </w:r>
+          </w:p>
+        </w:tc>
+        <w:tc>
+          <w:tcPr>
+            <w:tcW w:type="dxa" w:w="2057"/>
+            <w:tcMar>
+              <w:top w:type="dxa" w:w="100"/>
+              <w:left w:type="dxa" w:w="120"/>
+              <w:bottom w:type="dxa" w:w="100"/>
+              <w:right w:type="dxa" w:w="120"/>
+            </w:tcMar>
+            <w:vAlign w:val="center"/>
+          </w:tcPr>
+          <w:p>
+            <w:pPr>
+              <w:jc w:val="left"/>
+            </w:pPr>
+            <w:r>
+              <w:rPr>
+                <w:rFonts w:ascii="Calibri" w:cs="Calibri" w:eastAsia="Calibri" w:hAnsi="Calibri"/>
+                <w:b w:val="false"/>
+                <w:bCs w:val="false"/>
+                <w:color w:val="22302A"/>
+                <w:sz w:val="20"/>
+                <w:szCs w:val="20"/>
+              </w:rPr>
+              <w:t xml:space="preserve">NewsTab.tsx</w:t>
+            </w:r>
+          </w:p>
+        </w:tc>
+        <w:tc>
+          <w:tcPr>
+            <w:tcW w:type="dxa" w:w="5797"/>
+            <w:tcMar>
+              <w:top w:type="dxa" w:w="100"/>
+              <w:left w:type="dxa" w:w="120"/>
+              <w:bottom w:type="dxa" w:w="100"/>
+              <w:right w:type="dxa" w:w="120"/>
+            </w:tcMar>
+            <w:vAlign w:val="center"/>
+          </w:tcPr>
+          <w:p>
+            <w:pPr>
+              <w:jc w:val="left"/>
+            </w:pPr>
+            <w:r>
+              <w:rPr>
+                <w:rFonts w:ascii="Calibri" w:cs="Calibri" w:eastAsia="Calibri" w:hAnsi="Calibri"/>
+                <w:b w:val="false"/>
+                <w:bCs w:val="false"/>
+                <w:color w:val="22302A"/>
+                <w:sz w:val="20"/>
+                <w:szCs w:val="20"/>
+              </w:rPr>
+              <w:t xml:space="preserve">CRUD tin tức + tính năng Đấu thầu (mục 18.4).</w:t>
+            </w:r>
+          </w:p>
+        </w:tc>
+      </w:tr>
+      <w:tr>
+        <w:tc>
+          <w:tcPr>
+            <w:tcW w:type="dxa" w:w="1496"/>
+            <w:shd w:fill="F4F4F2" w:val="clear"/>
+            <w:tcMar>
+              <w:top w:type="dxa" w:w="100"/>
+              <w:left w:type="dxa" w:w="120"/>
+              <w:bottom w:type="dxa" w:w="100"/>
+              <w:right w:type="dxa" w:w="120"/>
+            </w:tcMar>
+            <w:vAlign w:val="center"/>
+          </w:tcPr>
+          <w:p>
+            <w:pPr>
+              <w:jc w:val="left"/>
+            </w:pPr>
+            <w:r>
+              <w:rPr>
+                <w:rFonts w:ascii="Calibri" w:cs="Calibri" w:eastAsia="Calibri" w:hAnsi="Calibri"/>
+                <w:b w:val="false"/>
+                <w:bCs w:val="false"/>
+                <w:color w:val="22302A"/>
+                <w:sz w:val="20"/>
+                <w:szCs w:val="20"/>
+              </w:rPr>
+              <w:t xml:space="preserve">Tổ chức</w:t>
+            </w:r>
+          </w:p>
+        </w:tc>
+        <w:tc>
+          <w:tcPr>
+            <w:tcW w:type="dxa" w:w="2057"/>
+            <w:shd w:fill="F4F4F2" w:val="clear"/>
+            <w:tcMar>
+              <w:top w:type="dxa" w:w="100"/>
+              <w:left w:type="dxa" w:w="120"/>
+              <w:bottom w:type="dxa" w:w="100"/>
+              <w:right w:type="dxa" w:w="120"/>
+            </w:tcMar>
+            <w:vAlign w:val="center"/>
+          </w:tcPr>
+          <w:p>
+            <w:pPr>
+              <w:jc w:val="left"/>
+            </w:pPr>
+            <w:r>
+              <w:rPr>
+                <w:rFonts w:ascii="Calibri" w:cs="Calibri" w:eastAsia="Calibri" w:hAnsi="Calibri"/>
+                <w:b w:val="false"/>
+                <w:bCs w:val="false"/>
+                <w:color w:val="22302A"/>
+                <w:sz w:val="20"/>
+                <w:szCs w:val="20"/>
+              </w:rPr>
+              <w:t xml:space="preserve">OrganizationTab.tsx</w:t>
+            </w:r>
+          </w:p>
+        </w:tc>
+        <w:tc>
+          <w:tcPr>
+            <w:tcW w:type="dxa" w:w="5797"/>
+            <w:shd w:fill="F4F4F2" w:val="clear"/>
+            <w:tcMar>
+              <w:top w:type="dxa" w:w="100"/>
+              <w:left w:type="dxa" w:w="120"/>
+              <w:bottom w:type="dxa" w:w="100"/>
+              <w:right w:type="dxa" w:w="120"/>
+            </w:tcMar>
+            <w:vAlign w:val="center"/>
+          </w:tcPr>
+          <w:p>
+            <w:pPr>
+              <w:jc w:val="left"/>
+            </w:pPr>
+            <w:r>
+              <w:rPr>
+                <w:rFonts w:ascii="Calibri" w:cs="Calibri" w:eastAsia="Calibri" w:hAnsi="Calibri"/>
+                <w:b w:val="false"/>
+                <w:bCs w:val="false"/>
+                <w:color w:val="22302A"/>
+                <w:sz w:val="20"/>
+                <w:szCs w:val="20"/>
+              </w:rPr>
+              <w:t xml:space="preserve">Bổ sung ngoài đặc tả gốc — CRUD sơ đồ tổ chức/phòng ban hành chính, dùng bảng organization_units riêng (mục 15.9), KHÔNG trộn với Chuyên khoa lâm sàng.</w:t>
+            </w:r>
+          </w:p>
+        </w:tc>
+      </w:tr>
+      <w:tr>
+        <w:tc>
+          <w:tcPr>
+            <w:tcW w:type="dxa" w:w="1496"/>
+            <w:tcMar>
+              <w:top w:type="dxa" w:w="100"/>
+              <w:left w:type="dxa" w:w="120"/>
+              <w:bottom w:type="dxa" w:w="100"/>
+              <w:right w:type="dxa" w:w="120"/>
+            </w:tcMar>
+            <w:vAlign w:val="center"/>
+          </w:tcPr>
+          <w:p>
+            <w:pPr>
+              <w:jc w:val="left"/>
+            </w:pPr>
+            <w:r>
+              <w:rPr>
+                <w:rFonts w:ascii="Calibri" w:cs="Calibri" w:eastAsia="Calibri" w:hAnsi="Calibri"/>
+                <w:b w:val="false"/>
+                <w:bCs w:val="false"/>
+                <w:color w:val="22302A"/>
+                <w:sz w:val="20"/>
+                <w:szCs w:val="20"/>
+              </w:rPr>
+              <w:t xml:space="preserve">Nhật ký</w:t>
+            </w:r>
+          </w:p>
+        </w:tc>
+        <w:tc>
+          <w:tcPr>
+            <w:tcW w:type="dxa" w:w="2057"/>
+            <w:tcMar>
+              <w:top w:type="dxa" w:w="100"/>
+              <w:left w:type="dxa" w:w="120"/>
+              <w:bottom w:type="dxa" w:w="100"/>
+              <w:right w:type="dxa" w:w="120"/>
+            </w:tcMar>
+            <w:vAlign w:val="center"/>
+          </w:tcPr>
+          <w:p>
+            <w:pPr>
+              <w:jc w:val="left"/>
+            </w:pPr>
+            <w:r>
+              <w:rPr>
+                <w:rFonts w:ascii="Calibri" w:cs="Calibri" w:eastAsia="Calibri" w:hAnsi="Calibri"/>
+                <w:b w:val="false"/>
+                <w:bCs w:val="false"/>
+                <w:color w:val="22302A"/>
+                <w:sz w:val="20"/>
+                <w:szCs w:val="20"/>
+              </w:rPr>
+              <w:t xml:space="preserve">LogsTab.tsx</w:t>
+            </w:r>
+          </w:p>
+        </w:tc>
+        <w:tc>
+          <w:tcPr>
+            <w:tcW w:type="dxa" w:w="5797"/>
+            <w:tcMar>
+              <w:top w:type="dxa" w:w="100"/>
+              <w:left w:type="dxa" w:w="120"/>
+              <w:bottom w:type="dxa" w:w="100"/>
+              <w:right w:type="dxa" w:w="120"/>
+            </w:tcMar>
+            <w:vAlign w:val="center"/>
+          </w:tcPr>
+          <w:p>
+            <w:pPr>
+              <w:jc w:val="left"/>
+            </w:pPr>
+            <w:r>
+              <w:rPr>
+                <w:rFonts w:ascii="Calibri" w:cs="Calibri" w:eastAsia="Calibri" w:hAnsi="Calibri"/>
+                <w:b w:val="false"/>
+                <w:bCs w:val="false"/>
+                <w:color w:val="22302A"/>
+                <w:sz w:val="20"/>
+                <w:szCs w:val="20"/>
+              </w:rPr>
+              <w:t xml:space="preserve">Audit log chỉ đọc.</w:t>
+            </w:r>
+          </w:p>
+        </w:tc>
+      </w:tr>
+    </w:tbl>
+    <w:p>
+      <w:pPr>
+        <w:pStyle w:val="Heading2"/>
+        <w:spacing w:after="140" w:before="320"/>
+      </w:pPr>
+      <w:r>
+        <w:rPr>
+          <w:rFonts w:ascii="Calibri" w:cs="Calibri" w:eastAsia="Calibri" w:hAnsi="Calibri"/>
+          <w:b/>
+          <w:bCs/>
+          <w:color w:val="164B36"/>
+        </w:rPr>
+        <w:t xml:space="preserve">18.4. Nâng cấp Tin tức — Tính năng Đấu thầu (mở rộng mục 9.6)</w:t>
+      </w:r>
+    </w:p>
+    <w:p>
+      <w:pPr>
+        <w:spacing w:after="140" w:line="300"/>
+      </w:pPr>
+      <w:r>
+        <w:rPr>
+          <w:rFonts w:ascii="Calibri" w:cs="Calibri" w:eastAsia="Calibri" w:hAnsi="Calibri"/>
+          <w:color w:val="22302A"/>
+          <w:sz w:val="21"/>
+          <w:szCs w:val="21"/>
+        </w:rPr>
+        <w:t xml:space="preserve">6 tính năng mới đã thêm vào form Tin tức, phục vụ đăng thông báo mời thầu/mua sắm trang thiết bị y tế:</w:t>
+      </w:r>
+    </w:p>
+    <w:p>
+      <w:pPr>
+        <w:pStyle w:val="ListParagraph"/>
+        <w:numPr>
+          <w:ilvl w:val="0"/>
+          <w:numId w:val="2"/>
+        </w:numPr>
+        <w:spacing w:after="90" w:line="290"/>
+      </w:pPr>
+      <w:r>
+        <w:rPr>
+          <w:rFonts w:ascii="Calibri" w:cs="Calibri" w:eastAsia="Calibri" w:hAnsi="Calibri"/>
+          <w:color w:val="22302A"/>
+          <w:sz w:val="21"/>
+          <w:szCs w:val="21"/>
+        </w:rPr>
+        <w:t xml:space="preserve">Checkbox “Đây là thông tin Đấu thầu/Mua sắm trang thiết bị y khoa” — khi bật, tự gán tag “Thông báo” và hiện thêm các trường phụ thuộc bên dưới.</w:t>
+      </w:r>
+    </w:p>
+    <w:p>
+      <w:pPr>
+        <w:pStyle w:val="ListParagraph"/>
+        <w:numPr>
+          <w:ilvl w:val="0"/>
+          <w:numId w:val="2"/>
+        </w:numPr>
+        <w:spacing w:after="90" w:line="290"/>
+      </w:pPr>
+      <w:r>
+        <w:rPr>
+          <w:rFonts w:ascii="Calibri" w:cs="Calibri" w:eastAsia="Calibri" w:hAnsi="Calibri"/>
+          <w:color w:val="22302A"/>
+          <w:sz w:val="21"/>
+          <w:szCs w:val="21"/>
+        </w:rPr>
+        <w:t xml:space="preserve">Chọn Khối/Phòng ban quản lý thầu — Super Admin chọn tự do, Department Admin chỉ thấy phòng ban của mình (readonly).</w:t>
+      </w:r>
+    </w:p>
+    <w:p>
+      <w:pPr>
+        <w:pStyle w:val="ListParagraph"/>
+        <w:numPr>
+          <w:ilvl w:val="0"/>
+          <w:numId w:val="2"/>
+        </w:numPr>
+        <w:spacing w:after="90" w:line="290"/>
+      </w:pPr>
+      <w:r>
+        <w:rPr>
+          <w:rFonts w:ascii="Calibri" w:cs="Calibri" w:eastAsia="Calibri" w:hAnsi="Calibri"/>
+          <w:color w:val="22302A"/>
+          <w:sz w:val="21"/>
+          <w:szCs w:val="21"/>
+        </w:rPr>
+        <w:t xml:space="preserve">2 input thời điểm mở thầu / khoá thầu.</w:t>
+      </w:r>
+    </w:p>
+    <w:p>
+      <w:pPr>
+        <w:pStyle w:val="ListParagraph"/>
+        <w:numPr>
+          <w:ilvl w:val="0"/>
+          <w:numId w:val="2"/>
+        </w:numPr>
+        <w:spacing w:after="90" w:line="290"/>
+      </w:pPr>
+      <w:r>
+        <w:rPr>
+          <w:rFonts w:ascii="Calibri" w:cs="Calibri" w:eastAsia="Calibri" w:hAnsi="Calibri"/>
+          <w:color w:val="22302A"/>
+          <w:sz w:val="21"/>
+          <w:szCs w:val="21"/>
+        </w:rPr>
+        <w:t xml:space="preserve">Khu vực kéo-thả (drag &amp; drop) tải file đính kèm — .pdf/.png/.jpg/.jpeg, tối đa 10MB.</w:t>
+      </w:r>
+    </w:p>
+    <w:p>
+      <w:pPr>
+        <w:pStyle w:val="ListParagraph"/>
+        <w:numPr>
+          <w:ilvl w:val="0"/>
+          <w:numId w:val="2"/>
+        </w:numPr>
+        <w:spacing w:after="90" w:line="290"/>
+      </w:pPr>
+      <w:r>
+        <w:rPr>
+          <w:rFonts w:ascii="Calibri" w:cs="Calibri" w:eastAsia="Calibri" w:hAnsi="Calibri"/>
+          <w:color w:val="22302A"/>
+          <w:sz w:val="21"/>
+          <w:szCs w:val="21"/>
+        </w:rPr>
+        <w:t xml:space="preserve">Xem trước file đã đính kèm (tên, dung lượng, nút gỡ).</w:t>
+      </w:r>
+    </w:p>
+    <w:p>
+      <w:pPr>
+        <w:pStyle w:val="ListParagraph"/>
+        <w:numPr>
+          <w:ilvl w:val="0"/>
+          <w:numId w:val="2"/>
+        </w:numPr>
+        <w:spacing w:after="90" w:line="290"/>
+      </w:pPr>
+      <w:r>
+        <w:rPr>
+          <w:rFonts w:ascii="Calibri" w:cs="Calibri" w:eastAsia="Calibri" w:hAnsi="Calibri"/>
+          <w:color w:val="22302A"/>
+          <w:sz w:val="21"/>
+          <w:szCs w:val="21"/>
+        </w:rPr>
+        <w:t xml:space="preserve">Hiệu ứng đóng/mở modal bằng framer-motion (scale 0.95→1.0, fade), đúng như mô tả “hiệu ứng phóng to” ở đặc tả gốc mục 9.6.</w:t>
+      </w:r>
+    </w:p>
+    <w:p>
+      <w:pPr>
+        <w:spacing w:after="140" w:line="300"/>
+      </w:pPr>
+      <w:r>
+        <w:rPr>
+          <w:rFonts w:ascii="Calibri" w:cs="Calibri" w:eastAsia="Calibri" w:hAnsi="Calibri"/>
+          <w:b/>
+          <w:bCs/>
+          <w:color w:val="22302A"/>
+          <w:sz w:val="21"/>
+          <w:szCs w:val="21"/>
+        </w:rPr>
+        <w:t xml:space="preserve">Khuyến nghị cải thiện: </w:t>
+      </w:r>
+    </w:p>
+    <w:p>
+      <w:pPr>
+        <w:pStyle w:val="ListParagraph"/>
+        <w:numPr>
+          <w:ilvl w:val="0"/>
+          <w:numId w:val="2"/>
+        </w:numPr>
+        <w:spacing w:after="90" w:line="290"/>
+      </w:pPr>
+      <w:r>
+        <w:rPr>
+          <w:rFonts w:ascii="Calibri" w:cs="Calibri" w:eastAsia="Calibri" w:hAnsi="Calibri"/>
+          <w:b/>
+          <w:bCs/>
+          <w:color w:val="22302A"/>
+          <w:sz w:val="21"/>
+          <w:szCs w:val="21"/>
+        </w:rPr>
+        <w:t xml:space="preserve">Trạng thái đấu thầu tự động: </w:t>
+      </w:r>
+      <w:r>
+        <w:rPr>
+          <w:rFonts w:ascii="Calibri" w:cs="Calibri" w:eastAsia="Calibri" w:hAnsi="Calibri"/>
+          <w:color w:val="22302A"/>
+          <w:sz w:val="21"/>
+          <w:szCs w:val="21"/>
+        </w:rPr>
+        <w:t xml:space="preserve">hiện chỉ lưu ngày mở/đóng dạng text, chưa có badge trạng thái tính tự động (Sắp mở / Đang nhận hồ sơ / Đã đóng / Đã huỷ) như cách các badge trạng thái khác trong hệ thống đã làm (mục 5.4, 9.4) — nên bổ sung để người dân xem tin không phải tự tính ngày.</w:t>
+      </w:r>
+    </w:p>
+    <w:p>
+      <w:pPr>
+        <w:pStyle w:val="ListParagraph"/>
+        <w:numPr>
+          <w:ilvl w:val="0"/>
+          <w:numId w:val="2"/>
+        </w:numPr>
+        <w:spacing w:after="90" w:line="290"/>
+      </w:pPr>
+      <w:r>
+        <w:rPr>
+          <w:rFonts w:ascii="Calibri" w:cs="Calibri" w:eastAsia="Calibri" w:hAnsi="Calibri"/>
+          <w:b/>
+          <w:bCs/>
+          <w:color w:val="22302A"/>
+          <w:sz w:val="21"/>
+          <w:szCs w:val="21"/>
+        </w:rPr>
+        <w:t xml:space="preserve">Tuân thủ Luật Đấu thầu: </w:t>
+      </w:r>
+      <w:r>
+        <w:rPr>
+          <w:rFonts w:ascii="Calibri" w:cs="Calibri" w:eastAsia="Calibri" w:hAnsi="Calibri"/>
+          <w:color w:val="22302A"/>
+          <w:sz w:val="21"/>
+          <w:szCs w:val="21"/>
+        </w:rPr>
+        <w:t xml:space="preserve">cần ghi chú rõ trên giao diện công khai rằng đây là “thông báo tóm tắt của bệnh viện”, không thay thế nghĩa vụ đăng tải trên Hệ thống mạng đấu thầu quốc gia (muasamcong.mpi.gov.vn) theo Luật Đấu thầu 2023 và Nghị định 24/2024/NĐ-CP — tránh hiểu nhầm đây là kênh đấu thầu chính thức duy nhất.</w:t>
+      </w:r>
+    </w:p>
+    <w:p>
+      <w:pPr>
+        <w:pStyle w:val="ListParagraph"/>
+        <w:numPr>
+          <w:ilvl w:val="0"/>
+          <w:numId w:val="2"/>
+        </w:numPr>
+        <w:spacing w:after="90" w:line="290"/>
+      </w:pPr>
+      <w:r>
+        <w:rPr>
+          <w:rFonts w:ascii="Calibri" w:cs="Calibri" w:eastAsia="Calibri" w:hAnsi="Calibri"/>
+          <w:b/>
+          <w:bCs/>
+          <w:color w:val="22302A"/>
+          <w:sz w:val="21"/>
+          <w:szCs w:val="21"/>
+        </w:rPr>
+        <w:t xml:space="preserve">Giới hạn file 10MB: </w:t>
+      </w:r>
+      <w:r>
+        <w:rPr>
+          <w:rFonts w:ascii="Calibri" w:cs="Calibri" w:eastAsia="Calibri" w:hAnsi="Calibri"/>
+          <w:color w:val="22302A"/>
+          <w:sz w:val="21"/>
+          <w:szCs w:val="21"/>
+        </w:rPr>
+        <w:t xml:space="preserve">hồ sơ mời thầu (HSMT) thực tế thường có nhiều tài liệu/bản vẽ vượt 10MB — khuyến nghị cho phép nhiều file (xem bảng tender_files, mục 15.9) hoặc nâng giới hạn, kèm ghi chú rằng hồ sơ đầy đủ có thể phát hành qua kênh khác theo yêu cầu của nhà thầu.</w:t>
+      </w:r>
+    </w:p>
+    <w:p>
+      <w:pPr>
+        <w:pStyle w:val="ListParagraph"/>
+        <w:numPr>
+          <w:ilvl w:val="0"/>
+          <w:numId w:val="2"/>
+        </w:numPr>
+        <w:spacing w:after="90" w:line="290"/>
+      </w:pPr>
+      <w:r>
+        <w:rPr>
+          <w:rFonts w:ascii="Calibri" w:cs="Calibri" w:eastAsia="Calibri" w:hAnsi="Calibri"/>
+          <w:b/>
+          <w:bCs/>
+          <w:color w:val="22302A"/>
+          <w:sz w:val="21"/>
+          <w:szCs w:val="21"/>
+        </w:rPr>
+        <w:t xml:space="preserve">Bảo mật file upload: </w:t>
+      </w:r>
+      <w:r>
+        <w:rPr>
+          <w:rFonts w:ascii="Calibri" w:cs="Calibri" w:eastAsia="Calibri" w:hAnsi="Calibri"/>
+          <w:color w:val="22302A"/>
+          <w:sz w:val="21"/>
+          <w:szCs w:val="21"/>
+        </w:rPr>
+        <w:t xml:space="preserve">bổ sung yêu cầu kỹ thuật chi tiết tại mục 14.4 (kiểm tra MIME type thật, quét virus, đổi tên file khi lưu).</w:t>
+      </w:r>
+    </w:p>
+    <w:p>
+      <w:pPr>
+        <w:pStyle w:val="ListParagraph"/>
+        <w:numPr>
+          <w:ilvl w:val="0"/>
+          <w:numId w:val="2"/>
+        </w:numPr>
+        <w:spacing w:after="90" w:line="290"/>
+      </w:pPr>
+      <w:r>
+        <w:rPr>
+          <w:rFonts w:ascii="Calibri" w:cs="Calibri" w:eastAsia="Calibri" w:hAnsi="Calibri"/>
+          <w:b/>
+          <w:bCs/>
+          <w:color w:val="22302A"/>
+          <w:sz w:val="21"/>
+          <w:szCs w:val="21"/>
+        </w:rPr>
+        <w:t xml:space="preserve">Ghi log: </w:t>
+      </w:r>
+      <w:r>
+        <w:rPr>
+          <w:rFonts w:ascii="Calibri" w:cs="Calibri" w:eastAsia="Calibri" w:hAnsi="Calibri"/>
+          <w:color w:val="22302A"/>
+          <w:sz w:val="21"/>
+          <w:szCs w:val="21"/>
+        </w:rPr>
+        <w:t xml:space="preserve">bổ sung yêu cầu ghi nhật ký cho thao tác đăng/sửa/xoá thông báo đấu thầu tại mục 9.7, do đây là thông tin có tính minh bạch mua sắm công.</w:t>
+      </w:r>
+    </w:p>
+    <w:p>
+      <w:pPr>
+        <w:pStyle w:val="Heading2"/>
+        <w:spacing w:after="140" w:before="320"/>
+      </w:pPr>
+      <w:r>
+        <w:rPr>
+          <w:rFonts w:ascii="Calibri" w:cs="Calibri" w:eastAsia="Calibri" w:hAnsi="Calibri"/>
+          <w:b/>
+          <w:bCs/>
+          <w:color w:val="164B36"/>
+        </w:rPr>
+        <w:t xml:space="preserve">18.5. Cập nhật kiểu dữ liệu (TypeScript)</w:t>
+      </w:r>
+    </w:p>
+    <w:p>
+      <w:pPr>
+        <w:spacing w:after="140" w:line="300"/>
+      </w:pPr>
+      <w:r>
+        <w:rPr>
+          <w:rFonts w:ascii="Calibri" w:cs="Calibri" w:eastAsia="Calibri" w:hAnsi="Calibri"/>
+          <w:color w:val="22302A"/>
+          <w:sz w:val="21"/>
+          <w:szCs w:val="21"/>
+        </w:rPr>
+        <w:t xml:space="preserve">Interface NewsItem (file src/types/models/news.ts) được mở rộng thêm các trường Đấu thầu, tương ứng các cột đã bổ sung vào bảng news ở mục 15.9:</w:t>
+      </w:r>
+    </w:p>
+    <w:p>
+      <w:pPr>
+        <w:shd w:fill="1D2721" w:val="clear"/>
+        <w:spacing w:after="200"/>
+      </w:pPr>
+      <w:r>
+        <w:rPr>
+          <w:rFonts w:ascii="Consolas" w:cs="Consolas" w:eastAsia="Consolas" w:hAnsi="Consolas"/>
+          <w:color w:val="EAF7EE"/>
+          <w:sz w:val="18"/>
+          <w:szCs w:val="18"/>
+        </w:rPr>
+        <w:t xml:space="preserve">export interface TenderFile {
+  name: string;
+  size: string;
+  url?: string;
+  fileType?: string;
+}
+export interface NewsItem {
+  // ...các field gốc: id, title, summary, tag, date, image, content...
+  isTender?: boolean;
+  tenderNumber?: string;
+  tenderStartDate?: string;
+  tenderEndDate?: string;
+  tenderFile?: TenderFile;
+  tenderDept?: string;
+  tenderMethod?: TenderMethod;
+  tenderEstimateValue?: string;
+  tenderReceivedLocation?: string;
+  tenderContact?: string;
+  tenderContactPhone?: string;
+  tenderDownloadCount?: number;
+}</w:t>
+      </w:r>
+    </w:p>
+    <w:p>
+      <w:pPr>
+        <w:pStyle w:val="ListParagraph"/>
+        <w:numPr>
+          <w:ilvl w:val="0"/>
+          <w:numId w:val="2"/>
+        </w:numPr>
+        <w:spacing w:after="90" w:line="290"/>
+      </w:pPr>
+      <w:r>
+        <w:rPr>
+          <w:rFonts w:ascii="Calibri" w:cs="Calibri" w:eastAsia="Calibri" w:hAnsi="Calibri"/>
+          <w:color w:val="22302A"/>
+          <w:sz w:val="21"/>
+          <w:szCs w:val="21"/>
+        </w:rPr>
+        <w:t xml:space="preserve">Khuyến nghị: khi tenderFile chuyển sang hỗ trợ nhiều file (mục 15.9 — bảng tender_files), đổi tenderFile?: TenderFile thành tenderFiles?: TenderFile[] để không phải sửa lại toàn bộ component khi mở rộng.</w:t>
+      </w:r>
+    </w:p>
+    <w:p>
+      <w:pPr>
+        <w:pStyle w:val="Heading2"/>
+        <w:spacing w:after="140" w:before="320"/>
+      </w:pPr>
+      <w:r>
+        <w:rPr>
+          <w:rFonts w:ascii="Calibri" w:cs="Calibri" w:eastAsia="Calibri" w:hAnsi="Calibri"/>
+          <w:b/>
+          <w:bCs/>
+          <w:color w:val="164B36"/>
+        </w:rPr>
+        <w:t xml:space="preserve">18.6. Ghi chú kỹ thuật &amp; Quality Gate (theo báo cáo triển khai)</w:t>
+      </w:r>
+    </w:p>
+    <w:tbl>
+      <w:tblPr>
+        <w:tblW w:type="dxa" w:w="9350"/>
+        <w:tblBorders>
+          <w:top w:val="single" w:color="auto" w:sz="4"/>
+          <w:left w:val="single" w:color="auto" w:sz="4"/>
+          <w:bottom w:val="single" w:color="auto" w:sz="4"/>
+          <w:right w:val="single" w:color="auto" w:sz="4"/>
+          <w:insideH w:val="single" w:color="auto" w:sz="4"/>
+          <w:insideV w:val="single" w:color="auto" w:sz="4"/>
+        </w:tblBorders>
+      </w:tblPr>
+      <w:tblGrid>
+        <w:gridCol w:w="5797"/>
+        <w:gridCol w:w="3553"/>
+      </w:tblGrid>
+      <w:tr>
+        <w:trPr>
+          <w:tblHeader/>
+        </w:trPr>
+        <w:tc>
+          <w:tcPr>
+            <w:tcW w:type="dxa" w:w="5797"/>
+            <w:shd w:fill="164B36" w:val="clear"/>
+            <w:tcMar>
+              <w:top w:type="dxa" w:w="100"/>
+              <w:left w:type="dxa" w:w="120"/>
+              <w:bottom w:type="dxa" w:w="100"/>
+              <w:right w:type="dxa" w:w="120"/>
+            </w:tcMar>
+            <w:vAlign w:val="center"/>
+          </w:tcPr>
+          <w:p>
+            <w:pPr>
+              <w:jc w:val="left"/>
+            </w:pPr>
+            <w:r>
+              <w:rPr>
+                <w:rFonts w:ascii="Calibri" w:cs="Calibri" w:eastAsia="Calibri" w:hAnsi="Calibri"/>
+                <w:b/>
+                <w:bCs/>
+                <w:color w:val="FFFFFF"/>
+                <w:sz w:val="19"/>
+                <w:szCs w:val="19"/>
+              </w:rPr>
+              <w:t xml:space="preserve">Hạng mục</w:t>
+            </w:r>
+          </w:p>
+        </w:tc>
+        <w:tc>
+          <w:tcPr>
+            <w:tcW w:type="dxa" w:w="3553"/>
+            <w:shd w:fill="164B36" w:val="clear"/>
+            <w:tcMar>
+              <w:top w:type="dxa" w:w="100"/>
+              <w:left w:type="dxa" w:w="120"/>
+              <w:bottom w:type="dxa" w:w="100"/>
+              <w:right w:type="dxa" w:w="120"/>
+            </w:tcMar>
+            <w:vAlign w:val="center"/>
+          </w:tcPr>
+          <w:p>
+            <w:pPr>
+              <w:jc w:val="left"/>
+            </w:pPr>
+            <w:r>
+              <w:rPr>
+                <w:rFonts w:ascii="Calibri" w:cs="Calibri" w:eastAsia="Calibri" w:hAnsi="Calibri"/>
+                <w:b/>
+                <w:bCs/>
+                <w:color w:val="FFFFFF"/>
+                <w:sz w:val="19"/>
+                <w:szCs w:val="19"/>
+              </w:rPr>
+              <w:t xml:space="preserve">Trạng thái theo báo cáo</w:t>
+            </w:r>
+          </w:p>
+        </w:tc>
+      </w:tr>
+      <w:tr>
+        <w:tc>
+          <w:tcPr>
+            <w:tcW w:type="dxa" w:w="5797"/>
+            <w:tcMar>
+              <w:top w:type="dxa" w:w="100"/>
+              <w:left w:type="dxa" w:w="120"/>
+              <w:bottom w:type="dxa" w:w="100"/>
+              <w:right w:type="dxa" w:w="120"/>
+            </w:tcMar>
+            <w:vAlign w:val="center"/>
+          </w:tcPr>
+          <w:p>
+            <w:pPr>
+              <w:jc w:val="left"/>
+            </w:pPr>
+            <w:r>
+              <w:rPr>
+                <w:rFonts w:ascii="Calibri" w:cs="Calibri" w:eastAsia="Calibri" w:hAnsi="Calibri"/>
+                <w:b w:val="false"/>
+                <w:bCs w:val="false"/>
+                <w:color w:val="22302A"/>
+                <w:sz w:val="20"/>
+                <w:szCs w:val="20"/>
+              </w:rPr>
+              <w:t xml:space="preserve">Tuân thủ Design System (token màu, spacing, radius, shadow, font Baloo 2/Be Vietnam Pro)</w:t>
+            </w:r>
+          </w:p>
+        </w:tc>
+        <w:tc>
+          <w:tcPr>
+            <w:tcW w:type="dxa" w:w="3553"/>
+            <w:tcMar>
+              <w:top w:type="dxa" w:w="100"/>
+              <w:left w:type="dxa" w:w="120"/>
+              <w:bottom w:type="dxa" w:w="100"/>
+              <w:right w:type="dxa" w:w="120"/>
+            </w:tcMar>
+            <w:vAlign w:val="center"/>
+          </w:tcPr>
+          <w:p>
+            <w:pPr>
+              <w:jc w:val="left"/>
+            </w:pPr>
+            <w:r>
+              <w:rPr>
+                <w:rFonts w:ascii="Calibri" w:cs="Calibri" w:eastAsia="Calibri" w:hAnsi="Calibri"/>
+                <w:b w:val="false"/>
+                <w:bCs w:val="false"/>
+                <w:color w:val="22302A"/>
+                <w:sz w:val="20"/>
+                <w:szCs w:val="20"/>
+              </w:rPr>
+              <w:t xml:space="preserve">Đạt</w:t>
+            </w:r>
+          </w:p>
+        </w:tc>
+      </w:tr>
+      <w:tr>
+        <w:tc>
+          <w:tcPr>
+            <w:tcW w:type="dxa" w:w="5797"/>
+            <w:shd w:fill="F4F4F2" w:val="clear"/>
+            <w:tcMar>
+              <w:top w:type="dxa" w:w="100"/>
+              <w:left w:type="dxa" w:w="120"/>
+              <w:bottom w:type="dxa" w:w="100"/>
+              <w:right w:type="dxa" w:w="120"/>
+            </w:tcMar>
+            <w:vAlign w:val="center"/>
+          </w:tcPr>
+          <w:p>
+            <w:pPr>
+              <w:jc w:val="left"/>
+            </w:pPr>
+            <w:r>
+              <w:rPr>
+                <w:rFonts w:ascii="Calibri" w:cs="Calibri" w:eastAsia="Calibri" w:hAnsi="Calibri"/>
+                <w:b w:val="false"/>
+                <w:bCs w:val="false"/>
+                <w:color w:val="22302A"/>
+                <w:sz w:val="20"/>
+                <w:szCs w:val="20"/>
+              </w:rPr>
+              <w:t xml:space="preserve">Dùng chung UI components (Button, Card, Badge, Spinner)</w:t>
+            </w:r>
+          </w:p>
+        </w:tc>
+        <w:tc>
+          <w:tcPr>
+            <w:tcW w:type="dxa" w:w="3553"/>
+            <w:shd w:fill="F4F4F2" w:val="clear"/>
+            <w:tcMar>
+              <w:top w:type="dxa" w:w="100"/>
+              <w:left w:type="dxa" w:w="120"/>
+              <w:bottom w:type="dxa" w:w="100"/>
+              <w:right w:type="dxa" w:w="120"/>
+            </w:tcMar>
+            <w:vAlign w:val="center"/>
+          </w:tcPr>
+          <w:p>
+            <w:pPr>
+              <w:jc w:val="left"/>
+            </w:pPr>
+            <w:r>
+              <w:rPr>
+                <w:rFonts w:ascii="Calibri" w:cs="Calibri" w:eastAsia="Calibri" w:hAnsi="Calibri"/>
+                <w:b w:val="false"/>
+                <w:bCs w:val="false"/>
+                <w:color w:val="22302A"/>
+                <w:sz w:val="20"/>
+                <w:szCs w:val="20"/>
+              </w:rPr>
+              <w:t xml:space="preserve">Đạt</w:t>
+            </w:r>
+          </w:p>
+        </w:tc>
+      </w:tr>
+      <w:tr>
+        <w:tc>
+          <w:tcPr>
+            <w:tcW w:type="dxa" w:w="5797"/>
+            <w:tcMar>
+              <w:top w:type="dxa" w:w="100"/>
+              <w:left w:type="dxa" w:w="120"/>
+              <w:bottom w:type="dxa" w:w="100"/>
+              <w:right w:type="dxa" w:w="120"/>
+            </w:tcMar>
+            <w:vAlign w:val="center"/>
+          </w:tcPr>
+          <w:p>
+            <w:pPr>
+              <w:jc w:val="left"/>
+            </w:pPr>
+            <w:r>
+              <w:rPr>
+                <w:rFonts w:ascii="Calibri" w:cs="Calibri" w:eastAsia="Calibri" w:hAnsi="Calibri"/>
+                <w:b w:val="false"/>
+                <w:bCs w:val="false"/>
+                <w:color w:val="22302A"/>
+                <w:sz w:val="20"/>
+                <w:szCs w:val="20"/>
+              </w:rPr>
+              <w:t xml:space="preserve">Accessibility (điều hướng bàn phím, focus-visible, aria-label, label form)</w:t>
+            </w:r>
+          </w:p>
+        </w:tc>
+        <w:tc>
+          <w:tcPr>
+            <w:tcW w:type="dxa" w:w="3553"/>
+            <w:tcMar>
+              <w:top w:type="dxa" w:w="100"/>
+              <w:left w:type="dxa" w:w="120"/>
+              <w:bottom w:type="dxa" w:w="100"/>
+              <w:right w:type="dxa" w:w="120"/>
+            </w:tcMar>
+            <w:vAlign w:val="center"/>
+          </w:tcPr>
+          <w:p>
+            <w:pPr>
+              <w:jc w:val="left"/>
+            </w:pPr>
+            <w:r>
+              <w:rPr>
+                <w:rFonts w:ascii="Calibri" w:cs="Calibri" w:eastAsia="Calibri" w:hAnsi="Calibri"/>
+                <w:b w:val="false"/>
+                <w:bCs w:val="false"/>
+                <w:color w:val="22302A"/>
+                <w:sz w:val="20"/>
+                <w:szCs w:val="20"/>
+              </w:rPr>
+              <w:t xml:space="preserve">Đạt</w:t>
+            </w:r>
+          </w:p>
+        </w:tc>
+      </w:tr>
+      <w:tr>
+        <w:tc>
+          <w:tcPr>
+            <w:tcW w:type="dxa" w:w="5797"/>
+            <w:shd w:fill="F4F4F2" w:val="clear"/>
+            <w:tcMar>
+              <w:top w:type="dxa" w:w="100"/>
+              <w:left w:type="dxa" w:w="120"/>
+              <w:bottom w:type="dxa" w:w="100"/>
+              <w:right w:type="dxa" w:w="120"/>
+            </w:tcMar>
+            <w:vAlign w:val="center"/>
+          </w:tcPr>
+          <w:p>
+            <w:pPr>
+              <w:jc w:val="left"/>
+            </w:pPr>
+            <w:r>
+              <w:rPr>
+                <w:rFonts w:ascii="Calibri" w:cs="Calibri" w:eastAsia="Calibri" w:hAnsi="Calibri"/>
+                <w:b w:val="false"/>
+                <w:bCs w:val="false"/>
+                <w:color w:val="22302A"/>
+                <w:sz w:val="20"/>
+                <w:szCs w:val="20"/>
+              </w:rPr>
+              <w:t xml:space="preserve">Hiệu ứng framer-motion cho modal</w:t>
+            </w:r>
+          </w:p>
+        </w:tc>
+        <w:tc>
+          <w:tcPr>
+            <w:tcW w:type="dxa" w:w="3553"/>
+            <w:shd w:fill="F4F4F2" w:val="clear"/>
+            <w:tcMar>
+              <w:top w:type="dxa" w:w="100"/>
+              <w:left w:type="dxa" w:w="120"/>
+              <w:bottom w:type="dxa" w:w="100"/>
+              <w:right w:type="dxa" w:w="120"/>
+            </w:tcMar>
+            <w:vAlign w:val="center"/>
+          </w:tcPr>
+          <w:p>
+            <w:pPr>
+              <w:jc w:val="left"/>
+            </w:pPr>
+            <w:r>
+              <w:rPr>
+                <w:rFonts w:ascii="Calibri" w:cs="Calibri" w:eastAsia="Calibri" w:hAnsi="Calibri"/>
+                <w:b w:val="false"/>
+                <w:bCs w:val="false"/>
+                <w:color w:val="22302A"/>
+                <w:sz w:val="20"/>
+                <w:szCs w:val="20"/>
+              </w:rPr>
+              <w:t xml:space="preserve">Đạt</w:t>
+            </w:r>
+          </w:p>
+        </w:tc>
+      </w:tr>
+      <w:tr>
+        <w:tc>
+          <w:tcPr>
+            <w:tcW w:type="dxa" w:w="5797"/>
+            <w:tcMar>
+              <w:top w:type="dxa" w:w="100"/>
+              <w:left w:type="dxa" w:w="120"/>
+              <w:bottom w:type="dxa" w:w="100"/>
+              <w:right w:type="dxa" w:w="120"/>
+            </w:tcMar>
+            <w:vAlign w:val="center"/>
+          </w:tcPr>
+          <w:p>
+            <w:pPr>
+              <w:jc w:val="left"/>
+            </w:pPr>
+            <w:r>
+              <w:rPr>
+                <w:rFonts w:ascii="Calibri" w:cs="Calibri" w:eastAsia="Calibri" w:hAnsi="Calibri"/>
+                <w:b w:val="false"/>
+                <w:bCs w:val="false"/>
+                <w:color w:val="22302A"/>
+                <w:sz w:val="20"/>
+                <w:szCs w:val="20"/>
+              </w:rPr>
+              <w:t xml:space="preserve">npm run lint / npm run build</w:t>
+            </w:r>
+          </w:p>
+        </w:tc>
+        <w:tc>
+          <w:tcPr>
+            <w:tcW w:type="dxa" w:w="3553"/>
+            <w:tcMar>
+              <w:top w:type="dxa" w:w="100"/>
+              <w:left w:type="dxa" w:w="120"/>
+              <w:bottom w:type="dxa" w:w="100"/>
+              <w:right w:type="dxa" w:w="120"/>
+            </w:tcMar>
+            <w:vAlign w:val="center"/>
+          </w:tcPr>
+          <w:p>
+            <w:pPr>
+              <w:jc w:val="left"/>
+            </w:pPr>
+            <w:r>
+              <w:rPr>
+                <w:rFonts w:ascii="Calibri" w:cs="Calibri" w:eastAsia="Calibri" w:hAnsi="Calibri"/>
+                <w:b w:val="false"/>
+                <w:bCs w:val="false"/>
+                <w:color w:val="22302A"/>
+                <w:sz w:val="20"/>
+                <w:szCs w:val="20"/>
+              </w:rPr>
+              <w:t xml:space="preserve">Đạt</w:t>
+            </w:r>
+          </w:p>
+        </w:tc>
+      </w:tr>
+      <w:tr>
+        <w:tc>
+          <w:tcPr>
+            <w:tcW w:type="dxa" w:w="5797"/>
+            <w:shd w:fill="F4F4F2" w:val="clear"/>
+            <w:tcMar>
+              <w:top w:type="dxa" w:w="100"/>
+              <w:left w:type="dxa" w:w="120"/>
+              <w:bottom w:type="dxa" w:w="100"/>
+              <w:right w:type="dxa" w:w="120"/>
+            </w:tcMar>
+            <w:vAlign w:val="center"/>
+          </w:tcPr>
+          <w:p>
+            <w:pPr>
+              <w:jc w:val="left"/>
+            </w:pPr>
+            <w:r>
+              <w:rPr>
+                <w:rFonts w:ascii="Calibri" w:cs="Calibri" w:eastAsia="Calibri" w:hAnsi="Calibri"/>
+                <w:b w:val="false"/>
+                <w:bCs w:val="false"/>
+                <w:color w:val="22302A"/>
+                <w:sz w:val="20"/>
+                <w:szCs w:val="20"/>
+              </w:rPr>
+              <w:t xml:space="preserve">Kiểm tra responsive</w:t>
+            </w:r>
+          </w:p>
+        </w:tc>
+        <w:tc>
+          <w:tcPr>
+            <w:tcW w:type="dxa" w:w="3553"/>
+            <w:shd w:fill="F4F4F2" w:val="clear"/>
+            <w:tcMar>
+              <w:top w:type="dxa" w:w="100"/>
+              <w:left w:type="dxa" w:w="120"/>
+              <w:bottom w:type="dxa" w:w="100"/>
+              <w:right w:type="dxa" w:w="120"/>
+            </w:tcMar>
+            <w:vAlign w:val="center"/>
+          </w:tcPr>
+          <w:p>
+            <w:pPr>
+              <w:jc w:val="left"/>
+            </w:pPr>
+            <w:r>
+              <w:rPr>
+                <w:rFonts w:ascii="Calibri" w:cs="Calibri" w:eastAsia="Calibri" w:hAnsi="Calibri"/>
+                <w:b w:val="false"/>
+                <w:bCs w:val="false"/>
+                <w:color w:val="22302A"/>
+                <w:sz w:val="20"/>
+                <w:szCs w:val="20"/>
+              </w:rPr>
+              <w:t xml:space="preserve">Đạt</w:t>
+            </w:r>
+          </w:p>
+        </w:tc>
+      </w:tr>
+      <w:tr>
+        <w:tc>
+          <w:tcPr>
+            <w:tcW w:type="dxa" w:w="5797"/>
+            <w:tcMar>
+              <w:top w:type="dxa" w:w="100"/>
+              <w:left w:type="dxa" w:w="120"/>
+              <w:bottom w:type="dxa" w:w="100"/>
+              <w:right w:type="dxa" w:w="120"/>
+            </w:tcMar>
+            <w:vAlign w:val="center"/>
+          </w:tcPr>
+          <w:p>
+            <w:pPr>
+              <w:jc w:val="left"/>
+            </w:pPr>
+            <w:r>
+              <w:rPr>
+                <w:rFonts w:ascii="Calibri" w:cs="Calibri" w:eastAsia="Calibri" w:hAnsi="Calibri"/>
+                <w:b w:val="false"/>
+                <w:bCs w:val="false"/>
+                <w:color w:val="22302A"/>
+                <w:sz w:val="20"/>
+                <w:szCs w:val="20"/>
+              </w:rPr>
+              <w:t xml:space="preserve">Không hardcode màu/style ngoài design token</w:t>
+            </w:r>
+          </w:p>
+        </w:tc>
+        <w:tc>
+          <w:tcPr>
+            <w:tcW w:type="dxa" w:w="3553"/>
+            <w:tcMar>
+              <w:top w:type="dxa" w:w="100"/>
+              <w:left w:type="dxa" w:w="120"/>
+              <w:bottom w:type="dxa" w:w="100"/>
+              <w:right w:type="dxa" w:w="120"/>
+            </w:tcMar>
+            <w:vAlign w:val="center"/>
+          </w:tcPr>
+          <w:p>
+            <w:pPr>
+              <w:jc w:val="left"/>
+            </w:pPr>
+            <w:r>
+              <w:rPr>
+                <w:rFonts w:ascii="Calibri" w:cs="Calibri" w:eastAsia="Calibri" w:hAnsi="Calibri"/>
+                <w:b w:val="false"/>
+                <w:bCs w:val="false"/>
+                <w:color w:val="22302A"/>
+                <w:sz w:val="20"/>
+                <w:szCs w:val="20"/>
+              </w:rPr>
+              <w:t xml:space="preserve">Đạt</w:t>
+            </w:r>
+          </w:p>
+        </w:tc>
+      </w:tr>
+    </w:tbl>
+    <w:p>
+      <w:pPr>
+        <w:pStyle w:val="ListParagraph"/>
+        <w:numPr>
+          <w:ilvl w:val="0"/>
+          <w:numId w:val="2"/>
+        </w:numPr>
+        <w:spacing w:after="90" w:line="290"/>
+      </w:pPr>
+      <w:r>
+        <w:rPr>
+          <w:rFonts w:ascii="Calibri" w:cs="Calibri" w:eastAsia="Calibri" w:hAnsi="Calibri"/>
+          <w:color w:val="22302A"/>
+          <w:sz w:val="21"/>
+          <w:szCs w:val="21"/>
+        </w:rPr>
+        <w:t xml:space="preserve">Các kết quả trên do đội phát triển tự báo cáo qua công cụ nội bộ — khuyến nghị đội QA độc lập xác nhận lại trước khi coi là hoàn tất chính thức, đặc biệt với accessibility (nên kiểm tra thêm bằng trình đọc màn hình thật, không chỉ qua linter).</w:t>
+      </w:r>
+    </w:p>
+    <w:p>
+      <w:pPr>
+        <w:pStyle w:val="Heading2"/>
+        <w:spacing w:after="140" w:before="320"/>
+      </w:pPr>
+      <w:r>
+        <w:rPr>
+          <w:rFonts w:ascii="Calibri" w:cs="Calibri" w:eastAsia="Calibri" w:hAnsi="Calibri"/>
+          <w:b/>
+          <w:bCs/>
+          <w:color w:val="164B36"/>
+        </w:rPr>
+        <w:t xml:space="preserve">18.7. Khuyến nghị ưu tiên xử lý</w:t>
+      </w:r>
+    </w:p>
+    <w:tbl>
+      <w:tblPr>
+        <w:tblW w:type="dxa" w:w="9350"/>
+        <w:tblBorders>
+          <w:top w:val="single" w:color="auto" w:sz="4"/>
+          <w:left w:val="single" w:color="auto" w:sz="4"/>
+          <w:bottom w:val="single" w:color="auto" w:sz="4"/>
+          <w:right w:val="single" w:color="auto" w:sz="4"/>
+          <w:insideH w:val="single" w:color="auto" w:sz="4"/>
+          <w:insideV w:val="single" w:color="auto" w:sz="4"/>
+        </w:tblBorders>
+      </w:tblPr>
+      <w:tblGrid>
+        <w:gridCol w:w="1309"/>
+        <w:gridCol w:w="2805"/>
+        <w:gridCol w:w="5236"/>
+      </w:tblGrid>
+      <w:tr>
+        <w:trPr>
+          <w:tblHeader/>
+        </w:trPr>
+        <w:tc>
+          <w:tcPr>
+            <w:tcW w:type="dxa" w:w="1309"/>
+            <w:shd w:fill="164B36" w:val="clear"/>
+            <w:tcMar>
+              <w:top w:type="dxa" w:w="100"/>
+              <w:left w:type="dxa" w:w="120"/>
+              <w:bottom w:type="dxa" w:w="100"/>
+              <w:right w:type="dxa" w:w="120"/>
+            </w:tcMar>
+            <w:vAlign w:val="center"/>
+          </w:tcPr>
+          <w:p>
+            <w:pPr>
+              <w:jc w:val="left"/>
+            </w:pPr>
+            <w:r>
+              <w:rPr>
+                <w:rFonts w:ascii="Calibri" w:cs="Calibri" w:eastAsia="Calibri" w:hAnsi="Calibri"/>
+                <w:b/>
+                <w:bCs/>
+                <w:color w:val="FFFFFF"/>
+                <w:sz w:val="19"/>
+                <w:szCs w:val="19"/>
+              </w:rPr>
+              <w:t xml:space="preserve">Mức ưu tiên</w:t>
+            </w:r>
+          </w:p>
+        </w:tc>
+        <w:tc>
+          <w:tcPr>
+            <w:tcW w:type="dxa" w:w="2805"/>
+            <w:shd w:fill="164B36" w:val="clear"/>
+            <w:tcMar>
+              <w:top w:type="dxa" w:w="100"/>
+              <w:left w:type="dxa" w:w="120"/>
+              <w:bottom w:type="dxa" w:w="100"/>
+              <w:right w:type="dxa" w:w="120"/>
+            </w:tcMar>
+            <w:vAlign w:val="center"/>
+          </w:tcPr>
+          <w:p>
+            <w:pPr>
+              <w:jc w:val="left"/>
+            </w:pPr>
+            <w:r>
+              <w:rPr>
+                <w:rFonts w:ascii="Calibri" w:cs="Calibri" w:eastAsia="Calibri" w:hAnsi="Calibri"/>
+                <w:b/>
+                <w:bCs/>
+                <w:color w:val="FFFFFF"/>
+                <w:sz w:val="19"/>
+                <w:szCs w:val="19"/>
+              </w:rPr>
+              <w:t xml:space="preserve">Hạng mục</w:t>
+            </w:r>
+          </w:p>
+        </w:tc>
+        <w:tc>
+          <w:tcPr>
+            <w:tcW w:type="dxa" w:w="5236"/>
+            <w:shd w:fill="164B36" w:val="clear"/>
+            <w:tcMar>
+              <w:top w:type="dxa" w:w="100"/>
+              <w:left w:type="dxa" w:w="120"/>
+              <w:bottom w:type="dxa" w:w="100"/>
+              <w:right w:type="dxa" w:w="120"/>
+            </w:tcMar>
+            <w:vAlign w:val="center"/>
+          </w:tcPr>
+          <w:p>
+            <w:pPr>
+              <w:jc w:val="left"/>
+            </w:pPr>
+            <w:r>
+              <w:rPr>
+                <w:rFonts w:ascii="Calibri" w:cs="Calibri" w:eastAsia="Calibri" w:hAnsi="Calibri"/>
+                <w:b/>
+                <w:bCs/>
+                <w:color w:val="FFFFFF"/>
+                <w:sz w:val="19"/>
+                <w:szCs w:val="19"/>
+              </w:rPr>
+              <w:t xml:space="preserve">Mô tả</w:t>
+            </w:r>
+          </w:p>
+        </w:tc>
+      </w:tr>
+      <w:tr>
+        <w:tc>
+          <w:tcPr>
+            <w:tcW w:type="dxa" w:w="1309"/>
+            <w:tcMar>
+              <w:top w:type="dxa" w:w="100"/>
+              <w:left w:type="dxa" w:w="120"/>
+              <w:bottom w:type="dxa" w:w="100"/>
+              <w:right w:type="dxa" w:w="120"/>
+            </w:tcMar>
+            <w:vAlign w:val="center"/>
+          </w:tcPr>
+          <w:p>
+            <w:pPr>
+              <w:jc w:val="left"/>
+            </w:pPr>
+            <w:r>
+              <w:rPr>
+                <w:rFonts w:ascii="Calibri" w:cs="Calibri" w:eastAsia="Calibri" w:hAnsi="Calibri"/>
+                <w:b w:val="false"/>
+                <w:bCs w:val="false"/>
+                <w:color w:val="22302A"/>
+                <w:sz w:val="20"/>
+                <w:szCs w:val="20"/>
+              </w:rPr>
+              <w:t xml:space="preserve">Cao</w:t>
+            </w:r>
+          </w:p>
+        </w:tc>
+        <w:tc>
+          <w:tcPr>
+            <w:tcW w:type="dxa" w:w="2805"/>
+            <w:tcMar>
+              <w:top w:type="dxa" w:w="100"/>
+              <w:left w:type="dxa" w:w="120"/>
+              <w:bottom w:type="dxa" w:w="100"/>
+              <w:right w:type="dxa" w:w="120"/>
+            </w:tcMar>
+            <w:vAlign w:val="center"/>
+          </w:tcPr>
+          <w:p>
+            <w:pPr>
+              <w:jc w:val="left"/>
+            </w:pPr>
+            <w:r>
+              <w:rPr>
+                <w:rFonts w:ascii="Calibri" w:cs="Calibri" w:eastAsia="Calibri" w:hAnsi="Calibri"/>
+                <w:b w:val="false"/>
+                <w:bCs w:val="false"/>
+                <w:color w:val="22302A"/>
+                <w:sz w:val="20"/>
+                <w:szCs w:val="20"/>
+              </w:rPr>
+              <w:t xml:space="preserve">Trạng thái đấu thầu tự động</w:t>
+            </w:r>
+          </w:p>
+        </w:tc>
+        <w:tc>
+          <w:tcPr>
+            <w:tcW w:type="dxa" w:w="5236"/>
+            <w:tcMar>
+              <w:top w:type="dxa" w:w="100"/>
+              <w:left w:type="dxa" w:w="120"/>
+              <w:bottom w:type="dxa" w:w="100"/>
+              <w:right w:type="dxa" w:w="120"/>
+            </w:tcMar>
+            <w:vAlign w:val="center"/>
+          </w:tcPr>
+          <w:p>
+            <w:pPr>
+              <w:jc w:val="left"/>
+            </w:pPr>
+            <w:r>
+              <w:rPr>
+                <w:rFonts w:ascii="Calibri" w:cs="Calibri" w:eastAsia="Calibri" w:hAnsi="Calibri"/>
+                <w:b w:val="false"/>
+                <w:bCs w:val="false"/>
+                <w:color w:val="22302A"/>
+                <w:sz w:val="20"/>
+                <w:szCs w:val="20"/>
+              </w:rPr>
+              <w:t xml:space="preserve">Bổ sung badge tính tự động từ ngày mở/đóng thay vì chỉ hiển thị text ngày tháng (mục 18.4).</w:t>
+            </w:r>
+          </w:p>
+        </w:tc>
+      </w:tr>
+      <w:tr>
+        <w:tc>
+          <w:tcPr>
+            <w:tcW w:type="dxa" w:w="1309"/>
+            <w:shd w:fill="F4F4F2" w:val="clear"/>
+            <w:tcMar>
+              <w:top w:type="dxa" w:w="100"/>
+              <w:left w:type="dxa" w:w="120"/>
+              <w:bottom w:type="dxa" w:w="100"/>
+              <w:right w:type="dxa" w:w="120"/>
+            </w:tcMar>
+            <w:vAlign w:val="center"/>
+          </w:tcPr>
+          <w:p>
+            <w:pPr>
+              <w:jc w:val="left"/>
+            </w:pPr>
+            <w:r>
+              <w:rPr>
+                <w:rFonts w:ascii="Calibri" w:cs="Calibri" w:eastAsia="Calibri" w:hAnsi="Calibri"/>
+                <w:b w:val="false"/>
+                <w:bCs w:val="false"/>
+                <w:color w:val="22302A"/>
+                <w:sz w:val="20"/>
+                <w:szCs w:val="20"/>
+              </w:rPr>
+              <w:t xml:space="preserve">Cao</w:t>
+            </w:r>
+          </w:p>
+        </w:tc>
+        <w:tc>
+          <w:tcPr>
+            <w:tcW w:type="dxa" w:w="2805"/>
+            <w:shd w:fill="F4F4F2" w:val="clear"/>
+            <w:tcMar>
+              <w:top w:type="dxa" w:w="100"/>
+              <w:left w:type="dxa" w:w="120"/>
+              <w:bottom w:type="dxa" w:w="100"/>
+              <w:right w:type="dxa" w:w="120"/>
+            </w:tcMar>
+            <w:vAlign w:val="center"/>
+          </w:tcPr>
+          <w:p>
+            <w:pPr>
+              <w:jc w:val="left"/>
+            </w:pPr>
+            <w:r>
+              <w:rPr>
+                <w:rFonts w:ascii="Calibri" w:cs="Calibri" w:eastAsia="Calibri" w:hAnsi="Calibri"/>
+                <w:b w:val="false"/>
+                <w:bCs w:val="false"/>
+                <w:color w:val="22302A"/>
+                <w:sz w:val="20"/>
+                <w:szCs w:val="20"/>
+              </w:rPr>
+              <w:t xml:space="preserve">Ghi log thao tác đấu thầu</w:t>
+            </w:r>
+          </w:p>
+        </w:tc>
+        <w:tc>
+          <w:tcPr>
+            <w:tcW w:type="dxa" w:w="5236"/>
+            <w:shd w:fill="F4F4F2" w:val="clear"/>
+            <w:tcMar>
+              <w:top w:type="dxa" w:w="100"/>
+              <w:left w:type="dxa" w:w="120"/>
+              <w:bottom w:type="dxa" w:w="100"/>
+              <w:right w:type="dxa" w:w="120"/>
+            </w:tcMar>
+            <w:vAlign w:val="center"/>
+          </w:tcPr>
+          <w:p>
+            <w:pPr>
+              <w:jc w:val="left"/>
+            </w:pPr>
+            <w:r>
+              <w:rPr>
+                <w:rFonts w:ascii="Calibri" w:cs="Calibri" w:eastAsia="Calibri" w:hAnsi="Calibri"/>
+                <w:b w:val="false"/>
+                <w:bCs w:val="false"/>
+                <w:color w:val="22302A"/>
+                <w:sz w:val="20"/>
+                <w:szCs w:val="20"/>
+              </w:rPr>
+              <w:t xml:space="preserve">Bổ sung vào activity_logs mọi thao tác đăng/sửa/xoá/tải file (mục 9.7).</w:t>
+            </w:r>
+          </w:p>
+        </w:tc>
+      </w:tr>
+      <w:tr>
+        <w:tc>
+          <w:tcPr>
+            <w:tcW w:type="dxa" w:w="1309"/>
+            <w:tcMar>
+              <w:top w:type="dxa" w:w="100"/>
+              <w:left w:type="dxa" w:w="120"/>
+              <w:bottom w:type="dxa" w:w="100"/>
+              <w:right w:type="dxa" w:w="120"/>
+            </w:tcMar>
+            <w:vAlign w:val="center"/>
+          </w:tcPr>
+          <w:p>
+            <w:pPr>
+              <w:jc w:val="left"/>
+            </w:pPr>
+            <w:r>
+              <w:rPr>
+                <w:rFonts w:ascii="Calibri" w:cs="Calibri" w:eastAsia="Calibri" w:hAnsi="Calibri"/>
+                <w:b w:val="false"/>
+                <w:bCs w:val="false"/>
+                <w:color w:val="22302A"/>
+                <w:sz w:val="20"/>
+                <w:szCs w:val="20"/>
+              </w:rPr>
+              <w:t xml:space="preserve">Cao</w:t>
+            </w:r>
+          </w:p>
+        </w:tc>
+        <w:tc>
+          <w:tcPr>
+            <w:tcW w:type="dxa" w:w="2805"/>
+            <w:tcMar>
+              <w:top w:type="dxa" w:w="100"/>
+              <w:left w:type="dxa" w:w="120"/>
+              <w:bottom w:type="dxa" w:w="100"/>
+              <w:right w:type="dxa" w:w="120"/>
+            </w:tcMar>
+            <w:vAlign w:val="center"/>
+          </w:tcPr>
+          <w:p>
+            <w:pPr>
+              <w:jc w:val="left"/>
+            </w:pPr>
+            <w:r>
+              <w:rPr>
+                <w:rFonts w:ascii="Calibri" w:cs="Calibri" w:eastAsia="Calibri" w:hAnsi="Calibri"/>
+                <w:b w:val="false"/>
+                <w:bCs w:val="false"/>
+                <w:color w:val="22302A"/>
+                <w:sz w:val="20"/>
+                <w:szCs w:val="20"/>
+              </w:rPr>
+              <w:t xml:space="preserve">Bảo mật upload file</w:t>
+            </w:r>
+          </w:p>
+        </w:tc>
+        <w:tc>
+          <w:tcPr>
+            <w:tcW w:type="dxa" w:w="5236"/>
+            <w:tcMar>
+              <w:top w:type="dxa" w:w="100"/>
+              <w:left w:type="dxa" w:w="120"/>
+              <w:bottom w:type="dxa" w:w="100"/>
+              <w:right w:type="dxa" w:w="120"/>
+            </w:tcMar>
+            <w:vAlign w:val="center"/>
+          </w:tcPr>
+          <w:p>
+            <w:pPr>
+              <w:jc w:val="left"/>
+            </w:pPr>
+            <w:r>
+              <w:rPr>
+                <w:rFonts w:ascii="Calibri" w:cs="Calibri" w:eastAsia="Calibri" w:hAnsi="Calibri"/>
+                <w:b w:val="false"/>
+                <w:bCs w:val="false"/>
+                <w:color w:val="22302A"/>
+                <w:sz w:val="20"/>
+                <w:szCs w:val="20"/>
+              </w:rPr>
+              <w:t xml:space="preserve">Áp dụng đầy đủ yêu cầu tại mục 14.4 trước khi go-live (kiểm tra MIME thật, quét virus, đổi tên file lưu trữ).</w:t>
+            </w:r>
+          </w:p>
+        </w:tc>
+      </w:tr>
+      <w:tr>
+        <w:tc>
+          <w:tcPr>
+            <w:tcW w:type="dxa" w:w="1309"/>
+            <w:shd w:fill="F4F4F2" w:val="clear"/>
+            <w:tcMar>
+              <w:top w:type="dxa" w:w="100"/>
+              <w:left w:type="dxa" w:w="120"/>
+              <w:bottom w:type="dxa" w:w="100"/>
+              <w:right w:type="dxa" w:w="120"/>
+            </w:tcMar>
+            <w:vAlign w:val="center"/>
+          </w:tcPr>
+          <w:p>
+            <w:pPr>
+              <w:jc w:val="left"/>
+            </w:pPr>
+            <w:r>
+              <w:rPr>
+                <w:rFonts w:ascii="Calibri" w:cs="Calibri" w:eastAsia="Calibri" w:hAnsi="Calibri"/>
+                <w:b w:val="false"/>
+                <w:bCs w:val="false"/>
+                <w:color w:val="22302A"/>
+                <w:sz w:val="20"/>
+                <w:szCs w:val="20"/>
+              </w:rPr>
+              <w:t xml:space="preserve">Trung bình</w:t>
+            </w:r>
+          </w:p>
+        </w:tc>
+        <w:tc>
+          <w:tcPr>
+            <w:tcW w:type="dxa" w:w="2805"/>
+            <w:shd w:fill="F4F4F2" w:val="clear"/>
+            <w:tcMar>
+              <w:top w:type="dxa" w:w="100"/>
+              <w:left w:type="dxa" w:w="120"/>
+              <w:bottom w:type="dxa" w:w="100"/>
+              <w:right w:type="dxa" w:w="120"/>
+            </w:tcMar>
+            <w:vAlign w:val="center"/>
+          </w:tcPr>
+          <w:p>
+            <w:pPr>
+              <w:jc w:val="left"/>
+            </w:pPr>
+            <w:r>
+              <w:rPr>
+                <w:rFonts w:ascii="Calibri" w:cs="Calibri" w:eastAsia="Calibri" w:hAnsi="Calibri"/>
+                <w:b w:val="false"/>
+                <w:bCs w:val="false"/>
+                <w:color w:val="22302A"/>
+                <w:sz w:val="20"/>
+                <w:szCs w:val="20"/>
+              </w:rPr>
+              <w:t xml:space="preserve">Chính thức hoá ma trận quyền</w:t>
+            </w:r>
+          </w:p>
+        </w:tc>
+        <w:tc>
+          <w:tcPr>
+            <w:tcW w:type="dxa" w:w="5236"/>
+            <w:shd w:fill="F4F4F2" w:val="clear"/>
+            <w:tcMar>
+              <w:top w:type="dxa" w:w="100"/>
+              <w:left w:type="dxa" w:w="120"/>
+              <w:bottom w:type="dxa" w:w="100"/>
+              <w:right w:type="dxa" w:w="120"/>
+            </w:tcMar>
+            <w:vAlign w:val="center"/>
+          </w:tcPr>
+          <w:p>
+            <w:pPr>
+              <w:jc w:val="left"/>
+            </w:pPr>
+            <w:r>
+              <w:rPr>
+                <w:rFonts w:ascii="Calibri" w:cs="Calibri" w:eastAsia="Calibri" w:hAnsi="Calibri"/>
+                <w:b w:val="false"/>
+                <w:bCs w:val="false"/>
+                <w:color w:val="22302A"/>
+                <w:sz w:val="20"/>
+                <w:szCs w:val="20"/>
+              </w:rPr>
+              <w:t xml:space="preserve">Xác nhận với bệnh viện phạm vi quyền mới của Department Admin (mục 18.2), đưa vào Hồ sơ đề xuất cấp độ ATTT (mục 14.1).</w:t>
+            </w:r>
+          </w:p>
+        </w:tc>
+      </w:tr>
+      <w:tr>
+        <w:tc>
+          <w:tcPr>
+            <w:tcW w:type="dxa" w:w="1309"/>
+            <w:tcMar>
+              <w:top w:type="dxa" w:w="100"/>
+              <w:left w:type="dxa" w:w="120"/>
+              <w:bottom w:type="dxa" w:w="100"/>
+              <w:right w:type="dxa" w:w="120"/>
+            </w:tcMar>
+            <w:vAlign w:val="center"/>
+          </w:tcPr>
+          <w:p>
+            <w:pPr>
+              <w:jc w:val="left"/>
+            </w:pPr>
+            <w:r>
+              <w:rPr>
+                <w:rFonts w:ascii="Calibri" w:cs="Calibri" w:eastAsia="Calibri" w:hAnsi="Calibri"/>
+                <w:b w:val="false"/>
+                <w:bCs w:val="false"/>
+                <w:color w:val="22302A"/>
+                <w:sz w:val="20"/>
+                <w:szCs w:val="20"/>
+              </w:rPr>
+              <w:t xml:space="preserve">Trung bình</w:t>
+            </w:r>
+          </w:p>
+        </w:tc>
+        <w:tc>
+          <w:tcPr>
+            <w:tcW w:type="dxa" w:w="2805"/>
+            <w:tcMar>
+              <w:top w:type="dxa" w:w="100"/>
+              <w:left w:type="dxa" w:w="120"/>
+              <w:bottom w:type="dxa" w:w="100"/>
+              <w:right w:type="dxa" w:w="120"/>
+            </w:tcMar>
+            <w:vAlign w:val="center"/>
+          </w:tcPr>
+          <w:p>
+            <w:pPr>
+              <w:jc w:val="left"/>
+            </w:pPr>
+            <w:r>
+              <w:rPr>
+                <w:rFonts w:ascii="Calibri" w:cs="Calibri" w:eastAsia="Calibri" w:hAnsi="Calibri"/>
+                <w:b w:val="false"/>
+                <w:bCs w:val="false"/>
+                <w:color w:val="22302A"/>
+                <w:sz w:val="20"/>
+                <w:szCs w:val="20"/>
+              </w:rPr>
+              <w:t xml:space="preserve">Tách bảng tender_files &amp; organization_units</w:t>
+            </w:r>
+          </w:p>
+        </w:tc>
+        <w:tc>
+          <w:tcPr>
+            <w:tcW w:type="dxa" w:w="5236"/>
+            <w:tcMar>
+              <w:top w:type="dxa" w:w="100"/>
+              <w:left w:type="dxa" w:w="120"/>
+              <w:bottom w:type="dxa" w:w="100"/>
+              <w:right w:type="dxa" w:w="120"/>
+            </w:tcMar>
+            <w:vAlign w:val="center"/>
+          </w:tcPr>
+          <w:p>
+            <w:pPr>
+              <w:jc w:val="left"/>
+            </w:pPr>
+            <w:r>
+              <w:rPr>
+                <w:rFonts w:ascii="Calibri" w:cs="Calibri" w:eastAsia="Calibri" w:hAnsi="Calibri"/>
+                <w:b w:val="false"/>
+                <w:bCs w:val="false"/>
+                <w:color w:val="22302A"/>
+                <w:sz w:val="20"/>
+                <w:szCs w:val="20"/>
+              </w:rPr>
+              <w:t xml:space="preserve">Áp dụng lược đồ đề xuất ở mục 15.9 trước khi dữ liệu thật phát sinh nhiều, tránh migrate khó khăn về sau.</w:t>
+            </w:r>
+          </w:p>
+        </w:tc>
+      </w:tr>
+      <w:tr>
+        <w:tc>
+          <w:tcPr>
+            <w:tcW w:type="dxa" w:w="1309"/>
+            <w:shd w:fill="F4F4F2" w:val="clear"/>
+            <w:tcMar>
+              <w:top w:type="dxa" w:w="100"/>
+              <w:left w:type="dxa" w:w="120"/>
+              <w:bottom w:type="dxa" w:w="100"/>
+              <w:right w:type="dxa" w:w="120"/>
+            </w:tcMar>
+            <w:vAlign w:val="center"/>
+          </w:tcPr>
+          <w:p>
+            <w:pPr>
+              <w:jc w:val="left"/>
+            </w:pPr>
+            <w:r>
+              <w:rPr>
+                <w:rFonts w:ascii="Calibri" w:cs="Calibri" w:eastAsia="Calibri" w:hAnsi="Calibri"/>
+                <w:b w:val="false"/>
+                <w:bCs w:val="false"/>
+                <w:color w:val="22302A"/>
+                <w:sz w:val="20"/>
+                <w:szCs w:val="20"/>
+              </w:rPr>
+              <w:t xml:space="preserve">Trung bình</w:t>
+            </w:r>
+          </w:p>
+        </w:tc>
+        <w:tc>
+          <w:tcPr>
+            <w:tcW w:type="dxa" w:w="2805"/>
+            <w:shd w:fill="F4F4F2" w:val="clear"/>
+            <w:tcMar>
+              <w:top w:type="dxa" w:w="100"/>
+              <w:left w:type="dxa" w:w="120"/>
+              <w:bottom w:type="dxa" w:w="100"/>
+              <w:right w:type="dxa" w:w="120"/>
+            </w:tcMar>
+            <w:vAlign w:val="center"/>
+          </w:tcPr>
+          <w:p>
+            <w:pPr>
+              <w:jc w:val="left"/>
+            </w:pPr>
+            <w:r>
+              <w:rPr>
+                <w:rFonts w:ascii="Calibri" w:cs="Calibri" w:eastAsia="Calibri" w:hAnsi="Calibri"/>
+                <w:b w:val="false"/>
+                <w:bCs w:val="false"/>
+                <w:color w:val="22302A"/>
+                <w:sz w:val="20"/>
+                <w:szCs w:val="20"/>
+              </w:rPr>
+              <w:t xml:space="preserve">Ghi chú tuân thủ Luật Đấu thầu</w:t>
+            </w:r>
+          </w:p>
+        </w:tc>
+        <w:tc>
+          <w:tcPr>
+            <w:tcW w:type="dxa" w:w="5236"/>
+            <w:shd w:fill="F4F4F2" w:val="clear"/>
+            <w:tcMar>
+              <w:top w:type="dxa" w:w="100"/>
+              <w:left w:type="dxa" w:w="120"/>
+              <w:bottom w:type="dxa" w:w="100"/>
+              <w:right w:type="dxa" w:w="120"/>
+            </w:tcMar>
+            <w:vAlign w:val="center"/>
+          </w:tcPr>
+          <w:p>
+            <w:pPr>
+              <w:jc w:val="left"/>
+            </w:pPr>
+            <w:r>
+              <w:rPr>
+                <w:rFonts w:ascii="Calibri" w:cs="Calibri" w:eastAsia="Calibri" w:hAnsi="Calibri"/>
+                <w:b w:val="false"/>
+                <w:bCs w:val="false"/>
+                <w:color w:val="22302A"/>
+                <w:sz w:val="20"/>
+                <w:szCs w:val="20"/>
+              </w:rPr>
+              <w:t xml:space="preserve">Thêm dòng chú thích công khai trên giao diện tin tức đấu thầu (mục 18.4).</w:t>
+            </w:r>
+          </w:p>
+        </w:tc>
+      </w:tr>
+      <w:tr>
+        <w:tc>
+          <w:tcPr>
+            <w:tcW w:type="dxa" w:w="1309"/>
+            <w:tcMar>
+              <w:top w:type="dxa" w:w="100"/>
+              <w:left w:type="dxa" w:w="120"/>
+              <w:bottom w:type="dxa" w:w="100"/>
+              <w:right w:type="dxa" w:w="120"/>
+            </w:tcMar>
+            <w:vAlign w:val="center"/>
+          </w:tcPr>
+          <w:p>
+            <w:pPr>
+              <w:jc w:val="left"/>
+            </w:pPr>
+            <w:r>
+              <w:rPr>
+                <w:rFonts w:ascii="Calibri" w:cs="Calibri" w:eastAsia="Calibri" w:hAnsi="Calibri"/>
+                <w:b w:val="false"/>
+                <w:bCs w:val="false"/>
+                <w:color w:val="22302A"/>
+                <w:sz w:val="20"/>
+                <w:szCs w:val="20"/>
+              </w:rPr>
+              <w:t xml:space="preserve">Thấp</w:t>
+            </w:r>
+          </w:p>
+        </w:tc>
+        <w:tc>
+          <w:tcPr>
+            <w:tcW w:type="dxa" w:w="2805"/>
+            <w:tcMar>
+              <w:top w:type="dxa" w:w="100"/>
+              <w:left w:type="dxa" w:w="120"/>
+              <w:bottom w:type="dxa" w:w="100"/>
+              <w:right w:type="dxa" w:w="120"/>
+            </w:tcMar>
+            <w:vAlign w:val="center"/>
+          </w:tcPr>
+          <w:p>
+            <w:pPr>
+              <w:jc w:val="left"/>
+            </w:pPr>
+            <w:r>
+              <w:rPr>
+                <w:rFonts w:ascii="Calibri" w:cs="Calibri" w:eastAsia="Calibri" w:hAnsi="Calibri"/>
+                <w:b w:val="false"/>
+                <w:bCs w:val="false"/>
+                <w:color w:val="22302A"/>
+                <w:sz w:val="20"/>
+                <w:szCs w:val="20"/>
+              </w:rPr>
+              <w:t xml:space="preserve">Giới hạn dung lượng/số lượng file đính kèm</w:t>
+            </w:r>
+          </w:p>
+        </w:tc>
+        <w:tc>
+          <w:tcPr>
+            <w:tcW w:type="dxa" w:w="5236"/>
+            <w:tcMar>
+              <w:top w:type="dxa" w:w="100"/>
+              <w:left w:type="dxa" w:w="120"/>
+              <w:bottom w:type="dxa" w:w="100"/>
+              <w:right w:type="dxa" w:w="120"/>
+            </w:tcMar>
+            <w:vAlign w:val="center"/>
+          </w:tcPr>
+          <w:p>
+            <w:pPr>
+              <w:jc w:val="left"/>
+            </w:pPr>
+            <w:r>
+              <w:rPr>
+                <w:rFonts w:ascii="Calibri" w:cs="Calibri" w:eastAsia="Calibri" w:hAnsi="Calibri"/>
+                <w:b w:val="false"/>
+                <w:bCs w:val="false"/>
+                <w:color w:val="22302A"/>
+                <w:sz w:val="20"/>
+                <w:szCs w:val="20"/>
+              </w:rPr>
+              <w:t xml:space="preserve">Xem xét nâng giới hạn hoặc bổ sung kênh phát hành HSMT đầy đủ ngoài website.</w:t>
+            </w:r>
+          </w:p>
+        </w:tc>
+      </w:tr>
+    </w:tbl>
+    <w:p>
+      <w:r>
+        <w:br w:type="page"/>
       </w:r>
     </w:p>
     <w:sectPr>
@@ -23546,7 +29085,7 @@
         <w:sz w:val="16"/>
         <w:szCs w:val="16"/>
       </w:rPr>
-      <w:t xml:space="preserve">Đặc tả UI/UX Website Bệnh viện Đa khoa · v2.0</w:t>
+      <w:t xml:space="preserve">Đặc tả UI/UX Website Bệnh viện Đa khoa · v2.5</w:t>
     </w:r>
   </w:p>
 </w:hdr>

--- a/dac-ta-uiux-tong-hop.docx
+++ b/dac-ta-uiux-tong-hop.docx
@@ -169,7 +169,7 @@
                 <w:sz w:val="20"/>
                 <w:szCs w:val="20"/>
               </w:rPr>
-              <w:t xml:space="preserve">2.5 — Hợp nhất</w:t>
+              <w:t xml:space="preserve">2.6 — Hợp nhất</w:t>
             </w:r>
           </w:p>
         </w:tc>
@@ -17333,7 +17333,7 @@
                 <w:sz w:val="20"/>
                 <w:szCs w:val="20"/>
               </w:rPr>
-              <w:t xml:space="preserve">Bài viết tin tức</w:t>
+              <w:t xml:space="preserve">Bài viết tin tức + Thông báo đấu thầu (mục 15.9)</w:t>
             </w:r>
           </w:p>
         </w:tc>
@@ -17362,7 +17362,7 @@
                 <w:sz w:val="20"/>
                 <w:szCs w:val="20"/>
               </w:rPr>
-              <w:t xml:space="preserve">Mục 7.11, 8.2, 8.3 (C4), 9.6</w:t>
+              <w:t xml:space="preserve">Mục 7.11, 8.2, 8.3 (C4), 9.6, 18.4</w:t>
             </w:r>
           </w:p>
         </w:tc>
@@ -17420,7 +17420,7 @@
                 <w:sz w:val="20"/>
                 <w:szCs w:val="20"/>
               </w:rPr>
-              <w:t xml:space="preserve">Đánh giá bệnh nhân</w:t>
+              <w:t xml:space="preserve">Đánh giá bệnh nhân (có duyệt nội dung)</w:t>
             </w:r>
           </w:p>
         </w:tc>
@@ -17479,7 +17479,7 @@
                 <w:sz w:val="20"/>
                 <w:szCs w:val="20"/>
               </w:rPr>
-              <w:t xml:space="preserve">admin_users</w:t>
+              <w:t xml:space="preserve">price_list</w:t>
             </w:r>
           </w:p>
         </w:tc>
@@ -17508,7 +17508,7 @@
                 <w:sz w:val="20"/>
                 <w:szCs w:val="20"/>
               </w:rPr>
-              <w:t xml:space="preserve">Tài khoản quản trị (Super Admin/Lễ tân/Bác sĩ)</w:t>
+              <w:t xml:space="preserve">Bảng giá dịch vụ/chuyên khoa (mới, v2.6)</w:t>
             </w:r>
           </w:p>
         </w:tc>
@@ -17537,7 +17537,357 @@
                 <w:sz w:val="20"/>
                 <w:szCs w:val="20"/>
               </w:rPr>
-              <w:t xml:space="preserve">Mục 9.1, 14.4</w:t>
+              <w:t xml:space="preserve">Mục 8.7 (Chi phí điều trị)</w:t>
+            </w:r>
+          </w:p>
+        </w:tc>
+      </w:tr>
+      <w:tr>
+        <w:tc>
+          <w:tcPr>
+            <w:tcW w:type="dxa" w:w="2057"/>
+            <w:tcMar>
+              <w:top w:type="dxa" w:w="100"/>
+              <w:left w:type="dxa" w:w="120"/>
+              <w:bottom w:type="dxa" w:w="100"/>
+              <w:right w:type="dxa" w:w="120"/>
+            </w:tcMar>
+            <w:vAlign w:val="center"/>
+          </w:tcPr>
+          <w:p>
+            <w:pPr>
+              <w:jc w:val="left"/>
+            </w:pPr>
+            <w:r>
+              <w:rPr>
+                <w:rFonts w:ascii="Calibri" w:cs="Calibri" w:eastAsia="Calibri" w:hAnsi="Calibri"/>
+                <w:b w:val="false"/>
+                <w:bCs w:val="false"/>
+                <w:color w:val="22302A"/>
+                <w:sz w:val="20"/>
+                <w:szCs w:val="20"/>
+              </w:rPr>
+              <w:t xml:space="preserve">facilities</w:t>
+            </w:r>
+          </w:p>
+        </w:tc>
+        <w:tc>
+          <w:tcPr>
+            <w:tcW w:type="dxa" w:w="4114"/>
+            <w:tcMar>
+              <w:top w:type="dxa" w:w="100"/>
+              <w:left w:type="dxa" w:w="120"/>
+              <w:bottom w:type="dxa" w:w="100"/>
+              <w:right w:type="dxa" w:w="120"/>
+            </w:tcMar>
+            <w:vAlign w:val="center"/>
+          </w:tcPr>
+          <w:p>
+            <w:pPr>
+              <w:jc w:val="left"/>
+            </w:pPr>
+            <w:r>
+              <w:rPr>
+                <w:rFonts w:ascii="Calibri" w:cs="Calibri" w:eastAsia="Calibri" w:hAnsi="Calibri"/>
+                <w:b w:val="false"/>
+                <w:bCs w:val="false"/>
+                <w:color w:val="22302A"/>
+                <w:sz w:val="20"/>
+                <w:szCs w:val="20"/>
+              </w:rPr>
+              <w:t xml:space="preserve">Danh sách cơ sở/địa điểm khám (mới, v2.6)</w:t>
+            </w:r>
+          </w:p>
+        </w:tc>
+        <w:tc>
+          <w:tcPr>
+            <w:tcW w:type="dxa" w:w="3179"/>
+            <w:tcMar>
+              <w:top w:type="dxa" w:w="100"/>
+              <w:left w:type="dxa" w:w="120"/>
+              <w:bottom w:type="dxa" w:w="100"/>
+              <w:right w:type="dxa" w:w="120"/>
+            </w:tcMar>
+            <w:vAlign w:val="center"/>
+          </w:tcPr>
+          <w:p>
+            <w:pPr>
+              <w:jc w:val="left"/>
+            </w:pPr>
+            <w:r>
+              <w:rPr>
+                <w:rFonts w:ascii="Calibri" w:cs="Calibri" w:eastAsia="Calibri" w:hAnsi="Calibri"/>
+                <w:b w:val="false"/>
+                <w:bCs w:val="false"/>
+                <w:color w:val="22302A"/>
+                <w:sz w:val="20"/>
+                <w:szCs w:val="20"/>
+              </w:rPr>
+              <w:t xml:space="preserve">Mục 8.6 (Template F), 8.7</w:t>
+            </w:r>
+          </w:p>
+        </w:tc>
+      </w:tr>
+      <w:tr>
+        <w:tc>
+          <w:tcPr>
+            <w:tcW w:type="dxa" w:w="2057"/>
+            <w:shd w:fill="F4F4F2" w:val="clear"/>
+            <w:tcMar>
+              <w:top w:type="dxa" w:w="100"/>
+              <w:left w:type="dxa" w:w="120"/>
+              <w:bottom w:type="dxa" w:w="100"/>
+              <w:right w:type="dxa" w:w="120"/>
+            </w:tcMar>
+            <w:vAlign w:val="center"/>
+          </w:tcPr>
+          <w:p>
+            <w:pPr>
+              <w:jc w:val="left"/>
+            </w:pPr>
+            <w:r>
+              <w:rPr>
+                <w:rFonts w:ascii="Calibri" w:cs="Calibri" w:eastAsia="Calibri" w:hAnsi="Calibri"/>
+                <w:b w:val="false"/>
+                <w:bCs w:val="false"/>
+                <w:color w:val="22302A"/>
+                <w:sz w:val="20"/>
+                <w:szCs w:val="20"/>
+              </w:rPr>
+              <w:t xml:space="preserve">organization_units</w:t>
+            </w:r>
+          </w:p>
+        </w:tc>
+        <w:tc>
+          <w:tcPr>
+            <w:tcW w:type="dxa" w:w="4114"/>
+            <w:shd w:fill="F4F4F2" w:val="clear"/>
+            <w:tcMar>
+              <w:top w:type="dxa" w:w="100"/>
+              <w:left w:type="dxa" w:w="120"/>
+              <w:bottom w:type="dxa" w:w="100"/>
+              <w:right w:type="dxa" w:w="120"/>
+            </w:tcMar>
+            <w:vAlign w:val="center"/>
+          </w:tcPr>
+          <w:p>
+            <w:pPr>
+              <w:jc w:val="left"/>
+            </w:pPr>
+            <w:r>
+              <w:rPr>
+                <w:rFonts w:ascii="Calibri" w:cs="Calibri" w:eastAsia="Calibri" w:hAnsi="Calibri"/>
+                <w:b w:val="false"/>
+                <w:bCs w:val="false"/>
+                <w:color w:val="22302A"/>
+                <w:sz w:val="20"/>
+                <w:szCs w:val="20"/>
+              </w:rPr>
+              <w:t xml:space="preserve">Sơ đồ tổ chức/phòng ban hành chính</w:t>
+            </w:r>
+          </w:p>
+        </w:tc>
+        <w:tc>
+          <w:tcPr>
+            <w:tcW w:type="dxa" w:w="3179"/>
+            <w:shd w:fill="F4F4F2" w:val="clear"/>
+            <w:tcMar>
+              <w:top w:type="dxa" w:w="100"/>
+              <w:left w:type="dxa" w:w="120"/>
+              <w:bottom w:type="dxa" w:w="100"/>
+              <w:right w:type="dxa" w:w="120"/>
+            </w:tcMar>
+            <w:vAlign w:val="center"/>
+          </w:tcPr>
+          <w:p>
+            <w:pPr>
+              <w:jc w:val="left"/>
+            </w:pPr>
+            <w:r>
+              <w:rPr>
+                <w:rFonts w:ascii="Calibri" w:cs="Calibri" w:eastAsia="Calibri" w:hAnsi="Calibri"/>
+                <w:b w:val="false"/>
+                <w:bCs w:val="false"/>
+                <w:color w:val="22302A"/>
+                <w:sz w:val="20"/>
+                <w:szCs w:val="20"/>
+              </w:rPr>
+              <w:t xml:space="preserve">Mục 9.2, 15.9, 18.3</w:t>
+            </w:r>
+          </w:p>
+        </w:tc>
+      </w:tr>
+      <w:tr>
+        <w:tc>
+          <w:tcPr>
+            <w:tcW w:type="dxa" w:w="2057"/>
+            <w:tcMar>
+              <w:top w:type="dxa" w:w="100"/>
+              <w:left w:type="dxa" w:w="120"/>
+              <w:bottom w:type="dxa" w:w="100"/>
+              <w:right w:type="dxa" w:w="120"/>
+            </w:tcMar>
+            <w:vAlign w:val="center"/>
+          </w:tcPr>
+          <w:p>
+            <w:pPr>
+              <w:jc w:val="left"/>
+            </w:pPr>
+            <w:r>
+              <w:rPr>
+                <w:rFonts w:ascii="Calibri" w:cs="Calibri" w:eastAsia="Calibri" w:hAnsi="Calibri"/>
+                <w:b w:val="false"/>
+                <w:bCs w:val="false"/>
+                <w:color w:val="22302A"/>
+                <w:sz w:val="20"/>
+                <w:szCs w:val="20"/>
+              </w:rPr>
+              <w:t xml:space="preserve">tender_files</w:t>
+            </w:r>
+          </w:p>
+        </w:tc>
+        <w:tc>
+          <w:tcPr>
+            <w:tcW w:type="dxa" w:w="4114"/>
+            <w:tcMar>
+              <w:top w:type="dxa" w:w="100"/>
+              <w:left w:type="dxa" w:w="120"/>
+              <w:bottom w:type="dxa" w:w="100"/>
+              <w:right w:type="dxa" w:w="120"/>
+            </w:tcMar>
+            <w:vAlign w:val="center"/>
+          </w:tcPr>
+          <w:p>
+            <w:pPr>
+              <w:jc w:val="left"/>
+            </w:pPr>
+            <w:r>
+              <w:rPr>
+                <w:rFonts w:ascii="Calibri" w:cs="Calibri" w:eastAsia="Calibri" w:hAnsi="Calibri"/>
+                <w:b w:val="false"/>
+                <w:bCs w:val="false"/>
+                <w:color w:val="22302A"/>
+                <w:sz w:val="20"/>
+                <w:szCs w:val="20"/>
+              </w:rPr>
+              <w:t xml:space="preserve">File đính kèm thông báo đấu thầu</w:t>
+            </w:r>
+          </w:p>
+        </w:tc>
+        <w:tc>
+          <w:tcPr>
+            <w:tcW w:type="dxa" w:w="3179"/>
+            <w:tcMar>
+              <w:top w:type="dxa" w:w="100"/>
+              <w:left w:type="dxa" w:w="120"/>
+              <w:bottom w:type="dxa" w:w="100"/>
+              <w:right w:type="dxa" w:w="120"/>
+            </w:tcMar>
+            <w:vAlign w:val="center"/>
+          </w:tcPr>
+          <w:p>
+            <w:pPr>
+              <w:jc w:val="left"/>
+            </w:pPr>
+            <w:r>
+              <w:rPr>
+                <w:rFonts w:ascii="Calibri" w:cs="Calibri" w:eastAsia="Calibri" w:hAnsi="Calibri"/>
+                <w:b w:val="false"/>
+                <w:bCs w:val="false"/>
+                <w:color w:val="22302A"/>
+                <w:sz w:val="20"/>
+                <w:szCs w:val="20"/>
+              </w:rPr>
+              <w:t xml:space="preserve">Mục 15.9, 18.4</w:t>
+            </w:r>
+          </w:p>
+        </w:tc>
+      </w:tr>
+      <w:tr>
+        <w:tc>
+          <w:tcPr>
+            <w:tcW w:type="dxa" w:w="2057"/>
+            <w:shd w:fill="F4F4F2" w:val="clear"/>
+            <w:tcMar>
+              <w:top w:type="dxa" w:w="100"/>
+              <w:left w:type="dxa" w:w="120"/>
+              <w:bottom w:type="dxa" w:w="100"/>
+              <w:right w:type="dxa" w:w="120"/>
+            </w:tcMar>
+            <w:vAlign w:val="center"/>
+          </w:tcPr>
+          <w:p>
+            <w:pPr>
+              <w:jc w:val="left"/>
+            </w:pPr>
+            <w:r>
+              <w:rPr>
+                <w:rFonts w:ascii="Calibri" w:cs="Calibri" w:eastAsia="Calibri" w:hAnsi="Calibri"/>
+                <w:b w:val="false"/>
+                <w:bCs w:val="false"/>
+                <w:color w:val="22302A"/>
+                <w:sz w:val="20"/>
+                <w:szCs w:val="20"/>
+              </w:rPr>
+              <w:t xml:space="preserve">admin_users</w:t>
+            </w:r>
+          </w:p>
+        </w:tc>
+        <w:tc>
+          <w:tcPr>
+            <w:tcW w:type="dxa" w:w="4114"/>
+            <w:shd w:fill="F4F4F2" w:val="clear"/>
+            <w:tcMar>
+              <w:top w:type="dxa" w:w="100"/>
+              <w:left w:type="dxa" w:w="120"/>
+              <w:bottom w:type="dxa" w:w="100"/>
+              <w:right w:type="dxa" w:w="120"/>
+            </w:tcMar>
+            <w:vAlign w:val="center"/>
+          </w:tcPr>
+          <w:p>
+            <w:pPr>
+              <w:jc w:val="left"/>
+            </w:pPr>
+            <w:r>
+              <w:rPr>
+                <w:rFonts w:ascii="Calibri" w:cs="Calibri" w:eastAsia="Calibri" w:hAnsi="Calibri"/>
+                <w:b w:val="false"/>
+                <w:bCs w:val="false"/>
+                <w:color w:val="22302A"/>
+                <w:sz w:val="20"/>
+                <w:szCs w:val="20"/>
+              </w:rPr>
+              <w:t xml:space="preserve">Tài khoản quản trị (Super Admin/Department Admin/Bác sĩ)</w:t>
+            </w:r>
+          </w:p>
+        </w:tc>
+        <w:tc>
+          <w:tcPr>
+            <w:tcW w:type="dxa" w:w="3179"/>
+            <w:shd w:fill="F4F4F2" w:val="clear"/>
+            <w:tcMar>
+              <w:top w:type="dxa" w:w="100"/>
+              <w:left w:type="dxa" w:w="120"/>
+              <w:bottom w:type="dxa" w:w="100"/>
+              <w:right w:type="dxa" w:w="120"/>
+            </w:tcMar>
+            <w:vAlign w:val="center"/>
+          </w:tcPr>
+          <w:p>
+            <w:pPr>
+              <w:jc w:val="left"/>
+            </w:pPr>
+            <w:r>
+              <w:rPr>
+                <w:rFonts w:ascii="Calibri" w:cs="Calibri" w:eastAsia="Calibri" w:hAnsi="Calibri"/>
+                <w:b w:val="false"/>
+                <w:bCs w:val="false"/>
+                <w:color w:val="22302A"/>
+                <w:sz w:val="20"/>
+                <w:szCs w:val="20"/>
+              </w:rPr>
+              <w:t xml:space="preserve">Mục 9.1, 14.4, 18.2</w:t>
             </w:r>
           </w:p>
         </w:tc>
@@ -20184,7 +20534,7 @@
                 <w:sz w:val="20"/>
                 <w:szCs w:val="20"/>
               </w:rPr>
-              <w:t xml:space="preserve">super_admin / receptionist / doctor — khớp bảng phân quyền mục 9.1.</w:t>
+              <w:t xml:space="preserve">super_admin / department_admin / doctor — khớp bảng phân quyền mục 9.1 (department_admin là tên chính thức từ v2.5, thay cho receptionist).</w:t>
             </w:r>
           </w:p>
         </w:tc>
@@ -20214,7 +20564,7 @@
                 <w:sz w:val="20"/>
                 <w:szCs w:val="20"/>
               </w:rPr>
-              <w:t xml:space="preserve">mfa_secret</w:t>
+              <w:t xml:space="preserve">department_id</w:t>
             </w:r>
           </w:p>
         </w:tc>
@@ -20242,7 +20592,7 @@
                 <w:sz w:val="20"/>
                 <w:szCs w:val="20"/>
               </w:rPr>
-              <w:t xml:space="preserve">VARCHAR(255) NULL</w:t>
+              <w:t xml:space="preserve">UUID (FK → organization_units.id, nullable)</w:t>
             </w:r>
           </w:p>
         </w:tc>
@@ -20270,7 +20620,7 @@
                 <w:sz w:val="20"/>
                 <w:szCs w:val="20"/>
               </w:rPr>
-              <w:t xml:space="preserve">Khoá xác thực 2 lớp (2FA) — bắt buộc theo mục 14.4.</w:t>
+              <w:t xml:space="preserve">Chỉ áp dụng nếu role = department_admin; xác định phòng ban được quyền quản lý Tin tức/Đấu thầu (mục 9.1, 18.2).</w:t>
             </w:r>
           </w:p>
         </w:tc>
@@ -20301,7 +20651,7 @@
                 <w:sz w:val="20"/>
                 <w:szCs w:val="20"/>
               </w:rPr>
-              <w:t xml:space="preserve">doctor_id</w:t>
+              <w:t xml:space="preserve">mfa_secret</w:t>
             </w:r>
           </w:p>
         </w:tc>
@@ -20330,7 +20680,7 @@
                 <w:sz w:val="20"/>
                 <w:szCs w:val="20"/>
               </w:rPr>
-              <w:t xml:space="preserve">UUID (FK → doctors.id, nullable)</w:t>
+              <w:t xml:space="preserve">VARCHAR(255) NULL</w:t>
             </w:r>
           </w:p>
         </w:tc>
@@ -20359,7 +20709,7 @@
                 <w:sz w:val="20"/>
                 <w:szCs w:val="20"/>
               </w:rPr>
-              <w:t xml:space="preserve">Chỉ áp dụng nếu role = doctor, liên kết hồ sơ bác sĩ tương ứng.</w:t>
+              <w:t xml:space="preserve">Khoá xác thực 2 lớp (2FA) — bắt buộc theo mục 14.4.</w:t>
             </w:r>
           </w:p>
         </w:tc>
@@ -20389,7 +20739,7 @@
                 <w:sz w:val="20"/>
                 <w:szCs w:val="20"/>
               </w:rPr>
-              <w:t xml:space="preserve">last_login_at</w:t>
+              <w:t xml:space="preserve">doctor_id</w:t>
             </w:r>
           </w:p>
         </w:tc>
@@ -20417,7 +20767,7 @@
                 <w:sz w:val="20"/>
                 <w:szCs w:val="20"/>
               </w:rPr>
-              <w:t xml:space="preserve">TIMESTAMP</w:t>
+              <w:t xml:space="preserve">UUID (FK → doctors.id, nullable)</w:t>
             </w:r>
           </w:p>
         </w:tc>
@@ -20445,7 +20795,7 @@
                 <w:sz w:val="20"/>
                 <w:szCs w:val="20"/>
               </w:rPr>
-              <w:t xml:space="preserve">Phục vụ giám sát đăng nhập bất thường.</w:t>
+              <w:t xml:space="preserve">Chỉ áp dụng nếu role = doctor, liên kết hồ sơ bác sĩ tương ứng.</w:t>
             </w:r>
           </w:p>
         </w:tc>
@@ -20476,7 +20826,7 @@
                 <w:sz w:val="20"/>
                 <w:szCs w:val="20"/>
               </w:rPr>
-              <w:t xml:space="preserve">is_active</w:t>
+              <w:t xml:space="preserve">last_login_at</w:t>
             </w:r>
           </w:p>
         </w:tc>
@@ -20505,7 +20855,7 @@
                 <w:sz w:val="20"/>
                 <w:szCs w:val="20"/>
               </w:rPr>
-              <w:t xml:space="preserve">BOOLEAN</w:t>
+              <w:t xml:space="preserve">TIMESTAMP</w:t>
             </w:r>
           </w:p>
         </w:tc>
@@ -20513,6 +20863,92 @@
           <w:tcPr>
             <w:tcW w:type="dxa" w:w="4301"/>
             <w:shd w:fill="F4F4F2" w:val="clear"/>
+            <w:tcMar>
+              <w:top w:type="dxa" w:w="100"/>
+              <w:left w:type="dxa" w:w="120"/>
+              <w:bottom w:type="dxa" w:w="100"/>
+              <w:right w:type="dxa" w:w="120"/>
+            </w:tcMar>
+            <w:vAlign w:val="center"/>
+          </w:tcPr>
+          <w:p>
+            <w:pPr>
+              <w:jc w:val="left"/>
+            </w:pPr>
+            <w:r>
+              <w:rPr>
+                <w:rFonts w:ascii="Calibri" w:cs="Calibri" w:eastAsia="Calibri" w:hAnsi="Calibri"/>
+                <w:b w:val="false"/>
+                <w:bCs w:val="false"/>
+                <w:color w:val="22302A"/>
+                <w:sz w:val="20"/>
+                <w:szCs w:val="20"/>
+              </w:rPr>
+              <w:t xml:space="preserve">Phục vụ giám sát đăng nhập bất thường.</w:t>
+            </w:r>
+          </w:p>
+        </w:tc>
+      </w:tr>
+      <w:tr>
+        <w:tc>
+          <w:tcPr>
+            <w:tcW w:type="dxa" w:w="2244"/>
+            <w:tcMar>
+              <w:top w:type="dxa" w:w="100"/>
+              <w:left w:type="dxa" w:w="120"/>
+              <w:bottom w:type="dxa" w:w="100"/>
+              <w:right w:type="dxa" w:w="120"/>
+            </w:tcMar>
+            <w:vAlign w:val="center"/>
+          </w:tcPr>
+          <w:p>
+            <w:pPr>
+              <w:jc w:val="left"/>
+            </w:pPr>
+            <w:r>
+              <w:rPr>
+                <w:rFonts w:ascii="Calibri" w:cs="Calibri" w:eastAsia="Calibri" w:hAnsi="Calibri"/>
+                <w:b w:val="false"/>
+                <w:bCs w:val="false"/>
+                <w:color w:val="22302A"/>
+                <w:sz w:val="20"/>
+                <w:szCs w:val="20"/>
+              </w:rPr>
+              <w:t xml:space="preserve">is_active</w:t>
+            </w:r>
+          </w:p>
+        </w:tc>
+        <w:tc>
+          <w:tcPr>
+            <w:tcW w:type="dxa" w:w="2805"/>
+            <w:tcMar>
+              <w:top w:type="dxa" w:w="100"/>
+              <w:left w:type="dxa" w:w="120"/>
+              <w:bottom w:type="dxa" w:w="100"/>
+              <w:right w:type="dxa" w:w="120"/>
+            </w:tcMar>
+            <w:vAlign w:val="center"/>
+          </w:tcPr>
+          <w:p>
+            <w:pPr>
+              <w:jc w:val="left"/>
+            </w:pPr>
+            <w:r>
+              <w:rPr>
+                <w:rFonts w:ascii="Calibri" w:cs="Calibri" w:eastAsia="Calibri" w:hAnsi="Calibri"/>
+                <w:b w:val="false"/>
+                <w:bCs w:val="false"/>
+                <w:color w:val="22302A"/>
+                <w:sz w:val="20"/>
+                <w:szCs w:val="20"/>
+              </w:rPr>
+              <w:t xml:space="preserve">BOOLEAN</w:t>
+            </w:r>
+          </w:p>
+        </w:tc>
+        <w:tc>
+          <w:tcPr>
+            <w:tcW w:type="dxa" w:w="4301"/>
             <w:tcMar>
               <w:top w:type="dxa" w:w="100"/>
               <w:left w:type="dxa" w:w="120"/>
@@ -21952,7 +22388,3978 @@
           <w:sz w:val="21"/>
           <w:szCs w:val="21"/>
         </w:rPr>
-        <w:t xml:space="preserve">Bảng admin_users bổ sung cột department_id (UUID, FK → organization_units.id, nullable) để gán Department Admin vào đúng phòng ban, làm căn cứ lọc quyền xem/sửa Thông báo đấu thầu theo mục 9.1/18.2.</w:t>
+        <w:t xml:space="preserve">Cột admin_users.department_id đã được thêm trực tiếp vào bảng field ở mục 15.5 (không lặp lại tại đây).</w:t>
+      </w:r>
+    </w:p>
+    <w:p>
+      <w:pPr>
+        <w:pStyle w:val="Heading2"/>
+        <w:spacing w:after="140" w:before="320"/>
+      </w:pPr>
+      <w:r>
+        <w:rPr>
+          <w:rFonts w:ascii="Calibri" w:cs="Calibri" w:eastAsia="Calibri" w:hAnsi="Calibri"/>
+          <w:b/>
+          <w:bCs/>
+          <w:color w:val="164B36"/>
+        </w:rPr>
+        <w:t xml:space="preserve">15.10. Lược đồ chi tiết — Các bảng còn lại (bổ sung v2.6)</w:t>
+      </w:r>
+    </w:p>
+    <w:p>
+      <w:pPr>
+        <w:spacing w:after="140" w:line="300"/>
+      </w:pPr>
+      <w:r>
+        <w:rPr>
+          <w:rFonts w:ascii="Calibri" w:cs="Calibri" w:eastAsia="Calibri" w:hAnsi="Calibri"/>
+          <w:color w:val="22302A"/>
+          <w:sz w:val="21"/>
+          <w:szCs w:val="21"/>
+        </w:rPr>
+        <w:t xml:space="preserve">Bổ sung field-level cho các bảng mới chỉ có mô tả tổng quan ở mục 15.2, để dev có đủ căn cứ dựng schema mà không phải tự suy đoán.</w:t>
+      </w:r>
+    </w:p>
+    <w:p>
+      <w:pPr>
+        <w:pStyle w:val="Heading3"/>
+        <w:spacing w:after="100" w:before="220"/>
+      </w:pPr>
+      <w:r>
+        <w:rPr>
+          <w:rFonts w:ascii="Calibri" w:cs="Calibri" w:eastAsia="Calibri" w:hAnsi="Calibri"/>
+          <w:b/>
+          <w:bCs/>
+          <w:color w:val="2FA968"/>
+        </w:rPr>
+        <w:t xml:space="preserve">specialties / service_groups / services</w:t>
+      </w:r>
+    </w:p>
+    <w:tbl>
+      <w:tblPr>
+        <w:tblW w:type="dxa" w:w="9350"/>
+        <w:tblBorders>
+          <w:top w:val="single" w:color="auto" w:sz="4"/>
+          <w:left w:val="single" w:color="auto" w:sz="4"/>
+          <w:bottom w:val="single" w:color="auto" w:sz="4"/>
+          <w:right w:val="single" w:color="auto" w:sz="4"/>
+          <w:insideH w:val="single" w:color="auto" w:sz="4"/>
+          <w:insideV w:val="single" w:color="auto" w:sz="4"/>
+        </w:tblBorders>
+      </w:tblPr>
+      <w:tblGrid>
+        <w:gridCol w:w="2057"/>
+        <w:gridCol w:w="2805"/>
+        <w:gridCol w:w="4488"/>
+      </w:tblGrid>
+      <w:tr>
+        <w:trPr>
+          <w:tblHeader/>
+        </w:trPr>
+        <w:tc>
+          <w:tcPr>
+            <w:tcW w:type="dxa" w:w="2057"/>
+            <w:shd w:fill="164B36" w:val="clear"/>
+            <w:tcMar>
+              <w:top w:type="dxa" w:w="100"/>
+              <w:left w:type="dxa" w:w="120"/>
+              <w:bottom w:type="dxa" w:w="100"/>
+              <w:right w:type="dxa" w:w="120"/>
+            </w:tcMar>
+            <w:vAlign w:val="center"/>
+          </w:tcPr>
+          <w:p>
+            <w:pPr>
+              <w:jc w:val="left"/>
+            </w:pPr>
+            <w:r>
+              <w:rPr>
+                <w:rFonts w:ascii="Calibri" w:cs="Calibri" w:eastAsia="Calibri" w:hAnsi="Calibri"/>
+                <w:b/>
+                <w:bCs/>
+                <w:color w:val="FFFFFF"/>
+                <w:sz w:val="19"/>
+                <w:szCs w:val="19"/>
+              </w:rPr>
+              <w:t xml:space="preserve">Trường</w:t>
+            </w:r>
+          </w:p>
+        </w:tc>
+        <w:tc>
+          <w:tcPr>
+            <w:tcW w:type="dxa" w:w="2805"/>
+            <w:shd w:fill="164B36" w:val="clear"/>
+            <w:tcMar>
+              <w:top w:type="dxa" w:w="100"/>
+              <w:left w:type="dxa" w:w="120"/>
+              <w:bottom w:type="dxa" w:w="100"/>
+              <w:right w:type="dxa" w:w="120"/>
+            </w:tcMar>
+            <w:vAlign w:val="center"/>
+          </w:tcPr>
+          <w:p>
+            <w:pPr>
+              <w:jc w:val="left"/>
+            </w:pPr>
+            <w:r>
+              <w:rPr>
+                <w:rFonts w:ascii="Calibri" w:cs="Calibri" w:eastAsia="Calibri" w:hAnsi="Calibri"/>
+                <w:b/>
+                <w:bCs/>
+                <w:color w:val="FFFFFF"/>
+                <w:sz w:val="19"/>
+                <w:szCs w:val="19"/>
+              </w:rPr>
+              <w:t xml:space="preserve">Kiểu dữ liệu</w:t>
+            </w:r>
+          </w:p>
+        </w:tc>
+        <w:tc>
+          <w:tcPr>
+            <w:tcW w:type="dxa" w:w="4488"/>
+            <w:shd w:fill="164B36" w:val="clear"/>
+            <w:tcMar>
+              <w:top w:type="dxa" w:w="100"/>
+              <w:left w:type="dxa" w:w="120"/>
+              <w:bottom w:type="dxa" w:w="100"/>
+              <w:right w:type="dxa" w:w="120"/>
+            </w:tcMar>
+            <w:vAlign w:val="center"/>
+          </w:tcPr>
+          <w:p>
+            <w:pPr>
+              <w:jc w:val="left"/>
+            </w:pPr>
+            <w:r>
+              <w:rPr>
+                <w:rFonts w:ascii="Calibri" w:cs="Calibri" w:eastAsia="Calibri" w:hAnsi="Calibri"/>
+                <w:b/>
+                <w:bCs/>
+                <w:color w:val="FFFFFF"/>
+                <w:sz w:val="19"/>
+                <w:szCs w:val="19"/>
+              </w:rPr>
+              <w:t xml:space="preserve">Ghi chú</w:t>
+            </w:r>
+          </w:p>
+        </w:tc>
+      </w:tr>
+      <w:tr>
+        <w:tc>
+          <w:tcPr>
+            <w:tcW w:type="dxa" w:w="2057"/>
+            <w:tcMar>
+              <w:top w:type="dxa" w:w="100"/>
+              <w:left w:type="dxa" w:w="120"/>
+              <w:bottom w:type="dxa" w:w="100"/>
+              <w:right w:type="dxa" w:w="120"/>
+            </w:tcMar>
+            <w:vAlign w:val="center"/>
+          </w:tcPr>
+          <w:p>
+            <w:pPr>
+              <w:jc w:val="left"/>
+            </w:pPr>
+            <w:r>
+              <w:rPr>
+                <w:rFonts w:ascii="Calibri" w:cs="Calibri" w:eastAsia="Calibri" w:hAnsi="Calibri"/>
+                <w:b w:val="false"/>
+                <w:bCs w:val="false"/>
+                <w:color w:val="22302A"/>
+                <w:sz w:val="20"/>
+                <w:szCs w:val="20"/>
+              </w:rPr>
+              <w:t xml:space="preserve">id</w:t>
+            </w:r>
+          </w:p>
+        </w:tc>
+        <w:tc>
+          <w:tcPr>
+            <w:tcW w:type="dxa" w:w="2805"/>
+            <w:tcMar>
+              <w:top w:type="dxa" w:w="100"/>
+              <w:left w:type="dxa" w:w="120"/>
+              <w:bottom w:type="dxa" w:w="100"/>
+              <w:right w:type="dxa" w:w="120"/>
+            </w:tcMar>
+            <w:vAlign w:val="center"/>
+          </w:tcPr>
+          <w:p>
+            <w:pPr>
+              <w:jc w:val="left"/>
+            </w:pPr>
+            <w:r>
+              <w:rPr>
+                <w:rFonts w:ascii="Calibri" w:cs="Calibri" w:eastAsia="Calibri" w:hAnsi="Calibri"/>
+                <w:b w:val="false"/>
+                <w:bCs w:val="false"/>
+                <w:color w:val="22302A"/>
+                <w:sz w:val="20"/>
+                <w:szCs w:val="20"/>
+              </w:rPr>
+              <w:t xml:space="preserve">UUID (PK)</w:t>
+            </w:r>
+          </w:p>
+        </w:tc>
+        <w:tc>
+          <w:tcPr>
+            <w:tcW w:type="dxa" w:w="4488"/>
+            <w:tcMar>
+              <w:top w:type="dxa" w:w="100"/>
+              <w:left w:type="dxa" w:w="120"/>
+              <w:bottom w:type="dxa" w:w="100"/>
+              <w:right w:type="dxa" w:w="120"/>
+            </w:tcMar>
+            <w:vAlign w:val="center"/>
+          </w:tcPr>
+          <w:p>
+            <w:pPr>
+              <w:jc w:val="left"/>
+            </w:pPr>
+            <w:r>
+              <w:rPr>
+                <w:rFonts w:ascii="Calibri" w:cs="Calibri" w:eastAsia="Calibri" w:hAnsi="Calibri"/>
+                <w:b w:val="false"/>
+                <w:bCs w:val="false"/>
+                <w:color w:val="22302A"/>
+                <w:sz w:val="20"/>
+                <w:szCs w:val="20"/>
+              </w:rPr>
+              <w:t xml:space="preserve">Khoá chính, dùng chung cho cả 3 bảng.</w:t>
+            </w:r>
+          </w:p>
+        </w:tc>
+      </w:tr>
+      <w:tr>
+        <w:tc>
+          <w:tcPr>
+            <w:tcW w:type="dxa" w:w="2057"/>
+            <w:shd w:fill="F4F4F2" w:val="clear"/>
+            <w:tcMar>
+              <w:top w:type="dxa" w:w="100"/>
+              <w:left w:type="dxa" w:w="120"/>
+              <w:bottom w:type="dxa" w:w="100"/>
+              <w:right w:type="dxa" w:w="120"/>
+            </w:tcMar>
+            <w:vAlign w:val="center"/>
+          </w:tcPr>
+          <w:p>
+            <w:pPr>
+              <w:jc w:val="left"/>
+            </w:pPr>
+            <w:r>
+              <w:rPr>
+                <w:rFonts w:ascii="Calibri" w:cs="Calibri" w:eastAsia="Calibri" w:hAnsi="Calibri"/>
+                <w:b w:val="false"/>
+                <w:bCs w:val="false"/>
+                <w:color w:val="22302A"/>
+                <w:sz w:val="20"/>
+                <w:szCs w:val="20"/>
+              </w:rPr>
+              <w:t xml:space="preserve">name / slug</w:t>
+            </w:r>
+          </w:p>
+        </w:tc>
+        <w:tc>
+          <w:tcPr>
+            <w:tcW w:type="dxa" w:w="2805"/>
+            <w:shd w:fill="F4F4F2" w:val="clear"/>
+            <w:tcMar>
+              <w:top w:type="dxa" w:w="100"/>
+              <w:left w:type="dxa" w:w="120"/>
+              <w:bottom w:type="dxa" w:w="100"/>
+              <w:right w:type="dxa" w:w="120"/>
+            </w:tcMar>
+            <w:vAlign w:val="center"/>
+          </w:tcPr>
+          <w:p>
+            <w:pPr>
+              <w:jc w:val="left"/>
+            </w:pPr>
+            <w:r>
+              <w:rPr>
+                <w:rFonts w:ascii="Calibri" w:cs="Calibri" w:eastAsia="Calibri" w:hAnsi="Calibri"/>
+                <w:b w:val="false"/>
+                <w:bCs w:val="false"/>
+                <w:color w:val="22302A"/>
+                <w:sz w:val="20"/>
+                <w:szCs w:val="20"/>
+              </w:rPr>
+              <w:t xml:space="preserve">VARCHAR(150) / VARCHAR(150) UNIQUE</w:t>
+            </w:r>
+          </w:p>
+        </w:tc>
+        <w:tc>
+          <w:tcPr>
+            <w:tcW w:type="dxa" w:w="4488"/>
+            <w:shd w:fill="F4F4F2" w:val="clear"/>
+            <w:tcMar>
+              <w:top w:type="dxa" w:w="100"/>
+              <w:left w:type="dxa" w:w="120"/>
+              <w:bottom w:type="dxa" w:w="100"/>
+              <w:right w:type="dxa" w:w="120"/>
+            </w:tcMar>
+            <w:vAlign w:val="center"/>
+          </w:tcPr>
+          <w:p>
+            <w:pPr>
+              <w:jc w:val="left"/>
+            </w:pPr>
+            <w:r>
+              <w:rPr>
+                <w:rFonts w:ascii="Calibri" w:cs="Calibri" w:eastAsia="Calibri" w:hAnsi="Calibri"/>
+                <w:b w:val="false"/>
+                <w:bCs w:val="false"/>
+                <w:color w:val="22302A"/>
+                <w:sz w:val="20"/>
+                <w:szCs w:val="20"/>
+              </w:rPr>
+              <w:t xml:space="preserve">slug dùng cho URL trang chi tiết (mục 8.3, 8.9).</w:t>
+            </w:r>
+          </w:p>
+        </w:tc>
+      </w:tr>
+      <w:tr>
+        <w:tc>
+          <w:tcPr>
+            <w:tcW w:type="dxa" w:w="2057"/>
+            <w:tcMar>
+              <w:top w:type="dxa" w:w="100"/>
+              <w:left w:type="dxa" w:w="120"/>
+              <w:bottom w:type="dxa" w:w="100"/>
+              <w:right w:type="dxa" w:w="120"/>
+            </w:tcMar>
+            <w:vAlign w:val="center"/>
+          </w:tcPr>
+          <w:p>
+            <w:pPr>
+              <w:jc w:val="left"/>
+            </w:pPr>
+            <w:r>
+              <w:rPr>
+                <w:rFonts w:ascii="Calibri" w:cs="Calibri" w:eastAsia="Calibri" w:hAnsi="Calibri"/>
+                <w:b w:val="false"/>
+                <w:bCs w:val="false"/>
+                <w:color w:val="22302A"/>
+                <w:sz w:val="20"/>
+                <w:szCs w:val="20"/>
+              </w:rPr>
+              <w:t xml:space="preserve">group_id (chỉ ở services)</w:t>
+            </w:r>
+          </w:p>
+        </w:tc>
+        <w:tc>
+          <w:tcPr>
+            <w:tcW w:type="dxa" w:w="2805"/>
+            <w:tcMar>
+              <w:top w:type="dxa" w:w="100"/>
+              <w:left w:type="dxa" w:w="120"/>
+              <w:bottom w:type="dxa" w:w="100"/>
+              <w:right w:type="dxa" w:w="120"/>
+            </w:tcMar>
+            <w:vAlign w:val="center"/>
+          </w:tcPr>
+          <w:p>
+            <w:pPr>
+              <w:jc w:val="left"/>
+            </w:pPr>
+            <w:r>
+              <w:rPr>
+                <w:rFonts w:ascii="Calibri" w:cs="Calibri" w:eastAsia="Calibri" w:hAnsi="Calibri"/>
+                <w:b w:val="false"/>
+                <w:bCs w:val="false"/>
+                <w:color w:val="22302A"/>
+                <w:sz w:val="20"/>
+                <w:szCs w:val="20"/>
+              </w:rPr>
+              <w:t xml:space="preserve">UUID (FK → service_groups.id)</w:t>
+            </w:r>
+          </w:p>
+        </w:tc>
+        <w:tc>
+          <w:tcPr>
+            <w:tcW w:type="dxa" w:w="4488"/>
+            <w:tcMar>
+              <w:top w:type="dxa" w:w="100"/>
+              <w:left w:type="dxa" w:w="120"/>
+              <w:bottom w:type="dxa" w:w="100"/>
+              <w:right w:type="dxa" w:w="120"/>
+            </w:tcMar>
+            <w:vAlign w:val="center"/>
+          </w:tcPr>
+          <w:p>
+            <w:pPr>
+              <w:jc w:val="left"/>
+            </w:pPr>
+            <w:r>
+              <w:rPr>
+                <w:rFonts w:ascii="Calibri" w:cs="Calibri" w:eastAsia="Calibri" w:hAnsi="Calibri"/>
+                <w:b w:val="false"/>
+                <w:bCs w:val="false"/>
+                <w:color w:val="22302A"/>
+                <w:sz w:val="20"/>
+                <w:szCs w:val="20"/>
+              </w:rPr>
+              <w:t xml:space="preserve">Dịch vụ con thuộc nhóm nào.</w:t>
+            </w:r>
+          </w:p>
+        </w:tc>
+      </w:tr>
+      <w:tr>
+        <w:tc>
+          <w:tcPr>
+            <w:tcW w:type="dxa" w:w="2057"/>
+            <w:shd w:fill="F4F4F2" w:val="clear"/>
+            <w:tcMar>
+              <w:top w:type="dxa" w:w="100"/>
+              <w:left w:type="dxa" w:w="120"/>
+              <w:bottom w:type="dxa" w:w="100"/>
+              <w:right w:type="dxa" w:w="120"/>
+            </w:tcMar>
+            <w:vAlign w:val="center"/>
+          </w:tcPr>
+          <w:p>
+            <w:pPr>
+              <w:jc w:val="left"/>
+            </w:pPr>
+            <w:r>
+              <w:rPr>
+                <w:rFonts w:ascii="Calibri" w:cs="Calibri" w:eastAsia="Calibri" w:hAnsi="Calibri"/>
+                <w:b w:val="false"/>
+                <w:bCs w:val="false"/>
+                <w:color w:val="22302A"/>
+                <w:sz w:val="20"/>
+                <w:szCs w:val="20"/>
+              </w:rPr>
+              <w:t xml:space="preserve">icon_key</w:t>
+            </w:r>
+          </w:p>
+        </w:tc>
+        <w:tc>
+          <w:tcPr>
+            <w:tcW w:type="dxa" w:w="2805"/>
+            <w:shd w:fill="F4F4F2" w:val="clear"/>
+            <w:tcMar>
+              <w:top w:type="dxa" w:w="100"/>
+              <w:left w:type="dxa" w:w="120"/>
+              <w:bottom w:type="dxa" w:w="100"/>
+              <w:right w:type="dxa" w:w="120"/>
+            </w:tcMar>
+            <w:vAlign w:val="center"/>
+          </w:tcPr>
+          <w:p>
+            <w:pPr>
+              <w:jc w:val="left"/>
+            </w:pPr>
+            <w:r>
+              <w:rPr>
+                <w:rFonts w:ascii="Calibri" w:cs="Calibri" w:eastAsia="Calibri" w:hAnsi="Calibri"/>
+                <w:b w:val="false"/>
+                <w:bCs w:val="false"/>
+                <w:color w:val="22302A"/>
+                <w:sz w:val="20"/>
+                <w:szCs w:val="20"/>
+              </w:rPr>
+              <w:t xml:space="preserve">VARCHAR(50)</w:t>
+            </w:r>
+          </w:p>
+        </w:tc>
+        <w:tc>
+          <w:tcPr>
+            <w:tcW w:type="dxa" w:w="4488"/>
+            <w:shd w:fill="F4F4F2" w:val="clear"/>
+            <w:tcMar>
+              <w:top w:type="dxa" w:w="100"/>
+              <w:left w:type="dxa" w:w="120"/>
+              <w:bottom w:type="dxa" w:w="100"/>
+              <w:right w:type="dxa" w:w="120"/>
+            </w:tcMar>
+            <w:vAlign w:val="center"/>
+          </w:tcPr>
+          <w:p>
+            <w:pPr>
+              <w:jc w:val="left"/>
+            </w:pPr>
+            <w:r>
+              <w:rPr>
+                <w:rFonts w:ascii="Calibri" w:cs="Calibri" w:eastAsia="Calibri" w:hAnsi="Calibri"/>
+                <w:b w:val="false"/>
+                <w:bCs w:val="false"/>
+                <w:color w:val="22302A"/>
+                <w:sz w:val="20"/>
+                <w:szCs w:val="20"/>
+              </w:rPr>
+              <w:t xml:space="preserve">Tên icon squircle theo mục 5.2.</w:t>
+            </w:r>
+          </w:p>
+        </w:tc>
+      </w:tr>
+      <w:tr>
+        <w:tc>
+          <w:tcPr>
+            <w:tcW w:type="dxa" w:w="2057"/>
+            <w:tcMar>
+              <w:top w:type="dxa" w:w="100"/>
+              <w:left w:type="dxa" w:w="120"/>
+              <w:bottom w:type="dxa" w:w="100"/>
+              <w:right w:type="dxa" w:w="120"/>
+            </w:tcMar>
+            <w:vAlign w:val="center"/>
+          </w:tcPr>
+          <w:p>
+            <w:pPr>
+              <w:jc w:val="left"/>
+            </w:pPr>
+            <w:r>
+              <w:rPr>
+                <w:rFonts w:ascii="Calibri" w:cs="Calibri" w:eastAsia="Calibri" w:hAnsi="Calibri"/>
+                <w:b w:val="false"/>
+                <w:bCs w:val="false"/>
+                <w:color w:val="22302A"/>
+                <w:sz w:val="20"/>
+                <w:szCs w:val="20"/>
+              </w:rPr>
+              <w:t xml:space="preserve">description</w:t>
+            </w:r>
+          </w:p>
+        </w:tc>
+        <w:tc>
+          <w:tcPr>
+            <w:tcW w:type="dxa" w:w="2805"/>
+            <w:tcMar>
+              <w:top w:type="dxa" w:w="100"/>
+              <w:left w:type="dxa" w:w="120"/>
+              <w:bottom w:type="dxa" w:w="100"/>
+              <w:right w:type="dxa" w:w="120"/>
+            </w:tcMar>
+            <w:vAlign w:val="center"/>
+          </w:tcPr>
+          <w:p>
+            <w:pPr>
+              <w:jc w:val="left"/>
+            </w:pPr>
+            <w:r>
+              <w:rPr>
+                <w:rFonts w:ascii="Calibri" w:cs="Calibri" w:eastAsia="Calibri" w:hAnsi="Calibri"/>
+                <w:b w:val="false"/>
+                <w:bCs w:val="false"/>
+                <w:color w:val="22302A"/>
+                <w:sz w:val="20"/>
+                <w:szCs w:val="20"/>
+              </w:rPr>
+              <w:t xml:space="preserve">TEXT</w:t>
+            </w:r>
+          </w:p>
+        </w:tc>
+        <w:tc>
+          <w:tcPr>
+            <w:tcW w:type="dxa" w:w="4488"/>
+            <w:tcMar>
+              <w:top w:type="dxa" w:w="100"/>
+              <w:left w:type="dxa" w:w="120"/>
+              <w:bottom w:type="dxa" w:w="100"/>
+              <w:right w:type="dxa" w:w="120"/>
+            </w:tcMar>
+            <w:vAlign w:val="center"/>
+          </w:tcPr>
+          <w:p>
+            <w:pPr>
+              <w:jc w:val="left"/>
+            </w:pPr>
+            <w:r>
+              <w:rPr>
+                <w:rFonts w:ascii="Calibri" w:cs="Calibri" w:eastAsia="Calibri" w:hAnsi="Calibri"/>
+                <w:b w:val="false"/>
+                <w:bCs w:val="false"/>
+                <w:color w:val="22302A"/>
+                <w:sz w:val="20"/>
+                <w:szCs w:val="20"/>
+              </w:rPr>
+              <w:t xml:space="preserve">Mô tả ngắn hiển thị trên thẻ (mục 7.6/7.7).</w:t>
+            </w:r>
+          </w:p>
+        </w:tc>
+      </w:tr>
+      <w:tr>
+        <w:tc>
+          <w:tcPr>
+            <w:tcW w:type="dxa" w:w="2057"/>
+            <w:shd w:fill="F4F4F2" w:val="clear"/>
+            <w:tcMar>
+              <w:top w:type="dxa" w:w="100"/>
+              <w:left w:type="dxa" w:w="120"/>
+              <w:bottom w:type="dxa" w:w="100"/>
+              <w:right w:type="dxa" w:w="120"/>
+            </w:tcMar>
+            <w:vAlign w:val="center"/>
+          </w:tcPr>
+          <w:p>
+            <w:pPr>
+              <w:jc w:val="left"/>
+            </w:pPr>
+            <w:r>
+              <w:rPr>
+                <w:rFonts w:ascii="Calibri" w:cs="Calibri" w:eastAsia="Calibri" w:hAnsi="Calibri"/>
+                <w:b w:val="false"/>
+                <w:bCs w:val="false"/>
+                <w:color w:val="22302A"/>
+                <w:sz w:val="20"/>
+                <w:szCs w:val="20"/>
+              </w:rPr>
+              <w:t xml:space="preserve">sort_order</w:t>
+            </w:r>
+          </w:p>
+        </w:tc>
+        <w:tc>
+          <w:tcPr>
+            <w:tcW w:type="dxa" w:w="2805"/>
+            <w:shd w:fill="F4F4F2" w:val="clear"/>
+            <w:tcMar>
+              <w:top w:type="dxa" w:w="100"/>
+              <w:left w:type="dxa" w:w="120"/>
+              <w:bottom w:type="dxa" w:w="100"/>
+              <w:right w:type="dxa" w:w="120"/>
+            </w:tcMar>
+            <w:vAlign w:val="center"/>
+          </w:tcPr>
+          <w:p>
+            <w:pPr>
+              <w:jc w:val="left"/>
+            </w:pPr>
+            <w:r>
+              <w:rPr>
+                <w:rFonts w:ascii="Calibri" w:cs="Calibri" w:eastAsia="Calibri" w:hAnsi="Calibri"/>
+                <w:b w:val="false"/>
+                <w:bCs w:val="false"/>
+                <w:color w:val="22302A"/>
+                <w:sz w:val="20"/>
+                <w:szCs w:val="20"/>
+              </w:rPr>
+              <w:t xml:space="preserve">INTEGER</w:t>
+            </w:r>
+          </w:p>
+        </w:tc>
+        <w:tc>
+          <w:tcPr>
+            <w:tcW w:type="dxa" w:w="4488"/>
+            <w:shd w:fill="F4F4F2" w:val="clear"/>
+            <w:tcMar>
+              <w:top w:type="dxa" w:w="100"/>
+              <w:left w:type="dxa" w:w="120"/>
+              <w:bottom w:type="dxa" w:w="100"/>
+              <w:right w:type="dxa" w:w="120"/>
+            </w:tcMar>
+            <w:vAlign w:val="center"/>
+          </w:tcPr>
+          <w:p>
+            <w:pPr>
+              <w:jc w:val="left"/>
+            </w:pPr>
+            <w:r>
+              <w:rPr>
+                <w:rFonts w:ascii="Calibri" w:cs="Calibri" w:eastAsia="Calibri" w:hAnsi="Calibri"/>
+                <w:b w:val="false"/>
+                <w:bCs w:val="false"/>
+                <w:color w:val="22302A"/>
+                <w:sz w:val="20"/>
+                <w:szCs w:val="20"/>
+              </w:rPr>
+              <w:t xml:space="preserve">Thứ tự hiển thị do Admin sắp xếp tay.</w:t>
+            </w:r>
+          </w:p>
+        </w:tc>
+      </w:tr>
+      <w:tr>
+        <w:tc>
+          <w:tcPr>
+            <w:tcW w:type="dxa" w:w="2057"/>
+            <w:tcMar>
+              <w:top w:type="dxa" w:w="100"/>
+              <w:left w:type="dxa" w:w="120"/>
+              <w:bottom w:type="dxa" w:w="100"/>
+              <w:right w:type="dxa" w:w="120"/>
+            </w:tcMar>
+            <w:vAlign w:val="center"/>
+          </w:tcPr>
+          <w:p>
+            <w:pPr>
+              <w:jc w:val="left"/>
+            </w:pPr>
+            <w:r>
+              <w:rPr>
+                <w:rFonts w:ascii="Calibri" w:cs="Calibri" w:eastAsia="Calibri" w:hAnsi="Calibri"/>
+                <w:b w:val="false"/>
+                <w:bCs w:val="false"/>
+                <w:color w:val="22302A"/>
+                <w:sz w:val="20"/>
+                <w:szCs w:val="20"/>
+              </w:rPr>
+              <w:t xml:space="preserve">is_active</w:t>
+            </w:r>
+          </w:p>
+        </w:tc>
+        <w:tc>
+          <w:tcPr>
+            <w:tcW w:type="dxa" w:w="2805"/>
+            <w:tcMar>
+              <w:top w:type="dxa" w:w="100"/>
+              <w:left w:type="dxa" w:w="120"/>
+              <w:bottom w:type="dxa" w:w="100"/>
+              <w:right w:type="dxa" w:w="120"/>
+            </w:tcMar>
+            <w:vAlign w:val="center"/>
+          </w:tcPr>
+          <w:p>
+            <w:pPr>
+              <w:jc w:val="left"/>
+            </w:pPr>
+            <w:r>
+              <w:rPr>
+                <w:rFonts w:ascii="Calibri" w:cs="Calibri" w:eastAsia="Calibri" w:hAnsi="Calibri"/>
+                <w:b w:val="false"/>
+                <w:bCs w:val="false"/>
+                <w:color w:val="22302A"/>
+                <w:sz w:val="20"/>
+                <w:szCs w:val="20"/>
+              </w:rPr>
+              <w:t xml:space="preserve">BOOLEAN DEFAULT true</w:t>
+            </w:r>
+          </w:p>
+        </w:tc>
+        <w:tc>
+          <w:tcPr>
+            <w:tcW w:type="dxa" w:w="4488"/>
+            <w:tcMar>
+              <w:top w:type="dxa" w:w="100"/>
+              <w:left w:type="dxa" w:w="120"/>
+              <w:bottom w:type="dxa" w:w="100"/>
+              <w:right w:type="dxa" w:w="120"/>
+            </w:tcMar>
+            <w:vAlign w:val="center"/>
+          </w:tcPr>
+          <w:p>
+            <w:pPr>
+              <w:jc w:val="left"/>
+            </w:pPr>
+            <w:r>
+              <w:rPr>
+                <w:rFonts w:ascii="Calibri" w:cs="Calibri" w:eastAsia="Calibri" w:hAnsi="Calibri"/>
+                <w:b w:val="false"/>
+                <w:bCs w:val="false"/>
+                <w:color w:val="22302A"/>
+                <w:sz w:val="20"/>
+                <w:szCs w:val="20"/>
+              </w:rPr>
+              <w:t xml:space="preserve">Ẩn/hiện tạm thời — không dùng xoá cứng cho danh mục dùng chung.</w:t>
+            </w:r>
+          </w:p>
+        </w:tc>
+      </w:tr>
+    </w:tbl>
+    <w:p>
+      <w:pPr>
+        <w:pStyle w:val="Heading3"/>
+        <w:spacing w:after="100" w:before="220"/>
+      </w:pPr>
+      <w:r>
+        <w:rPr>
+          <w:rFonts w:ascii="Calibri" w:cs="Calibri" w:eastAsia="Calibri" w:hAnsi="Calibri"/>
+          <w:b/>
+          <w:bCs/>
+          <w:color w:val="2FA968"/>
+        </w:rPr>
+        <w:t xml:space="preserve">doctors / doctor_schedules</w:t>
+      </w:r>
+    </w:p>
+    <w:tbl>
+      <w:tblPr>
+        <w:tblW w:type="dxa" w:w="9350"/>
+        <w:tblBorders>
+          <w:top w:val="single" w:color="auto" w:sz="4"/>
+          <w:left w:val="single" w:color="auto" w:sz="4"/>
+          <w:bottom w:val="single" w:color="auto" w:sz="4"/>
+          <w:right w:val="single" w:color="auto" w:sz="4"/>
+          <w:insideH w:val="single" w:color="auto" w:sz="4"/>
+          <w:insideV w:val="single" w:color="auto" w:sz="4"/>
+        </w:tblBorders>
+      </w:tblPr>
+      <w:tblGrid>
+        <w:gridCol w:w="2431"/>
+        <w:gridCol w:w="2805"/>
+        <w:gridCol w:w="4114"/>
+      </w:tblGrid>
+      <w:tr>
+        <w:trPr>
+          <w:tblHeader/>
+        </w:trPr>
+        <w:tc>
+          <w:tcPr>
+            <w:tcW w:type="dxa" w:w="2431"/>
+            <w:shd w:fill="164B36" w:val="clear"/>
+            <w:tcMar>
+              <w:top w:type="dxa" w:w="100"/>
+              <w:left w:type="dxa" w:w="120"/>
+              <w:bottom w:type="dxa" w:w="100"/>
+              <w:right w:type="dxa" w:w="120"/>
+            </w:tcMar>
+            <w:vAlign w:val="center"/>
+          </w:tcPr>
+          <w:p>
+            <w:pPr>
+              <w:jc w:val="left"/>
+            </w:pPr>
+            <w:r>
+              <w:rPr>
+                <w:rFonts w:ascii="Calibri" w:cs="Calibri" w:eastAsia="Calibri" w:hAnsi="Calibri"/>
+                <w:b/>
+                <w:bCs/>
+                <w:color w:val="FFFFFF"/>
+                <w:sz w:val="19"/>
+                <w:szCs w:val="19"/>
+              </w:rPr>
+              <w:t xml:space="preserve">Trường</w:t>
+            </w:r>
+          </w:p>
+        </w:tc>
+        <w:tc>
+          <w:tcPr>
+            <w:tcW w:type="dxa" w:w="2805"/>
+            <w:shd w:fill="164B36" w:val="clear"/>
+            <w:tcMar>
+              <w:top w:type="dxa" w:w="100"/>
+              <w:left w:type="dxa" w:w="120"/>
+              <w:bottom w:type="dxa" w:w="100"/>
+              <w:right w:type="dxa" w:w="120"/>
+            </w:tcMar>
+            <w:vAlign w:val="center"/>
+          </w:tcPr>
+          <w:p>
+            <w:pPr>
+              <w:jc w:val="left"/>
+            </w:pPr>
+            <w:r>
+              <w:rPr>
+                <w:rFonts w:ascii="Calibri" w:cs="Calibri" w:eastAsia="Calibri" w:hAnsi="Calibri"/>
+                <w:b/>
+                <w:bCs/>
+                <w:color w:val="FFFFFF"/>
+                <w:sz w:val="19"/>
+                <w:szCs w:val="19"/>
+              </w:rPr>
+              <w:t xml:space="preserve">Kiểu dữ liệu</w:t>
+            </w:r>
+          </w:p>
+        </w:tc>
+        <w:tc>
+          <w:tcPr>
+            <w:tcW w:type="dxa" w:w="4114"/>
+            <w:shd w:fill="164B36" w:val="clear"/>
+            <w:tcMar>
+              <w:top w:type="dxa" w:w="100"/>
+              <w:left w:type="dxa" w:w="120"/>
+              <w:bottom w:type="dxa" w:w="100"/>
+              <w:right w:type="dxa" w:w="120"/>
+            </w:tcMar>
+            <w:vAlign w:val="center"/>
+          </w:tcPr>
+          <w:p>
+            <w:pPr>
+              <w:jc w:val="left"/>
+            </w:pPr>
+            <w:r>
+              <w:rPr>
+                <w:rFonts w:ascii="Calibri" w:cs="Calibri" w:eastAsia="Calibri" w:hAnsi="Calibri"/>
+                <w:b/>
+                <w:bCs/>
+                <w:color w:val="FFFFFF"/>
+                <w:sz w:val="19"/>
+                <w:szCs w:val="19"/>
+              </w:rPr>
+              <w:t xml:space="preserve">Ghi chú</w:t>
+            </w:r>
+          </w:p>
+        </w:tc>
+      </w:tr>
+      <w:tr>
+        <w:tc>
+          <w:tcPr>
+            <w:tcW w:type="dxa" w:w="2431"/>
+            <w:tcMar>
+              <w:top w:type="dxa" w:w="100"/>
+              <w:left w:type="dxa" w:w="120"/>
+              <w:bottom w:type="dxa" w:w="100"/>
+              <w:right w:type="dxa" w:w="120"/>
+            </w:tcMar>
+            <w:vAlign w:val="center"/>
+          </w:tcPr>
+          <w:p>
+            <w:pPr>
+              <w:jc w:val="left"/>
+            </w:pPr>
+            <w:r>
+              <w:rPr>
+                <w:rFonts w:ascii="Calibri" w:cs="Calibri" w:eastAsia="Calibri" w:hAnsi="Calibri"/>
+                <w:b w:val="false"/>
+                <w:bCs w:val="false"/>
+                <w:color w:val="22302A"/>
+                <w:sz w:val="20"/>
+                <w:szCs w:val="20"/>
+              </w:rPr>
+              <w:t xml:space="preserve">id</w:t>
+            </w:r>
+          </w:p>
+        </w:tc>
+        <w:tc>
+          <w:tcPr>
+            <w:tcW w:type="dxa" w:w="2805"/>
+            <w:tcMar>
+              <w:top w:type="dxa" w:w="100"/>
+              <w:left w:type="dxa" w:w="120"/>
+              <w:bottom w:type="dxa" w:w="100"/>
+              <w:right w:type="dxa" w:w="120"/>
+            </w:tcMar>
+            <w:vAlign w:val="center"/>
+          </w:tcPr>
+          <w:p>
+            <w:pPr>
+              <w:jc w:val="left"/>
+            </w:pPr>
+            <w:r>
+              <w:rPr>
+                <w:rFonts w:ascii="Calibri" w:cs="Calibri" w:eastAsia="Calibri" w:hAnsi="Calibri"/>
+                <w:b w:val="false"/>
+                <w:bCs w:val="false"/>
+                <w:color w:val="22302A"/>
+                <w:sz w:val="20"/>
+                <w:szCs w:val="20"/>
+              </w:rPr>
+              <w:t xml:space="preserve">UUID (PK)</w:t>
+            </w:r>
+          </w:p>
+        </w:tc>
+        <w:tc>
+          <w:tcPr>
+            <w:tcW w:type="dxa" w:w="4114"/>
+            <w:tcMar>
+              <w:top w:type="dxa" w:w="100"/>
+              <w:left w:type="dxa" w:w="120"/>
+              <w:bottom w:type="dxa" w:w="100"/>
+              <w:right w:type="dxa" w:w="120"/>
+            </w:tcMar>
+            <w:vAlign w:val="center"/>
+          </w:tcPr>
+          <w:p>
+            <w:pPr>
+              <w:jc w:val="left"/>
+            </w:pPr>
+            <w:r>
+              <w:rPr>
+                <w:rFonts w:ascii="Calibri" w:cs="Calibri" w:eastAsia="Calibri" w:hAnsi="Calibri"/>
+                <w:b w:val="false"/>
+                <w:bCs w:val="false"/>
+                <w:color w:val="22302A"/>
+                <w:sz w:val="20"/>
+                <w:szCs w:val="20"/>
+              </w:rPr>
+              <w:t xml:space="preserve">Khoá chính bảng doctors.</w:t>
+            </w:r>
+          </w:p>
+        </w:tc>
+      </w:tr>
+      <w:tr>
+        <w:tc>
+          <w:tcPr>
+            <w:tcW w:type="dxa" w:w="2431"/>
+            <w:shd w:fill="F4F4F2" w:val="clear"/>
+            <w:tcMar>
+              <w:top w:type="dxa" w:w="100"/>
+              <w:left w:type="dxa" w:w="120"/>
+              <w:bottom w:type="dxa" w:w="100"/>
+              <w:right w:type="dxa" w:w="120"/>
+            </w:tcMar>
+            <w:vAlign w:val="center"/>
+          </w:tcPr>
+          <w:p>
+            <w:pPr>
+              <w:jc w:val="left"/>
+            </w:pPr>
+            <w:r>
+              <w:rPr>
+                <w:rFonts w:ascii="Calibri" w:cs="Calibri" w:eastAsia="Calibri" w:hAnsi="Calibri"/>
+                <w:b w:val="false"/>
+                <w:bCs w:val="false"/>
+                <w:color w:val="22302A"/>
+                <w:sz w:val="20"/>
+                <w:szCs w:val="20"/>
+              </w:rPr>
+              <w:t xml:space="preserve">full_name / degree</w:t>
+            </w:r>
+          </w:p>
+        </w:tc>
+        <w:tc>
+          <w:tcPr>
+            <w:tcW w:type="dxa" w:w="2805"/>
+            <w:shd w:fill="F4F4F2" w:val="clear"/>
+            <w:tcMar>
+              <w:top w:type="dxa" w:w="100"/>
+              <w:left w:type="dxa" w:w="120"/>
+              <w:bottom w:type="dxa" w:w="100"/>
+              <w:right w:type="dxa" w:w="120"/>
+            </w:tcMar>
+            <w:vAlign w:val="center"/>
+          </w:tcPr>
+          <w:p>
+            <w:pPr>
+              <w:jc w:val="left"/>
+            </w:pPr>
+            <w:r>
+              <w:rPr>
+                <w:rFonts w:ascii="Calibri" w:cs="Calibri" w:eastAsia="Calibri" w:hAnsi="Calibri"/>
+                <w:b w:val="false"/>
+                <w:bCs w:val="false"/>
+                <w:color w:val="22302A"/>
+                <w:sz w:val="20"/>
+                <w:szCs w:val="20"/>
+              </w:rPr>
+              <w:t xml:space="preserve">VARCHAR(150) / VARCHAR(100)</w:t>
+            </w:r>
+          </w:p>
+        </w:tc>
+        <w:tc>
+          <w:tcPr>
+            <w:tcW w:type="dxa" w:w="4114"/>
+            <w:shd w:fill="F4F4F2" w:val="clear"/>
+            <w:tcMar>
+              <w:top w:type="dxa" w:w="100"/>
+              <w:left w:type="dxa" w:w="120"/>
+              <w:bottom w:type="dxa" w:w="100"/>
+              <w:right w:type="dxa" w:w="120"/>
+            </w:tcMar>
+            <w:vAlign w:val="center"/>
+          </w:tcPr>
+          <w:p>
+            <w:pPr>
+              <w:jc w:val="left"/>
+            </w:pPr>
+            <w:r>
+              <w:rPr>
+                <w:rFonts w:ascii="Calibri" w:cs="Calibri" w:eastAsia="Calibri" w:hAnsi="Calibri"/>
+                <w:b w:val="false"/>
+                <w:bCs w:val="false"/>
+                <w:color w:val="22302A"/>
+                <w:sz w:val="20"/>
+                <w:szCs w:val="20"/>
+              </w:rPr>
+              <w:t xml:space="preserve">Họ tên, học hàm/học vị hiển thị (mục 7.8).</w:t>
+            </w:r>
+          </w:p>
+        </w:tc>
+      </w:tr>
+      <w:tr>
+        <w:tc>
+          <w:tcPr>
+            <w:tcW w:type="dxa" w:w="2431"/>
+            <w:tcMar>
+              <w:top w:type="dxa" w:w="100"/>
+              <w:left w:type="dxa" w:w="120"/>
+              <w:bottom w:type="dxa" w:w="100"/>
+              <w:right w:type="dxa" w:w="120"/>
+            </w:tcMar>
+            <w:vAlign w:val="center"/>
+          </w:tcPr>
+          <w:p>
+            <w:pPr>
+              <w:jc w:val="left"/>
+            </w:pPr>
+            <w:r>
+              <w:rPr>
+                <w:rFonts w:ascii="Calibri" w:cs="Calibri" w:eastAsia="Calibri" w:hAnsi="Calibri"/>
+                <w:b w:val="false"/>
+                <w:bCs w:val="false"/>
+                <w:color w:val="22302A"/>
+                <w:sz w:val="20"/>
+                <w:szCs w:val="20"/>
+              </w:rPr>
+              <w:t xml:space="preserve">specialty_id</w:t>
+            </w:r>
+          </w:p>
+        </w:tc>
+        <w:tc>
+          <w:tcPr>
+            <w:tcW w:type="dxa" w:w="2805"/>
+            <w:tcMar>
+              <w:top w:type="dxa" w:w="100"/>
+              <w:left w:type="dxa" w:w="120"/>
+              <w:bottom w:type="dxa" w:w="100"/>
+              <w:right w:type="dxa" w:w="120"/>
+            </w:tcMar>
+            <w:vAlign w:val="center"/>
+          </w:tcPr>
+          <w:p>
+            <w:pPr>
+              <w:jc w:val="left"/>
+            </w:pPr>
+            <w:r>
+              <w:rPr>
+                <w:rFonts w:ascii="Calibri" w:cs="Calibri" w:eastAsia="Calibri" w:hAnsi="Calibri"/>
+                <w:b w:val="false"/>
+                <w:bCs w:val="false"/>
+                <w:color w:val="22302A"/>
+                <w:sz w:val="20"/>
+                <w:szCs w:val="20"/>
+              </w:rPr>
+              <w:t xml:space="preserve">UUID (FK → specialties.id)</w:t>
+            </w:r>
+          </w:p>
+        </w:tc>
+        <w:tc>
+          <w:tcPr>
+            <w:tcW w:type="dxa" w:w="4114"/>
+            <w:tcMar>
+              <w:top w:type="dxa" w:w="100"/>
+              <w:left w:type="dxa" w:w="120"/>
+              <w:bottom w:type="dxa" w:w="100"/>
+              <w:right w:type="dxa" w:w="120"/>
+            </w:tcMar>
+            <w:vAlign w:val="center"/>
+          </w:tcPr>
+          <w:p>
+            <w:pPr>
+              <w:jc w:val="left"/>
+            </w:pPr>
+            <w:r>
+              <w:rPr>
+                <w:rFonts w:ascii="Calibri" w:cs="Calibri" w:eastAsia="Calibri" w:hAnsi="Calibri"/>
+                <w:b w:val="false"/>
+                <w:bCs w:val="false"/>
+                <w:color w:val="22302A"/>
+                <w:sz w:val="20"/>
+                <w:szCs w:val="20"/>
+              </w:rPr>
+              <w:t xml:space="preserve">Chuyên khoa phụ trách.</w:t>
+            </w:r>
+          </w:p>
+        </w:tc>
+      </w:tr>
+      <w:tr>
+        <w:tc>
+          <w:tcPr>
+            <w:tcW w:type="dxa" w:w="2431"/>
+            <w:shd w:fill="F4F4F2" w:val="clear"/>
+            <w:tcMar>
+              <w:top w:type="dxa" w:w="100"/>
+              <w:left w:type="dxa" w:w="120"/>
+              <w:bottom w:type="dxa" w:w="100"/>
+              <w:right w:type="dxa" w:w="120"/>
+            </w:tcMar>
+            <w:vAlign w:val="center"/>
+          </w:tcPr>
+          <w:p>
+            <w:pPr>
+              <w:jc w:val="left"/>
+            </w:pPr>
+            <w:r>
+              <w:rPr>
+                <w:rFonts w:ascii="Calibri" w:cs="Calibri" w:eastAsia="Calibri" w:hAnsi="Calibri"/>
+                <w:b w:val="false"/>
+                <w:bCs w:val="false"/>
+                <w:color w:val="22302A"/>
+                <w:sz w:val="20"/>
+                <w:szCs w:val="20"/>
+              </w:rPr>
+              <w:t xml:space="preserve">bio</w:t>
+            </w:r>
+          </w:p>
+        </w:tc>
+        <w:tc>
+          <w:tcPr>
+            <w:tcW w:type="dxa" w:w="2805"/>
+            <w:shd w:fill="F4F4F2" w:val="clear"/>
+            <w:tcMar>
+              <w:top w:type="dxa" w:w="100"/>
+              <w:left w:type="dxa" w:w="120"/>
+              <w:bottom w:type="dxa" w:w="100"/>
+              <w:right w:type="dxa" w:w="120"/>
+            </w:tcMar>
+            <w:vAlign w:val="center"/>
+          </w:tcPr>
+          <w:p>
+            <w:pPr>
+              <w:jc w:val="left"/>
+            </w:pPr>
+            <w:r>
+              <w:rPr>
+                <w:rFonts w:ascii="Calibri" w:cs="Calibri" w:eastAsia="Calibri" w:hAnsi="Calibri"/>
+                <w:b w:val="false"/>
+                <w:bCs w:val="false"/>
+                <w:color w:val="22302A"/>
+                <w:sz w:val="20"/>
+                <w:szCs w:val="20"/>
+              </w:rPr>
+              <w:t xml:space="preserve">TEXT</w:t>
+            </w:r>
+          </w:p>
+        </w:tc>
+        <w:tc>
+          <w:tcPr>
+            <w:tcW w:type="dxa" w:w="4114"/>
+            <w:shd w:fill="F4F4F2" w:val="clear"/>
+            <w:tcMar>
+              <w:top w:type="dxa" w:w="100"/>
+              <w:left w:type="dxa" w:w="120"/>
+              <w:bottom w:type="dxa" w:w="100"/>
+              <w:right w:type="dxa" w:w="120"/>
+            </w:tcMar>
+            <w:vAlign w:val="center"/>
+          </w:tcPr>
+          <w:p>
+            <w:pPr>
+              <w:jc w:val="left"/>
+            </w:pPr>
+            <w:r>
+              <w:rPr>
+                <w:rFonts w:ascii="Calibri" w:cs="Calibri" w:eastAsia="Calibri" w:hAnsi="Calibri"/>
+                <w:b w:val="false"/>
+                <w:bCs w:val="false"/>
+                <w:color w:val="22302A"/>
+                <w:sz w:val="20"/>
+                <w:szCs w:val="20"/>
+              </w:rPr>
+              <w:t xml:space="preserve">Giới thiệu, kinh nghiệm — tab “Giới thiệu/Kinh nghiệm” mục 8.3 (C3).</w:t>
+            </w:r>
+          </w:p>
+        </w:tc>
+      </w:tr>
+      <w:tr>
+        <w:tc>
+          <w:tcPr>
+            <w:tcW w:type="dxa" w:w="2431"/>
+            <w:tcMar>
+              <w:top w:type="dxa" w:w="100"/>
+              <w:left w:type="dxa" w:w="120"/>
+              <w:bottom w:type="dxa" w:w="100"/>
+              <w:right w:type="dxa" w:w="120"/>
+            </w:tcMar>
+            <w:vAlign w:val="center"/>
+          </w:tcPr>
+          <w:p>
+            <w:pPr>
+              <w:jc w:val="left"/>
+            </w:pPr>
+            <w:r>
+              <w:rPr>
+                <w:rFonts w:ascii="Calibri" w:cs="Calibri" w:eastAsia="Calibri" w:hAnsi="Calibri"/>
+                <w:b w:val="false"/>
+                <w:bCs w:val="false"/>
+                <w:color w:val="22302A"/>
+                <w:sz w:val="20"/>
+                <w:szCs w:val="20"/>
+              </w:rPr>
+              <w:t xml:space="preserve">avatar_url</w:t>
+            </w:r>
+          </w:p>
+        </w:tc>
+        <w:tc>
+          <w:tcPr>
+            <w:tcW w:type="dxa" w:w="2805"/>
+            <w:tcMar>
+              <w:top w:type="dxa" w:w="100"/>
+              <w:left w:type="dxa" w:w="120"/>
+              <w:bottom w:type="dxa" w:w="100"/>
+              <w:right w:type="dxa" w:w="120"/>
+            </w:tcMar>
+            <w:vAlign w:val="center"/>
+          </w:tcPr>
+          <w:p>
+            <w:pPr>
+              <w:jc w:val="left"/>
+            </w:pPr>
+            <w:r>
+              <w:rPr>
+                <w:rFonts w:ascii="Calibri" w:cs="Calibri" w:eastAsia="Calibri" w:hAnsi="Calibri"/>
+                <w:b w:val="false"/>
+                <w:bCs w:val="false"/>
+                <w:color w:val="22302A"/>
+                <w:sz w:val="20"/>
+                <w:szCs w:val="20"/>
+              </w:rPr>
+              <w:t xml:space="preserve">VARCHAR(255)</w:t>
+            </w:r>
+          </w:p>
+        </w:tc>
+        <w:tc>
+          <w:tcPr>
+            <w:tcW w:type="dxa" w:w="4114"/>
+            <w:tcMar>
+              <w:top w:type="dxa" w:w="100"/>
+              <w:left w:type="dxa" w:w="120"/>
+              <w:bottom w:type="dxa" w:w="100"/>
+              <w:right w:type="dxa" w:w="120"/>
+            </w:tcMar>
+            <w:vAlign w:val="center"/>
+          </w:tcPr>
+          <w:p>
+            <w:pPr>
+              <w:jc w:val="left"/>
+            </w:pPr>
+            <w:r>
+              <w:rPr>
+                <w:rFonts w:ascii="Calibri" w:cs="Calibri" w:eastAsia="Calibri" w:hAnsi="Calibri"/>
+                <w:b w:val="false"/>
+                <w:bCs w:val="false"/>
+                <w:color w:val="22302A"/>
+                <w:sz w:val="20"/>
+                <w:szCs w:val="20"/>
+              </w:rPr>
+              <w:t xml:space="preserve">Ảnh chân dung.</w:t>
+            </w:r>
+          </w:p>
+        </w:tc>
+      </w:tr>
+      <w:tr>
+        <w:tc>
+          <w:tcPr>
+            <w:tcW w:type="dxa" w:w="2431"/>
+            <w:shd w:fill="F4F4F2" w:val="clear"/>
+            <w:tcMar>
+              <w:top w:type="dxa" w:w="100"/>
+              <w:left w:type="dxa" w:w="120"/>
+              <w:bottom w:type="dxa" w:w="100"/>
+              <w:right w:type="dxa" w:w="120"/>
+            </w:tcMar>
+            <w:vAlign w:val="center"/>
+          </w:tcPr>
+          <w:p>
+            <w:pPr>
+              <w:jc w:val="left"/>
+            </w:pPr>
+            <w:r>
+              <w:rPr>
+                <w:rFonts w:ascii="Calibri" w:cs="Calibri" w:eastAsia="Calibri" w:hAnsi="Calibri"/>
+                <w:b w:val="false"/>
+                <w:bCs w:val="false"/>
+                <w:color w:val="22302A"/>
+                <w:sz w:val="20"/>
+                <w:szCs w:val="20"/>
+              </w:rPr>
+              <w:t xml:space="preserve">is_featured</w:t>
+            </w:r>
+          </w:p>
+        </w:tc>
+        <w:tc>
+          <w:tcPr>
+            <w:tcW w:type="dxa" w:w="2805"/>
+            <w:shd w:fill="F4F4F2" w:val="clear"/>
+            <w:tcMar>
+              <w:top w:type="dxa" w:w="100"/>
+              <w:left w:type="dxa" w:w="120"/>
+              <w:bottom w:type="dxa" w:w="100"/>
+              <w:right w:type="dxa" w:w="120"/>
+            </w:tcMar>
+            <w:vAlign w:val="center"/>
+          </w:tcPr>
+          <w:p>
+            <w:pPr>
+              <w:jc w:val="left"/>
+            </w:pPr>
+            <w:r>
+              <w:rPr>
+                <w:rFonts w:ascii="Calibri" w:cs="Calibri" w:eastAsia="Calibri" w:hAnsi="Calibri"/>
+                <w:b w:val="false"/>
+                <w:bCs w:val="false"/>
+                <w:color w:val="22302A"/>
+                <w:sz w:val="20"/>
+                <w:szCs w:val="20"/>
+              </w:rPr>
+              <w:t xml:space="preserve">BOOLEAN DEFAULT false</w:t>
+            </w:r>
+          </w:p>
+        </w:tc>
+        <w:tc>
+          <w:tcPr>
+            <w:tcW w:type="dxa" w:w="4114"/>
+            <w:shd w:fill="F4F4F2" w:val="clear"/>
+            <w:tcMar>
+              <w:top w:type="dxa" w:w="100"/>
+              <w:left w:type="dxa" w:w="120"/>
+              <w:bottom w:type="dxa" w:w="100"/>
+              <w:right w:type="dxa" w:w="120"/>
+            </w:tcMar>
+            <w:vAlign w:val="center"/>
+          </w:tcPr>
+          <w:p>
+            <w:pPr>
+              <w:jc w:val="left"/>
+            </w:pPr>
+            <w:r>
+              <w:rPr>
+                <w:rFonts w:ascii="Calibri" w:cs="Calibri" w:eastAsia="Calibri" w:hAnsi="Calibri"/>
+                <w:b w:val="false"/>
+                <w:bCs w:val="false"/>
+                <w:color w:val="22302A"/>
+                <w:sz w:val="20"/>
+                <w:szCs w:val="20"/>
+              </w:rPr>
+              <w:t xml:space="preserve">Đánh dấu hiển thị ở trang chủ mục 7.8.</w:t>
+            </w:r>
+          </w:p>
+        </w:tc>
+      </w:tr>
+      <w:tr>
+        <w:tc>
+          <w:tcPr>
+            <w:tcW w:type="dxa" w:w="2431"/>
+            <w:tcMar>
+              <w:top w:type="dxa" w:w="100"/>
+              <w:left w:type="dxa" w:w="120"/>
+              <w:bottom w:type="dxa" w:w="100"/>
+              <w:right w:type="dxa" w:w="120"/>
+            </w:tcMar>
+            <w:vAlign w:val="center"/>
+          </w:tcPr>
+          <w:p>
+            <w:pPr>
+              <w:jc w:val="left"/>
+            </w:pPr>
+            <w:r>
+              <w:rPr>
+                <w:rFonts w:ascii="Calibri" w:cs="Calibri" w:eastAsia="Calibri" w:hAnsi="Calibri"/>
+                <w:b w:val="false"/>
+                <w:bCs w:val="false"/>
+                <w:color w:val="22302A"/>
+                <w:sz w:val="20"/>
+                <w:szCs w:val="20"/>
+              </w:rPr>
+              <w:t xml:space="preserve">doctor_schedules.doctor_id</w:t>
+            </w:r>
+          </w:p>
+        </w:tc>
+        <w:tc>
+          <w:tcPr>
+            <w:tcW w:type="dxa" w:w="2805"/>
+            <w:tcMar>
+              <w:top w:type="dxa" w:w="100"/>
+              <w:left w:type="dxa" w:w="120"/>
+              <w:bottom w:type="dxa" w:w="100"/>
+              <w:right w:type="dxa" w:w="120"/>
+            </w:tcMar>
+            <w:vAlign w:val="center"/>
+          </w:tcPr>
+          <w:p>
+            <w:pPr>
+              <w:jc w:val="left"/>
+            </w:pPr>
+            <w:r>
+              <w:rPr>
+                <w:rFonts w:ascii="Calibri" w:cs="Calibri" w:eastAsia="Calibri" w:hAnsi="Calibri"/>
+                <w:b w:val="false"/>
+                <w:bCs w:val="false"/>
+                <w:color w:val="22302A"/>
+                <w:sz w:val="20"/>
+                <w:szCs w:val="20"/>
+              </w:rPr>
+              <w:t xml:space="preserve">UUID (FK → doctors.id)</w:t>
+            </w:r>
+          </w:p>
+        </w:tc>
+        <w:tc>
+          <w:tcPr>
+            <w:tcW w:type="dxa" w:w="4114"/>
+            <w:tcMar>
+              <w:top w:type="dxa" w:w="100"/>
+              <w:left w:type="dxa" w:w="120"/>
+              <w:bottom w:type="dxa" w:w="100"/>
+              <w:right w:type="dxa" w:w="120"/>
+            </w:tcMar>
+            <w:vAlign w:val="center"/>
+          </w:tcPr>
+          <w:p>
+            <w:pPr>
+              <w:jc w:val="left"/>
+            </w:pPr>
+            <w:r>
+              <w:rPr>
+                <w:rFonts w:ascii="Calibri" w:cs="Calibri" w:eastAsia="Calibri" w:hAnsi="Calibri"/>
+                <w:b w:val="false"/>
+                <w:bCs w:val="false"/>
+                <w:color w:val="22302A"/>
+                <w:sz w:val="20"/>
+                <w:szCs w:val="20"/>
+              </w:rPr>
+              <w:t xml:space="preserve">Bảng riêng — 1 bác sĩ có nhiều dòng lịch.</w:t>
+            </w:r>
+          </w:p>
+        </w:tc>
+      </w:tr>
+      <w:tr>
+        <w:tc>
+          <w:tcPr>
+            <w:tcW w:type="dxa" w:w="2431"/>
+            <w:shd w:fill="F4F4F2" w:val="clear"/>
+            <w:tcMar>
+              <w:top w:type="dxa" w:w="100"/>
+              <w:left w:type="dxa" w:w="120"/>
+              <w:bottom w:type="dxa" w:w="100"/>
+              <w:right w:type="dxa" w:w="120"/>
+            </w:tcMar>
+            <w:vAlign w:val="center"/>
+          </w:tcPr>
+          <w:p>
+            <w:pPr>
+              <w:jc w:val="left"/>
+            </w:pPr>
+            <w:r>
+              <w:rPr>
+                <w:rFonts w:ascii="Calibri" w:cs="Calibri" w:eastAsia="Calibri" w:hAnsi="Calibri"/>
+                <w:b w:val="false"/>
+                <w:bCs w:val="false"/>
+                <w:color w:val="22302A"/>
+                <w:sz w:val="20"/>
+                <w:szCs w:val="20"/>
+              </w:rPr>
+              <w:t xml:space="preserve">doctor_schedules.weekday</w:t>
+            </w:r>
+          </w:p>
+        </w:tc>
+        <w:tc>
+          <w:tcPr>
+            <w:tcW w:type="dxa" w:w="2805"/>
+            <w:shd w:fill="F4F4F2" w:val="clear"/>
+            <w:tcMar>
+              <w:top w:type="dxa" w:w="100"/>
+              <w:left w:type="dxa" w:w="120"/>
+              <w:bottom w:type="dxa" w:w="100"/>
+              <w:right w:type="dxa" w:w="120"/>
+            </w:tcMar>
+            <w:vAlign w:val="center"/>
+          </w:tcPr>
+          <w:p>
+            <w:pPr>
+              <w:jc w:val="left"/>
+            </w:pPr>
+            <w:r>
+              <w:rPr>
+                <w:rFonts w:ascii="Calibri" w:cs="Calibri" w:eastAsia="Calibri" w:hAnsi="Calibri"/>
+                <w:b w:val="false"/>
+                <w:bCs w:val="false"/>
+                <w:color w:val="22302A"/>
+                <w:sz w:val="20"/>
+                <w:szCs w:val="20"/>
+              </w:rPr>
+              <w:t xml:space="preserve">ENUM (T2..CN)</w:t>
+            </w:r>
+          </w:p>
+        </w:tc>
+        <w:tc>
+          <w:tcPr>
+            <w:tcW w:type="dxa" w:w="4114"/>
+            <w:shd w:fill="F4F4F2" w:val="clear"/>
+            <w:tcMar>
+              <w:top w:type="dxa" w:w="100"/>
+              <w:left w:type="dxa" w:w="120"/>
+              <w:bottom w:type="dxa" w:w="100"/>
+              <w:right w:type="dxa" w:w="120"/>
+            </w:tcMar>
+            <w:vAlign w:val="center"/>
+          </w:tcPr>
+          <w:p>
+            <w:pPr>
+              <w:jc w:val="left"/>
+            </w:pPr>
+            <w:r>
+              <w:rPr>
+                <w:rFonts w:ascii="Calibri" w:cs="Calibri" w:eastAsia="Calibri" w:hAnsi="Calibri"/>
+                <w:b w:val="false"/>
+                <w:bCs w:val="false"/>
+                <w:color w:val="22302A"/>
+                <w:sz w:val="20"/>
+                <w:szCs w:val="20"/>
+              </w:rPr>
+              <w:t xml:space="preserve">Ngày trong tuần.</w:t>
+            </w:r>
+          </w:p>
+        </w:tc>
+      </w:tr>
+      <w:tr>
+        <w:tc>
+          <w:tcPr>
+            <w:tcW w:type="dxa" w:w="2431"/>
+            <w:tcMar>
+              <w:top w:type="dxa" w:w="100"/>
+              <w:left w:type="dxa" w:w="120"/>
+              <w:bottom w:type="dxa" w:w="100"/>
+              <w:right w:type="dxa" w:w="120"/>
+            </w:tcMar>
+            <w:vAlign w:val="center"/>
+          </w:tcPr>
+          <w:p>
+            <w:pPr>
+              <w:jc w:val="left"/>
+            </w:pPr>
+            <w:r>
+              <w:rPr>
+                <w:rFonts w:ascii="Calibri" w:cs="Calibri" w:eastAsia="Calibri" w:hAnsi="Calibri"/>
+                <w:b w:val="false"/>
+                <w:bCs w:val="false"/>
+                <w:color w:val="22302A"/>
+                <w:sz w:val="20"/>
+                <w:szCs w:val="20"/>
+              </w:rPr>
+              <w:t xml:space="preserve">doctor_schedules.shift</w:t>
+            </w:r>
+          </w:p>
+        </w:tc>
+        <w:tc>
+          <w:tcPr>
+            <w:tcW w:type="dxa" w:w="2805"/>
+            <w:tcMar>
+              <w:top w:type="dxa" w:w="100"/>
+              <w:left w:type="dxa" w:w="120"/>
+              <w:bottom w:type="dxa" w:w="100"/>
+              <w:right w:type="dxa" w:w="120"/>
+            </w:tcMar>
+            <w:vAlign w:val="center"/>
+          </w:tcPr>
+          <w:p>
+            <w:pPr>
+              <w:jc w:val="left"/>
+            </w:pPr>
+            <w:r>
+              <w:rPr>
+                <w:rFonts w:ascii="Calibri" w:cs="Calibri" w:eastAsia="Calibri" w:hAnsi="Calibri"/>
+                <w:b w:val="false"/>
+                <w:bCs w:val="false"/>
+                <w:color w:val="22302A"/>
+                <w:sz w:val="20"/>
+                <w:szCs w:val="20"/>
+              </w:rPr>
+              <w:t xml:space="preserve">ENUM (sáng/chiều/nghỉ)</w:t>
+            </w:r>
+          </w:p>
+        </w:tc>
+        <w:tc>
+          <w:tcPr>
+            <w:tcW w:type="dxa" w:w="4114"/>
+            <w:tcMar>
+              <w:top w:type="dxa" w:w="100"/>
+              <w:left w:type="dxa" w:w="120"/>
+              <w:bottom w:type="dxa" w:w="100"/>
+              <w:right w:type="dxa" w:w="120"/>
+            </w:tcMar>
+            <w:vAlign w:val="center"/>
+          </w:tcPr>
+          <w:p>
+            <w:pPr>
+              <w:jc w:val="left"/>
+            </w:pPr>
+            <w:r>
+              <w:rPr>
+                <w:rFonts w:ascii="Calibri" w:cs="Calibri" w:eastAsia="Calibri" w:hAnsi="Calibri"/>
+                <w:b w:val="false"/>
+                <w:bCs w:val="false"/>
+                <w:color w:val="22302A"/>
+                <w:sz w:val="20"/>
+                <w:szCs w:val="20"/>
+              </w:rPr>
+              <w:t xml:space="preserve">Khớp đúng 3 trạng thái ca ở mục 9.5.</w:t>
+            </w:r>
+          </w:p>
+        </w:tc>
+      </w:tr>
+    </w:tbl>
+    <w:p>
+      <w:pPr>
+        <w:pStyle w:val="Heading3"/>
+        <w:spacing w:after="100" w:before="220"/>
+      </w:pPr>
+      <w:r>
+        <w:rPr>
+          <w:rFonts w:ascii="Calibri" w:cs="Calibri" w:eastAsia="Calibri" w:hAnsi="Calibri"/>
+          <w:b/>
+          <w:bCs/>
+          <w:color w:val="2FA968"/>
+        </w:rPr>
+        <w:t xml:space="preserve">news (field gốc, bổ sung field tender xem mục 15.9) / news_categories</w:t>
+      </w:r>
+    </w:p>
+    <w:tbl>
+      <w:tblPr>
+        <w:tblW w:type="dxa" w:w="9350"/>
+        <w:tblBorders>
+          <w:top w:val="single" w:color="auto" w:sz="4"/>
+          <w:left w:val="single" w:color="auto" w:sz="4"/>
+          <w:bottom w:val="single" w:color="auto" w:sz="4"/>
+          <w:right w:val="single" w:color="auto" w:sz="4"/>
+          <w:insideH w:val="single" w:color="auto" w:sz="4"/>
+          <w:insideV w:val="single" w:color="auto" w:sz="4"/>
+        </w:tblBorders>
+      </w:tblPr>
+      <w:tblGrid>
+        <w:gridCol w:w="2431"/>
+        <w:gridCol w:w="2805"/>
+        <w:gridCol w:w="4114"/>
+      </w:tblGrid>
+      <w:tr>
+        <w:trPr>
+          <w:tblHeader/>
+        </w:trPr>
+        <w:tc>
+          <w:tcPr>
+            <w:tcW w:type="dxa" w:w="2431"/>
+            <w:shd w:fill="164B36" w:val="clear"/>
+            <w:tcMar>
+              <w:top w:type="dxa" w:w="100"/>
+              <w:left w:type="dxa" w:w="120"/>
+              <w:bottom w:type="dxa" w:w="100"/>
+              <w:right w:type="dxa" w:w="120"/>
+            </w:tcMar>
+            <w:vAlign w:val="center"/>
+          </w:tcPr>
+          <w:p>
+            <w:pPr>
+              <w:jc w:val="left"/>
+            </w:pPr>
+            <w:r>
+              <w:rPr>
+                <w:rFonts w:ascii="Calibri" w:cs="Calibri" w:eastAsia="Calibri" w:hAnsi="Calibri"/>
+                <w:b/>
+                <w:bCs/>
+                <w:color w:val="FFFFFF"/>
+                <w:sz w:val="19"/>
+                <w:szCs w:val="19"/>
+              </w:rPr>
+              <w:t xml:space="preserve">Trường</w:t>
+            </w:r>
+          </w:p>
+        </w:tc>
+        <w:tc>
+          <w:tcPr>
+            <w:tcW w:type="dxa" w:w="2805"/>
+            <w:shd w:fill="164B36" w:val="clear"/>
+            <w:tcMar>
+              <w:top w:type="dxa" w:w="100"/>
+              <w:left w:type="dxa" w:w="120"/>
+              <w:bottom w:type="dxa" w:w="100"/>
+              <w:right w:type="dxa" w:w="120"/>
+            </w:tcMar>
+            <w:vAlign w:val="center"/>
+          </w:tcPr>
+          <w:p>
+            <w:pPr>
+              <w:jc w:val="left"/>
+            </w:pPr>
+            <w:r>
+              <w:rPr>
+                <w:rFonts w:ascii="Calibri" w:cs="Calibri" w:eastAsia="Calibri" w:hAnsi="Calibri"/>
+                <w:b/>
+                <w:bCs/>
+                <w:color w:val="FFFFFF"/>
+                <w:sz w:val="19"/>
+                <w:szCs w:val="19"/>
+              </w:rPr>
+              <w:t xml:space="preserve">Kiểu dữ liệu</w:t>
+            </w:r>
+          </w:p>
+        </w:tc>
+        <w:tc>
+          <w:tcPr>
+            <w:tcW w:type="dxa" w:w="4114"/>
+            <w:shd w:fill="164B36" w:val="clear"/>
+            <w:tcMar>
+              <w:top w:type="dxa" w:w="100"/>
+              <w:left w:type="dxa" w:w="120"/>
+              <w:bottom w:type="dxa" w:w="100"/>
+              <w:right w:type="dxa" w:w="120"/>
+            </w:tcMar>
+            <w:vAlign w:val="center"/>
+          </w:tcPr>
+          <w:p>
+            <w:pPr>
+              <w:jc w:val="left"/>
+            </w:pPr>
+            <w:r>
+              <w:rPr>
+                <w:rFonts w:ascii="Calibri" w:cs="Calibri" w:eastAsia="Calibri" w:hAnsi="Calibri"/>
+                <w:b/>
+                <w:bCs/>
+                <w:color w:val="FFFFFF"/>
+                <w:sz w:val="19"/>
+                <w:szCs w:val="19"/>
+              </w:rPr>
+              <w:t xml:space="preserve">Ghi chú</w:t>
+            </w:r>
+          </w:p>
+        </w:tc>
+      </w:tr>
+      <w:tr>
+        <w:tc>
+          <w:tcPr>
+            <w:tcW w:type="dxa" w:w="2431"/>
+            <w:tcMar>
+              <w:top w:type="dxa" w:w="100"/>
+              <w:left w:type="dxa" w:w="120"/>
+              <w:bottom w:type="dxa" w:w="100"/>
+              <w:right w:type="dxa" w:w="120"/>
+            </w:tcMar>
+            <w:vAlign w:val="center"/>
+          </w:tcPr>
+          <w:p>
+            <w:pPr>
+              <w:jc w:val="left"/>
+            </w:pPr>
+            <w:r>
+              <w:rPr>
+                <w:rFonts w:ascii="Calibri" w:cs="Calibri" w:eastAsia="Calibri" w:hAnsi="Calibri"/>
+                <w:b w:val="false"/>
+                <w:bCs w:val="false"/>
+                <w:color w:val="22302A"/>
+                <w:sz w:val="20"/>
+                <w:szCs w:val="20"/>
+              </w:rPr>
+              <w:t xml:space="preserve">id / category_id</w:t>
+            </w:r>
+          </w:p>
+        </w:tc>
+        <w:tc>
+          <w:tcPr>
+            <w:tcW w:type="dxa" w:w="2805"/>
+            <w:tcMar>
+              <w:top w:type="dxa" w:w="100"/>
+              <w:left w:type="dxa" w:w="120"/>
+              <w:bottom w:type="dxa" w:w="100"/>
+              <w:right w:type="dxa" w:w="120"/>
+            </w:tcMar>
+            <w:vAlign w:val="center"/>
+          </w:tcPr>
+          <w:p>
+            <w:pPr>
+              <w:jc w:val="left"/>
+            </w:pPr>
+            <w:r>
+              <w:rPr>
+                <w:rFonts w:ascii="Calibri" w:cs="Calibri" w:eastAsia="Calibri" w:hAnsi="Calibri"/>
+                <w:b w:val="false"/>
+                <w:bCs w:val="false"/>
+                <w:color w:val="22302A"/>
+                <w:sz w:val="20"/>
+                <w:szCs w:val="20"/>
+              </w:rPr>
+              <w:t xml:space="preserve">UUID (PK) / UUID (FK)</w:t>
+            </w:r>
+          </w:p>
+        </w:tc>
+        <w:tc>
+          <w:tcPr>
+            <w:tcW w:type="dxa" w:w="4114"/>
+            <w:tcMar>
+              <w:top w:type="dxa" w:w="100"/>
+              <w:left w:type="dxa" w:w="120"/>
+              <w:bottom w:type="dxa" w:w="100"/>
+              <w:right w:type="dxa" w:w="120"/>
+            </w:tcMar>
+            <w:vAlign w:val="center"/>
+          </w:tcPr>
+          <w:p>
+            <w:pPr>
+              <w:jc w:val="left"/>
+            </w:pPr>
+            <w:r>
+              <w:rPr>
+                <w:rFonts w:ascii="Calibri" w:cs="Calibri" w:eastAsia="Calibri" w:hAnsi="Calibri"/>
+                <w:b w:val="false"/>
+                <w:bCs w:val="false"/>
+                <w:color w:val="22302A"/>
+                <w:sz w:val="20"/>
+                <w:szCs w:val="20"/>
+              </w:rPr>
+              <w:t xml:space="preserve">category_id → news_categories.id (6 chuyên mục, mục 7.11).</w:t>
+            </w:r>
+          </w:p>
+        </w:tc>
+      </w:tr>
+      <w:tr>
+        <w:tc>
+          <w:tcPr>
+            <w:tcW w:type="dxa" w:w="2431"/>
+            <w:shd w:fill="F4F4F2" w:val="clear"/>
+            <w:tcMar>
+              <w:top w:type="dxa" w:w="100"/>
+              <w:left w:type="dxa" w:w="120"/>
+              <w:bottom w:type="dxa" w:w="100"/>
+              <w:right w:type="dxa" w:w="120"/>
+            </w:tcMar>
+            <w:vAlign w:val="center"/>
+          </w:tcPr>
+          <w:p>
+            <w:pPr>
+              <w:jc w:val="left"/>
+            </w:pPr>
+            <w:r>
+              <w:rPr>
+                <w:rFonts w:ascii="Calibri" w:cs="Calibri" w:eastAsia="Calibri" w:hAnsi="Calibri"/>
+                <w:b w:val="false"/>
+                <w:bCs w:val="false"/>
+                <w:color w:val="22302A"/>
+                <w:sz w:val="20"/>
+                <w:szCs w:val="20"/>
+              </w:rPr>
+              <w:t xml:space="preserve">title / slug / summary</w:t>
+            </w:r>
+          </w:p>
+        </w:tc>
+        <w:tc>
+          <w:tcPr>
+            <w:tcW w:type="dxa" w:w="2805"/>
+            <w:shd w:fill="F4F4F2" w:val="clear"/>
+            <w:tcMar>
+              <w:top w:type="dxa" w:w="100"/>
+              <w:left w:type="dxa" w:w="120"/>
+              <w:bottom w:type="dxa" w:w="100"/>
+              <w:right w:type="dxa" w:w="120"/>
+            </w:tcMar>
+            <w:vAlign w:val="center"/>
+          </w:tcPr>
+          <w:p>
+            <w:pPr>
+              <w:jc w:val="left"/>
+            </w:pPr>
+            <w:r>
+              <w:rPr>
+                <w:rFonts w:ascii="Calibri" w:cs="Calibri" w:eastAsia="Calibri" w:hAnsi="Calibri"/>
+                <w:b w:val="false"/>
+                <w:bCs w:val="false"/>
+                <w:color w:val="22302A"/>
+                <w:sz w:val="20"/>
+                <w:szCs w:val="20"/>
+              </w:rPr>
+              <w:t xml:space="preserve">VARCHAR / VARCHAR UNIQUE / VARCHAR(300)</w:t>
+            </w:r>
+          </w:p>
+        </w:tc>
+        <w:tc>
+          <w:tcPr>
+            <w:tcW w:type="dxa" w:w="4114"/>
+            <w:shd w:fill="F4F4F2" w:val="clear"/>
+            <w:tcMar>
+              <w:top w:type="dxa" w:w="100"/>
+              <w:left w:type="dxa" w:w="120"/>
+              <w:bottom w:type="dxa" w:w="100"/>
+              <w:right w:type="dxa" w:w="120"/>
+            </w:tcMar>
+            <w:vAlign w:val="center"/>
+          </w:tcPr>
+          <w:p>
+            <w:pPr>
+              <w:jc w:val="left"/>
+            </w:pPr>
+            <w:r>
+              <w:rPr>
+                <w:rFonts w:ascii="Calibri" w:cs="Calibri" w:eastAsia="Calibri" w:hAnsi="Calibri"/>
+                <w:b w:val="false"/>
+                <w:bCs w:val="false"/>
+                <w:color w:val="22302A"/>
+                <w:sz w:val="20"/>
+                <w:szCs w:val="20"/>
+              </w:rPr>
+              <w:t xml:space="preserve">Tiêu đề, đường dẫn, tóm tắt hiển thị thẻ.</w:t>
+            </w:r>
+          </w:p>
+        </w:tc>
+      </w:tr>
+      <w:tr>
+        <w:tc>
+          <w:tcPr>
+            <w:tcW w:type="dxa" w:w="2431"/>
+            <w:tcMar>
+              <w:top w:type="dxa" w:w="100"/>
+              <w:left w:type="dxa" w:w="120"/>
+              <w:bottom w:type="dxa" w:w="100"/>
+              <w:right w:type="dxa" w:w="120"/>
+            </w:tcMar>
+            <w:vAlign w:val="center"/>
+          </w:tcPr>
+          <w:p>
+            <w:pPr>
+              <w:jc w:val="left"/>
+            </w:pPr>
+            <w:r>
+              <w:rPr>
+                <w:rFonts w:ascii="Calibri" w:cs="Calibri" w:eastAsia="Calibri" w:hAnsi="Calibri"/>
+                <w:b w:val="false"/>
+                <w:bCs w:val="false"/>
+                <w:color w:val="22302A"/>
+                <w:sz w:val="20"/>
+                <w:szCs w:val="20"/>
+              </w:rPr>
+              <w:t xml:space="preserve">content</w:t>
+            </w:r>
+          </w:p>
+        </w:tc>
+        <w:tc>
+          <w:tcPr>
+            <w:tcW w:type="dxa" w:w="2805"/>
+            <w:tcMar>
+              <w:top w:type="dxa" w:w="100"/>
+              <w:left w:type="dxa" w:w="120"/>
+              <w:bottom w:type="dxa" w:w="100"/>
+              <w:right w:type="dxa" w:w="120"/>
+            </w:tcMar>
+            <w:vAlign w:val="center"/>
+          </w:tcPr>
+          <w:p>
+            <w:pPr>
+              <w:jc w:val="left"/>
+            </w:pPr>
+            <w:r>
+              <w:rPr>
+                <w:rFonts w:ascii="Calibri" w:cs="Calibri" w:eastAsia="Calibri" w:hAnsi="Calibri"/>
+                <w:b w:val="false"/>
+                <w:bCs w:val="false"/>
+                <w:color w:val="22302A"/>
+                <w:sz w:val="20"/>
+                <w:szCs w:val="20"/>
+              </w:rPr>
+              <w:t xml:space="preserve">TEXT (HTML/Markdown)</w:t>
+            </w:r>
+          </w:p>
+        </w:tc>
+        <w:tc>
+          <w:tcPr>
+            <w:tcW w:type="dxa" w:w="4114"/>
+            <w:tcMar>
+              <w:top w:type="dxa" w:w="100"/>
+              <w:left w:type="dxa" w:w="120"/>
+              <w:bottom w:type="dxa" w:w="100"/>
+              <w:right w:type="dxa" w:w="120"/>
+            </w:tcMar>
+            <w:vAlign w:val="center"/>
+          </w:tcPr>
+          <w:p>
+            <w:pPr>
+              <w:jc w:val="left"/>
+            </w:pPr>
+            <w:r>
+              <w:rPr>
+                <w:rFonts w:ascii="Calibri" w:cs="Calibri" w:eastAsia="Calibri" w:hAnsi="Calibri"/>
+                <w:b w:val="false"/>
+                <w:bCs w:val="false"/>
+                <w:color w:val="22302A"/>
+                <w:sz w:val="20"/>
+                <w:szCs w:val="20"/>
+              </w:rPr>
+              <w:t xml:space="preserve">Nội dung chi tiết — Template C4 mục 8.3.</w:t>
+            </w:r>
+          </w:p>
+        </w:tc>
+      </w:tr>
+      <w:tr>
+        <w:tc>
+          <w:tcPr>
+            <w:tcW w:type="dxa" w:w="2431"/>
+            <w:shd w:fill="F4F4F2" w:val="clear"/>
+            <w:tcMar>
+              <w:top w:type="dxa" w:w="100"/>
+              <w:left w:type="dxa" w:w="120"/>
+              <w:bottom w:type="dxa" w:w="100"/>
+              <w:right w:type="dxa" w:w="120"/>
+            </w:tcMar>
+            <w:vAlign w:val="center"/>
+          </w:tcPr>
+          <w:p>
+            <w:pPr>
+              <w:jc w:val="left"/>
+            </w:pPr>
+            <w:r>
+              <w:rPr>
+                <w:rFonts w:ascii="Calibri" w:cs="Calibri" w:eastAsia="Calibri" w:hAnsi="Calibri"/>
+                <w:b w:val="false"/>
+                <w:bCs w:val="false"/>
+                <w:color w:val="22302A"/>
+                <w:sz w:val="20"/>
+                <w:szCs w:val="20"/>
+              </w:rPr>
+              <w:t xml:space="preserve">cover_image</w:t>
+            </w:r>
+          </w:p>
+        </w:tc>
+        <w:tc>
+          <w:tcPr>
+            <w:tcW w:type="dxa" w:w="2805"/>
+            <w:shd w:fill="F4F4F2" w:val="clear"/>
+            <w:tcMar>
+              <w:top w:type="dxa" w:w="100"/>
+              <w:left w:type="dxa" w:w="120"/>
+              <w:bottom w:type="dxa" w:w="100"/>
+              <w:right w:type="dxa" w:w="120"/>
+            </w:tcMar>
+            <w:vAlign w:val="center"/>
+          </w:tcPr>
+          <w:p>
+            <w:pPr>
+              <w:jc w:val="left"/>
+            </w:pPr>
+            <w:r>
+              <w:rPr>
+                <w:rFonts w:ascii="Calibri" w:cs="Calibri" w:eastAsia="Calibri" w:hAnsi="Calibri"/>
+                <w:b w:val="false"/>
+                <w:bCs w:val="false"/>
+                <w:color w:val="22302A"/>
+                <w:sz w:val="20"/>
+                <w:szCs w:val="20"/>
+              </w:rPr>
+              <w:t xml:space="preserve">VARCHAR(255)</w:t>
+            </w:r>
+          </w:p>
+        </w:tc>
+        <w:tc>
+          <w:tcPr>
+            <w:tcW w:type="dxa" w:w="4114"/>
+            <w:shd w:fill="F4F4F2" w:val="clear"/>
+            <w:tcMar>
+              <w:top w:type="dxa" w:w="100"/>
+              <w:left w:type="dxa" w:w="120"/>
+              <w:bottom w:type="dxa" w:w="100"/>
+              <w:right w:type="dxa" w:w="120"/>
+            </w:tcMar>
+            <w:vAlign w:val="center"/>
+          </w:tcPr>
+          <w:p>
+            <w:pPr>
+              <w:jc w:val="left"/>
+            </w:pPr>
+            <w:r>
+              <w:rPr>
+                <w:rFonts w:ascii="Calibri" w:cs="Calibri" w:eastAsia="Calibri" w:hAnsi="Calibri"/>
+                <w:b w:val="false"/>
+                <w:bCs w:val="false"/>
+                <w:color w:val="22302A"/>
+                <w:sz w:val="20"/>
+                <w:szCs w:val="20"/>
+              </w:rPr>
+              <w:t xml:space="preserve">Ảnh đại diện tỉ lệ 16:10 (mục 7.11).</w:t>
+            </w:r>
+          </w:p>
+        </w:tc>
+      </w:tr>
+      <w:tr>
+        <w:tc>
+          <w:tcPr>
+            <w:tcW w:type="dxa" w:w="2431"/>
+            <w:tcMar>
+              <w:top w:type="dxa" w:w="100"/>
+              <w:left w:type="dxa" w:w="120"/>
+              <w:bottom w:type="dxa" w:w="100"/>
+              <w:right w:type="dxa" w:w="120"/>
+            </w:tcMar>
+            <w:vAlign w:val="center"/>
+          </w:tcPr>
+          <w:p>
+            <w:pPr>
+              <w:jc w:val="left"/>
+            </w:pPr>
+            <w:r>
+              <w:rPr>
+                <w:rFonts w:ascii="Calibri" w:cs="Calibri" w:eastAsia="Calibri" w:hAnsi="Calibri"/>
+                <w:b w:val="false"/>
+                <w:bCs w:val="false"/>
+                <w:color w:val="22302A"/>
+                <w:sz w:val="20"/>
+                <w:szCs w:val="20"/>
+              </w:rPr>
+              <w:t xml:space="preserve">tag</w:t>
+            </w:r>
+          </w:p>
+        </w:tc>
+        <w:tc>
+          <w:tcPr>
+            <w:tcW w:type="dxa" w:w="2805"/>
+            <w:tcMar>
+              <w:top w:type="dxa" w:w="100"/>
+              <w:left w:type="dxa" w:w="120"/>
+              <w:bottom w:type="dxa" w:w="100"/>
+              <w:right w:type="dxa" w:w="120"/>
+            </w:tcMar>
+            <w:vAlign w:val="center"/>
+          </w:tcPr>
+          <w:p>
+            <w:pPr>
+              <w:jc w:val="left"/>
+            </w:pPr>
+            <w:r>
+              <w:rPr>
+                <w:rFonts w:ascii="Calibri" w:cs="Calibri" w:eastAsia="Calibri" w:hAnsi="Calibri"/>
+                <w:b w:val="false"/>
+                <w:bCs w:val="false"/>
+                <w:color w:val="22302A"/>
+                <w:sz w:val="20"/>
+                <w:szCs w:val="20"/>
+              </w:rPr>
+              <w:t xml:space="preserve">ENUM</w:t>
+            </w:r>
+          </w:p>
+        </w:tc>
+        <w:tc>
+          <w:tcPr>
+            <w:tcW w:type="dxa" w:w="4114"/>
+            <w:tcMar>
+              <w:top w:type="dxa" w:w="100"/>
+              <w:left w:type="dxa" w:w="120"/>
+              <w:bottom w:type="dxa" w:w="100"/>
+              <w:right w:type="dxa" w:w="120"/>
+            </w:tcMar>
+            <w:vAlign w:val="center"/>
+          </w:tcPr>
+          <w:p>
+            <w:pPr>
+              <w:jc w:val="left"/>
+            </w:pPr>
+            <w:r>
+              <w:rPr>
+                <w:rFonts w:ascii="Calibri" w:cs="Calibri" w:eastAsia="Calibri" w:hAnsi="Calibri"/>
+                <w:b w:val="false"/>
+                <w:bCs w:val="false"/>
+                <w:color w:val="22302A"/>
+                <w:sz w:val="20"/>
+                <w:szCs w:val="20"/>
+              </w:rPr>
+              <w:t xml:space="preserve">Tin y học / Thông báo / Sự kiện / Tuyển dụng — is_tender=true luôn kèm tag Thông báo (mục 18.4).</w:t>
+            </w:r>
+          </w:p>
+        </w:tc>
+      </w:tr>
+      <w:tr>
+        <w:tc>
+          <w:tcPr>
+            <w:tcW w:type="dxa" w:w="2431"/>
+            <w:shd w:fill="F4F4F2" w:val="clear"/>
+            <w:tcMar>
+              <w:top w:type="dxa" w:w="100"/>
+              <w:left w:type="dxa" w:w="120"/>
+              <w:bottom w:type="dxa" w:w="100"/>
+              <w:right w:type="dxa" w:w="120"/>
+            </w:tcMar>
+            <w:vAlign w:val="center"/>
+          </w:tcPr>
+          <w:p>
+            <w:pPr>
+              <w:jc w:val="left"/>
+            </w:pPr>
+            <w:r>
+              <w:rPr>
+                <w:rFonts w:ascii="Calibri" w:cs="Calibri" w:eastAsia="Calibri" w:hAnsi="Calibri"/>
+                <w:b w:val="false"/>
+                <w:bCs w:val="false"/>
+                <w:color w:val="22302A"/>
+                <w:sz w:val="20"/>
+                <w:szCs w:val="20"/>
+              </w:rPr>
+              <w:t xml:space="preserve">author_id</w:t>
+            </w:r>
+          </w:p>
+        </w:tc>
+        <w:tc>
+          <w:tcPr>
+            <w:tcW w:type="dxa" w:w="2805"/>
+            <w:shd w:fill="F4F4F2" w:val="clear"/>
+            <w:tcMar>
+              <w:top w:type="dxa" w:w="100"/>
+              <w:left w:type="dxa" w:w="120"/>
+              <w:bottom w:type="dxa" w:w="100"/>
+              <w:right w:type="dxa" w:w="120"/>
+            </w:tcMar>
+            <w:vAlign w:val="center"/>
+          </w:tcPr>
+          <w:p>
+            <w:pPr>
+              <w:jc w:val="left"/>
+            </w:pPr>
+            <w:r>
+              <w:rPr>
+                <w:rFonts w:ascii="Calibri" w:cs="Calibri" w:eastAsia="Calibri" w:hAnsi="Calibri"/>
+                <w:b w:val="false"/>
+                <w:bCs w:val="false"/>
+                <w:color w:val="22302A"/>
+                <w:sz w:val="20"/>
+                <w:szCs w:val="20"/>
+              </w:rPr>
+              <w:t xml:space="preserve">UUID (FK → doctors.id, nullable)</w:t>
+            </w:r>
+          </w:p>
+        </w:tc>
+        <w:tc>
+          <w:tcPr>
+            <w:tcW w:type="dxa" w:w="4114"/>
+            <w:shd w:fill="F4F4F2" w:val="clear"/>
+            <w:tcMar>
+              <w:top w:type="dxa" w:w="100"/>
+              <w:left w:type="dxa" w:w="120"/>
+              <w:bottom w:type="dxa" w:w="100"/>
+              <w:right w:type="dxa" w:w="120"/>
+            </w:tcMar>
+            <w:vAlign w:val="center"/>
+          </w:tcPr>
+          <w:p>
+            <w:pPr>
+              <w:jc w:val="left"/>
+            </w:pPr>
+            <w:r>
+              <w:rPr>
+                <w:rFonts w:ascii="Calibri" w:cs="Calibri" w:eastAsia="Calibri" w:hAnsi="Calibri"/>
+                <w:b w:val="false"/>
+                <w:bCs w:val="false"/>
+                <w:color w:val="22302A"/>
+                <w:sz w:val="20"/>
+                <w:szCs w:val="20"/>
+              </w:rPr>
+              <w:t xml:space="preserve">Bài do bác sĩ tư vấn đứng tên (tuỳ chọn).</w:t>
+            </w:r>
+          </w:p>
+        </w:tc>
+      </w:tr>
+      <w:tr>
+        <w:tc>
+          <w:tcPr>
+            <w:tcW w:type="dxa" w:w="2431"/>
+            <w:tcMar>
+              <w:top w:type="dxa" w:w="100"/>
+              <w:left w:type="dxa" w:w="120"/>
+              <w:bottom w:type="dxa" w:w="100"/>
+              <w:right w:type="dxa" w:w="120"/>
+            </w:tcMar>
+            <w:vAlign w:val="center"/>
+          </w:tcPr>
+          <w:p>
+            <w:pPr>
+              <w:jc w:val="left"/>
+            </w:pPr>
+            <w:r>
+              <w:rPr>
+                <w:rFonts w:ascii="Calibri" w:cs="Calibri" w:eastAsia="Calibri" w:hAnsi="Calibri"/>
+                <w:b w:val="false"/>
+                <w:bCs w:val="false"/>
+                <w:color w:val="22302A"/>
+                <w:sz w:val="20"/>
+                <w:szCs w:val="20"/>
+              </w:rPr>
+              <w:t xml:space="preserve">is_published / published_at</w:t>
+            </w:r>
+          </w:p>
+        </w:tc>
+        <w:tc>
+          <w:tcPr>
+            <w:tcW w:type="dxa" w:w="2805"/>
+            <w:tcMar>
+              <w:top w:type="dxa" w:w="100"/>
+              <w:left w:type="dxa" w:w="120"/>
+              <w:bottom w:type="dxa" w:w="100"/>
+              <w:right w:type="dxa" w:w="120"/>
+            </w:tcMar>
+            <w:vAlign w:val="center"/>
+          </w:tcPr>
+          <w:p>
+            <w:pPr>
+              <w:jc w:val="left"/>
+            </w:pPr>
+            <w:r>
+              <w:rPr>
+                <w:rFonts w:ascii="Calibri" w:cs="Calibri" w:eastAsia="Calibri" w:hAnsi="Calibri"/>
+                <w:b w:val="false"/>
+                <w:bCs w:val="false"/>
+                <w:color w:val="22302A"/>
+                <w:sz w:val="20"/>
+                <w:szCs w:val="20"/>
+              </w:rPr>
+              <w:t xml:space="preserve">BOOLEAN / TIMESTAMP</w:t>
+            </w:r>
+          </w:p>
+        </w:tc>
+        <w:tc>
+          <w:tcPr>
+            <w:tcW w:type="dxa" w:w="4114"/>
+            <w:tcMar>
+              <w:top w:type="dxa" w:w="100"/>
+              <w:left w:type="dxa" w:w="120"/>
+              <w:bottom w:type="dxa" w:w="100"/>
+              <w:right w:type="dxa" w:w="120"/>
+            </w:tcMar>
+            <w:vAlign w:val="center"/>
+          </w:tcPr>
+          <w:p>
+            <w:pPr>
+              <w:jc w:val="left"/>
+            </w:pPr>
+            <w:r>
+              <w:rPr>
+                <w:rFonts w:ascii="Calibri" w:cs="Calibri" w:eastAsia="Calibri" w:hAnsi="Calibri"/>
+                <w:b w:val="false"/>
+                <w:bCs w:val="false"/>
+                <w:color w:val="22302A"/>
+                <w:sz w:val="20"/>
+                <w:szCs w:val="20"/>
+              </w:rPr>
+              <w:t xml:space="preserve">Cho phép soạn nháp trước khi công khai.</w:t>
+            </w:r>
+          </w:p>
+        </w:tc>
+      </w:tr>
+    </w:tbl>
+    <w:p>
+      <w:pPr>
+        <w:pStyle w:val="Heading3"/>
+        <w:spacing w:after="100" w:before="220"/>
+      </w:pPr>
+      <w:r>
+        <w:rPr>
+          <w:rFonts w:ascii="Calibri" w:cs="Calibri" w:eastAsia="Calibri" w:hAnsi="Calibri"/>
+          <w:b/>
+          <w:bCs/>
+          <w:color w:val="2FA968"/>
+        </w:rPr>
+        <w:t xml:space="preserve">testimonials (bổ sung cờ duyệt — khắc phục lỗ hổng kiểm duyệt)</w:t>
+      </w:r>
+    </w:p>
+    <w:tbl>
+      <w:tblPr>
+        <w:tblW w:type="dxa" w:w="9350"/>
+        <w:tblBorders>
+          <w:top w:val="single" w:color="auto" w:sz="4"/>
+          <w:left w:val="single" w:color="auto" w:sz="4"/>
+          <w:bottom w:val="single" w:color="auto" w:sz="4"/>
+          <w:right w:val="single" w:color="auto" w:sz="4"/>
+          <w:insideH w:val="single" w:color="auto" w:sz="4"/>
+          <w:insideV w:val="single" w:color="auto" w:sz="4"/>
+        </w:tblBorders>
+      </w:tblPr>
+      <w:tblGrid>
+        <w:gridCol w:w="2057"/>
+        <w:gridCol w:w="2805"/>
+        <w:gridCol w:w="4488"/>
+      </w:tblGrid>
+      <w:tr>
+        <w:trPr>
+          <w:tblHeader/>
+        </w:trPr>
+        <w:tc>
+          <w:tcPr>
+            <w:tcW w:type="dxa" w:w="2057"/>
+            <w:shd w:fill="164B36" w:val="clear"/>
+            <w:tcMar>
+              <w:top w:type="dxa" w:w="100"/>
+              <w:left w:type="dxa" w:w="120"/>
+              <w:bottom w:type="dxa" w:w="100"/>
+              <w:right w:type="dxa" w:w="120"/>
+            </w:tcMar>
+            <w:vAlign w:val="center"/>
+          </w:tcPr>
+          <w:p>
+            <w:pPr>
+              <w:jc w:val="left"/>
+            </w:pPr>
+            <w:r>
+              <w:rPr>
+                <w:rFonts w:ascii="Calibri" w:cs="Calibri" w:eastAsia="Calibri" w:hAnsi="Calibri"/>
+                <w:b/>
+                <w:bCs/>
+                <w:color w:val="FFFFFF"/>
+                <w:sz w:val="19"/>
+                <w:szCs w:val="19"/>
+              </w:rPr>
+              <w:t xml:space="preserve">Trường</w:t>
+            </w:r>
+          </w:p>
+        </w:tc>
+        <w:tc>
+          <w:tcPr>
+            <w:tcW w:type="dxa" w:w="2805"/>
+            <w:shd w:fill="164B36" w:val="clear"/>
+            <w:tcMar>
+              <w:top w:type="dxa" w:w="100"/>
+              <w:left w:type="dxa" w:w="120"/>
+              <w:bottom w:type="dxa" w:w="100"/>
+              <w:right w:type="dxa" w:w="120"/>
+            </w:tcMar>
+            <w:vAlign w:val="center"/>
+          </w:tcPr>
+          <w:p>
+            <w:pPr>
+              <w:jc w:val="left"/>
+            </w:pPr>
+            <w:r>
+              <w:rPr>
+                <w:rFonts w:ascii="Calibri" w:cs="Calibri" w:eastAsia="Calibri" w:hAnsi="Calibri"/>
+                <w:b/>
+                <w:bCs/>
+                <w:color w:val="FFFFFF"/>
+                <w:sz w:val="19"/>
+                <w:szCs w:val="19"/>
+              </w:rPr>
+              <w:t xml:space="preserve">Kiểu dữ liệu</w:t>
+            </w:r>
+          </w:p>
+        </w:tc>
+        <w:tc>
+          <w:tcPr>
+            <w:tcW w:type="dxa" w:w="4488"/>
+            <w:shd w:fill="164B36" w:val="clear"/>
+            <w:tcMar>
+              <w:top w:type="dxa" w:w="100"/>
+              <w:left w:type="dxa" w:w="120"/>
+              <w:bottom w:type="dxa" w:w="100"/>
+              <w:right w:type="dxa" w:w="120"/>
+            </w:tcMar>
+            <w:vAlign w:val="center"/>
+          </w:tcPr>
+          <w:p>
+            <w:pPr>
+              <w:jc w:val="left"/>
+            </w:pPr>
+            <w:r>
+              <w:rPr>
+                <w:rFonts w:ascii="Calibri" w:cs="Calibri" w:eastAsia="Calibri" w:hAnsi="Calibri"/>
+                <w:b/>
+                <w:bCs/>
+                <w:color w:val="FFFFFF"/>
+                <w:sz w:val="19"/>
+                <w:szCs w:val="19"/>
+              </w:rPr>
+              <w:t xml:space="preserve">Ghi chú</w:t>
+            </w:r>
+          </w:p>
+        </w:tc>
+      </w:tr>
+      <w:tr>
+        <w:tc>
+          <w:tcPr>
+            <w:tcW w:type="dxa" w:w="2057"/>
+            <w:tcMar>
+              <w:top w:type="dxa" w:w="100"/>
+              <w:left w:type="dxa" w:w="120"/>
+              <w:bottom w:type="dxa" w:w="100"/>
+              <w:right w:type="dxa" w:w="120"/>
+            </w:tcMar>
+            <w:vAlign w:val="center"/>
+          </w:tcPr>
+          <w:p>
+            <w:pPr>
+              <w:jc w:val="left"/>
+            </w:pPr>
+            <w:r>
+              <w:rPr>
+                <w:rFonts w:ascii="Calibri" w:cs="Calibri" w:eastAsia="Calibri" w:hAnsi="Calibri"/>
+                <w:b w:val="false"/>
+                <w:bCs w:val="false"/>
+                <w:color w:val="22302A"/>
+                <w:sz w:val="20"/>
+                <w:szCs w:val="20"/>
+              </w:rPr>
+              <w:t xml:space="preserve">id</w:t>
+            </w:r>
+          </w:p>
+        </w:tc>
+        <w:tc>
+          <w:tcPr>
+            <w:tcW w:type="dxa" w:w="2805"/>
+            <w:tcMar>
+              <w:top w:type="dxa" w:w="100"/>
+              <w:left w:type="dxa" w:w="120"/>
+              <w:bottom w:type="dxa" w:w="100"/>
+              <w:right w:type="dxa" w:w="120"/>
+            </w:tcMar>
+            <w:vAlign w:val="center"/>
+          </w:tcPr>
+          <w:p>
+            <w:pPr>
+              <w:jc w:val="left"/>
+            </w:pPr>
+            <w:r>
+              <w:rPr>
+                <w:rFonts w:ascii="Calibri" w:cs="Calibri" w:eastAsia="Calibri" w:hAnsi="Calibri"/>
+                <w:b w:val="false"/>
+                <w:bCs w:val="false"/>
+                <w:color w:val="22302A"/>
+                <w:sz w:val="20"/>
+                <w:szCs w:val="20"/>
+              </w:rPr>
+              <w:t xml:space="preserve">UUID (PK)</w:t>
+            </w:r>
+          </w:p>
+        </w:tc>
+        <w:tc>
+          <w:tcPr>
+            <w:tcW w:type="dxa" w:w="4488"/>
+            <w:tcMar>
+              <w:top w:type="dxa" w:w="100"/>
+              <w:left w:type="dxa" w:w="120"/>
+              <w:bottom w:type="dxa" w:w="100"/>
+              <w:right w:type="dxa" w:w="120"/>
+            </w:tcMar>
+            <w:vAlign w:val="center"/>
+          </w:tcPr>
+          <w:p>
+            <w:pPr>
+              <w:jc w:val="left"/>
+            </w:pPr>
+            <w:r>
+              <w:rPr>
+                <w:rFonts w:ascii="Calibri" w:cs="Calibri" w:eastAsia="Calibri" w:hAnsi="Calibri"/>
+                <w:b w:val="false"/>
+                <w:bCs w:val="false"/>
+                <w:color w:val="22302A"/>
+                <w:sz w:val="20"/>
+                <w:szCs w:val="20"/>
+              </w:rPr>
+              <w:t xml:space="preserve">Khoá chính.</w:t>
+            </w:r>
+          </w:p>
+        </w:tc>
+      </w:tr>
+      <w:tr>
+        <w:tc>
+          <w:tcPr>
+            <w:tcW w:type="dxa" w:w="2057"/>
+            <w:shd w:fill="F4F4F2" w:val="clear"/>
+            <w:tcMar>
+              <w:top w:type="dxa" w:w="100"/>
+              <w:left w:type="dxa" w:w="120"/>
+              <w:bottom w:type="dxa" w:w="100"/>
+              <w:right w:type="dxa" w:w="120"/>
+            </w:tcMar>
+            <w:vAlign w:val="center"/>
+          </w:tcPr>
+          <w:p>
+            <w:pPr>
+              <w:jc w:val="left"/>
+            </w:pPr>
+            <w:r>
+              <w:rPr>
+                <w:rFonts w:ascii="Calibri" w:cs="Calibri" w:eastAsia="Calibri" w:hAnsi="Calibri"/>
+                <w:b w:val="false"/>
+                <w:bCs w:val="false"/>
+                <w:color w:val="22302A"/>
+                <w:sz w:val="20"/>
+                <w:szCs w:val="20"/>
+              </w:rPr>
+              <w:t xml:space="preserve">patient_name / avatar_url</w:t>
+            </w:r>
+          </w:p>
+        </w:tc>
+        <w:tc>
+          <w:tcPr>
+            <w:tcW w:type="dxa" w:w="2805"/>
+            <w:shd w:fill="F4F4F2" w:val="clear"/>
+            <w:tcMar>
+              <w:top w:type="dxa" w:w="100"/>
+              <w:left w:type="dxa" w:w="120"/>
+              <w:bottom w:type="dxa" w:w="100"/>
+              <w:right w:type="dxa" w:w="120"/>
+            </w:tcMar>
+            <w:vAlign w:val="center"/>
+          </w:tcPr>
+          <w:p>
+            <w:pPr>
+              <w:jc w:val="left"/>
+            </w:pPr>
+            <w:r>
+              <w:rPr>
+                <w:rFonts w:ascii="Calibri" w:cs="Calibri" w:eastAsia="Calibri" w:hAnsi="Calibri"/>
+                <w:b w:val="false"/>
+                <w:bCs w:val="false"/>
+                <w:color w:val="22302A"/>
+                <w:sz w:val="20"/>
+                <w:szCs w:val="20"/>
+              </w:rPr>
+              <w:t xml:space="preserve">VARCHAR(150) / VARCHAR(255)</w:t>
+            </w:r>
+          </w:p>
+        </w:tc>
+        <w:tc>
+          <w:tcPr>
+            <w:tcW w:type="dxa" w:w="4488"/>
+            <w:shd w:fill="F4F4F2" w:val="clear"/>
+            <w:tcMar>
+              <w:top w:type="dxa" w:w="100"/>
+              <w:left w:type="dxa" w:w="120"/>
+              <w:bottom w:type="dxa" w:w="100"/>
+              <w:right w:type="dxa" w:w="120"/>
+            </w:tcMar>
+            <w:vAlign w:val="center"/>
+          </w:tcPr>
+          <w:p>
+            <w:pPr>
+              <w:jc w:val="left"/>
+            </w:pPr>
+            <w:r>
+              <w:rPr>
+                <w:rFonts w:ascii="Calibri" w:cs="Calibri" w:eastAsia="Calibri" w:hAnsi="Calibri"/>
+                <w:b w:val="false"/>
+                <w:bCs w:val="false"/>
+                <w:color w:val="22302A"/>
+                <w:sz w:val="20"/>
+                <w:szCs w:val="20"/>
+              </w:rPr>
+              <w:t xml:space="preserve">Tên hiển thị, ảnh đại diện (mục 7.10).</w:t>
+            </w:r>
+          </w:p>
+        </w:tc>
+      </w:tr>
+      <w:tr>
+        <w:tc>
+          <w:tcPr>
+            <w:tcW w:type="dxa" w:w="2057"/>
+            <w:tcMar>
+              <w:top w:type="dxa" w:w="100"/>
+              <w:left w:type="dxa" w:w="120"/>
+              <w:bottom w:type="dxa" w:w="100"/>
+              <w:right w:type="dxa" w:w="120"/>
+            </w:tcMar>
+            <w:vAlign w:val="center"/>
+          </w:tcPr>
+          <w:p>
+            <w:pPr>
+              <w:jc w:val="left"/>
+            </w:pPr>
+            <w:r>
+              <w:rPr>
+                <w:rFonts w:ascii="Calibri" w:cs="Calibri" w:eastAsia="Calibri" w:hAnsi="Calibri"/>
+                <w:b w:val="false"/>
+                <w:bCs w:val="false"/>
+                <w:color w:val="22302A"/>
+                <w:sz w:val="20"/>
+                <w:szCs w:val="20"/>
+              </w:rPr>
+              <w:t xml:space="preserve">content</w:t>
+            </w:r>
+          </w:p>
+        </w:tc>
+        <w:tc>
+          <w:tcPr>
+            <w:tcW w:type="dxa" w:w="2805"/>
+            <w:tcMar>
+              <w:top w:type="dxa" w:w="100"/>
+              <w:left w:type="dxa" w:w="120"/>
+              <w:bottom w:type="dxa" w:w="100"/>
+              <w:right w:type="dxa" w:w="120"/>
+            </w:tcMar>
+            <w:vAlign w:val="center"/>
+          </w:tcPr>
+          <w:p>
+            <w:pPr>
+              <w:jc w:val="left"/>
+            </w:pPr>
+            <w:r>
+              <w:rPr>
+                <w:rFonts w:ascii="Calibri" w:cs="Calibri" w:eastAsia="Calibri" w:hAnsi="Calibri"/>
+                <w:b w:val="false"/>
+                <w:bCs w:val="false"/>
+                <w:color w:val="22302A"/>
+                <w:sz w:val="20"/>
+                <w:szCs w:val="20"/>
+              </w:rPr>
+              <w:t xml:space="preserve">TEXT</w:t>
+            </w:r>
+          </w:p>
+        </w:tc>
+        <w:tc>
+          <w:tcPr>
+            <w:tcW w:type="dxa" w:w="4488"/>
+            <w:tcMar>
+              <w:top w:type="dxa" w:w="100"/>
+              <w:left w:type="dxa" w:w="120"/>
+              <w:bottom w:type="dxa" w:w="100"/>
+              <w:right w:type="dxa" w:w="120"/>
+            </w:tcMar>
+            <w:vAlign w:val="center"/>
+          </w:tcPr>
+          <w:p>
+            <w:pPr>
+              <w:jc w:val="left"/>
+            </w:pPr>
+            <w:r>
+              <w:rPr>
+                <w:rFonts w:ascii="Calibri" w:cs="Calibri" w:eastAsia="Calibri" w:hAnsi="Calibri"/>
+                <w:b w:val="false"/>
+                <w:bCs w:val="false"/>
+                <w:color w:val="22302A"/>
+                <w:sz w:val="20"/>
+                <w:szCs w:val="20"/>
+              </w:rPr>
+              <w:t xml:space="preserve">Nội dung đánh giá.</w:t>
+            </w:r>
+          </w:p>
+        </w:tc>
+      </w:tr>
+      <w:tr>
+        <w:tc>
+          <w:tcPr>
+            <w:tcW w:type="dxa" w:w="2057"/>
+            <w:shd w:fill="F4F4F2" w:val="clear"/>
+            <w:tcMar>
+              <w:top w:type="dxa" w:w="100"/>
+              <w:left w:type="dxa" w:w="120"/>
+              <w:bottom w:type="dxa" w:w="100"/>
+              <w:right w:type="dxa" w:w="120"/>
+            </w:tcMar>
+            <w:vAlign w:val="center"/>
+          </w:tcPr>
+          <w:p>
+            <w:pPr>
+              <w:jc w:val="left"/>
+            </w:pPr>
+            <w:r>
+              <w:rPr>
+                <w:rFonts w:ascii="Calibri" w:cs="Calibri" w:eastAsia="Calibri" w:hAnsi="Calibri"/>
+                <w:b w:val="false"/>
+                <w:bCs w:val="false"/>
+                <w:color w:val="22302A"/>
+                <w:sz w:val="20"/>
+                <w:szCs w:val="20"/>
+              </w:rPr>
+              <w:t xml:space="preserve">rating</w:t>
+            </w:r>
+          </w:p>
+        </w:tc>
+        <w:tc>
+          <w:tcPr>
+            <w:tcW w:type="dxa" w:w="2805"/>
+            <w:shd w:fill="F4F4F2" w:val="clear"/>
+            <w:tcMar>
+              <w:top w:type="dxa" w:w="100"/>
+              <w:left w:type="dxa" w:w="120"/>
+              <w:bottom w:type="dxa" w:w="100"/>
+              <w:right w:type="dxa" w:w="120"/>
+            </w:tcMar>
+            <w:vAlign w:val="center"/>
+          </w:tcPr>
+          <w:p>
+            <w:pPr>
+              <w:jc w:val="left"/>
+            </w:pPr>
+            <w:r>
+              <w:rPr>
+                <w:rFonts w:ascii="Calibri" w:cs="Calibri" w:eastAsia="Calibri" w:hAnsi="Calibri"/>
+                <w:b w:val="false"/>
+                <w:bCs w:val="false"/>
+                <w:color w:val="22302A"/>
+                <w:sz w:val="20"/>
+                <w:szCs w:val="20"/>
+              </w:rPr>
+              <w:t xml:space="preserve">SMALLINT (1–5)</w:t>
+            </w:r>
+          </w:p>
+        </w:tc>
+        <w:tc>
+          <w:tcPr>
+            <w:tcW w:type="dxa" w:w="4488"/>
+            <w:shd w:fill="F4F4F2" w:val="clear"/>
+            <w:tcMar>
+              <w:top w:type="dxa" w:w="100"/>
+              <w:left w:type="dxa" w:w="120"/>
+              <w:bottom w:type="dxa" w:w="100"/>
+              <w:right w:type="dxa" w:w="120"/>
+            </w:tcMar>
+            <w:vAlign w:val="center"/>
+          </w:tcPr>
+          <w:p>
+            <w:pPr>
+              <w:jc w:val="left"/>
+            </w:pPr>
+            <w:r>
+              <w:rPr>
+                <w:rFonts w:ascii="Calibri" w:cs="Calibri" w:eastAsia="Calibri" w:hAnsi="Calibri"/>
+                <w:b w:val="false"/>
+                <w:bCs w:val="false"/>
+                <w:color w:val="22302A"/>
+                <w:sz w:val="20"/>
+                <w:szCs w:val="20"/>
+              </w:rPr>
+              <w:t xml:space="preserve">Số sao đánh giá.</w:t>
+            </w:r>
+          </w:p>
+        </w:tc>
+      </w:tr>
+      <w:tr>
+        <w:tc>
+          <w:tcPr>
+            <w:tcW w:type="dxa" w:w="2057"/>
+            <w:tcMar>
+              <w:top w:type="dxa" w:w="100"/>
+              <w:left w:type="dxa" w:w="120"/>
+              <w:bottom w:type="dxa" w:w="100"/>
+              <w:right w:type="dxa" w:w="120"/>
+            </w:tcMar>
+            <w:vAlign w:val="center"/>
+          </w:tcPr>
+          <w:p>
+            <w:pPr>
+              <w:jc w:val="left"/>
+            </w:pPr>
+            <w:r>
+              <w:rPr>
+                <w:rFonts w:ascii="Calibri" w:cs="Calibri" w:eastAsia="Calibri" w:hAnsi="Calibri"/>
+                <w:b w:val="false"/>
+                <w:bCs w:val="false"/>
+                <w:color w:val="22302A"/>
+                <w:sz w:val="20"/>
+                <w:szCs w:val="20"/>
+              </w:rPr>
+              <w:t xml:space="preserve">service_id</w:t>
+            </w:r>
+          </w:p>
+        </w:tc>
+        <w:tc>
+          <w:tcPr>
+            <w:tcW w:type="dxa" w:w="2805"/>
+            <w:tcMar>
+              <w:top w:type="dxa" w:w="100"/>
+              <w:left w:type="dxa" w:w="120"/>
+              <w:bottom w:type="dxa" w:w="100"/>
+              <w:right w:type="dxa" w:w="120"/>
+            </w:tcMar>
+            <w:vAlign w:val="center"/>
+          </w:tcPr>
+          <w:p>
+            <w:pPr>
+              <w:jc w:val="left"/>
+            </w:pPr>
+            <w:r>
+              <w:rPr>
+                <w:rFonts w:ascii="Calibri" w:cs="Calibri" w:eastAsia="Calibri" w:hAnsi="Calibri"/>
+                <w:b w:val="false"/>
+                <w:bCs w:val="false"/>
+                <w:color w:val="22302A"/>
+                <w:sz w:val="20"/>
+                <w:szCs w:val="20"/>
+              </w:rPr>
+              <w:t xml:space="preserve">UUID (FK → services.id, nullable)</w:t>
+            </w:r>
+          </w:p>
+        </w:tc>
+        <w:tc>
+          <w:tcPr>
+            <w:tcW w:type="dxa" w:w="4488"/>
+            <w:tcMar>
+              <w:top w:type="dxa" w:w="100"/>
+              <w:left w:type="dxa" w:w="120"/>
+              <w:bottom w:type="dxa" w:w="100"/>
+              <w:right w:type="dxa" w:w="120"/>
+            </w:tcMar>
+            <w:vAlign w:val="center"/>
+          </w:tcPr>
+          <w:p>
+            <w:pPr>
+              <w:jc w:val="left"/>
+            </w:pPr>
+            <w:r>
+              <w:rPr>
+                <w:rFonts w:ascii="Calibri" w:cs="Calibri" w:eastAsia="Calibri" w:hAnsi="Calibri"/>
+                <w:b w:val="false"/>
+                <w:bCs w:val="false"/>
+                <w:color w:val="22302A"/>
+                <w:sz w:val="20"/>
+                <w:szCs w:val="20"/>
+              </w:rPr>
+              <w:t xml:space="preserve">Gắn với 1 dịch vụ cụ thể, có thể để trống.</w:t>
+            </w:r>
+          </w:p>
+        </w:tc>
+      </w:tr>
+      <w:tr>
+        <w:tc>
+          <w:tcPr>
+            <w:tcW w:type="dxa" w:w="2057"/>
+            <w:shd w:fill="F4F4F2" w:val="clear"/>
+            <w:tcMar>
+              <w:top w:type="dxa" w:w="100"/>
+              <w:left w:type="dxa" w:w="120"/>
+              <w:bottom w:type="dxa" w:w="100"/>
+              <w:right w:type="dxa" w:w="120"/>
+            </w:tcMar>
+            <w:vAlign w:val="center"/>
+          </w:tcPr>
+          <w:p>
+            <w:pPr>
+              <w:jc w:val="left"/>
+            </w:pPr>
+            <w:r>
+              <w:rPr>
+                <w:rFonts w:ascii="Calibri" w:cs="Calibri" w:eastAsia="Calibri" w:hAnsi="Calibri"/>
+                <w:b w:val="false"/>
+                <w:bCs w:val="false"/>
+                <w:color w:val="22302A"/>
+                <w:sz w:val="20"/>
+                <w:szCs w:val="20"/>
+              </w:rPr>
+              <w:t xml:space="preserve">region</w:t>
+            </w:r>
+          </w:p>
+        </w:tc>
+        <w:tc>
+          <w:tcPr>
+            <w:tcW w:type="dxa" w:w="2805"/>
+            <w:shd w:fill="F4F4F2" w:val="clear"/>
+            <w:tcMar>
+              <w:top w:type="dxa" w:w="100"/>
+              <w:left w:type="dxa" w:w="120"/>
+              <w:bottom w:type="dxa" w:w="100"/>
+              <w:right w:type="dxa" w:w="120"/>
+            </w:tcMar>
+            <w:vAlign w:val="center"/>
+          </w:tcPr>
+          <w:p>
+            <w:pPr>
+              <w:jc w:val="left"/>
+            </w:pPr>
+            <w:r>
+              <w:rPr>
+                <w:rFonts w:ascii="Calibri" w:cs="Calibri" w:eastAsia="Calibri" w:hAnsi="Calibri"/>
+                <w:b w:val="false"/>
+                <w:bCs w:val="false"/>
+                <w:color w:val="22302A"/>
+                <w:sz w:val="20"/>
+                <w:szCs w:val="20"/>
+              </w:rPr>
+              <w:t xml:space="preserve">VARCHAR(100)</w:t>
+            </w:r>
+          </w:p>
+        </w:tc>
+        <w:tc>
+          <w:tcPr>
+            <w:tcW w:type="dxa" w:w="4488"/>
+            <w:shd w:fill="F4F4F2" w:val="clear"/>
+            <w:tcMar>
+              <w:top w:type="dxa" w:w="100"/>
+              <w:left w:type="dxa" w:w="120"/>
+              <w:bottom w:type="dxa" w:w="100"/>
+              <w:right w:type="dxa" w:w="120"/>
+            </w:tcMar>
+            <w:vAlign w:val="center"/>
+          </w:tcPr>
+          <w:p>
+            <w:pPr>
+              <w:jc w:val="left"/>
+            </w:pPr>
+            <w:r>
+              <w:rPr>
+                <w:rFonts w:ascii="Calibri" w:cs="Calibri" w:eastAsia="Calibri" w:hAnsi="Calibri"/>
+                <w:b w:val="false"/>
+                <w:bCs w:val="false"/>
+                <w:color w:val="22302A"/>
+                <w:sz w:val="20"/>
+                <w:szCs w:val="20"/>
+              </w:rPr>
+              <w:t xml:space="preserve">Khu vực sinh sống hiển thị kèm tên.</w:t>
+            </w:r>
+          </w:p>
+        </w:tc>
+      </w:tr>
+      <w:tr>
+        <w:tc>
+          <w:tcPr>
+            <w:tcW w:type="dxa" w:w="2057"/>
+            <w:tcMar>
+              <w:top w:type="dxa" w:w="100"/>
+              <w:left w:type="dxa" w:w="120"/>
+              <w:bottom w:type="dxa" w:w="100"/>
+              <w:right w:type="dxa" w:w="120"/>
+            </w:tcMar>
+            <w:vAlign w:val="center"/>
+          </w:tcPr>
+          <w:p>
+            <w:pPr>
+              <w:jc w:val="left"/>
+            </w:pPr>
+            <w:r>
+              <w:rPr>
+                <w:rFonts w:ascii="Calibri" w:cs="Calibri" w:eastAsia="Calibri" w:hAnsi="Calibri"/>
+                <w:b w:val="false"/>
+                <w:bCs w:val="false"/>
+                <w:color w:val="22302A"/>
+                <w:sz w:val="20"/>
+                <w:szCs w:val="20"/>
+              </w:rPr>
+              <w:t xml:space="preserve">is_approved</w:t>
+            </w:r>
+          </w:p>
+        </w:tc>
+        <w:tc>
+          <w:tcPr>
+            <w:tcW w:type="dxa" w:w="2805"/>
+            <w:tcMar>
+              <w:top w:type="dxa" w:w="100"/>
+              <w:left w:type="dxa" w:w="120"/>
+              <w:bottom w:type="dxa" w:w="100"/>
+              <w:right w:type="dxa" w:w="120"/>
+            </w:tcMar>
+            <w:vAlign w:val="center"/>
+          </w:tcPr>
+          <w:p>
+            <w:pPr>
+              <w:jc w:val="left"/>
+            </w:pPr>
+            <w:r>
+              <w:rPr>
+                <w:rFonts w:ascii="Calibri" w:cs="Calibri" w:eastAsia="Calibri" w:hAnsi="Calibri"/>
+                <w:b w:val="false"/>
+                <w:bCs w:val="false"/>
+                <w:color w:val="22302A"/>
+                <w:sz w:val="20"/>
+                <w:szCs w:val="20"/>
+              </w:rPr>
+              <w:t xml:space="preserve">BOOLEAN DEFAULT false</w:t>
+            </w:r>
+          </w:p>
+        </w:tc>
+        <w:tc>
+          <w:tcPr>
+            <w:tcW w:type="dxa" w:w="4488"/>
+            <w:tcMar>
+              <w:top w:type="dxa" w:w="100"/>
+              <w:left w:type="dxa" w:w="120"/>
+              <w:bottom w:type="dxa" w:w="100"/>
+              <w:right w:type="dxa" w:w="120"/>
+            </w:tcMar>
+            <w:vAlign w:val="center"/>
+          </w:tcPr>
+          <w:p>
+            <w:pPr>
+              <w:jc w:val="left"/>
+            </w:pPr>
+            <w:r>
+              <w:rPr>
+                <w:rFonts w:ascii="Calibri" w:cs="Calibri" w:eastAsia="Calibri" w:hAnsi="Calibri"/>
+                <w:b w:val="false"/>
+                <w:bCs w:val="false"/>
+                <w:color w:val="22302A"/>
+                <w:sz w:val="20"/>
+                <w:szCs w:val="20"/>
+              </w:rPr>
+              <w:t xml:space="preserve">BẮT BUỘC — chỉ hiển thị công khai (mục 7.10/12) sau khi Admin duyệt; tránh đánh giá spam/không phù hợp hiển thị ngay lập tức.</w:t>
+            </w:r>
+          </w:p>
+        </w:tc>
+      </w:tr>
+    </w:tbl>
+    <w:p>
+      <w:pPr>
+        <w:pStyle w:val="Heading3"/>
+        <w:spacing w:after="100" w:before="220"/>
+      </w:pPr>
+      <w:r>
+        <w:rPr>
+          <w:rFonts w:ascii="Calibri" w:cs="Calibri" w:eastAsia="Calibri" w:hAnsi="Calibri"/>
+          <w:b/>
+          <w:bCs/>
+          <w:color w:val="2FA968"/>
+        </w:rPr>
+        <w:t xml:space="preserve">contact_messages / lab_test_requests / teleconsult_requests</w:t>
+      </w:r>
+    </w:p>
+    <w:p>
+      <w:pPr>
+        <w:spacing w:after="140" w:line="300"/>
+      </w:pPr>
+      <w:r>
+        <w:rPr>
+          <w:rFonts w:ascii="Calibri" w:cs="Calibri" w:eastAsia="Calibri" w:hAnsi="Calibri"/>
+          <w:color w:val="22302A"/>
+          <w:sz w:val="21"/>
+          <w:szCs w:val="21"/>
+        </w:rPr>
+        <w:t xml:space="preserve">Cả 3 bảng có cấu trúc tương tự nhau (form đơn giản, mục 8.5/8.6), gộp chung mô tả: id (UUID PK), full_name, phone, email (tuỳ chọn), nội dung/yêu cầu (TEXT — riêng lab_test_requests có thêm cột test_types dạng mảng/JSON cho các loại xét nghiệm đã chọn), status ENUM (mới / đang_xử_lý / đã_xử_lý), created_at.</w:t>
+      </w:r>
+    </w:p>
+    <w:p>
+      <w:pPr>
+        <w:pStyle w:val="Heading3"/>
+        <w:spacing w:after="100" w:before="220"/>
+      </w:pPr>
+      <w:r>
+        <w:rPr>
+          <w:rFonts w:ascii="Calibri" w:cs="Calibri" w:eastAsia="Calibri" w:hAnsi="Calibri"/>
+          <w:b/>
+          <w:bCs/>
+          <w:color w:val="2FA968"/>
+        </w:rPr>
+        <w:t xml:space="preserve">price_list (mới — backing cho mục 8.7 Chi phí điều trị)</w:t>
+      </w:r>
+    </w:p>
+    <w:tbl>
+      <w:tblPr>
+        <w:tblW w:type="dxa" w:w="9350"/>
+        <w:tblBorders>
+          <w:top w:val="single" w:color="auto" w:sz="4"/>
+          <w:left w:val="single" w:color="auto" w:sz="4"/>
+          <w:bottom w:val="single" w:color="auto" w:sz="4"/>
+          <w:right w:val="single" w:color="auto" w:sz="4"/>
+          <w:insideH w:val="single" w:color="auto" w:sz="4"/>
+          <w:insideV w:val="single" w:color="auto" w:sz="4"/>
+        </w:tblBorders>
+      </w:tblPr>
+      <w:tblGrid>
+        <w:gridCol w:w="2057"/>
+        <w:gridCol w:w="2805"/>
+        <w:gridCol w:w="4488"/>
+      </w:tblGrid>
+      <w:tr>
+        <w:trPr>
+          <w:tblHeader/>
+        </w:trPr>
+        <w:tc>
+          <w:tcPr>
+            <w:tcW w:type="dxa" w:w="2057"/>
+            <w:shd w:fill="164B36" w:val="clear"/>
+            <w:tcMar>
+              <w:top w:type="dxa" w:w="100"/>
+              <w:left w:type="dxa" w:w="120"/>
+              <w:bottom w:type="dxa" w:w="100"/>
+              <w:right w:type="dxa" w:w="120"/>
+            </w:tcMar>
+            <w:vAlign w:val="center"/>
+          </w:tcPr>
+          <w:p>
+            <w:pPr>
+              <w:jc w:val="left"/>
+            </w:pPr>
+            <w:r>
+              <w:rPr>
+                <w:rFonts w:ascii="Calibri" w:cs="Calibri" w:eastAsia="Calibri" w:hAnsi="Calibri"/>
+                <w:b/>
+                <w:bCs/>
+                <w:color w:val="FFFFFF"/>
+                <w:sz w:val="19"/>
+                <w:szCs w:val="19"/>
+              </w:rPr>
+              <w:t xml:space="preserve">Trường</w:t>
+            </w:r>
+          </w:p>
+        </w:tc>
+        <w:tc>
+          <w:tcPr>
+            <w:tcW w:type="dxa" w:w="2805"/>
+            <w:shd w:fill="164B36" w:val="clear"/>
+            <w:tcMar>
+              <w:top w:type="dxa" w:w="100"/>
+              <w:left w:type="dxa" w:w="120"/>
+              <w:bottom w:type="dxa" w:w="100"/>
+              <w:right w:type="dxa" w:w="120"/>
+            </w:tcMar>
+            <w:vAlign w:val="center"/>
+          </w:tcPr>
+          <w:p>
+            <w:pPr>
+              <w:jc w:val="left"/>
+            </w:pPr>
+            <w:r>
+              <w:rPr>
+                <w:rFonts w:ascii="Calibri" w:cs="Calibri" w:eastAsia="Calibri" w:hAnsi="Calibri"/>
+                <w:b/>
+                <w:bCs/>
+                <w:color w:val="FFFFFF"/>
+                <w:sz w:val="19"/>
+                <w:szCs w:val="19"/>
+              </w:rPr>
+              <w:t xml:space="preserve">Kiểu dữ liệu</w:t>
+            </w:r>
+          </w:p>
+        </w:tc>
+        <w:tc>
+          <w:tcPr>
+            <w:tcW w:type="dxa" w:w="4488"/>
+            <w:shd w:fill="164B36" w:val="clear"/>
+            <w:tcMar>
+              <w:top w:type="dxa" w:w="100"/>
+              <w:left w:type="dxa" w:w="120"/>
+              <w:bottom w:type="dxa" w:w="100"/>
+              <w:right w:type="dxa" w:w="120"/>
+            </w:tcMar>
+            <w:vAlign w:val="center"/>
+          </w:tcPr>
+          <w:p>
+            <w:pPr>
+              <w:jc w:val="left"/>
+            </w:pPr>
+            <w:r>
+              <w:rPr>
+                <w:rFonts w:ascii="Calibri" w:cs="Calibri" w:eastAsia="Calibri" w:hAnsi="Calibri"/>
+                <w:b/>
+                <w:bCs/>
+                <w:color w:val="FFFFFF"/>
+                <w:sz w:val="19"/>
+                <w:szCs w:val="19"/>
+              </w:rPr>
+              <w:t xml:space="preserve">Ghi chú</w:t>
+            </w:r>
+          </w:p>
+        </w:tc>
+      </w:tr>
+      <w:tr>
+        <w:tc>
+          <w:tcPr>
+            <w:tcW w:type="dxa" w:w="2057"/>
+            <w:tcMar>
+              <w:top w:type="dxa" w:w="100"/>
+              <w:left w:type="dxa" w:w="120"/>
+              <w:bottom w:type="dxa" w:w="100"/>
+              <w:right w:type="dxa" w:w="120"/>
+            </w:tcMar>
+            <w:vAlign w:val="center"/>
+          </w:tcPr>
+          <w:p>
+            <w:pPr>
+              <w:jc w:val="left"/>
+            </w:pPr>
+            <w:r>
+              <w:rPr>
+                <w:rFonts w:ascii="Calibri" w:cs="Calibri" w:eastAsia="Calibri" w:hAnsi="Calibri"/>
+                <w:b w:val="false"/>
+                <w:bCs w:val="false"/>
+                <w:color w:val="22302A"/>
+                <w:sz w:val="20"/>
+                <w:szCs w:val="20"/>
+              </w:rPr>
+              <w:t xml:space="preserve">id</w:t>
+            </w:r>
+          </w:p>
+        </w:tc>
+        <w:tc>
+          <w:tcPr>
+            <w:tcW w:type="dxa" w:w="2805"/>
+            <w:tcMar>
+              <w:top w:type="dxa" w:w="100"/>
+              <w:left w:type="dxa" w:w="120"/>
+              <w:bottom w:type="dxa" w:w="100"/>
+              <w:right w:type="dxa" w:w="120"/>
+            </w:tcMar>
+            <w:vAlign w:val="center"/>
+          </w:tcPr>
+          <w:p>
+            <w:pPr>
+              <w:jc w:val="left"/>
+            </w:pPr>
+            <w:r>
+              <w:rPr>
+                <w:rFonts w:ascii="Calibri" w:cs="Calibri" w:eastAsia="Calibri" w:hAnsi="Calibri"/>
+                <w:b w:val="false"/>
+                <w:bCs w:val="false"/>
+                <w:color w:val="22302A"/>
+                <w:sz w:val="20"/>
+                <w:szCs w:val="20"/>
+              </w:rPr>
+              <w:t xml:space="preserve">UUID (PK)</w:t>
+            </w:r>
+          </w:p>
+        </w:tc>
+        <w:tc>
+          <w:tcPr>
+            <w:tcW w:type="dxa" w:w="4488"/>
+            <w:tcMar>
+              <w:top w:type="dxa" w:w="100"/>
+              <w:left w:type="dxa" w:w="120"/>
+              <w:bottom w:type="dxa" w:w="100"/>
+              <w:right w:type="dxa" w:w="120"/>
+            </w:tcMar>
+            <w:vAlign w:val="center"/>
+          </w:tcPr>
+          <w:p>
+            <w:pPr>
+              <w:jc w:val="left"/>
+            </w:pPr>
+            <w:r>
+              <w:rPr>
+                <w:rFonts w:ascii="Calibri" w:cs="Calibri" w:eastAsia="Calibri" w:hAnsi="Calibri"/>
+                <w:b w:val="false"/>
+                <w:bCs w:val="false"/>
+                <w:color w:val="22302A"/>
+                <w:sz w:val="20"/>
+                <w:szCs w:val="20"/>
+              </w:rPr>
+              <w:t xml:space="preserve">Khoá chính.</w:t>
+            </w:r>
+          </w:p>
+        </w:tc>
+      </w:tr>
+      <w:tr>
+        <w:tc>
+          <w:tcPr>
+            <w:tcW w:type="dxa" w:w="2057"/>
+            <w:shd w:fill="F4F4F2" w:val="clear"/>
+            <w:tcMar>
+              <w:top w:type="dxa" w:w="100"/>
+              <w:left w:type="dxa" w:w="120"/>
+              <w:bottom w:type="dxa" w:w="100"/>
+              <w:right w:type="dxa" w:w="120"/>
+            </w:tcMar>
+            <w:vAlign w:val="center"/>
+          </w:tcPr>
+          <w:p>
+            <w:pPr>
+              <w:jc w:val="left"/>
+            </w:pPr>
+            <w:r>
+              <w:rPr>
+                <w:rFonts w:ascii="Calibri" w:cs="Calibri" w:eastAsia="Calibri" w:hAnsi="Calibri"/>
+                <w:b w:val="false"/>
+                <w:bCs w:val="false"/>
+                <w:color w:val="22302A"/>
+                <w:sz w:val="20"/>
+                <w:szCs w:val="20"/>
+              </w:rPr>
+              <w:t xml:space="preserve">service_id / specialty_id</w:t>
+            </w:r>
+          </w:p>
+        </w:tc>
+        <w:tc>
+          <w:tcPr>
+            <w:tcW w:type="dxa" w:w="2805"/>
+            <w:shd w:fill="F4F4F2" w:val="clear"/>
+            <w:tcMar>
+              <w:top w:type="dxa" w:w="100"/>
+              <w:left w:type="dxa" w:w="120"/>
+              <w:bottom w:type="dxa" w:w="100"/>
+              <w:right w:type="dxa" w:w="120"/>
+            </w:tcMar>
+            <w:vAlign w:val="center"/>
+          </w:tcPr>
+          <w:p>
+            <w:pPr>
+              <w:jc w:val="left"/>
+            </w:pPr>
+            <w:r>
+              <w:rPr>
+                <w:rFonts w:ascii="Calibri" w:cs="Calibri" w:eastAsia="Calibri" w:hAnsi="Calibri"/>
+                <w:b w:val="false"/>
+                <w:bCs w:val="false"/>
+                <w:color w:val="22302A"/>
+                <w:sz w:val="20"/>
+                <w:szCs w:val="20"/>
+              </w:rPr>
+              <w:t xml:space="preserve">UUID (FK, nullable — 1 trong 2)</w:t>
+            </w:r>
+          </w:p>
+        </w:tc>
+        <w:tc>
+          <w:tcPr>
+            <w:tcW w:type="dxa" w:w="4488"/>
+            <w:shd w:fill="F4F4F2" w:val="clear"/>
+            <w:tcMar>
+              <w:top w:type="dxa" w:w="100"/>
+              <w:left w:type="dxa" w:w="120"/>
+              <w:bottom w:type="dxa" w:w="100"/>
+              <w:right w:type="dxa" w:w="120"/>
+            </w:tcMar>
+            <w:vAlign w:val="center"/>
+          </w:tcPr>
+          <w:p>
+            <w:pPr>
+              <w:jc w:val="left"/>
+            </w:pPr>
+            <w:r>
+              <w:rPr>
+                <w:rFonts w:ascii="Calibri" w:cs="Calibri" w:eastAsia="Calibri" w:hAnsi="Calibri"/>
+                <w:b w:val="false"/>
+                <w:bCs w:val="false"/>
+                <w:color w:val="22302A"/>
+                <w:sz w:val="20"/>
+                <w:szCs w:val="20"/>
+              </w:rPr>
+              <w:t xml:space="preserve">Giá có thể gắn theo dịch vụ hoặc theo chuyên khoa.</w:t>
+            </w:r>
+          </w:p>
+        </w:tc>
+      </w:tr>
+      <w:tr>
+        <w:tc>
+          <w:tcPr>
+            <w:tcW w:type="dxa" w:w="2057"/>
+            <w:tcMar>
+              <w:top w:type="dxa" w:w="100"/>
+              <w:left w:type="dxa" w:w="120"/>
+              <w:bottom w:type="dxa" w:w="100"/>
+              <w:right w:type="dxa" w:w="120"/>
+            </w:tcMar>
+            <w:vAlign w:val="center"/>
+          </w:tcPr>
+          <w:p>
+            <w:pPr>
+              <w:jc w:val="left"/>
+            </w:pPr>
+            <w:r>
+              <w:rPr>
+                <w:rFonts w:ascii="Calibri" w:cs="Calibri" w:eastAsia="Calibri" w:hAnsi="Calibri"/>
+                <w:b w:val="false"/>
+                <w:bCs w:val="false"/>
+                <w:color w:val="22302A"/>
+                <w:sz w:val="20"/>
+                <w:szCs w:val="20"/>
+              </w:rPr>
+              <w:t xml:space="preserve">item_name</w:t>
+            </w:r>
+          </w:p>
+        </w:tc>
+        <w:tc>
+          <w:tcPr>
+            <w:tcW w:type="dxa" w:w="2805"/>
+            <w:tcMar>
+              <w:top w:type="dxa" w:w="100"/>
+              <w:left w:type="dxa" w:w="120"/>
+              <w:bottom w:type="dxa" w:w="100"/>
+              <w:right w:type="dxa" w:w="120"/>
+            </w:tcMar>
+            <w:vAlign w:val="center"/>
+          </w:tcPr>
+          <w:p>
+            <w:pPr>
+              <w:jc w:val="left"/>
+            </w:pPr>
+            <w:r>
+              <w:rPr>
+                <w:rFonts w:ascii="Calibri" w:cs="Calibri" w:eastAsia="Calibri" w:hAnsi="Calibri"/>
+                <w:b w:val="false"/>
+                <w:bCs w:val="false"/>
+                <w:color w:val="22302A"/>
+                <w:sz w:val="20"/>
+                <w:szCs w:val="20"/>
+              </w:rPr>
+              <w:t xml:space="preserve">VARCHAR(200)</w:t>
+            </w:r>
+          </w:p>
+        </w:tc>
+        <w:tc>
+          <w:tcPr>
+            <w:tcW w:type="dxa" w:w="4488"/>
+            <w:tcMar>
+              <w:top w:type="dxa" w:w="100"/>
+              <w:left w:type="dxa" w:w="120"/>
+              <w:bottom w:type="dxa" w:w="100"/>
+              <w:right w:type="dxa" w:w="120"/>
+            </w:tcMar>
+            <w:vAlign w:val="center"/>
+          </w:tcPr>
+          <w:p>
+            <w:pPr>
+              <w:jc w:val="left"/>
+            </w:pPr>
+            <w:r>
+              <w:rPr>
+                <w:rFonts w:ascii="Calibri" w:cs="Calibri" w:eastAsia="Calibri" w:hAnsi="Calibri"/>
+                <w:b w:val="false"/>
+                <w:bCs w:val="false"/>
+                <w:color w:val="22302A"/>
+                <w:sz w:val="20"/>
+                <w:szCs w:val="20"/>
+              </w:rPr>
+              <w:t xml:space="preserve">Tên hạng mục hiển thị trong bảng giá.</w:t>
+            </w:r>
+          </w:p>
+        </w:tc>
+      </w:tr>
+      <w:tr>
+        <w:tc>
+          <w:tcPr>
+            <w:tcW w:type="dxa" w:w="2057"/>
+            <w:shd w:fill="F4F4F2" w:val="clear"/>
+            <w:tcMar>
+              <w:top w:type="dxa" w:w="100"/>
+              <w:left w:type="dxa" w:w="120"/>
+              <w:bottom w:type="dxa" w:w="100"/>
+              <w:right w:type="dxa" w:w="120"/>
+            </w:tcMar>
+            <w:vAlign w:val="center"/>
+          </w:tcPr>
+          <w:p>
+            <w:pPr>
+              <w:jc w:val="left"/>
+            </w:pPr>
+            <w:r>
+              <w:rPr>
+                <w:rFonts w:ascii="Calibri" w:cs="Calibri" w:eastAsia="Calibri" w:hAnsi="Calibri"/>
+                <w:b w:val="false"/>
+                <w:bCs w:val="false"/>
+                <w:color w:val="22302A"/>
+                <w:sz w:val="20"/>
+                <w:szCs w:val="20"/>
+              </w:rPr>
+              <w:t xml:space="preserve">price</w:t>
+            </w:r>
+          </w:p>
+        </w:tc>
+        <w:tc>
+          <w:tcPr>
+            <w:tcW w:type="dxa" w:w="2805"/>
+            <w:shd w:fill="F4F4F2" w:val="clear"/>
+            <w:tcMar>
+              <w:top w:type="dxa" w:w="100"/>
+              <w:left w:type="dxa" w:w="120"/>
+              <w:bottom w:type="dxa" w:w="100"/>
+              <w:right w:type="dxa" w:w="120"/>
+            </w:tcMar>
+            <w:vAlign w:val="center"/>
+          </w:tcPr>
+          <w:p>
+            <w:pPr>
+              <w:jc w:val="left"/>
+            </w:pPr>
+            <w:r>
+              <w:rPr>
+                <w:rFonts w:ascii="Calibri" w:cs="Calibri" w:eastAsia="Calibri" w:hAnsi="Calibri"/>
+                <w:b w:val="false"/>
+                <w:bCs w:val="false"/>
+                <w:color w:val="22302A"/>
+                <w:sz w:val="20"/>
+                <w:szCs w:val="20"/>
+              </w:rPr>
+              <w:t xml:space="preserve">DECIMAL</w:t>
+            </w:r>
+          </w:p>
+        </w:tc>
+        <w:tc>
+          <w:tcPr>
+            <w:tcW w:type="dxa" w:w="4488"/>
+            <w:shd w:fill="F4F4F2" w:val="clear"/>
+            <w:tcMar>
+              <w:top w:type="dxa" w:w="100"/>
+              <w:left w:type="dxa" w:w="120"/>
+              <w:bottom w:type="dxa" w:w="100"/>
+              <w:right w:type="dxa" w:w="120"/>
+            </w:tcMar>
+            <w:vAlign w:val="center"/>
+          </w:tcPr>
+          <w:p>
+            <w:pPr>
+              <w:jc w:val="left"/>
+            </w:pPr>
+            <w:r>
+              <w:rPr>
+                <w:rFonts w:ascii="Calibri" w:cs="Calibri" w:eastAsia="Calibri" w:hAnsi="Calibri"/>
+                <w:b w:val="false"/>
+                <w:bCs w:val="false"/>
+                <w:color w:val="22302A"/>
+                <w:sz w:val="20"/>
+                <w:szCs w:val="20"/>
+              </w:rPr>
+              <w:t xml:space="preserve">Đơn giá.</w:t>
+            </w:r>
+          </w:p>
+        </w:tc>
+      </w:tr>
+      <w:tr>
+        <w:tc>
+          <w:tcPr>
+            <w:tcW w:type="dxa" w:w="2057"/>
+            <w:tcMar>
+              <w:top w:type="dxa" w:w="100"/>
+              <w:left w:type="dxa" w:w="120"/>
+              <w:bottom w:type="dxa" w:w="100"/>
+              <w:right w:type="dxa" w:w="120"/>
+            </w:tcMar>
+            <w:vAlign w:val="center"/>
+          </w:tcPr>
+          <w:p>
+            <w:pPr>
+              <w:jc w:val="left"/>
+            </w:pPr>
+            <w:r>
+              <w:rPr>
+                <w:rFonts w:ascii="Calibri" w:cs="Calibri" w:eastAsia="Calibri" w:hAnsi="Calibri"/>
+                <w:b w:val="false"/>
+                <w:bCs w:val="false"/>
+                <w:color w:val="22302A"/>
+                <w:sz w:val="20"/>
+                <w:szCs w:val="20"/>
+              </w:rPr>
+              <w:t xml:space="preserve">unit</w:t>
+            </w:r>
+          </w:p>
+        </w:tc>
+        <w:tc>
+          <w:tcPr>
+            <w:tcW w:type="dxa" w:w="2805"/>
+            <w:tcMar>
+              <w:top w:type="dxa" w:w="100"/>
+              <w:left w:type="dxa" w:w="120"/>
+              <w:bottom w:type="dxa" w:w="100"/>
+              <w:right w:type="dxa" w:w="120"/>
+            </w:tcMar>
+            <w:vAlign w:val="center"/>
+          </w:tcPr>
+          <w:p>
+            <w:pPr>
+              <w:jc w:val="left"/>
+            </w:pPr>
+            <w:r>
+              <w:rPr>
+                <w:rFonts w:ascii="Calibri" w:cs="Calibri" w:eastAsia="Calibri" w:hAnsi="Calibri"/>
+                <w:b w:val="false"/>
+                <w:bCs w:val="false"/>
+                <w:color w:val="22302A"/>
+                <w:sz w:val="20"/>
+                <w:szCs w:val="20"/>
+              </w:rPr>
+              <w:t xml:space="preserve">VARCHAR(50)</w:t>
+            </w:r>
+          </w:p>
+        </w:tc>
+        <w:tc>
+          <w:tcPr>
+            <w:tcW w:type="dxa" w:w="4488"/>
+            <w:tcMar>
+              <w:top w:type="dxa" w:w="100"/>
+              <w:left w:type="dxa" w:w="120"/>
+              <w:bottom w:type="dxa" w:w="100"/>
+              <w:right w:type="dxa" w:w="120"/>
+            </w:tcMar>
+            <w:vAlign w:val="center"/>
+          </w:tcPr>
+          <w:p>
+            <w:pPr>
+              <w:jc w:val="left"/>
+            </w:pPr>
+            <w:r>
+              <w:rPr>
+                <w:rFonts w:ascii="Calibri" w:cs="Calibri" w:eastAsia="Calibri" w:hAnsi="Calibri"/>
+                <w:b w:val="false"/>
+                <w:bCs w:val="false"/>
+                <w:color w:val="22302A"/>
+                <w:sz w:val="20"/>
+                <w:szCs w:val="20"/>
+              </w:rPr>
+              <w:t xml:space="preserve">Đơn vị tính (lần/gói/ngày...).</w:t>
+            </w:r>
+          </w:p>
+        </w:tc>
+      </w:tr>
+      <w:tr>
+        <w:tc>
+          <w:tcPr>
+            <w:tcW w:type="dxa" w:w="2057"/>
+            <w:shd w:fill="F4F4F2" w:val="clear"/>
+            <w:tcMar>
+              <w:top w:type="dxa" w:w="100"/>
+              <w:left w:type="dxa" w:w="120"/>
+              <w:bottom w:type="dxa" w:w="100"/>
+              <w:right w:type="dxa" w:w="120"/>
+            </w:tcMar>
+            <w:vAlign w:val="center"/>
+          </w:tcPr>
+          <w:p>
+            <w:pPr>
+              <w:jc w:val="left"/>
+            </w:pPr>
+            <w:r>
+              <w:rPr>
+                <w:rFonts w:ascii="Calibri" w:cs="Calibri" w:eastAsia="Calibri" w:hAnsi="Calibri"/>
+                <w:b w:val="false"/>
+                <w:bCs w:val="false"/>
+                <w:color w:val="22302A"/>
+                <w:sz w:val="20"/>
+                <w:szCs w:val="20"/>
+              </w:rPr>
+              <w:t xml:space="preserve">insurance_note</w:t>
+            </w:r>
+          </w:p>
+        </w:tc>
+        <w:tc>
+          <w:tcPr>
+            <w:tcW w:type="dxa" w:w="2805"/>
+            <w:shd w:fill="F4F4F2" w:val="clear"/>
+            <w:tcMar>
+              <w:top w:type="dxa" w:w="100"/>
+              <w:left w:type="dxa" w:w="120"/>
+              <w:bottom w:type="dxa" w:w="100"/>
+              <w:right w:type="dxa" w:w="120"/>
+            </w:tcMar>
+            <w:vAlign w:val="center"/>
+          </w:tcPr>
+          <w:p>
+            <w:pPr>
+              <w:jc w:val="left"/>
+            </w:pPr>
+            <w:r>
+              <w:rPr>
+                <w:rFonts w:ascii="Calibri" w:cs="Calibri" w:eastAsia="Calibri" w:hAnsi="Calibri"/>
+                <w:b w:val="false"/>
+                <w:bCs w:val="false"/>
+                <w:color w:val="22302A"/>
+                <w:sz w:val="20"/>
+                <w:szCs w:val="20"/>
+              </w:rPr>
+              <w:t xml:space="preserve">VARCHAR(255)</w:t>
+            </w:r>
+          </w:p>
+        </w:tc>
+        <w:tc>
+          <w:tcPr>
+            <w:tcW w:type="dxa" w:w="4488"/>
+            <w:shd w:fill="F4F4F2" w:val="clear"/>
+            <w:tcMar>
+              <w:top w:type="dxa" w:w="100"/>
+              <w:left w:type="dxa" w:w="120"/>
+              <w:bottom w:type="dxa" w:w="100"/>
+              <w:right w:type="dxa" w:w="120"/>
+            </w:tcMar>
+            <w:vAlign w:val="center"/>
+          </w:tcPr>
+          <w:p>
+            <w:pPr>
+              <w:jc w:val="left"/>
+            </w:pPr>
+            <w:r>
+              <w:rPr>
+                <w:rFonts w:ascii="Calibri" w:cs="Calibri" w:eastAsia="Calibri" w:hAnsi="Calibri"/>
+                <w:b w:val="false"/>
+                <w:bCs w:val="false"/>
+                <w:color w:val="22302A"/>
+                <w:sz w:val="20"/>
+                <w:szCs w:val="20"/>
+              </w:rPr>
+              <w:t xml:space="preserve">Ghi chú về BHYT (mục 8.7).</w:t>
+            </w:r>
+          </w:p>
+        </w:tc>
+      </w:tr>
+    </w:tbl>
+    <w:p>
+      <w:pPr>
+        <w:pStyle w:val="Heading3"/>
+        <w:spacing w:after="100" w:before="220"/>
+      </w:pPr>
+      <w:r>
+        <w:rPr>
+          <w:rFonts w:ascii="Calibri" w:cs="Calibri" w:eastAsia="Calibri" w:hAnsi="Calibri"/>
+          <w:b/>
+          <w:bCs/>
+          <w:color w:val="2FA968"/>
+        </w:rPr>
+        <w:t xml:space="preserve">facilities (mới — backing cho Template F đa cơ sở, mục 8.6)</w:t>
+      </w:r>
+    </w:p>
+    <w:p>
+      <w:pPr>
+        <w:pStyle w:val="ListParagraph"/>
+        <w:numPr>
+          <w:ilvl w:val="0"/>
+          <w:numId w:val="2"/>
+        </w:numPr>
+        <w:spacing w:after="90" w:line="290"/>
+      </w:pPr>
+      <w:r>
+        <w:rPr>
+          <w:rFonts w:ascii="Calibri" w:cs="Calibri" w:eastAsia="Calibri" w:hAnsi="Calibri"/>
+          <w:color w:val="22302A"/>
+          <w:sz w:val="21"/>
+          <w:szCs w:val="21"/>
+        </w:rPr>
+        <w:t xml:space="preserve">facilities: id (UUID PK), name, address, phone, latitude, longitude, description, is_main (BOOLEAN — đánh dấu cơ sở chính để mặc định chọn tab đầu tiên ở Template F).</w:t>
+      </w:r>
+    </w:p>
+    <w:p>
+      <w:pPr>
+        <w:pStyle w:val="Heading2"/>
+        <w:spacing w:after="140" w:before="320"/>
+      </w:pPr>
+      <w:r>
+        <w:rPr>
+          <w:rFonts w:ascii="Calibri" w:cs="Calibri" w:eastAsia="Calibri" w:hAnsi="Calibri"/>
+          <w:b/>
+          <w:bCs/>
+          <w:color w:val="164B36"/>
+        </w:rPr>
+        <w:t xml:space="preserve">15.11. Quy tắc đặt tên &amp; quy ước chung</w:t>
+      </w:r>
+    </w:p>
+    <w:p>
+      <w:pPr>
+        <w:pStyle w:val="ListParagraph"/>
+        <w:numPr>
+          <w:ilvl w:val="0"/>
+          <w:numId w:val="2"/>
+        </w:numPr>
+        <w:spacing w:after="90" w:line="290"/>
+      </w:pPr>
+      <w:r>
+        <w:rPr>
+          <w:rFonts w:ascii="Calibri" w:cs="Calibri" w:eastAsia="Calibri" w:hAnsi="Calibri"/>
+          <w:color w:val="22302A"/>
+          <w:sz w:val="21"/>
+          <w:szCs w:val="21"/>
+        </w:rPr>
+        <w:t xml:space="preserve">Tên bảng số nhiều, snake_case (patients, doctor_schedules); tên cột snake_case, không viết tắt tối nghĩa.</w:t>
+      </w:r>
+    </w:p>
+    <w:p>
+      <w:pPr>
+        <w:pStyle w:val="ListParagraph"/>
+        <w:numPr>
+          <w:ilvl w:val="0"/>
+          <w:numId w:val="2"/>
+        </w:numPr>
+        <w:spacing w:after="90" w:line="290"/>
+      </w:pPr>
+      <w:r>
+        <w:rPr>
+          <w:rFonts w:ascii="Calibri" w:cs="Calibri" w:eastAsia="Calibri" w:hAnsi="Calibri"/>
+          <w:color w:val="22302A"/>
+          <w:sz w:val="21"/>
+          <w:szCs w:val="21"/>
+        </w:rPr>
+        <w:t xml:space="preserve">Khoá chính dùng UUID thống nhất cho MỌI bảng (không trộn serial int tự tăng với UUID giữa các bảng, tránh khó khăn khi join/migrate).</w:t>
+      </w:r>
+    </w:p>
+    <w:p>
+      <w:pPr>
+        <w:pStyle w:val="ListParagraph"/>
+        <w:numPr>
+          <w:ilvl w:val="0"/>
+          <w:numId w:val="2"/>
+        </w:numPr>
+        <w:spacing w:after="90" w:line="290"/>
+      </w:pPr>
+      <w:r>
+        <w:rPr>
+          <w:rFonts w:ascii="Calibri" w:cs="Calibri" w:eastAsia="Calibri" w:hAnsi="Calibri"/>
+          <w:color w:val="22302A"/>
+          <w:sz w:val="21"/>
+          <w:szCs w:val="21"/>
+        </w:rPr>
+        <w:t xml:space="preserve">Mọi bảng có created_at/updated_at, ngoại trừ activity_logs (chỉ created_at vì không cho phép UPDATE — mục 15.5).</w:t>
+      </w:r>
+    </w:p>
+    <w:p>
+      <w:pPr>
+        <w:pStyle w:val="ListParagraph"/>
+        <w:numPr>
+          <w:ilvl w:val="0"/>
+          <w:numId w:val="2"/>
+        </w:numPr>
+        <w:spacing w:after="90" w:line="290"/>
+      </w:pPr>
+      <w:r>
+        <w:rPr>
+          <w:rFonts w:ascii="Calibri" w:cs="Calibri" w:eastAsia="Calibri" w:hAnsi="Calibri"/>
+          <w:color w:val="22302A"/>
+          <w:sz w:val="21"/>
+          <w:szCs w:val="21"/>
+        </w:rPr>
+        <w:t xml:space="preserve">Ẩn/hiện tạm thời dùng cờ is_active hoặc is_published (boolean) — KHÔNG dùng deleted_at cho mục đích này. deleted_at (soft-delete) chỉ dùng cho dữ liệu cần lưu vết pháp lý khi xoá thật: patients, doctors, news, testimonials, appointments.</w:t>
+      </w:r>
+    </w:p>
+    <w:p>
+      <w:pPr>
+        <w:pStyle w:val="ListParagraph"/>
+        <w:numPr>
+          <w:ilvl w:val="0"/>
+          <w:numId w:val="2"/>
+        </w:numPr>
+        <w:spacing w:after="90" w:line="290"/>
+      </w:pPr>
+      <w:r>
+        <w:rPr>
+          <w:rFonts w:ascii="Calibri" w:cs="Calibri" w:eastAsia="Calibri" w:hAnsi="Calibri"/>
+          <w:color w:val="22302A"/>
+          <w:sz w:val="21"/>
+          <w:szCs w:val="21"/>
+        </w:rPr>
+        <w:t xml:space="preserve">Danh mục dùng chung (specialties, service_groups, services, news_categories, organization_units) không xoá cứng — luôn dùng is_active để tránh vỡ khoá ngoại ở các bảng đã tham chiếu (doctors, appointments, news...).</w:t>
       </w:r>
     </w:p>
     <w:p>
@@ -24705,6 +29112,95 @@
                 <w:szCs w:val="20"/>
               </w:rPr>
               <w:t xml:space="preserve">Ghi nhận triển khai thực tế Phase 11–13 (RBAC, 9 tab Admin, tính năng Đấu thầu trong Tin tức) vào mục 18 mới; cập nhật đồng bộ RBAC (9.1), điều hướng Admin (9.2), CRUD Tin tức (9.6), Nhật ký hoạt động (9.7), Trạng thái trống (12), An toàn thông tin — bảo mật file upload (14.4), và lược đồ CSDL — bảng news mở rộng, organization_units, admin_users.department_id (15.9).</w:t>
+            </w:r>
+          </w:p>
+        </w:tc>
+      </w:tr>
+      <w:tr>
+        <w:tc>
+          <w:tcPr>
+            <w:tcW w:type="dxa" w:w="1683"/>
+            <w:shd w:fill="F4F4F2" w:val="clear"/>
+            <w:tcMar>
+              <w:top w:type="dxa" w:w="100"/>
+              <w:left w:type="dxa" w:w="120"/>
+              <w:bottom w:type="dxa" w:w="100"/>
+              <w:right w:type="dxa" w:w="120"/>
+            </w:tcMar>
+            <w:vAlign w:val="center"/>
+          </w:tcPr>
+          <w:p>
+            <w:pPr>
+              <w:jc w:val="left"/>
+            </w:pPr>
+            <w:r>
+              <w:rPr>
+                <w:rFonts w:ascii="Calibri" w:cs="Calibri" w:eastAsia="Calibri" w:hAnsi="Calibri"/>
+                <w:b w:val="false"/>
+                <w:bCs w:val="false"/>
+                <w:color w:val="22302A"/>
+                <w:sz w:val="20"/>
+                <w:szCs w:val="20"/>
+              </w:rPr>
+              <w:t xml:space="preserve">2.6</w:t>
+            </w:r>
+          </w:p>
+        </w:tc>
+        <w:tc>
+          <w:tcPr>
+            <w:tcW w:type="dxa" w:w="1683"/>
+            <w:shd w:fill="F4F4F2" w:val="clear"/>
+            <w:tcMar>
+              <w:top w:type="dxa" w:w="100"/>
+              <w:left w:type="dxa" w:w="120"/>
+              <w:bottom w:type="dxa" w:w="100"/>
+              <w:right w:type="dxa" w:w="120"/>
+            </w:tcMar>
+            <w:vAlign w:val="center"/>
+          </w:tcPr>
+          <w:p>
+            <w:pPr>
+              <w:jc w:val="left"/>
+            </w:pPr>
+            <w:r>
+              <w:rPr>
+                <w:rFonts w:ascii="Calibri" w:cs="Calibri" w:eastAsia="Calibri" w:hAnsi="Calibri"/>
+                <w:b w:val="false"/>
+                <w:bCs w:val="false"/>
+                <w:color w:val="22302A"/>
+                <w:sz w:val="20"/>
+                <w:szCs w:val="20"/>
+              </w:rPr>
+              <w:t xml:space="preserve">07/2026</w:t>
+            </w:r>
+          </w:p>
+        </w:tc>
+        <w:tc>
+          <w:tcPr>
+            <w:tcW w:type="dxa" w:w="5984"/>
+            <w:shd w:fill="F4F4F2" w:val="clear"/>
+            <w:tcMar>
+              <w:top w:type="dxa" w:w="100"/>
+              <w:left w:type="dxa" w:w="120"/>
+              <w:bottom w:type="dxa" w:w="100"/>
+              <w:right w:type="dxa" w:w="120"/>
+            </w:tcMar>
+            <w:vAlign w:val="center"/>
+          </w:tcPr>
+          <w:p>
+            <w:pPr>
+              <w:jc w:val="left"/>
+            </w:pPr>
+            <w:r>
+              <w:rPr>
+                <w:rFonts w:ascii="Calibri" w:cs="Calibri" w:eastAsia="Calibri" w:hAnsi="Calibri"/>
+                <w:b w:val="false"/>
+                <w:bCs w:val="false"/>
+                <w:color w:val="22302A"/>
+                <w:sz w:val="20"/>
+                <w:szCs w:val="20"/>
+              </w:rPr>
+              <w:t xml:space="preserve">Hoàn thiện mục 15 (Database): bổ sung schema chi tiết cho 7 bảng còn thiếu (specialties/services, doctors/doctor_schedules, news, testimonials, contact_messages...) tại mục 15.10; sửa mâu thuẫn role enum admin_users (receptionist → department_admin) và thêm cột department_id vào bảng field (15.5); thêm cờ is_approved cho testimonials (khắc phục lỗ hổng kiểm duyệt); bổ sung 2 bảng mới price_list và facilities; thêm mục 15.11 quy tắc đặt tên &amp; quy ước chung.</w:t>
             </w:r>
           </w:p>
         </w:tc>
@@ -29085,7 +33581,7 @@
         <w:sz w:val="16"/>
         <w:szCs w:val="16"/>
       </w:rPr>
-      <w:t xml:space="preserve">Đặc tả UI/UX Website Bệnh viện Đa khoa · v2.5</w:t>
+      <w:t xml:space="preserve">Đặc tả UI/UX Website Bệnh viện Đa khoa · v2.6</w:t>
     </w:r>
   </w:p>
 </w:hdr>
